--- a/documentation/01 System Overview/Development Timeline.docx
+++ b/documentation/01 System Overview/Development Timeline.docx
@@ -289,7 +289,7 @@
                 <w:sz w:val="20"/>
                 <w:szCs w:val="20"/>
               </w:rPr>
-              <w:t>20 October 2026</w:t>
+              <w:t>21 October 2026</w:t>
             </w:r>
           </w:p>
         </w:tc>
@@ -411,7 +411,7 @@
           <w:sz w:val="20"/>
           <w:szCs w:val="20"/>
         </w:rPr>
-        <w:t>A dated record of how the system was built between 11 September and 20 October 2026: phases, a day-by-day feature log, the</w:t>
+        <w:t>A dated record of how the system was built between 11 September and 21 October 2026: phases, a day-by-day feature log, the</w:t>
       </w:r>
       <w:r>
         <w:rPr>
@@ -1603,6 +1603,74 @@
           </w:p>
         </w:tc>
       </w:tr>
+      <w:tr>
+        <w:tblPrEx>
+          <w:tblCellMar>
+            <w:top w:w="0" w:type="dxa"/>
+            <w:bottom w:w="0" w:type="dxa"/>
+          </w:tblCellMar>
+        </w:tblPrEx>
+        <w:tc>
+          <w:tcPr>
+            <w:tcW w:w="1300" w:type="dxa"/>
+            <w:tcMar>
+              <w:top w:w="50" w:type="dxa"/>
+              <w:left w:w="90" w:type="dxa"/>
+              <w:bottom w:w="50" w:type="dxa"/>
+              <w:right w:w="90" w:type="dxa"/>
+            </w:tcMar>
+          </w:tcPr>
+          <w:p>
+            <w:r>
+              <w:rPr>
+                <w:sz w:val="19"/>
+                <w:szCs w:val="19"/>
+              </w:rPr>
+              <w:t>1.1</w:t>
+            </w:r>
+          </w:p>
+        </w:tc>
+        <w:tc>
+          <w:tcPr>
+            <w:tcW w:w="1900" w:type="dxa"/>
+            <w:tcMar>
+              <w:top w:w="50" w:type="dxa"/>
+              <w:left w:w="90" w:type="dxa"/>
+              <w:bottom w:w="50" w:type="dxa"/>
+              <w:right w:w="90" w:type="dxa"/>
+            </w:tcMar>
+          </w:tcPr>
+          <w:p>
+            <w:r>
+              <w:rPr>
+                <w:sz w:val="19"/>
+                <w:szCs w:val="19"/>
+              </w:rPr>
+              <w:t>21 October 2026</w:t>
+            </w:r>
+          </w:p>
+        </w:tc>
+        <w:tc>
+          <w:tcPr>
+            <w:tcW w:w="6438" w:type="dxa"/>
+            <w:tcMar>
+              <w:top w:w="50" w:type="dxa"/>
+              <w:left w:w="90" w:type="dxa"/>
+              <w:bottom w:w="50" w:type="dxa"/>
+              <w:right w:w="90" w:type="dxa"/>
+            </w:tcMar>
+          </w:tcPr>
+          <w:p>
+            <w:r>
+              <w:rPr>
+                <w:sz w:val="19"/>
+                <w:szCs w:val="19"/>
+              </w:rPr>
+              <w:t>21 October: the desktop's modern look and the dashboard breakdown.</w:t>
+            </w:r>
+          </w:p>
+        </w:tc>
+      </w:tr>
     </w:tbl>
     <w:p>
       <w:pPr>
@@ -1614,7 +1682,7 @@
           <w:sz w:val="20"/>
           <w:szCs w:val="20"/>
         </w:rPr>
-        <w:t>Keep this document up to date: when a feature, setting or server changes, edit the matching section here and</w:t>
+        <w:t>Keep this document u</w:t>
       </w:r>
       <w:r>
         <w:rPr>
@@ -1622,7 +1690,7 @@
           <w:sz w:val="20"/>
           <w:szCs w:val="20"/>
         </w:rPr>
-        <w:t xml:space="preserve"> add a line to the table above.</w:t>
+        <w:t>p to date: when a feature, setting or server changes, edit the matching section here and add a line to the table above.</w:t>
       </w:r>
     </w:p>
     <w:p>
@@ -1643,7 +1711,7 @@
     <w:sdt>
       <w:sdtPr>
         <w:alias w:val="Contents"/>
-        <w:id w:val="1805588510"/>
+        <w:id w:val="1355618680"/>
       </w:sdtPr>
       <w:sdtEndPr/>
       <w:sdtContent>
@@ -1670,7 +1738,7 @@
           <w:r>
             <w:fldChar w:fldCharType="separate"/>
           </w:r>
-          <w:hyperlink w:anchor="_Toc243418272" w:history="1">
+          <w:hyperlink w:anchor="_Toc243478958" w:history="1">
             <w:r>
               <w:rPr>
                 <w:rStyle w:val="Hyperlink"/>
@@ -1694,7 +1762,7 @@
               <w:rPr>
                 <w:noProof/>
               </w:rPr>
-              <w:instrText xml:space="preserve"> PAGEREF _Toc243418272 \h </w:instrText>
+              <w:instrText xml:space="preserve"> PAGEREF _Toc243478958 \h </w:instrText>
             </w:r>
             <w:r>
               <w:rPr>
@@ -1735,7 +1803,7 @@
               <w:szCs w:val="22"/>
             </w:rPr>
           </w:pPr>
-          <w:hyperlink w:anchor="_Toc243418273" w:history="1">
+          <w:hyperlink w:anchor="_Toc243478959" w:history="1">
             <w:r>
               <w:rPr>
                 <w:rStyle w:val="Hyperlink"/>
@@ -1759,7 +1827,7 @@
               <w:rPr>
                 <w:noProof/>
               </w:rPr>
-              <w:instrText xml:space="preserve"> PAGEREF _Toc243418273 \h </w:instrText>
+              <w:instrText xml:space="preserve"> PAGEREF _Toc243478959 \h </w:instrText>
             </w:r>
             <w:r>
               <w:rPr>
@@ -1800,7 +1868,7 @@
               <w:szCs w:val="22"/>
             </w:rPr>
           </w:pPr>
-          <w:hyperlink w:anchor="_Toc243418274" w:history="1">
+          <w:hyperlink w:anchor="_Toc243478960" w:history="1">
             <w:r>
               <w:rPr>
                 <w:rStyle w:val="Hyperlink"/>
@@ -1824,7 +1892,7 @@
               <w:rPr>
                 <w:noProof/>
               </w:rPr>
-              <w:instrText xml:space="preserve"> PAGEREF _Toc243418274 \h </w:instrText>
+              <w:instrText xml:space="preserve"> PAGEREF _Toc243478960 \h </w:instrText>
             </w:r>
             <w:r>
               <w:rPr>
@@ -1865,7 +1933,7 @@
               <w:szCs w:val="22"/>
             </w:rPr>
           </w:pPr>
-          <w:hyperlink w:anchor="_Toc243418275" w:history="1">
+          <w:hyperlink w:anchor="_Toc243478961" w:history="1">
             <w:r>
               <w:rPr>
                 <w:rStyle w:val="Hyperlink"/>
@@ -1889,7 +1957,7 @@
               <w:rPr>
                 <w:noProof/>
               </w:rPr>
-              <w:instrText xml:space="preserve"> PAGEREF _Toc243418275 \h </w:instrText>
+              <w:instrText xml:space="preserve"> PAGEREF _Toc243478961 \h </w:instrText>
             </w:r>
             <w:r>
               <w:rPr>
@@ -1930,7 +1998,7 @@
               <w:szCs w:val="22"/>
             </w:rPr>
           </w:pPr>
-          <w:hyperlink w:anchor="_Toc243418276" w:history="1">
+          <w:hyperlink w:anchor="_Toc243478962" w:history="1">
             <w:r>
               <w:rPr>
                 <w:rStyle w:val="Hyperlink"/>
@@ -1954,7 +2022,7 @@
               <w:rPr>
                 <w:noProof/>
               </w:rPr>
-              <w:instrText xml:space="preserve"> PAGEREF _Toc243418276 \h </w:instrText>
+              <w:instrText xml:space="preserve"> PAGEREF _Toc243478962 \h </w:instrText>
             </w:r>
             <w:r>
               <w:rPr>
@@ -1995,7 +2063,7 @@
               <w:szCs w:val="22"/>
             </w:rPr>
           </w:pPr>
-          <w:hyperlink w:anchor="_Toc243418277" w:history="1">
+          <w:hyperlink w:anchor="_Toc243478963" w:history="1">
             <w:r>
               <w:rPr>
                 <w:rStyle w:val="Hyperlink"/>
@@ -2019,7 +2087,7 @@
               <w:rPr>
                 <w:noProof/>
               </w:rPr>
-              <w:instrText xml:space="preserve"> PAGEREF _Toc243418277 \h </w:instrText>
+              <w:instrText xml:space="preserve"> PAGEREF _Toc243478963 \h </w:instrText>
             </w:r>
             <w:r>
               <w:rPr>
@@ -2060,7 +2128,7 @@
               <w:szCs w:val="22"/>
             </w:rPr>
           </w:pPr>
-          <w:hyperlink w:anchor="_Toc243418278" w:history="1">
+          <w:hyperlink w:anchor="_Toc243478964" w:history="1">
             <w:r>
               <w:rPr>
                 <w:rStyle w:val="Hyperlink"/>
@@ -2084,7 +2152,7 @@
               <w:rPr>
                 <w:noProof/>
               </w:rPr>
-              <w:instrText xml:space="preserve"> PAGEREF _Toc243418278 \h </w:instrText>
+              <w:instrText xml:space="preserve"> PAGEREF _Toc243478964 \h </w:instrText>
             </w:r>
             <w:r>
               <w:rPr>
@@ -2127,7 +2195,7 @@
       <w:pPr>
         <w:pStyle w:val="Heading1"/>
       </w:pPr>
-      <w:bookmarkStart w:id="1" w:name="_Toc243418272"/>
+      <w:bookmarkStart w:id="1" w:name="_Toc243478958"/>
       <w:r>
         <w:lastRenderedPageBreak/>
         <w:t>1  Introduction</w:t>
@@ -2139,7 +2207,7 @@
         <w:spacing w:after="120" w:line="276" w:lineRule="auto"/>
       </w:pPr>
       <w:r>
-        <w:t>The system was built in a series of working sessions between 11 September and 20 October 2026, each feature requested by the business owner and built, tested and adjusted the same day or the next. Dates below are taken from those session records (Kenya tim</w:t>
+        <w:t>The system was built in a series of working sessions between 11 September and 21 October 2026, each feature requested by the business owner and built, tested and adjusted the same day or the next. Dates below are taken from those session records (Kenya tim</w:t>
       </w:r>
       <w:r>
         <w:t>e) and from the migration scripts. Earlier project files from July 2026 (empty project templates) are not part of this history.</w:t>
@@ -2154,7 +2222,7 @@
       <w:pPr>
         <w:pStyle w:val="Heading1"/>
       </w:pPr>
-      <w:bookmarkStart w:id="2" w:name="_Toc243418273"/>
+      <w:bookmarkStart w:id="2" w:name="_Toc243478959"/>
       <w:r>
         <w:lastRenderedPageBreak/>
         <w:t>2  Phases</w:t>
@@ -2354,7 +2422,14 @@
                 <w:sz w:val="19"/>
                 <w:szCs w:val="19"/>
               </w:rPr>
-              <w:t>Database design checked and created, profit functions, technology chosen, backend and servers scaffolded, first website, mobile app core sections</w:t>
+              <w:t>Database design checked and created, profit functions, technology chos</w:t>
+            </w:r>
+            <w:r>
+              <w:rPr>
+                <w:sz w:val="19"/>
+                <w:szCs w:val="19"/>
+              </w:rPr>
+              <w:t>en, backend and servers scaffolded, first website, mobile app core sections</w:t>
             </w:r>
           </w:p>
         </w:tc>
@@ -3798,6 +3873,88 @@
                 <w:szCs w:val="19"/>
               </w:rPr>
               <w:t>ach account; turning the phone no longer asks for the fingerprint; Sign out asks first</w:t>
+            </w:r>
+          </w:p>
+        </w:tc>
+      </w:tr>
+      <w:tr>
+        <w:tblPrEx>
+          <w:tblCellMar>
+            <w:top w:w="0" w:type="dxa"/>
+            <w:bottom w:w="0" w:type="dxa"/>
+          </w:tblCellMar>
+        </w:tblPrEx>
+        <w:trPr>
+          <w:cantSplit/>
+        </w:trPr>
+        <w:tc>
+          <w:tcPr>
+            <w:tcW w:w="1830" w:type="dxa"/>
+            <w:tcMar>
+              <w:top w:w="50" w:type="dxa"/>
+              <w:left w:w="90" w:type="dxa"/>
+              <w:bottom w:w="50" w:type="dxa"/>
+              <w:right w:w="90" w:type="dxa"/>
+            </w:tcMar>
+          </w:tcPr>
+          <w:p>
+            <w:pPr>
+              <w:spacing w:after="20" w:line="252" w:lineRule="auto"/>
+            </w:pPr>
+            <w:r>
+              <w:rPr>
+                <w:b/>
+                <w:bCs/>
+                <w:sz w:val="19"/>
+                <w:szCs w:val="19"/>
+              </w:rPr>
+              <w:t>21 Oct</w:t>
+            </w:r>
+          </w:p>
+        </w:tc>
+        <w:tc>
+          <w:tcPr>
+            <w:tcW w:w="2196" w:type="dxa"/>
+            <w:tcMar>
+              <w:top w:w="50" w:type="dxa"/>
+              <w:left w:w="90" w:type="dxa"/>
+              <w:bottom w:w="50" w:type="dxa"/>
+              <w:right w:w="90" w:type="dxa"/>
+            </w:tcMar>
+          </w:tcPr>
+          <w:p>
+            <w:pPr>
+              <w:spacing w:after="20" w:line="252" w:lineRule="auto"/>
+            </w:pPr>
+            <w:r>
+              <w:rPr>
+                <w:sz w:val="19"/>
+                <w:szCs w:val="19"/>
+              </w:rPr>
+              <w:t>A modern desktop</w:t>
+            </w:r>
+          </w:p>
+        </w:tc>
+        <w:tc>
+          <w:tcPr>
+            <w:tcW w:w="5612" w:type="dxa"/>
+            <w:tcMar>
+              <w:top w:w="50" w:type="dxa"/>
+              <w:left w:w="90" w:type="dxa"/>
+              <w:bottom w:w="50" w:type="dxa"/>
+              <w:right w:w="90" w:type="dxa"/>
+            </w:tcMar>
+          </w:tcPr>
+          <w:p>
+            <w:pPr>
+              <w:spacing w:after="20" w:line="252" w:lineRule="auto"/>
+            </w:pPr>
+            <w:r>
+              <w:rPr>
+                <w:sz w:val="19"/>
+                <w:szCs w:val="19"/>
+              </w:rPr>
+              <w:t>A backdrop with depth, a floating menu that folds to icons, see-through cards and rain on glass in the Dark theme; the dashboard figures with a breakdown</w:t>
             </w:r>
           </w:p>
         </w:tc>
@@ -3817,7 +3974,7 @@
       <w:pPr>
         <w:pStyle w:val="Heading1"/>
       </w:pPr>
-      <w:bookmarkStart w:id="3" w:name="_Toc243418274"/>
+      <w:bookmarkStart w:id="3" w:name="_Toc243478960"/>
       <w:r>
         <w:lastRenderedPageBreak/>
         <w:t>3  Timeline chart</w:t>
@@ -3907,7 +4064,7 @@
       <w:pPr>
         <w:pStyle w:val="Heading1"/>
       </w:pPr>
-      <w:bookmarkStart w:id="4" w:name="_Toc243418275"/>
+      <w:bookmarkStart w:id="4" w:name="_Toc243478961"/>
       <w:r>
         <w:lastRenderedPageBreak/>
         <w:t>4  Feature log</w:t>
@@ -12426,6 +12583,104 @@
           </w:p>
         </w:tc>
       </w:tr>
+      <w:tr>
+        <w:tblPrEx>
+          <w:tblCellMar>
+            <w:top w:w="0" w:type="dxa"/>
+            <w:bottom w:w="0" w:type="dxa"/>
+          </w:tblCellMar>
+        </w:tblPrEx>
+        <w:trPr>
+          <w:cantSplit/>
+        </w:trPr>
+        <w:tc>
+          <w:tcPr>
+            <w:tcW w:w="1445" w:type="dxa"/>
+            <w:shd w:val="clear" w:color="auto" w:fill="F4F5F3"/>
+            <w:tcMar>
+              <w:top w:w="50" w:type="dxa"/>
+              <w:left w:w="90" w:type="dxa"/>
+              <w:bottom w:w="50" w:type="dxa"/>
+              <w:right w:w="90" w:type="dxa"/>
+            </w:tcMar>
+          </w:tcPr>
+          <w:p>
+            <w:pPr>
+              <w:spacing w:after="20" w:line="252" w:lineRule="auto"/>
+            </w:pPr>
+            <w:r>
+              <w:rPr>
+                <w:sz w:val="19"/>
+                <w:szCs w:val="19"/>
+              </w:rPr>
+              <w:lastRenderedPageBreak/>
+              <w:t>21 Oct 2026</w:t>
+            </w:r>
+          </w:p>
+        </w:tc>
+        <w:tc>
+          <w:tcPr>
+            <w:tcW w:w="1686" w:type="dxa"/>
+            <w:shd w:val="clear" w:color="auto" w:fill="F4F5F3"/>
+            <w:tcMar>
+              <w:top w:w="50" w:type="dxa"/>
+              <w:left w:w="90" w:type="dxa"/>
+              <w:bottom w:w="50" w:type="dxa"/>
+              <w:right w:w="90" w:type="dxa"/>
+            </w:tcMar>
+          </w:tcPr>
+          <w:p>
+            <w:pPr>
+              <w:spacing w:after="20" w:line="252" w:lineRule="auto"/>
+            </w:pPr>
+            <w:r>
+              <w:rPr>
+                <w:sz w:val="19"/>
+                <w:szCs w:val="19"/>
+              </w:rPr>
+              <w:t>Desktop app</w:t>
+            </w:r>
+          </w:p>
+        </w:tc>
+        <w:tc>
+          <w:tcPr>
+            <w:tcW w:w="6507" w:type="dxa"/>
+            <w:shd w:val="clear" w:color="auto" w:fill="F4F5F3"/>
+            <w:tcMar>
+              <w:top w:w="50" w:type="dxa"/>
+              <w:left w:w="90" w:type="dxa"/>
+              <w:bottom w:w="50" w:type="dxa"/>
+              <w:right w:w="90" w:type="dxa"/>
+            </w:tcMar>
+          </w:tcPr>
+          <w:p>
+            <w:pPr>
+              <w:spacing w:after="20" w:line="252" w:lineRule="auto"/>
+            </w:pPr>
+            <w:r>
+              <w:rPr>
+                <w:sz w:val="19"/>
+                <w:szCs w:val="19"/>
+              </w:rPr>
+              <w:t>A modern look ("the green doesn't feel like one color ... it looks like an app from 2010"): a backdrop with depth instead of a flat colour, the menu floating without a panel - narrower and able to fold to icons -, see-through rounde</w:t>
+            </w:r>
+            <w:r>
+              <w:rPr>
+                <w:sz w:val="19"/>
+                <w:szCs w:val="19"/>
+              </w:rPr>
+              <w:t>d cards, rain on glass behind the Dark theme's menu. The dashboard's figures gained a short breakdown (customers and staff, products retired and deleted, campaign photos and videos, trips in progress); the database figure is for the SuperAdmin only. Status</w:t>
+            </w:r>
+            <w:r>
+              <w:rPr>
+                <w:sz w:val="19"/>
+                <w:szCs w:val="19"/>
+              </w:rPr>
+              <w:t xml:space="preserve"> pills made readable in the Light theme.</w:t>
+            </w:r>
+          </w:p>
+        </w:tc>
+      </w:tr>
     </w:tbl>
     <w:p>
       <w:pPr>
@@ -12434,7 +12689,6 @@
     </w:p>
     <w:p>
       <w:r>
-        <w:lastRenderedPageBreak/>
         <w:br w:type="page"/>
       </w:r>
     </w:p>
@@ -12442,7 +12696,7 @@
       <w:pPr>
         <w:pStyle w:val="Heading1"/>
       </w:pPr>
-      <w:bookmarkStart w:id="5" w:name="_Toc243418276"/>
+      <w:bookmarkStart w:id="5" w:name="_Toc243478962"/>
       <w:r>
         <w:lastRenderedPageBreak/>
         <w:t>5  Database changes</w:t>
@@ -16599,7 +16853,7 @@
       <w:pPr>
         <w:pStyle w:val="Heading1"/>
       </w:pPr>
-      <w:bookmarkStart w:id="6" w:name="_Toc243418277"/>
+      <w:bookmarkStart w:id="6" w:name="_Toc243478963"/>
       <w:r>
         <w:lastRenderedPageBreak/>
         <w:t>6  Key decisions</w:t>
@@ -19590,14 +19844,7 @@
                 <w:sz w:val="19"/>
                 <w:szCs w:val="19"/>
               </w:rPr>
-              <w:t>Owner: "all that is left is to just change some few values here and there e.g safaricoms codes"; Safaricom rejects call</w:t>
-            </w:r>
-            <w:r>
-              <w:rPr>
-                <w:sz w:val="19"/>
-                <w:szCs w:val="19"/>
-              </w:rPr>
-              <w:t>back addresses with "mpesa" in them</w:t>
+              <w:t>Owner: "all that is left is to just change some few values here and there e.g safaricoms codes"; Safaricom rejects callback addresses with "mpesa" in them</w:t>
             </w:r>
           </w:p>
         </w:tc>
@@ -20922,7 +21169,7 @@
       <w:pPr>
         <w:pStyle w:val="Heading1"/>
       </w:pPr>
-      <w:bookmarkStart w:id="7" w:name="_Toc243418278"/>
+      <w:bookmarkStart w:id="7" w:name="_Toc243478964"/>
       <w:r>
         <w:lastRenderedPageBreak/>
         <w:t>7  Open items at the time of writing</w:t>
@@ -21291,10 +21538,10 @@
 <file path=word/numbering.xml><?xml version="1.0" encoding="utf-8"?>
 <w:numbering xmlns:wpc="http://schemas.microsoft.com/office/word/2010/wordprocessingCanvas" xmlns:cx="http://schemas.microsoft.com/office/drawing/2014/chartex" xmlns:cx1="http://schemas.microsoft.com/office/drawing/2015/9/8/chartex" xmlns:mc="http://schemas.openxmlformats.org/markup-compatibility/2006" xmlns:o="urn:schemas-microsoft-com:office:office" xmlns:r="http://schemas.openxmlformats.org/officeDocument/2006/relationships" xmlns:m="http://schemas.openxmlformats.org/officeDocument/2006/math" xmlns:v="urn:schemas-microsoft-com:vml" xmlns:wp14="http://schemas.microsoft.com/office/word/2010/wordprocessingDrawing" xmlns:wp="http://schemas.openxmlformats.org/drawingml/2006/wordprocessingDrawing" xmlns:w10="urn:schemas-microsoft-com:office:word" xmlns:w="http://schemas.openxmlformats.org/wordprocessingml/2006/main" xmlns:w14="http://schemas.microsoft.com/office/word/2010/wordml" xmlns:w15="http://schemas.microsoft.com/office/word/2012/wordml" xmlns:w16se="http://schemas.microsoft.com/office/word/2015/wordml/symex" xmlns:wpg="http://schemas.microsoft.com/office/word/2010/wordprocessingGroup" xmlns:wpi="http://schemas.microsoft.com/office/word/2010/wordprocessingInk" xmlns:wne="http://schemas.microsoft.com/office/word/2006/wordml" xmlns:wps="http://schemas.microsoft.com/office/word/2010/wordprocessingShape" mc:Ignorable="w14 w15 w16se wp14">
   <w:abstractNum w:abstractNumId="0" w15:restartNumberingAfterBreak="0">
-    <w:nsid w:val="20663202"/>
+    <w:nsid w:val="2615233E"/>
     <w:multiLevelType w:val="hybridMultilevel"/>
-    <w:tmpl w:val="4CC8F238"/>
-    <w:lvl w:ilvl="0" w:tplc="E6166964" w:tentative="1">
+    <w:tmpl w:val="8188ABC0"/>
+    <w:lvl w:ilvl="0" w:tplc="8FBA3660" w:tentative="1">
       <w:start w:val="1"/>
       <w:numFmt w:val="decimal"/>
       <w:lvlText w:val="%1."/>
@@ -21303,7 +21550,7 @@
         <w:ind w:left="540" w:hanging="300"/>
       </w:pPr>
     </w:lvl>
-    <w:lvl w:ilvl="1" w:tplc="7CFC5D3E" w:tentative="1">
+    <w:lvl w:ilvl="1" w:tplc="7F74F772" w:tentative="1">
       <w:start w:val="1"/>
       <w:numFmt w:val="lowerLetter"/>
       <w:lvlText w:val="%2."/>
@@ -21312,7 +21559,7 @@
         <w:ind w:left="940" w:hanging="300"/>
       </w:pPr>
     </w:lvl>
-    <w:lvl w:ilvl="2" w:tplc="85AEE91E" w:tentative="1">
+    <w:lvl w:ilvl="2" w:tplc="6292E2C6" w:tentative="1">
       <w:start w:val="1"/>
       <w:numFmt w:val="lowerRoman"/>
       <w:lvlText w:val="%3."/>
@@ -21321,42 +21568,104 @@
         <w:ind w:left="1340" w:hanging="300"/>
       </w:pPr>
     </w:lvl>
-    <w:lvl w:ilvl="3" w:tplc="E8FE0D72">
+    <w:lvl w:ilvl="3" w:tplc="8978649E">
       <w:numFmt w:val="decimal"/>
       <w:lvlText w:val=""/>
       <w:lvlJc w:val="left"/>
     </w:lvl>
-    <w:lvl w:ilvl="4" w:tplc="205006DE">
+    <w:lvl w:ilvl="4" w:tplc="65363E6C">
       <w:numFmt w:val="decimal"/>
       <w:lvlText w:val=""/>
       <w:lvlJc w:val="left"/>
     </w:lvl>
-    <w:lvl w:ilvl="5" w:tplc="EA987B90">
+    <w:lvl w:ilvl="5" w:tplc="3886E4CC">
       <w:numFmt w:val="decimal"/>
       <w:lvlText w:val=""/>
       <w:lvlJc w:val="left"/>
     </w:lvl>
-    <w:lvl w:ilvl="6" w:tplc="E33AD938">
+    <w:lvl w:ilvl="6" w:tplc="1C40253E">
       <w:numFmt w:val="decimal"/>
       <w:lvlText w:val=""/>
       <w:lvlJc w:val="left"/>
     </w:lvl>
-    <w:lvl w:ilvl="7" w:tplc="B96AA5B0">
+    <w:lvl w:ilvl="7" w:tplc="1160D9AE">
       <w:numFmt w:val="decimal"/>
       <w:lvlText w:val=""/>
       <w:lvlJc w:val="left"/>
     </w:lvl>
-    <w:lvl w:ilvl="8" w:tplc="F30EFAD0">
+    <w:lvl w:ilvl="8" w:tplc="85D837F0">
       <w:numFmt w:val="decimal"/>
       <w:lvlText w:val=""/>
       <w:lvlJc w:val="left"/>
     </w:lvl>
   </w:abstractNum>
   <w:abstractNum w:abstractNumId="1" w15:restartNumberingAfterBreak="0">
-    <w:nsid w:val="6F5C612D"/>
+    <w:nsid w:val="51B3152C"/>
     <w:multiLevelType w:val="hybridMultilevel"/>
-    <w:tmpl w:val="B3BEF770"/>
-    <w:lvl w:ilvl="0" w:tplc="2EE452FA" w:tentative="1">
+    <w:tmpl w:val="B574AA82"/>
+    <w:lvl w:ilvl="0" w:tplc="E8ACC4AE">
+      <w:start w:val="1"/>
+      <w:numFmt w:val="bullet"/>
+      <w:lvlText w:val="•"/>
+      <w:lvlJc w:val="left"/>
+      <w:pPr>
+        <w:ind w:left="540" w:hanging="300"/>
+      </w:pPr>
+    </w:lvl>
+    <w:lvl w:ilvl="1" w:tplc="E9388D6C" w:tentative="1">
+      <w:start w:val="1"/>
+      <w:numFmt w:val="bullet"/>
+      <w:lvlText w:val="–"/>
+      <w:lvlJc w:val="left"/>
+      <w:pPr>
+        <w:ind w:left="940" w:hanging="300"/>
+      </w:pPr>
+    </w:lvl>
+    <w:lvl w:ilvl="2" w:tplc="F76CAC4C" w:tentative="1">
+      <w:start w:val="1"/>
+      <w:numFmt w:val="bullet"/>
+      <w:lvlText w:val="◦"/>
+      <w:lvlJc w:val="left"/>
+      <w:pPr>
+        <w:ind w:left="1340" w:hanging="300"/>
+      </w:pPr>
+    </w:lvl>
+    <w:lvl w:ilvl="3" w:tplc="84287902">
+      <w:numFmt w:val="decimal"/>
+      <w:lvlText w:val=""/>
+      <w:lvlJc w:val="left"/>
+    </w:lvl>
+    <w:lvl w:ilvl="4" w:tplc="E3E8F8E8">
+      <w:numFmt w:val="decimal"/>
+      <w:lvlText w:val=""/>
+      <w:lvlJc w:val="left"/>
+    </w:lvl>
+    <w:lvl w:ilvl="5" w:tplc="A3C07620">
+      <w:numFmt w:val="decimal"/>
+      <w:lvlText w:val=""/>
+      <w:lvlJc w:val="left"/>
+    </w:lvl>
+    <w:lvl w:ilvl="6" w:tplc="2CD2C3EC">
+      <w:numFmt w:val="decimal"/>
+      <w:lvlText w:val=""/>
+      <w:lvlJc w:val="left"/>
+    </w:lvl>
+    <w:lvl w:ilvl="7" w:tplc="E11A30BE">
+      <w:numFmt w:val="decimal"/>
+      <w:lvlText w:val=""/>
+      <w:lvlJc w:val="left"/>
+    </w:lvl>
+    <w:lvl w:ilvl="8" w:tplc="63261DF2">
+      <w:numFmt w:val="decimal"/>
+      <w:lvlText w:val=""/>
+      <w:lvlJc w:val="left"/>
+    </w:lvl>
+  </w:abstractNum>
+  <w:abstractNum w:abstractNumId="2" w15:restartNumberingAfterBreak="0">
+    <w:nsid w:val="57EC2F1E"/>
+    <w:multiLevelType w:val="hybridMultilevel"/>
+    <w:tmpl w:val="AB80CF62"/>
+    <w:lvl w:ilvl="0" w:tplc="8CB2ECB6" w:tentative="1">
       <w:start w:val="1"/>
       <w:numFmt w:val="bullet"/>
       <w:lvlText w:val="●"/>
@@ -21365,7 +21674,7 @@
         <w:ind w:left="720" w:hanging="360"/>
       </w:pPr>
     </w:lvl>
-    <w:lvl w:ilvl="1" w:tplc="A288DB82" w:tentative="1">
+    <w:lvl w:ilvl="1" w:tplc="8CBEBBAE" w:tentative="1">
       <w:start w:val="1"/>
       <w:numFmt w:val="bullet"/>
       <w:lvlText w:val="○"/>
@@ -21374,7 +21683,7 @@
         <w:ind w:left="1440" w:hanging="360"/>
       </w:pPr>
     </w:lvl>
-    <w:lvl w:ilvl="2" w:tplc="94840836" w:tentative="1">
+    <w:lvl w:ilvl="2" w:tplc="8CEA54E0" w:tentative="1">
       <w:start w:val="1"/>
       <w:numFmt w:val="bullet"/>
       <w:lvlText w:val="■"/>
@@ -21383,7 +21692,7 @@
         <w:ind w:left="2160" w:hanging="360"/>
       </w:pPr>
     </w:lvl>
-    <w:lvl w:ilvl="3" w:tplc="75C0B532" w:tentative="1">
+    <w:lvl w:ilvl="3" w:tplc="B05A1622" w:tentative="1">
       <w:start w:val="1"/>
       <w:numFmt w:val="bullet"/>
       <w:lvlText w:val="●"/>
@@ -21392,7 +21701,7 @@
         <w:ind w:left="2880" w:hanging="360"/>
       </w:pPr>
     </w:lvl>
-    <w:lvl w:ilvl="4" w:tplc="ABF0AC8A" w:tentative="1">
+    <w:lvl w:ilvl="4" w:tplc="66AC3CC4" w:tentative="1">
       <w:start w:val="1"/>
       <w:numFmt w:val="bullet"/>
       <w:lvlText w:val="○"/>
@@ -21401,7 +21710,7 @@
         <w:ind w:left="3600" w:hanging="360"/>
       </w:pPr>
     </w:lvl>
-    <w:lvl w:ilvl="5" w:tplc="C486F918" w:tentative="1">
+    <w:lvl w:ilvl="5" w:tplc="BAF6E126" w:tentative="1">
       <w:start w:val="1"/>
       <w:numFmt w:val="bullet"/>
       <w:lvlText w:val="■"/>
@@ -21410,7 +21719,7 @@
         <w:ind w:left="4320" w:hanging="360"/>
       </w:pPr>
     </w:lvl>
-    <w:lvl w:ilvl="6" w:tplc="AE06B552" w:tentative="1">
+    <w:lvl w:ilvl="6" w:tplc="216A5D3E" w:tentative="1">
       <w:start w:val="1"/>
       <w:numFmt w:val="bullet"/>
       <w:lvlText w:val="●"/>
@@ -21419,7 +21728,7 @@
         <w:ind w:left="5040" w:hanging="360"/>
       </w:pPr>
     </w:lvl>
-    <w:lvl w:ilvl="7" w:tplc="93B4FAC6" w:tentative="1">
+    <w:lvl w:ilvl="7" w:tplc="6B5AC7BA" w:tentative="1">
       <w:start w:val="1"/>
       <w:numFmt w:val="bullet"/>
       <w:lvlText w:val="●"/>
@@ -21428,7 +21737,7 @@
         <w:ind w:left="5760" w:hanging="360"/>
       </w:pPr>
     </w:lvl>
-    <w:lvl w:ilvl="8" w:tplc="21DA2C46" w:tentative="1">
+    <w:lvl w:ilvl="8" w:tplc="CC4AADBC" w:tentative="1">
       <w:start w:val="1"/>
       <w:numFmt w:val="bullet"/>
       <w:lvlText w:val="●"/>
@@ -21438,76 +21747,14 @@
       </w:pPr>
     </w:lvl>
   </w:abstractNum>
-  <w:abstractNum w:abstractNumId="2" w15:restartNumberingAfterBreak="0">
-    <w:nsid w:val="7AF5589D"/>
-    <w:multiLevelType w:val="hybridMultilevel"/>
-    <w:tmpl w:val="77C8BC3E"/>
-    <w:lvl w:ilvl="0" w:tplc="05B09890">
-      <w:start w:val="1"/>
-      <w:numFmt w:val="bullet"/>
-      <w:lvlText w:val="•"/>
-      <w:lvlJc w:val="left"/>
-      <w:pPr>
-        <w:ind w:left="540" w:hanging="300"/>
-      </w:pPr>
-    </w:lvl>
-    <w:lvl w:ilvl="1" w:tplc="685C2FDE" w:tentative="1">
-      <w:start w:val="1"/>
-      <w:numFmt w:val="bullet"/>
-      <w:lvlText w:val="–"/>
-      <w:lvlJc w:val="left"/>
-      <w:pPr>
-        <w:ind w:left="940" w:hanging="300"/>
-      </w:pPr>
-    </w:lvl>
-    <w:lvl w:ilvl="2" w:tplc="E18EC764" w:tentative="1">
-      <w:start w:val="1"/>
-      <w:numFmt w:val="bullet"/>
-      <w:lvlText w:val="◦"/>
-      <w:lvlJc w:val="left"/>
-      <w:pPr>
-        <w:ind w:left="1340" w:hanging="300"/>
-      </w:pPr>
-    </w:lvl>
-    <w:lvl w:ilvl="3" w:tplc="BC662CA8">
-      <w:numFmt w:val="decimal"/>
-      <w:lvlText w:val=""/>
-      <w:lvlJc w:val="left"/>
-    </w:lvl>
-    <w:lvl w:ilvl="4" w:tplc="90C8EDF0">
-      <w:numFmt w:val="decimal"/>
-      <w:lvlText w:val=""/>
-      <w:lvlJc w:val="left"/>
-    </w:lvl>
-    <w:lvl w:ilvl="5" w:tplc="D8EC95E8">
-      <w:numFmt w:val="decimal"/>
-      <w:lvlText w:val=""/>
-      <w:lvlJc w:val="left"/>
-    </w:lvl>
-    <w:lvl w:ilvl="6" w:tplc="925EB01A">
-      <w:numFmt w:val="decimal"/>
-      <w:lvlText w:val=""/>
-      <w:lvlJc w:val="left"/>
-    </w:lvl>
-    <w:lvl w:ilvl="7" w:tplc="531CEBC6">
-      <w:numFmt w:val="decimal"/>
-      <w:lvlText w:val=""/>
-      <w:lvlJc w:val="left"/>
-    </w:lvl>
-    <w:lvl w:ilvl="8" w:tplc="AD923DC0">
-      <w:numFmt w:val="decimal"/>
-      <w:lvlText w:val=""/>
-      <w:lvlJc w:val="left"/>
-    </w:lvl>
-  </w:abstractNum>
   <w:num w:numId="1">
-    <w:abstractNumId w:val="1"/>
+    <w:abstractNumId w:val="2"/>
     <w:lvlOverride w:ilvl="0">
       <w:startOverride w:val="1"/>
     </w:lvlOverride>
   </w:num>
   <w:num w:numId="2">
-    <w:abstractNumId w:val="2"/>
+    <w:abstractNumId w:val="1"/>
     <w:lvlOverride w:ilvl="0">
       <w:startOverride w:val="1"/>
     </w:lvlOverride>
@@ -22136,7 +22383,7 @@
     <w:autoRedefine/>
     <w:uiPriority w:val="39"/>
     <w:unhideWhenUsed/>
-    <w:rsid w:val="00524508"/>
+    <w:rsid w:val="00CE3665"/>
     <w:pPr>
       <w:spacing w:after="100"/>
     </w:pPr>

--- a/documentation/01 System Overview/Development Timeline.docx
+++ b/documentation/01 System Overview/Development Timeline.docx
@@ -1711,7 +1711,7 @@
     <w:sdt>
       <w:sdtPr>
         <w:alias w:val="Contents"/>
-        <w:id w:val="1355618680"/>
+        <w:id w:val="1167067386"/>
       </w:sdtPr>
       <w:sdtEndPr/>
       <w:sdtContent>
@@ -1738,7 +1738,7 @@
           <w:r>
             <w:fldChar w:fldCharType="separate"/>
           </w:r>
-          <w:hyperlink w:anchor="_Toc243478958" w:history="1">
+          <w:hyperlink w:anchor="_Toc243481637" w:history="1">
             <w:r>
               <w:rPr>
                 <w:rStyle w:val="Hyperlink"/>
@@ -1762,7 +1762,7 @@
               <w:rPr>
                 <w:noProof/>
               </w:rPr>
-              <w:instrText xml:space="preserve"> PAGEREF _Toc243478958 \h </w:instrText>
+              <w:instrText xml:space="preserve"> PAGEREF _Toc243481637 \h </w:instrText>
             </w:r>
             <w:r>
               <w:rPr>
@@ -1803,7 +1803,7 @@
               <w:szCs w:val="22"/>
             </w:rPr>
           </w:pPr>
-          <w:hyperlink w:anchor="_Toc243478959" w:history="1">
+          <w:hyperlink w:anchor="_Toc243481638" w:history="1">
             <w:r>
               <w:rPr>
                 <w:rStyle w:val="Hyperlink"/>
@@ -1827,7 +1827,7 @@
               <w:rPr>
                 <w:noProof/>
               </w:rPr>
-              <w:instrText xml:space="preserve"> PAGEREF _Toc243478959 \h </w:instrText>
+              <w:instrText xml:space="preserve"> PAGEREF _Toc243481638 \h </w:instrText>
             </w:r>
             <w:r>
               <w:rPr>
@@ -1868,7 +1868,7 @@
               <w:szCs w:val="22"/>
             </w:rPr>
           </w:pPr>
-          <w:hyperlink w:anchor="_Toc243478960" w:history="1">
+          <w:hyperlink w:anchor="_Toc243481639" w:history="1">
             <w:r>
               <w:rPr>
                 <w:rStyle w:val="Hyperlink"/>
@@ -1892,7 +1892,7 @@
               <w:rPr>
                 <w:noProof/>
               </w:rPr>
-              <w:instrText xml:space="preserve"> PAGEREF _Toc243478960 \h </w:instrText>
+              <w:instrText xml:space="preserve"> PAGEREF _Toc243481639 \h </w:instrText>
             </w:r>
             <w:r>
               <w:rPr>
@@ -1933,7 +1933,7 @@
               <w:szCs w:val="22"/>
             </w:rPr>
           </w:pPr>
-          <w:hyperlink w:anchor="_Toc243478961" w:history="1">
+          <w:hyperlink w:anchor="_Toc243481640" w:history="1">
             <w:r>
               <w:rPr>
                 <w:rStyle w:val="Hyperlink"/>
@@ -1957,7 +1957,7 @@
               <w:rPr>
                 <w:noProof/>
               </w:rPr>
-              <w:instrText xml:space="preserve"> PAGEREF _Toc243478961 \h </w:instrText>
+              <w:instrText xml:space="preserve"> PAGEREF _Toc243481640 \h </w:instrText>
             </w:r>
             <w:r>
               <w:rPr>
@@ -1998,7 +1998,7 @@
               <w:szCs w:val="22"/>
             </w:rPr>
           </w:pPr>
-          <w:hyperlink w:anchor="_Toc243478962" w:history="1">
+          <w:hyperlink w:anchor="_Toc243481641" w:history="1">
             <w:r>
               <w:rPr>
                 <w:rStyle w:val="Hyperlink"/>
@@ -2022,7 +2022,7 @@
               <w:rPr>
                 <w:noProof/>
               </w:rPr>
-              <w:instrText xml:space="preserve"> PAGEREF _Toc243478962 \h </w:instrText>
+              <w:instrText xml:space="preserve"> PAGEREF _Toc243481641 \h </w:instrText>
             </w:r>
             <w:r>
               <w:rPr>
@@ -2063,7 +2063,7 @@
               <w:szCs w:val="22"/>
             </w:rPr>
           </w:pPr>
-          <w:hyperlink w:anchor="_Toc243478963" w:history="1">
+          <w:hyperlink w:anchor="_Toc243481642" w:history="1">
             <w:r>
               <w:rPr>
                 <w:rStyle w:val="Hyperlink"/>
@@ -2087,7 +2087,7 @@
               <w:rPr>
                 <w:noProof/>
               </w:rPr>
-              <w:instrText xml:space="preserve"> PAGEREF _Toc243478963 \h </w:instrText>
+              <w:instrText xml:space="preserve"> PAGEREF _Toc243481642 \h </w:instrText>
             </w:r>
             <w:r>
               <w:rPr>
@@ -2128,7 +2128,7 @@
               <w:szCs w:val="22"/>
             </w:rPr>
           </w:pPr>
-          <w:hyperlink w:anchor="_Toc243478964" w:history="1">
+          <w:hyperlink w:anchor="_Toc243481643" w:history="1">
             <w:r>
               <w:rPr>
                 <w:rStyle w:val="Hyperlink"/>
@@ -2152,7 +2152,7 @@
               <w:rPr>
                 <w:noProof/>
               </w:rPr>
-              <w:instrText xml:space="preserve"> PAGEREF _Toc243478964 \h </w:instrText>
+              <w:instrText xml:space="preserve"> PAGEREF _Toc243481643 \h </w:instrText>
             </w:r>
             <w:r>
               <w:rPr>
@@ -2195,7 +2195,7 @@
       <w:pPr>
         <w:pStyle w:val="Heading1"/>
       </w:pPr>
-      <w:bookmarkStart w:id="1" w:name="_Toc243478958"/>
+      <w:bookmarkStart w:id="1" w:name="_Toc243481637"/>
       <w:r>
         <w:lastRenderedPageBreak/>
         <w:t>1  Introduction</w:t>
@@ -2222,7 +2222,7 @@
       <w:pPr>
         <w:pStyle w:val="Heading1"/>
       </w:pPr>
-      <w:bookmarkStart w:id="2" w:name="_Toc243478959"/>
+      <w:bookmarkStart w:id="2" w:name="_Toc243481638"/>
       <w:r>
         <w:lastRenderedPageBreak/>
         <w:t>2  Phases</w:t>
@@ -3954,7 +3954,7 @@
                 <w:sz w:val="19"/>
                 <w:szCs w:val="19"/>
               </w:rPr>
-              <w:t>A backdrop with depth, a floating menu that folds to icons, see-through cards and rain on glass in the Dark theme; the dashboard figures with a breakdown</w:t>
+              <w:t>A backdrop with depth, a floating menu that folds to icons, see-through cards and rain on glass in the Dark theme; the dashboard figures with a breakdown; the shared phone app and desktop copy rebuilt</w:t>
             </w:r>
           </w:p>
         </w:tc>
@@ -3974,7 +3974,7 @@
       <w:pPr>
         <w:pStyle w:val="Heading1"/>
       </w:pPr>
-      <w:bookmarkStart w:id="3" w:name="_Toc243478960"/>
+      <w:bookmarkStart w:id="3" w:name="_Toc243481639"/>
       <w:r>
         <w:lastRenderedPageBreak/>
         <w:t>3  Timeline chart</w:t>
@@ -4064,7 +4064,7 @@
       <w:pPr>
         <w:pStyle w:val="Heading1"/>
       </w:pPr>
-      <w:bookmarkStart w:id="4" w:name="_Toc243478961"/>
+      <w:bookmarkStart w:id="4" w:name="_Toc243481640"/>
       <w:r>
         <w:lastRenderedPageBreak/>
         <w:t>4  Feature log</w:t>
@@ -12681,6 +12681,93 @@
           </w:p>
         </w:tc>
       </w:tr>
+      <w:tr>
+        <w:tblPrEx>
+          <w:tblCellMar>
+            <w:top w:w="0" w:type="dxa"/>
+            <w:bottom w:w="0" w:type="dxa"/>
+          </w:tblCellMar>
+        </w:tblPrEx>
+        <w:trPr>
+          <w:cantSplit/>
+        </w:trPr>
+        <w:tc>
+          <w:tcPr>
+            <w:tcW w:w="1445" w:type="dxa"/>
+            <w:tcMar>
+              <w:top w:w="50" w:type="dxa"/>
+              <w:left w:w="90" w:type="dxa"/>
+              <w:bottom w:w="50" w:type="dxa"/>
+              <w:right w:w="90" w:type="dxa"/>
+            </w:tcMar>
+          </w:tcPr>
+          <w:p>
+            <w:pPr>
+              <w:spacing w:after="20" w:line="252" w:lineRule="auto"/>
+            </w:pPr>
+            <w:r>
+              <w:rPr>
+                <w:sz w:val="19"/>
+                <w:szCs w:val="19"/>
+              </w:rPr>
+              <w:t>21 Oct 2026</w:t>
+            </w:r>
+          </w:p>
+        </w:tc>
+        <w:tc>
+          <w:tcPr>
+            <w:tcW w:w="1686" w:type="dxa"/>
+            <w:tcMar>
+              <w:top w:w="50" w:type="dxa"/>
+              <w:left w:w="90" w:type="dxa"/>
+              <w:bottom w:w="50" w:type="dxa"/>
+              <w:right w:w="90" w:type="dxa"/>
+            </w:tcMar>
+          </w:tcPr>
+          <w:p>
+            <w:pPr>
+              <w:spacing w:after="20" w:line="252" w:lineRule="auto"/>
+            </w:pPr>
+            <w:r>
+              <w:rPr>
+                <w:sz w:val="19"/>
+                <w:szCs w:val="19"/>
+              </w:rPr>
+              <w:t>Releases</w:t>
+            </w:r>
+          </w:p>
+        </w:tc>
+        <w:tc>
+          <w:tcPr>
+            <w:tcW w:w="6507" w:type="dxa"/>
+            <w:tcMar>
+              <w:top w:w="50" w:type="dxa"/>
+              <w:left w:w="90" w:type="dxa"/>
+              <w:bottom w:w="50" w:type="dxa"/>
+              <w:right w:w="90" w:type="dxa"/>
+            </w:tcMar>
+          </w:tcPr>
+          <w:p>
+            <w:pPr>
+              <w:spacing w:after="20" w:line="252" w:lineRule="auto"/>
+            </w:pPr>
+            <w:r>
+              <w:rPr>
+                <w:sz w:val="19"/>
+                <w:szCs w:val="19"/>
+              </w:rPr>
+              <w:t>The shared phone app and the desktop copy for other admins rebuilt with everything since 19 October: the Living Forest colours, Forest/Dark/Light themes and Settings, the Sign out question, the phone staying unlocked when turned, the livelier mist, and the</w:t>
+            </w:r>
+            <w:r>
+              <w:rPr>
+                <w:sz w:val="19"/>
+                <w:szCs w:val="19"/>
+              </w:rPr>
+              <w:t xml:space="preserve"> desktop's modern look and dashboard. The phone app downloads from &lt;public address&gt;/downloadable as before; the desktop zip was scanned for secret values (none) and is shared by the owner.</w:t>
+            </w:r>
+          </w:p>
+        </w:tc>
+      </w:tr>
     </w:tbl>
     <w:p>
       <w:pPr>
@@ -12696,7 +12783,7 @@
       <w:pPr>
         <w:pStyle w:val="Heading1"/>
       </w:pPr>
-      <w:bookmarkStart w:id="5" w:name="_Toc243478962"/>
+      <w:bookmarkStart w:id="5" w:name="_Toc243481641"/>
       <w:r>
         <w:lastRenderedPageBreak/>
         <w:t>5  Database changes</w:t>
@@ -16853,7 +16940,7 @@
       <w:pPr>
         <w:pStyle w:val="Heading1"/>
       </w:pPr>
-      <w:bookmarkStart w:id="6" w:name="_Toc243478963"/>
+      <w:bookmarkStart w:id="6" w:name="_Toc243481642"/>
       <w:r>
         <w:lastRenderedPageBreak/>
         <w:t>6  Key decisions</w:t>
@@ -19844,7 +19931,14 @@
                 <w:sz w:val="19"/>
                 <w:szCs w:val="19"/>
               </w:rPr>
-              <w:t>Owner: "all that is left is to just change some few values here and there e.g safaricoms codes"; Safaricom rejects callback addresses with "mpesa" in them</w:t>
+              <w:t>Owner: "all that is left is to just change some few values here and there e.g safaricoms codes"; Safaricom rejects call</w:t>
+            </w:r>
+            <w:r>
+              <w:rPr>
+                <w:sz w:val="19"/>
+                <w:szCs w:val="19"/>
+              </w:rPr>
+              <w:t>back addresses with "mpesa" in them</w:t>
             </w:r>
           </w:p>
         </w:tc>
@@ -21169,7 +21263,7 @@
       <w:pPr>
         <w:pStyle w:val="Heading1"/>
       </w:pPr>
-      <w:bookmarkStart w:id="7" w:name="_Toc243478964"/>
+      <w:bookmarkStart w:id="7" w:name="_Toc243481643"/>
       <w:r>
         <w:lastRenderedPageBreak/>
         <w:t>7  Open items at the time of writing</w:t>
@@ -21538,10 +21632,10 @@
 <file path=word/numbering.xml><?xml version="1.0" encoding="utf-8"?>
 <w:numbering xmlns:wpc="http://schemas.microsoft.com/office/word/2010/wordprocessingCanvas" xmlns:cx="http://schemas.microsoft.com/office/drawing/2014/chartex" xmlns:cx1="http://schemas.microsoft.com/office/drawing/2015/9/8/chartex" xmlns:mc="http://schemas.openxmlformats.org/markup-compatibility/2006" xmlns:o="urn:schemas-microsoft-com:office:office" xmlns:r="http://schemas.openxmlformats.org/officeDocument/2006/relationships" xmlns:m="http://schemas.openxmlformats.org/officeDocument/2006/math" xmlns:v="urn:schemas-microsoft-com:vml" xmlns:wp14="http://schemas.microsoft.com/office/word/2010/wordprocessingDrawing" xmlns:wp="http://schemas.openxmlformats.org/drawingml/2006/wordprocessingDrawing" xmlns:w10="urn:schemas-microsoft-com:office:word" xmlns:w="http://schemas.openxmlformats.org/wordprocessingml/2006/main" xmlns:w14="http://schemas.microsoft.com/office/word/2010/wordml" xmlns:w15="http://schemas.microsoft.com/office/word/2012/wordml" xmlns:w16se="http://schemas.microsoft.com/office/word/2015/wordml/symex" xmlns:wpg="http://schemas.microsoft.com/office/word/2010/wordprocessingGroup" xmlns:wpi="http://schemas.microsoft.com/office/word/2010/wordprocessingInk" xmlns:wne="http://schemas.microsoft.com/office/word/2006/wordml" xmlns:wps="http://schemas.microsoft.com/office/word/2010/wordprocessingShape" mc:Ignorable="w14 w15 w16se wp14">
   <w:abstractNum w:abstractNumId="0" w15:restartNumberingAfterBreak="0">
-    <w:nsid w:val="2615233E"/>
+    <w:nsid w:val="0FF54F27"/>
     <w:multiLevelType w:val="hybridMultilevel"/>
-    <w:tmpl w:val="8188ABC0"/>
-    <w:lvl w:ilvl="0" w:tplc="8FBA3660" w:tentative="1">
+    <w:tmpl w:val="B066E562"/>
+    <w:lvl w:ilvl="0" w:tplc="A418DB42" w:tentative="1">
       <w:start w:val="1"/>
       <w:numFmt w:val="decimal"/>
       <w:lvlText w:val="%1."/>
@@ -21550,7 +21644,7 @@
         <w:ind w:left="540" w:hanging="300"/>
       </w:pPr>
     </w:lvl>
-    <w:lvl w:ilvl="1" w:tplc="7F74F772" w:tentative="1">
+    <w:lvl w:ilvl="1" w:tplc="231ADFE4" w:tentative="1">
       <w:start w:val="1"/>
       <w:numFmt w:val="lowerLetter"/>
       <w:lvlText w:val="%2."/>
@@ -21559,7 +21653,7 @@
         <w:ind w:left="940" w:hanging="300"/>
       </w:pPr>
     </w:lvl>
-    <w:lvl w:ilvl="2" w:tplc="6292E2C6" w:tentative="1">
+    <w:lvl w:ilvl="2" w:tplc="F3220032" w:tentative="1">
       <w:start w:val="1"/>
       <w:numFmt w:val="lowerRoman"/>
       <w:lvlText w:val="%3."/>
@@ -21568,42 +21662,42 @@
         <w:ind w:left="1340" w:hanging="300"/>
       </w:pPr>
     </w:lvl>
-    <w:lvl w:ilvl="3" w:tplc="8978649E">
+    <w:lvl w:ilvl="3" w:tplc="CE94998A">
       <w:numFmt w:val="decimal"/>
       <w:lvlText w:val=""/>
       <w:lvlJc w:val="left"/>
     </w:lvl>
-    <w:lvl w:ilvl="4" w:tplc="65363E6C">
+    <w:lvl w:ilvl="4" w:tplc="DD9A05B6">
       <w:numFmt w:val="decimal"/>
       <w:lvlText w:val=""/>
       <w:lvlJc w:val="left"/>
     </w:lvl>
-    <w:lvl w:ilvl="5" w:tplc="3886E4CC">
+    <w:lvl w:ilvl="5" w:tplc="5A62BEC0">
       <w:numFmt w:val="decimal"/>
       <w:lvlText w:val=""/>
       <w:lvlJc w:val="left"/>
     </w:lvl>
-    <w:lvl w:ilvl="6" w:tplc="1C40253E">
+    <w:lvl w:ilvl="6" w:tplc="4960533A">
       <w:numFmt w:val="decimal"/>
       <w:lvlText w:val=""/>
       <w:lvlJc w:val="left"/>
     </w:lvl>
-    <w:lvl w:ilvl="7" w:tplc="1160D9AE">
+    <w:lvl w:ilvl="7" w:tplc="4BC2C844">
       <w:numFmt w:val="decimal"/>
       <w:lvlText w:val=""/>
       <w:lvlJc w:val="left"/>
     </w:lvl>
-    <w:lvl w:ilvl="8" w:tplc="85D837F0">
+    <w:lvl w:ilvl="8" w:tplc="95F0A144">
       <w:numFmt w:val="decimal"/>
       <w:lvlText w:val=""/>
       <w:lvlJc w:val="left"/>
     </w:lvl>
   </w:abstractNum>
   <w:abstractNum w:abstractNumId="1" w15:restartNumberingAfterBreak="0">
-    <w:nsid w:val="51B3152C"/>
+    <w:nsid w:val="3E9F102D"/>
     <w:multiLevelType w:val="hybridMultilevel"/>
-    <w:tmpl w:val="B574AA82"/>
-    <w:lvl w:ilvl="0" w:tplc="E8ACC4AE">
+    <w:tmpl w:val="8494C9D4"/>
+    <w:lvl w:ilvl="0" w:tplc="86E8EA82">
       <w:start w:val="1"/>
       <w:numFmt w:val="bullet"/>
       <w:lvlText w:val="•"/>
@@ -21612,7 +21706,7 @@
         <w:ind w:left="540" w:hanging="300"/>
       </w:pPr>
     </w:lvl>
-    <w:lvl w:ilvl="1" w:tplc="E9388D6C" w:tentative="1">
+    <w:lvl w:ilvl="1" w:tplc="0234C5AA" w:tentative="1">
       <w:start w:val="1"/>
       <w:numFmt w:val="bullet"/>
       <w:lvlText w:val="–"/>
@@ -21621,7 +21715,7 @@
         <w:ind w:left="940" w:hanging="300"/>
       </w:pPr>
     </w:lvl>
-    <w:lvl w:ilvl="2" w:tplc="F76CAC4C" w:tentative="1">
+    <w:lvl w:ilvl="2" w:tplc="8B9A139A" w:tentative="1">
       <w:start w:val="1"/>
       <w:numFmt w:val="bullet"/>
       <w:lvlText w:val="◦"/>
@@ -21630,42 +21724,42 @@
         <w:ind w:left="1340" w:hanging="300"/>
       </w:pPr>
     </w:lvl>
-    <w:lvl w:ilvl="3" w:tplc="84287902">
+    <w:lvl w:ilvl="3" w:tplc="6B38A040">
       <w:numFmt w:val="decimal"/>
       <w:lvlText w:val=""/>
       <w:lvlJc w:val="left"/>
     </w:lvl>
-    <w:lvl w:ilvl="4" w:tplc="E3E8F8E8">
+    <w:lvl w:ilvl="4" w:tplc="5ECAFB06">
       <w:numFmt w:val="decimal"/>
       <w:lvlText w:val=""/>
       <w:lvlJc w:val="left"/>
     </w:lvl>
-    <w:lvl w:ilvl="5" w:tplc="A3C07620">
+    <w:lvl w:ilvl="5" w:tplc="B66AA57E">
       <w:numFmt w:val="decimal"/>
       <w:lvlText w:val=""/>
       <w:lvlJc w:val="left"/>
     </w:lvl>
-    <w:lvl w:ilvl="6" w:tplc="2CD2C3EC">
+    <w:lvl w:ilvl="6" w:tplc="7F64C076">
       <w:numFmt w:val="decimal"/>
       <w:lvlText w:val=""/>
       <w:lvlJc w:val="left"/>
     </w:lvl>
-    <w:lvl w:ilvl="7" w:tplc="E11A30BE">
+    <w:lvl w:ilvl="7" w:tplc="F03CB334">
       <w:numFmt w:val="decimal"/>
       <w:lvlText w:val=""/>
       <w:lvlJc w:val="left"/>
     </w:lvl>
-    <w:lvl w:ilvl="8" w:tplc="63261DF2">
+    <w:lvl w:ilvl="8" w:tplc="786057D6">
       <w:numFmt w:val="decimal"/>
       <w:lvlText w:val=""/>
       <w:lvlJc w:val="left"/>
     </w:lvl>
   </w:abstractNum>
   <w:abstractNum w:abstractNumId="2" w15:restartNumberingAfterBreak="0">
-    <w:nsid w:val="57EC2F1E"/>
+    <w:nsid w:val="5D8165FA"/>
     <w:multiLevelType w:val="hybridMultilevel"/>
-    <w:tmpl w:val="AB80CF62"/>
-    <w:lvl w:ilvl="0" w:tplc="8CB2ECB6" w:tentative="1">
+    <w:tmpl w:val="0D2EE5C4"/>
+    <w:lvl w:ilvl="0" w:tplc="4AF4E576" w:tentative="1">
       <w:start w:val="1"/>
       <w:numFmt w:val="bullet"/>
       <w:lvlText w:val="●"/>
@@ -21674,7 +21768,7 @@
         <w:ind w:left="720" w:hanging="360"/>
       </w:pPr>
     </w:lvl>
-    <w:lvl w:ilvl="1" w:tplc="8CBEBBAE" w:tentative="1">
+    <w:lvl w:ilvl="1" w:tplc="983A7ED6" w:tentative="1">
       <w:start w:val="1"/>
       <w:numFmt w:val="bullet"/>
       <w:lvlText w:val="○"/>
@@ -21683,7 +21777,7 @@
         <w:ind w:left="1440" w:hanging="360"/>
       </w:pPr>
     </w:lvl>
-    <w:lvl w:ilvl="2" w:tplc="8CEA54E0" w:tentative="1">
+    <w:lvl w:ilvl="2" w:tplc="394EB42C" w:tentative="1">
       <w:start w:val="1"/>
       <w:numFmt w:val="bullet"/>
       <w:lvlText w:val="■"/>
@@ -21692,7 +21786,7 @@
         <w:ind w:left="2160" w:hanging="360"/>
       </w:pPr>
     </w:lvl>
-    <w:lvl w:ilvl="3" w:tplc="B05A1622" w:tentative="1">
+    <w:lvl w:ilvl="3" w:tplc="A2D07B04" w:tentative="1">
       <w:start w:val="1"/>
       <w:numFmt w:val="bullet"/>
       <w:lvlText w:val="●"/>
@@ -21701,7 +21795,7 @@
         <w:ind w:left="2880" w:hanging="360"/>
       </w:pPr>
     </w:lvl>
-    <w:lvl w:ilvl="4" w:tplc="66AC3CC4" w:tentative="1">
+    <w:lvl w:ilvl="4" w:tplc="B26EC39C" w:tentative="1">
       <w:start w:val="1"/>
       <w:numFmt w:val="bullet"/>
       <w:lvlText w:val="○"/>
@@ -21710,7 +21804,7 @@
         <w:ind w:left="3600" w:hanging="360"/>
       </w:pPr>
     </w:lvl>
-    <w:lvl w:ilvl="5" w:tplc="BAF6E126" w:tentative="1">
+    <w:lvl w:ilvl="5" w:tplc="D1765A64" w:tentative="1">
       <w:start w:val="1"/>
       <w:numFmt w:val="bullet"/>
       <w:lvlText w:val="■"/>
@@ -21719,7 +21813,7 @@
         <w:ind w:left="4320" w:hanging="360"/>
       </w:pPr>
     </w:lvl>
-    <w:lvl w:ilvl="6" w:tplc="216A5D3E" w:tentative="1">
+    <w:lvl w:ilvl="6" w:tplc="41EC64F6" w:tentative="1">
       <w:start w:val="1"/>
       <w:numFmt w:val="bullet"/>
       <w:lvlText w:val="●"/>
@@ -21728,7 +21822,7 @@
         <w:ind w:left="5040" w:hanging="360"/>
       </w:pPr>
     </w:lvl>
-    <w:lvl w:ilvl="7" w:tplc="6B5AC7BA" w:tentative="1">
+    <w:lvl w:ilvl="7" w:tplc="93E8AFD0" w:tentative="1">
       <w:start w:val="1"/>
       <w:numFmt w:val="bullet"/>
       <w:lvlText w:val="●"/>
@@ -21737,7 +21831,7 @@
         <w:ind w:left="5760" w:hanging="360"/>
       </w:pPr>
     </w:lvl>
-    <w:lvl w:ilvl="8" w:tplc="CC4AADBC" w:tentative="1">
+    <w:lvl w:ilvl="8" w:tplc="557C05BC" w:tentative="1">
       <w:start w:val="1"/>
       <w:numFmt w:val="bullet"/>
       <w:lvlText w:val="●"/>
@@ -22383,7 +22477,7 @@
     <w:autoRedefine/>
     <w:uiPriority w:val="39"/>
     <w:unhideWhenUsed/>
-    <w:rsid w:val="00CE3665"/>
+    <w:rsid w:val="00C61FE4"/>
     <w:pPr>
       <w:spacing w:after="100"/>
     </w:pPr>

--- a/documentation/01 System Overview/Development Timeline.docx
+++ b/documentation/01 System Overview/Development Timeline.docx
@@ -289,7 +289,7 @@
                 <w:sz w:val="20"/>
                 <w:szCs w:val="20"/>
               </w:rPr>
-              <w:t>21 October 2026</w:t>
+              <w:t>23 October 2026</w:t>
             </w:r>
           </w:p>
         </w:tc>
@@ -1671,6 +1671,74 @@
           </w:p>
         </w:tc>
       </w:tr>
+      <w:tr>
+        <w:tblPrEx>
+          <w:tblCellMar>
+            <w:top w:w="0" w:type="dxa"/>
+            <w:bottom w:w="0" w:type="dxa"/>
+          </w:tblCellMar>
+        </w:tblPrEx>
+        <w:tc>
+          <w:tcPr>
+            <w:tcW w:w="1300" w:type="dxa"/>
+            <w:tcMar>
+              <w:top w:w="50" w:type="dxa"/>
+              <w:left w:w="90" w:type="dxa"/>
+              <w:bottom w:w="50" w:type="dxa"/>
+              <w:right w:w="90" w:type="dxa"/>
+            </w:tcMar>
+          </w:tcPr>
+          <w:p>
+            <w:r>
+              <w:rPr>
+                <w:sz w:val="19"/>
+                <w:szCs w:val="19"/>
+              </w:rPr>
+              <w:t>1.1</w:t>
+            </w:r>
+          </w:p>
+        </w:tc>
+        <w:tc>
+          <w:tcPr>
+            <w:tcW w:w="1900" w:type="dxa"/>
+            <w:tcMar>
+              <w:top w:w="50" w:type="dxa"/>
+              <w:left w:w="90" w:type="dxa"/>
+              <w:bottom w:w="50" w:type="dxa"/>
+              <w:right w:w="90" w:type="dxa"/>
+            </w:tcMar>
+          </w:tcPr>
+          <w:p>
+            <w:r>
+              <w:rPr>
+                <w:sz w:val="19"/>
+                <w:szCs w:val="19"/>
+              </w:rPr>
+              <w:t>23 October 2026</w:t>
+            </w:r>
+          </w:p>
+        </w:tc>
+        <w:tc>
+          <w:tcPr>
+            <w:tcW w:w="6438" w:type="dxa"/>
+            <w:tcMar>
+              <w:top w:w="50" w:type="dxa"/>
+              <w:left w:w="90" w:type="dxa"/>
+              <w:bottom w:w="50" w:type="dxa"/>
+              <w:right w:w="90" w:type="dxa"/>
+            </w:tcMar>
+          </w:tcPr>
+          <w:p>
+            <w:r>
+              <w:rPr>
+                <w:sz w:val="19"/>
+                <w:szCs w:val="19"/>
+              </w:rPr>
+              <w:t>23 October: the About page sets out the company - who we are, how we work, where to find us and the founder.</w:t>
+            </w:r>
+          </w:p>
+        </w:tc>
+      </w:tr>
     </w:tbl>
     <w:p>
       <w:pPr>
@@ -1682,15 +1750,7 @@
           <w:sz w:val="20"/>
           <w:szCs w:val="20"/>
         </w:rPr>
-        <w:t>Keep this document u</w:t>
-      </w:r>
-      <w:r>
-        <w:rPr>
-          <w:color w:val="5F6B66"/>
-          <w:sz w:val="20"/>
-          <w:szCs w:val="20"/>
-        </w:rPr>
-        <w:t>p to date: when a feature, setting or server changes, edit the matching section here and add a line to the table above.</w:t>
+        <w:t>Keep this document up to date: when a feature, setting or server changes, edit the matching section here and add a line to the table above.</w:t>
       </w:r>
     </w:p>
     <w:p>
@@ -1711,7 +1771,7 @@
     <w:sdt>
       <w:sdtPr>
         <w:alias w:val="Contents"/>
-        <w:id w:val="1167067386"/>
+        <w:id w:val="-2045054340"/>
       </w:sdtPr>
       <w:sdtEndPr/>
       <w:sdtContent>
@@ -1738,7 +1798,7 @@
           <w:r>
             <w:fldChar w:fldCharType="separate"/>
           </w:r>
-          <w:hyperlink w:anchor="_Toc243481637" w:history="1">
+          <w:hyperlink w:anchor="_Toc243676161" w:history="1">
             <w:r>
               <w:rPr>
                 <w:rStyle w:val="Hyperlink"/>
@@ -1762,7 +1822,7 @@
               <w:rPr>
                 <w:noProof/>
               </w:rPr>
-              <w:instrText xml:space="preserve"> PAGEREF _Toc243481637 \h </w:instrText>
+              <w:instrText xml:space="preserve"> PAGEREF _Toc243676161 \h </w:instrText>
             </w:r>
             <w:r>
               <w:rPr>
@@ -1803,7 +1863,7 @@
               <w:szCs w:val="22"/>
             </w:rPr>
           </w:pPr>
-          <w:hyperlink w:anchor="_Toc243481638" w:history="1">
+          <w:hyperlink w:anchor="_Toc243676162" w:history="1">
             <w:r>
               <w:rPr>
                 <w:rStyle w:val="Hyperlink"/>
@@ -1827,7 +1887,7 @@
               <w:rPr>
                 <w:noProof/>
               </w:rPr>
-              <w:instrText xml:space="preserve"> PAGEREF _Toc243481638 \h </w:instrText>
+              <w:instrText xml:space="preserve"> PAGEREF _Toc243676162 \h </w:instrText>
             </w:r>
             <w:r>
               <w:rPr>
@@ -1868,7 +1928,7 @@
               <w:szCs w:val="22"/>
             </w:rPr>
           </w:pPr>
-          <w:hyperlink w:anchor="_Toc243481639" w:history="1">
+          <w:hyperlink w:anchor="_Toc243676163" w:history="1">
             <w:r>
               <w:rPr>
                 <w:rStyle w:val="Hyperlink"/>
@@ -1892,7 +1952,7 @@
               <w:rPr>
                 <w:noProof/>
               </w:rPr>
-              <w:instrText xml:space="preserve"> PAGEREF _Toc243481639 \h </w:instrText>
+              <w:instrText xml:space="preserve"> PAGEREF _Toc243676163 \h </w:instrText>
             </w:r>
             <w:r>
               <w:rPr>
@@ -1933,7 +1993,7 @@
               <w:szCs w:val="22"/>
             </w:rPr>
           </w:pPr>
-          <w:hyperlink w:anchor="_Toc243481640" w:history="1">
+          <w:hyperlink w:anchor="_Toc243676164" w:history="1">
             <w:r>
               <w:rPr>
                 <w:rStyle w:val="Hyperlink"/>
@@ -1957,7 +2017,7 @@
               <w:rPr>
                 <w:noProof/>
               </w:rPr>
-              <w:instrText xml:space="preserve"> PAGEREF _Toc243481640 \h </w:instrText>
+              <w:instrText xml:space="preserve"> PAGEREF _Toc243676164 \h </w:instrText>
             </w:r>
             <w:r>
               <w:rPr>
@@ -1998,7 +2058,7 @@
               <w:szCs w:val="22"/>
             </w:rPr>
           </w:pPr>
-          <w:hyperlink w:anchor="_Toc243481641" w:history="1">
+          <w:hyperlink w:anchor="_Toc243676165" w:history="1">
             <w:r>
               <w:rPr>
                 <w:rStyle w:val="Hyperlink"/>
@@ -2022,7 +2082,7 @@
               <w:rPr>
                 <w:noProof/>
               </w:rPr>
-              <w:instrText xml:space="preserve"> PAGEREF _Toc243481641 \h </w:instrText>
+              <w:instrText xml:space="preserve"> PAGEREF _Toc243676165 \h </w:instrText>
             </w:r>
             <w:r>
               <w:rPr>
@@ -2063,7 +2123,7 @@
               <w:szCs w:val="22"/>
             </w:rPr>
           </w:pPr>
-          <w:hyperlink w:anchor="_Toc243481642" w:history="1">
+          <w:hyperlink w:anchor="_Toc243676166" w:history="1">
             <w:r>
               <w:rPr>
                 <w:rStyle w:val="Hyperlink"/>
@@ -2087,7 +2147,7 @@
               <w:rPr>
                 <w:noProof/>
               </w:rPr>
-              <w:instrText xml:space="preserve"> PAGEREF _Toc243481642 \h </w:instrText>
+              <w:instrText xml:space="preserve"> PAGEREF _Toc243676166 \h </w:instrText>
             </w:r>
             <w:r>
               <w:rPr>
@@ -2128,7 +2188,7 @@
               <w:szCs w:val="22"/>
             </w:rPr>
           </w:pPr>
-          <w:hyperlink w:anchor="_Toc243481643" w:history="1">
+          <w:hyperlink w:anchor="_Toc243676167" w:history="1">
             <w:r>
               <w:rPr>
                 <w:rStyle w:val="Hyperlink"/>
@@ -2152,7 +2212,7 @@
               <w:rPr>
                 <w:noProof/>
               </w:rPr>
-              <w:instrText xml:space="preserve"> PAGEREF _Toc243481643 \h </w:instrText>
+              <w:instrText xml:space="preserve"> PAGEREF _Toc243676167 \h </w:instrText>
             </w:r>
             <w:r>
               <w:rPr>
@@ -2195,7 +2255,7 @@
       <w:pPr>
         <w:pStyle w:val="Heading1"/>
       </w:pPr>
-      <w:bookmarkStart w:id="1" w:name="_Toc243481637"/>
+      <w:bookmarkStart w:id="1" w:name="_Toc243676161"/>
       <w:r>
         <w:lastRenderedPageBreak/>
         <w:t>1  Introduction</w:t>
@@ -2222,7 +2282,7 @@
       <w:pPr>
         <w:pStyle w:val="Heading1"/>
       </w:pPr>
-      <w:bookmarkStart w:id="2" w:name="_Toc243481638"/>
+      <w:bookmarkStart w:id="2" w:name="_Toc243676162"/>
       <w:r>
         <w:lastRenderedPageBreak/>
         <w:t>2  Phases</w:t>
@@ -2422,14 +2482,7 @@
                 <w:sz w:val="19"/>
                 <w:szCs w:val="19"/>
               </w:rPr>
-              <w:t>Database design checked and created, profit functions, technology chos</w:t>
-            </w:r>
-            <w:r>
-              <w:rPr>
-                <w:sz w:val="19"/>
-                <w:szCs w:val="19"/>
-              </w:rPr>
-              <w:t>en, backend and servers scaffolded, first website, mobile app core sections</w:t>
+              <w:t>Database design checked and created, profit functions, technology chosen, backend and servers scaffolded, first website, mobile app core sections</w:t>
             </w:r>
           </w:p>
         </w:tc>
@@ -2514,7 +2567,14 @@
                 <w:sz w:val="19"/>
                 <w:szCs w:val="19"/>
               </w:rPr>
-              <w:t>Desktop app, trees and farmers, roles, M-Pesa Send Money (sandbox), AI insights and chat, voice input, servers panel</w:t>
+              <w:t>Desktop app, trees and farmers, roles, M-Pesa Send Money (sandbox), AI insights and chat, v</w:t>
+            </w:r>
+            <w:r>
+              <w:rPr>
+                <w:sz w:val="19"/>
+                <w:szCs w:val="19"/>
+              </w:rPr>
+              <w:t>oice input, servers panel</w:t>
             </w:r>
           </w:p>
         </w:tc>
@@ -3955,6 +4015,91 @@
                 <w:szCs w:val="19"/>
               </w:rPr>
               <w:t>A backdrop with depth, a floating menu that folds to icons, see-through cards and rain on glass in the Dark theme; the dashboard figures with a breakdown; the shared phone app and desktop copy rebuilt</w:t>
+            </w:r>
+          </w:p>
+        </w:tc>
+      </w:tr>
+      <w:tr>
+        <w:tblPrEx>
+          <w:tblCellMar>
+            <w:top w:w="0" w:type="dxa"/>
+            <w:bottom w:w="0" w:type="dxa"/>
+          </w:tblCellMar>
+        </w:tblPrEx>
+        <w:trPr>
+          <w:cantSplit/>
+        </w:trPr>
+        <w:tc>
+          <w:tcPr>
+            <w:tcW w:w="1830" w:type="dxa"/>
+            <w:shd w:val="clear" w:color="auto" w:fill="F4F5F3"/>
+            <w:tcMar>
+              <w:top w:w="50" w:type="dxa"/>
+              <w:left w:w="90" w:type="dxa"/>
+              <w:bottom w:w="50" w:type="dxa"/>
+              <w:right w:w="90" w:type="dxa"/>
+            </w:tcMar>
+          </w:tcPr>
+          <w:p>
+            <w:pPr>
+              <w:spacing w:after="20" w:line="252" w:lineRule="auto"/>
+            </w:pPr>
+            <w:r>
+              <w:rPr>
+                <w:b/>
+                <w:bCs/>
+                <w:sz w:val="19"/>
+                <w:szCs w:val="19"/>
+              </w:rPr>
+              <w:t>23 Oct</w:t>
+            </w:r>
+          </w:p>
+        </w:tc>
+        <w:tc>
+          <w:tcPr>
+            <w:tcW w:w="2196" w:type="dxa"/>
+            <w:shd w:val="clear" w:color="auto" w:fill="F4F5F3"/>
+            <w:tcMar>
+              <w:top w:w="50" w:type="dxa"/>
+              <w:left w:w="90" w:type="dxa"/>
+              <w:bottom w:w="50" w:type="dxa"/>
+              <w:right w:w="90" w:type="dxa"/>
+            </w:tcMar>
+          </w:tcPr>
+          <w:p>
+            <w:pPr>
+              <w:spacing w:after="20" w:line="252" w:lineRule="auto"/>
+            </w:pPr>
+            <w:r>
+              <w:rPr>
+                <w:sz w:val="19"/>
+                <w:szCs w:val="19"/>
+              </w:rPr>
+              <w:t>Who we are</w:t>
+            </w:r>
+          </w:p>
+        </w:tc>
+        <w:tc>
+          <w:tcPr>
+            <w:tcW w:w="5612" w:type="dxa"/>
+            <w:shd w:val="clear" w:color="auto" w:fill="F4F5F3"/>
+            <w:tcMar>
+              <w:top w:w="50" w:type="dxa"/>
+              <w:left w:w="90" w:type="dxa"/>
+              <w:bottom w:w="50" w:type="dxa"/>
+              <w:right w:w="90" w:type="dxa"/>
+            </w:tcMar>
+          </w:tcPr>
+          <w:p>
+            <w:pPr>
+              <w:spacing w:after="20" w:line="252" w:lineRule="auto"/>
+            </w:pPr>
+            <w:r>
+              <w:rPr>
+                <w:sz w:val="19"/>
+                <w:szCs w:val="19"/>
+              </w:rPr>
+              <w:t>The About page sets out the registered business, how we work (timber from farms across Central Kenya, milled in Nakuru), where to find us and the founder, ready for the move to the company domain</w:t>
             </w:r>
           </w:p>
         </w:tc>
@@ -3974,7 +4119,7 @@
       <w:pPr>
         <w:pStyle w:val="Heading1"/>
       </w:pPr>
-      <w:bookmarkStart w:id="3" w:name="_Toc243481639"/>
+      <w:bookmarkStart w:id="3" w:name="_Toc243676163"/>
       <w:r>
         <w:lastRenderedPageBreak/>
         <w:t>3  Timeline chart</w:t>
@@ -4064,7 +4209,7 @@
       <w:pPr>
         <w:pStyle w:val="Heading1"/>
       </w:pPr>
-      <w:bookmarkStart w:id="4" w:name="_Toc243481640"/>
+      <w:bookmarkStart w:id="4" w:name="_Toc243676164"/>
       <w:r>
         <w:lastRenderedPageBreak/>
         <w:t>4  Feature log</w:t>
@@ -12783,7 +12928,7 @@
       <w:pPr>
         <w:pStyle w:val="Heading1"/>
       </w:pPr>
-      <w:bookmarkStart w:id="5" w:name="_Toc243481641"/>
+      <w:bookmarkStart w:id="5" w:name="_Toc243676165"/>
       <w:r>
         <w:lastRenderedPageBreak/>
         <w:t>5  Database changes</w:t>
@@ -16940,7 +17085,7 @@
       <w:pPr>
         <w:pStyle w:val="Heading1"/>
       </w:pPr>
-      <w:bookmarkStart w:id="6" w:name="_Toc243481642"/>
+      <w:bookmarkStart w:id="6" w:name="_Toc243676166"/>
       <w:r>
         <w:lastRenderedPageBreak/>
         <w:t>6  Key decisions</w:t>
@@ -21263,7 +21408,7 @@
       <w:pPr>
         <w:pStyle w:val="Heading1"/>
       </w:pPr>
-      <w:bookmarkStart w:id="7" w:name="_Toc243481643"/>
+      <w:bookmarkStart w:id="7" w:name="_Toc243676167"/>
       <w:r>
         <w:lastRenderedPageBreak/>
         <w:t>7  Open items at the time of writing</w:t>
@@ -21632,134 +21777,10 @@
 <file path=word/numbering.xml><?xml version="1.0" encoding="utf-8"?>
 <w:numbering xmlns:wpc="http://schemas.microsoft.com/office/word/2010/wordprocessingCanvas" xmlns:cx="http://schemas.microsoft.com/office/drawing/2014/chartex" xmlns:cx1="http://schemas.microsoft.com/office/drawing/2015/9/8/chartex" xmlns:mc="http://schemas.openxmlformats.org/markup-compatibility/2006" xmlns:o="urn:schemas-microsoft-com:office:office" xmlns:r="http://schemas.openxmlformats.org/officeDocument/2006/relationships" xmlns:m="http://schemas.openxmlformats.org/officeDocument/2006/math" xmlns:v="urn:schemas-microsoft-com:vml" xmlns:wp14="http://schemas.microsoft.com/office/word/2010/wordprocessingDrawing" xmlns:wp="http://schemas.openxmlformats.org/drawingml/2006/wordprocessingDrawing" xmlns:w10="urn:schemas-microsoft-com:office:word" xmlns:w="http://schemas.openxmlformats.org/wordprocessingml/2006/main" xmlns:w14="http://schemas.microsoft.com/office/word/2010/wordml" xmlns:w15="http://schemas.microsoft.com/office/word/2012/wordml" xmlns:w16se="http://schemas.microsoft.com/office/word/2015/wordml/symex" xmlns:wpg="http://schemas.microsoft.com/office/word/2010/wordprocessingGroup" xmlns:wpi="http://schemas.microsoft.com/office/word/2010/wordprocessingInk" xmlns:wne="http://schemas.microsoft.com/office/word/2006/wordml" xmlns:wps="http://schemas.microsoft.com/office/word/2010/wordprocessingShape" mc:Ignorable="w14 w15 w16se wp14">
   <w:abstractNum w:abstractNumId="0" w15:restartNumberingAfterBreak="0">
-    <w:nsid w:val="0FF54F27"/>
+    <w:nsid w:val="2F5A533F"/>
     <w:multiLevelType w:val="hybridMultilevel"/>
-    <w:tmpl w:val="B066E562"/>
-    <w:lvl w:ilvl="0" w:tplc="A418DB42" w:tentative="1">
-      <w:start w:val="1"/>
-      <w:numFmt w:val="decimal"/>
-      <w:lvlText w:val="%1."/>
-      <w:lvlJc w:val="left"/>
-      <w:pPr>
-        <w:ind w:left="540" w:hanging="300"/>
-      </w:pPr>
-    </w:lvl>
-    <w:lvl w:ilvl="1" w:tplc="231ADFE4" w:tentative="1">
-      <w:start w:val="1"/>
-      <w:numFmt w:val="lowerLetter"/>
-      <w:lvlText w:val="%2."/>
-      <w:lvlJc w:val="left"/>
-      <w:pPr>
-        <w:ind w:left="940" w:hanging="300"/>
-      </w:pPr>
-    </w:lvl>
-    <w:lvl w:ilvl="2" w:tplc="F3220032" w:tentative="1">
-      <w:start w:val="1"/>
-      <w:numFmt w:val="lowerRoman"/>
-      <w:lvlText w:val="%3."/>
-      <w:lvlJc w:val="left"/>
-      <w:pPr>
-        <w:ind w:left="1340" w:hanging="300"/>
-      </w:pPr>
-    </w:lvl>
-    <w:lvl w:ilvl="3" w:tplc="CE94998A">
-      <w:numFmt w:val="decimal"/>
-      <w:lvlText w:val=""/>
-      <w:lvlJc w:val="left"/>
-    </w:lvl>
-    <w:lvl w:ilvl="4" w:tplc="DD9A05B6">
-      <w:numFmt w:val="decimal"/>
-      <w:lvlText w:val=""/>
-      <w:lvlJc w:val="left"/>
-    </w:lvl>
-    <w:lvl w:ilvl="5" w:tplc="5A62BEC0">
-      <w:numFmt w:val="decimal"/>
-      <w:lvlText w:val=""/>
-      <w:lvlJc w:val="left"/>
-    </w:lvl>
-    <w:lvl w:ilvl="6" w:tplc="4960533A">
-      <w:numFmt w:val="decimal"/>
-      <w:lvlText w:val=""/>
-      <w:lvlJc w:val="left"/>
-    </w:lvl>
-    <w:lvl w:ilvl="7" w:tplc="4BC2C844">
-      <w:numFmt w:val="decimal"/>
-      <w:lvlText w:val=""/>
-      <w:lvlJc w:val="left"/>
-    </w:lvl>
-    <w:lvl w:ilvl="8" w:tplc="95F0A144">
-      <w:numFmt w:val="decimal"/>
-      <w:lvlText w:val=""/>
-      <w:lvlJc w:val="left"/>
-    </w:lvl>
-  </w:abstractNum>
-  <w:abstractNum w:abstractNumId="1" w15:restartNumberingAfterBreak="0">
-    <w:nsid w:val="3E9F102D"/>
-    <w:multiLevelType w:val="hybridMultilevel"/>
-    <w:tmpl w:val="8494C9D4"/>
-    <w:lvl w:ilvl="0" w:tplc="86E8EA82">
-      <w:start w:val="1"/>
-      <w:numFmt w:val="bullet"/>
-      <w:lvlText w:val="•"/>
-      <w:lvlJc w:val="left"/>
-      <w:pPr>
-        <w:ind w:left="540" w:hanging="300"/>
-      </w:pPr>
-    </w:lvl>
-    <w:lvl w:ilvl="1" w:tplc="0234C5AA" w:tentative="1">
-      <w:start w:val="1"/>
-      <w:numFmt w:val="bullet"/>
-      <w:lvlText w:val="–"/>
-      <w:lvlJc w:val="left"/>
-      <w:pPr>
-        <w:ind w:left="940" w:hanging="300"/>
-      </w:pPr>
-    </w:lvl>
-    <w:lvl w:ilvl="2" w:tplc="8B9A139A" w:tentative="1">
-      <w:start w:val="1"/>
-      <w:numFmt w:val="bullet"/>
-      <w:lvlText w:val="◦"/>
-      <w:lvlJc w:val="left"/>
-      <w:pPr>
-        <w:ind w:left="1340" w:hanging="300"/>
-      </w:pPr>
-    </w:lvl>
-    <w:lvl w:ilvl="3" w:tplc="6B38A040">
-      <w:numFmt w:val="decimal"/>
-      <w:lvlText w:val=""/>
-      <w:lvlJc w:val="left"/>
-    </w:lvl>
-    <w:lvl w:ilvl="4" w:tplc="5ECAFB06">
-      <w:numFmt w:val="decimal"/>
-      <w:lvlText w:val=""/>
-      <w:lvlJc w:val="left"/>
-    </w:lvl>
-    <w:lvl w:ilvl="5" w:tplc="B66AA57E">
-      <w:numFmt w:val="decimal"/>
-      <w:lvlText w:val=""/>
-      <w:lvlJc w:val="left"/>
-    </w:lvl>
-    <w:lvl w:ilvl="6" w:tplc="7F64C076">
-      <w:numFmt w:val="decimal"/>
-      <w:lvlText w:val=""/>
-      <w:lvlJc w:val="left"/>
-    </w:lvl>
-    <w:lvl w:ilvl="7" w:tplc="F03CB334">
-      <w:numFmt w:val="decimal"/>
-      <w:lvlText w:val=""/>
-      <w:lvlJc w:val="left"/>
-    </w:lvl>
-    <w:lvl w:ilvl="8" w:tplc="786057D6">
-      <w:numFmt w:val="decimal"/>
-      <w:lvlText w:val=""/>
-      <w:lvlJc w:val="left"/>
-    </w:lvl>
-  </w:abstractNum>
-  <w:abstractNum w:abstractNumId="2" w15:restartNumberingAfterBreak="0">
-    <w:nsid w:val="5D8165FA"/>
-    <w:multiLevelType w:val="hybridMultilevel"/>
-    <w:tmpl w:val="0D2EE5C4"/>
-    <w:lvl w:ilvl="0" w:tplc="4AF4E576" w:tentative="1">
+    <w:tmpl w:val="9EAA7CB8"/>
+    <w:lvl w:ilvl="0" w:tplc="37D43430" w:tentative="1">
       <w:start w:val="1"/>
       <w:numFmt w:val="bullet"/>
       <w:lvlText w:val="●"/>
@@ -21768,7 +21789,7 @@
         <w:ind w:left="720" w:hanging="360"/>
       </w:pPr>
     </w:lvl>
-    <w:lvl w:ilvl="1" w:tplc="983A7ED6" w:tentative="1">
+    <w:lvl w:ilvl="1" w:tplc="621404EA" w:tentative="1">
       <w:start w:val="1"/>
       <w:numFmt w:val="bullet"/>
       <w:lvlText w:val="○"/>
@@ -21777,7 +21798,7 @@
         <w:ind w:left="1440" w:hanging="360"/>
       </w:pPr>
     </w:lvl>
-    <w:lvl w:ilvl="2" w:tplc="394EB42C" w:tentative="1">
+    <w:lvl w:ilvl="2" w:tplc="EDDE2384" w:tentative="1">
       <w:start w:val="1"/>
       <w:numFmt w:val="bullet"/>
       <w:lvlText w:val="■"/>
@@ -21786,7 +21807,7 @@
         <w:ind w:left="2160" w:hanging="360"/>
       </w:pPr>
     </w:lvl>
-    <w:lvl w:ilvl="3" w:tplc="A2D07B04" w:tentative="1">
+    <w:lvl w:ilvl="3" w:tplc="0876DB3A" w:tentative="1">
       <w:start w:val="1"/>
       <w:numFmt w:val="bullet"/>
       <w:lvlText w:val="●"/>
@@ -21795,7 +21816,7 @@
         <w:ind w:left="2880" w:hanging="360"/>
       </w:pPr>
     </w:lvl>
-    <w:lvl w:ilvl="4" w:tplc="B26EC39C" w:tentative="1">
+    <w:lvl w:ilvl="4" w:tplc="DB2018EC" w:tentative="1">
       <w:start w:val="1"/>
       <w:numFmt w:val="bullet"/>
       <w:lvlText w:val="○"/>
@@ -21804,7 +21825,7 @@
         <w:ind w:left="3600" w:hanging="360"/>
       </w:pPr>
     </w:lvl>
-    <w:lvl w:ilvl="5" w:tplc="D1765A64" w:tentative="1">
+    <w:lvl w:ilvl="5" w:tplc="84704460" w:tentative="1">
       <w:start w:val="1"/>
       <w:numFmt w:val="bullet"/>
       <w:lvlText w:val="■"/>
@@ -21813,7 +21834,7 @@
         <w:ind w:left="4320" w:hanging="360"/>
       </w:pPr>
     </w:lvl>
-    <w:lvl w:ilvl="6" w:tplc="41EC64F6" w:tentative="1">
+    <w:lvl w:ilvl="6" w:tplc="6ED6A9C8" w:tentative="1">
       <w:start w:val="1"/>
       <w:numFmt w:val="bullet"/>
       <w:lvlText w:val="●"/>
@@ -21822,7 +21843,7 @@
         <w:ind w:left="5040" w:hanging="360"/>
       </w:pPr>
     </w:lvl>
-    <w:lvl w:ilvl="7" w:tplc="93E8AFD0" w:tentative="1">
+    <w:lvl w:ilvl="7" w:tplc="DE3E96B2" w:tentative="1">
       <w:start w:val="1"/>
       <w:numFmt w:val="bullet"/>
       <w:lvlText w:val="●"/>
@@ -21831,7 +21852,7 @@
         <w:ind w:left="5760" w:hanging="360"/>
       </w:pPr>
     </w:lvl>
-    <w:lvl w:ilvl="8" w:tplc="557C05BC" w:tentative="1">
+    <w:lvl w:ilvl="8" w:tplc="D02E10CA" w:tentative="1">
       <w:start w:val="1"/>
       <w:numFmt w:val="bullet"/>
       <w:lvlText w:val="●"/>
@@ -21841,8 +21862,132 @@
       </w:pPr>
     </w:lvl>
   </w:abstractNum>
+  <w:abstractNum w:abstractNumId="1" w15:restartNumberingAfterBreak="0">
+    <w:nsid w:val="351226CE"/>
+    <w:multiLevelType w:val="hybridMultilevel"/>
+    <w:tmpl w:val="DA021E26"/>
+    <w:lvl w:ilvl="0" w:tplc="0E0C4A88">
+      <w:start w:val="1"/>
+      <w:numFmt w:val="bullet"/>
+      <w:lvlText w:val="•"/>
+      <w:lvlJc w:val="left"/>
+      <w:pPr>
+        <w:ind w:left="540" w:hanging="300"/>
+      </w:pPr>
+    </w:lvl>
+    <w:lvl w:ilvl="1" w:tplc="A4D86A76" w:tentative="1">
+      <w:start w:val="1"/>
+      <w:numFmt w:val="bullet"/>
+      <w:lvlText w:val="–"/>
+      <w:lvlJc w:val="left"/>
+      <w:pPr>
+        <w:ind w:left="940" w:hanging="300"/>
+      </w:pPr>
+    </w:lvl>
+    <w:lvl w:ilvl="2" w:tplc="C982146E" w:tentative="1">
+      <w:start w:val="1"/>
+      <w:numFmt w:val="bullet"/>
+      <w:lvlText w:val="◦"/>
+      <w:lvlJc w:val="left"/>
+      <w:pPr>
+        <w:ind w:left="1340" w:hanging="300"/>
+      </w:pPr>
+    </w:lvl>
+    <w:lvl w:ilvl="3" w:tplc="1DBAD6D2">
+      <w:numFmt w:val="decimal"/>
+      <w:lvlText w:val=""/>
+      <w:lvlJc w:val="left"/>
+    </w:lvl>
+    <w:lvl w:ilvl="4" w:tplc="CA18892A">
+      <w:numFmt w:val="decimal"/>
+      <w:lvlText w:val=""/>
+      <w:lvlJc w:val="left"/>
+    </w:lvl>
+    <w:lvl w:ilvl="5" w:tplc="6FA0D9DE">
+      <w:numFmt w:val="decimal"/>
+      <w:lvlText w:val=""/>
+      <w:lvlJc w:val="left"/>
+    </w:lvl>
+    <w:lvl w:ilvl="6" w:tplc="C91254DE">
+      <w:numFmt w:val="decimal"/>
+      <w:lvlText w:val=""/>
+      <w:lvlJc w:val="left"/>
+    </w:lvl>
+    <w:lvl w:ilvl="7" w:tplc="3342BC58">
+      <w:numFmt w:val="decimal"/>
+      <w:lvlText w:val=""/>
+      <w:lvlJc w:val="left"/>
+    </w:lvl>
+    <w:lvl w:ilvl="8" w:tplc="353E1CCA">
+      <w:numFmt w:val="decimal"/>
+      <w:lvlText w:val=""/>
+      <w:lvlJc w:val="left"/>
+    </w:lvl>
+  </w:abstractNum>
+  <w:abstractNum w:abstractNumId="2" w15:restartNumberingAfterBreak="0">
+    <w:nsid w:val="792A0CC8"/>
+    <w:multiLevelType w:val="hybridMultilevel"/>
+    <w:tmpl w:val="2A5A3D6C"/>
+    <w:lvl w:ilvl="0" w:tplc="B35077CE" w:tentative="1">
+      <w:start w:val="1"/>
+      <w:numFmt w:val="decimal"/>
+      <w:lvlText w:val="%1."/>
+      <w:lvlJc w:val="left"/>
+      <w:pPr>
+        <w:ind w:left="540" w:hanging="300"/>
+      </w:pPr>
+    </w:lvl>
+    <w:lvl w:ilvl="1" w:tplc="A394FB00" w:tentative="1">
+      <w:start w:val="1"/>
+      <w:numFmt w:val="lowerLetter"/>
+      <w:lvlText w:val="%2."/>
+      <w:lvlJc w:val="left"/>
+      <w:pPr>
+        <w:ind w:left="940" w:hanging="300"/>
+      </w:pPr>
+    </w:lvl>
+    <w:lvl w:ilvl="2" w:tplc="E714A222" w:tentative="1">
+      <w:start w:val="1"/>
+      <w:numFmt w:val="lowerRoman"/>
+      <w:lvlText w:val="%3."/>
+      <w:lvlJc w:val="left"/>
+      <w:pPr>
+        <w:ind w:left="1340" w:hanging="300"/>
+      </w:pPr>
+    </w:lvl>
+    <w:lvl w:ilvl="3" w:tplc="6696DFD2">
+      <w:numFmt w:val="decimal"/>
+      <w:lvlText w:val=""/>
+      <w:lvlJc w:val="left"/>
+    </w:lvl>
+    <w:lvl w:ilvl="4" w:tplc="265AA336">
+      <w:numFmt w:val="decimal"/>
+      <w:lvlText w:val=""/>
+      <w:lvlJc w:val="left"/>
+    </w:lvl>
+    <w:lvl w:ilvl="5" w:tplc="E1C6FFB2">
+      <w:numFmt w:val="decimal"/>
+      <w:lvlText w:val=""/>
+      <w:lvlJc w:val="left"/>
+    </w:lvl>
+    <w:lvl w:ilvl="6" w:tplc="F788DDA6">
+      <w:numFmt w:val="decimal"/>
+      <w:lvlText w:val=""/>
+      <w:lvlJc w:val="left"/>
+    </w:lvl>
+    <w:lvl w:ilvl="7" w:tplc="D57C9DB4">
+      <w:numFmt w:val="decimal"/>
+      <w:lvlText w:val=""/>
+      <w:lvlJc w:val="left"/>
+    </w:lvl>
+    <w:lvl w:ilvl="8" w:tplc="A13C1D6C">
+      <w:numFmt w:val="decimal"/>
+      <w:lvlText w:val=""/>
+      <w:lvlJc w:val="left"/>
+    </w:lvl>
+  </w:abstractNum>
   <w:num w:numId="1">
-    <w:abstractNumId w:val="2"/>
+    <w:abstractNumId w:val="0"/>
     <w:lvlOverride w:ilvl="0">
       <w:startOverride w:val="1"/>
     </w:lvlOverride>
@@ -22477,7 +22622,7 @@
     <w:autoRedefine/>
     <w:uiPriority w:val="39"/>
     <w:unhideWhenUsed/>
-    <w:rsid w:val="00C61FE4"/>
+    <w:rsid w:val="007417C6"/>
     <w:pPr>
       <w:spacing w:after="100"/>
     </w:pPr>

--- a/documentation/01 System Overview/Development Timeline.docx
+++ b/documentation/01 System Overview/Development Timeline.docx
@@ -1739,6 +1739,74 @@
           </w:p>
         </w:tc>
       </w:tr>
+      <w:tr>
+        <w:tblPrEx>
+          <w:tblCellMar>
+            <w:top w:w="0" w:type="dxa"/>
+            <w:bottom w:w="0" w:type="dxa"/>
+          </w:tblCellMar>
+        </w:tblPrEx>
+        <w:tc>
+          <w:tcPr>
+            <w:tcW w:w="1300" w:type="dxa"/>
+            <w:tcMar>
+              <w:top w:w="50" w:type="dxa"/>
+              <w:left w:w="90" w:type="dxa"/>
+              <w:bottom w:w="50" w:type="dxa"/>
+              <w:right w:w="90" w:type="dxa"/>
+            </w:tcMar>
+          </w:tcPr>
+          <w:p>
+            <w:r>
+              <w:rPr>
+                <w:sz w:val="19"/>
+                <w:szCs w:val="19"/>
+              </w:rPr>
+              <w:t>1.1</w:t>
+            </w:r>
+          </w:p>
+        </w:tc>
+        <w:tc>
+          <w:tcPr>
+            <w:tcW w:w="1900" w:type="dxa"/>
+            <w:tcMar>
+              <w:top w:w="50" w:type="dxa"/>
+              <w:left w:w="90" w:type="dxa"/>
+              <w:bottom w:w="50" w:type="dxa"/>
+              <w:right w:w="90" w:type="dxa"/>
+            </w:tcMar>
+          </w:tcPr>
+          <w:p>
+            <w:r>
+              <w:rPr>
+                <w:sz w:val="19"/>
+                <w:szCs w:val="19"/>
+              </w:rPr>
+              <w:t>23 October 2026</w:t>
+            </w:r>
+          </w:p>
+        </w:tc>
+        <w:tc>
+          <w:tcPr>
+            <w:tcW w:w="6438" w:type="dxa"/>
+            <w:tcMar>
+              <w:top w:w="50" w:type="dxa"/>
+              <w:left w:w="90" w:type="dxa"/>
+              <w:bottom w:w="50" w:type="dxa"/>
+              <w:right w:w="90" w:type="dxa"/>
+            </w:tcMar>
+          </w:tcPr>
+          <w:p>
+            <w:r>
+              <w:rPr>
+                <w:sz w:val="19"/>
+                <w:szCs w:val="19"/>
+              </w:rPr>
+              <w:t>23 October: order tickets, Track my order and sharing the driver only when staff choose.</w:t>
+            </w:r>
+          </w:p>
+        </w:tc>
+      </w:tr>
     </w:tbl>
     <w:p>
       <w:pPr>
@@ -1771,7 +1839,7 @@
     <w:sdt>
       <w:sdtPr>
         <w:alias w:val="Contents"/>
-        <w:id w:val="-2045054340"/>
+        <w:id w:val="927162429"/>
       </w:sdtPr>
       <w:sdtEndPr/>
       <w:sdtContent>
@@ -1798,7 +1866,7 @@
           <w:r>
             <w:fldChar w:fldCharType="separate"/>
           </w:r>
-          <w:hyperlink w:anchor="_Toc243676161" w:history="1">
+          <w:hyperlink w:anchor="_Toc243679801" w:history="1">
             <w:r>
               <w:rPr>
                 <w:rStyle w:val="Hyperlink"/>
@@ -1822,7 +1890,7 @@
               <w:rPr>
                 <w:noProof/>
               </w:rPr>
-              <w:instrText xml:space="preserve"> PAGEREF _Toc243676161 \h </w:instrText>
+              <w:instrText xml:space="preserve"> PAGEREF _Toc243679801 \h </w:instrText>
             </w:r>
             <w:r>
               <w:rPr>
@@ -1863,7 +1931,7 @@
               <w:szCs w:val="22"/>
             </w:rPr>
           </w:pPr>
-          <w:hyperlink w:anchor="_Toc243676162" w:history="1">
+          <w:hyperlink w:anchor="_Toc243679802" w:history="1">
             <w:r>
               <w:rPr>
                 <w:rStyle w:val="Hyperlink"/>
@@ -1887,7 +1955,7 @@
               <w:rPr>
                 <w:noProof/>
               </w:rPr>
-              <w:instrText xml:space="preserve"> PAGEREF _Toc243676162 \h </w:instrText>
+              <w:instrText xml:space="preserve"> PAGEREF _Toc243679802 \h </w:instrText>
             </w:r>
             <w:r>
               <w:rPr>
@@ -1928,7 +1996,7 @@
               <w:szCs w:val="22"/>
             </w:rPr>
           </w:pPr>
-          <w:hyperlink w:anchor="_Toc243676163" w:history="1">
+          <w:hyperlink w:anchor="_Toc243679803" w:history="1">
             <w:r>
               <w:rPr>
                 <w:rStyle w:val="Hyperlink"/>
@@ -1952,7 +2020,7 @@
               <w:rPr>
                 <w:noProof/>
               </w:rPr>
-              <w:instrText xml:space="preserve"> PAGEREF _Toc243676163 \h </w:instrText>
+              <w:instrText xml:space="preserve"> PAGEREF _Toc243679803 \h </w:instrText>
             </w:r>
             <w:r>
               <w:rPr>
@@ -1993,7 +2061,7 @@
               <w:szCs w:val="22"/>
             </w:rPr>
           </w:pPr>
-          <w:hyperlink w:anchor="_Toc243676164" w:history="1">
+          <w:hyperlink w:anchor="_Toc243679804" w:history="1">
             <w:r>
               <w:rPr>
                 <w:rStyle w:val="Hyperlink"/>
@@ -2017,7 +2085,7 @@
               <w:rPr>
                 <w:noProof/>
               </w:rPr>
-              <w:instrText xml:space="preserve"> PAGEREF _Toc243676164 \h </w:instrText>
+              <w:instrText xml:space="preserve"> PAGEREF _Toc243679804 \h </w:instrText>
             </w:r>
             <w:r>
               <w:rPr>
@@ -2058,7 +2126,7 @@
               <w:szCs w:val="22"/>
             </w:rPr>
           </w:pPr>
-          <w:hyperlink w:anchor="_Toc243676165" w:history="1">
+          <w:hyperlink w:anchor="_Toc243679805" w:history="1">
             <w:r>
               <w:rPr>
                 <w:rStyle w:val="Hyperlink"/>
@@ -2082,7 +2150,7 @@
               <w:rPr>
                 <w:noProof/>
               </w:rPr>
-              <w:instrText xml:space="preserve"> PAGEREF _Toc243676165 \h </w:instrText>
+              <w:instrText xml:space="preserve"> PAGEREF _Toc243679805 \h </w:instrText>
             </w:r>
             <w:r>
               <w:rPr>
@@ -2123,7 +2191,7 @@
               <w:szCs w:val="22"/>
             </w:rPr>
           </w:pPr>
-          <w:hyperlink w:anchor="_Toc243676166" w:history="1">
+          <w:hyperlink w:anchor="_Toc243679806" w:history="1">
             <w:r>
               <w:rPr>
                 <w:rStyle w:val="Hyperlink"/>
@@ -2147,7 +2215,7 @@
               <w:rPr>
                 <w:noProof/>
               </w:rPr>
-              <w:instrText xml:space="preserve"> PAGEREF _Toc243676166 \h </w:instrText>
+              <w:instrText xml:space="preserve"> PAGEREF _Toc243679806 \h </w:instrText>
             </w:r>
             <w:r>
               <w:rPr>
@@ -2188,7 +2256,7 @@
               <w:szCs w:val="22"/>
             </w:rPr>
           </w:pPr>
-          <w:hyperlink w:anchor="_Toc243676167" w:history="1">
+          <w:hyperlink w:anchor="_Toc243679807" w:history="1">
             <w:r>
               <w:rPr>
                 <w:rStyle w:val="Hyperlink"/>
@@ -2212,7 +2280,7 @@
               <w:rPr>
                 <w:noProof/>
               </w:rPr>
-              <w:instrText xml:space="preserve"> PAGEREF _Toc243676167 \h </w:instrText>
+              <w:instrText xml:space="preserve"> PAGEREF _Toc243679807 \h </w:instrText>
             </w:r>
             <w:r>
               <w:rPr>
@@ -2255,7 +2323,7 @@
       <w:pPr>
         <w:pStyle w:val="Heading1"/>
       </w:pPr>
-      <w:bookmarkStart w:id="1" w:name="_Toc243676161"/>
+      <w:bookmarkStart w:id="1" w:name="_Toc243679801"/>
       <w:r>
         <w:lastRenderedPageBreak/>
         <w:t>1  Introduction</w:t>
@@ -2267,10 +2335,13 @@
         <w:spacing w:after="120" w:line="276" w:lineRule="auto"/>
       </w:pPr>
       <w:r>
-        <w:t>The system was built in a series of working sessions between 11 September and 21 October 2026, each feature requested by the business owner and built, tested and adjusted the same day or the next. Dates below are taken from those session records (Kenya tim</w:t>
+        <w:t>The system was built in a series of working sessions between 11 Sep</w:t>
       </w:r>
       <w:r>
-        <w:t>e) and from the migration scripts. Earlier project files from July 2026 (empty project templates) are not part of this history.</w:t>
+        <w:t xml:space="preserve">tember and 21 October 2026, each feature requested by the business owner and built, tested and adjusted the same day or the next. Dates below are taken from those session records (Kenya time) and from the migration scripts. Earlier project files from July </w:t>
+      </w:r>
+      <w:r>
+        <w:t>2026 (empty project templates) are not part of this history.</w:t>
       </w:r>
     </w:p>
     <w:p>
@@ -2282,7 +2353,7 @@
       <w:pPr>
         <w:pStyle w:val="Heading1"/>
       </w:pPr>
-      <w:bookmarkStart w:id="2" w:name="_Toc243676162"/>
+      <w:bookmarkStart w:id="2" w:name="_Toc243679802"/>
       <w:r>
         <w:lastRenderedPageBreak/>
         <w:t>2  Phases</w:t>
@@ -2567,14 +2638,7 @@
                 <w:sz w:val="19"/>
                 <w:szCs w:val="19"/>
               </w:rPr>
-              <w:t>Desktop app, trees and farmers, roles, M-Pesa Send Money (sandbox), AI insights and chat, v</w:t>
-            </w:r>
-            <w:r>
-              <w:rPr>
-                <w:sz w:val="19"/>
-                <w:szCs w:val="19"/>
-              </w:rPr>
-              <w:t>oice input, servers panel</w:t>
+              <w:t>Desktop app, trees and farmers, roles, M-Pesa Send Money (sandbox), AI insights and chat, voice input, servers panel</w:t>
             </w:r>
           </w:p>
         </w:tc>
@@ -4100,6 +4164,88 @@
                 <w:szCs w:val="19"/>
               </w:rPr>
               <w:t>The About page sets out the registered business, how we work (timber from farms across Central Kenya, milled in Nakuru), where to find us and the founder, ready for the move to the company domain</w:t>
+            </w:r>
+          </w:p>
+        </w:tc>
+      </w:tr>
+      <w:tr>
+        <w:tblPrEx>
+          <w:tblCellMar>
+            <w:top w:w="0" w:type="dxa"/>
+            <w:bottom w:w="0" w:type="dxa"/>
+          </w:tblCellMar>
+        </w:tblPrEx>
+        <w:trPr>
+          <w:cantSplit/>
+        </w:trPr>
+        <w:tc>
+          <w:tcPr>
+            <w:tcW w:w="1830" w:type="dxa"/>
+            <w:tcMar>
+              <w:top w:w="50" w:type="dxa"/>
+              <w:left w:w="90" w:type="dxa"/>
+              <w:bottom w:w="50" w:type="dxa"/>
+              <w:right w:w="90" w:type="dxa"/>
+            </w:tcMar>
+          </w:tcPr>
+          <w:p>
+            <w:pPr>
+              <w:spacing w:after="20" w:line="252" w:lineRule="auto"/>
+            </w:pPr>
+            <w:r>
+              <w:rPr>
+                <w:b/>
+                <w:bCs/>
+                <w:sz w:val="19"/>
+                <w:szCs w:val="19"/>
+              </w:rPr>
+              <w:t>23 Oct</w:t>
+            </w:r>
+          </w:p>
+        </w:tc>
+        <w:tc>
+          <w:tcPr>
+            <w:tcW w:w="2196" w:type="dxa"/>
+            <w:tcMar>
+              <w:top w:w="50" w:type="dxa"/>
+              <w:left w:w="90" w:type="dxa"/>
+              <w:bottom w:w="50" w:type="dxa"/>
+              <w:right w:w="90" w:type="dxa"/>
+            </w:tcMar>
+          </w:tcPr>
+          <w:p>
+            <w:pPr>
+              <w:spacing w:after="20" w:line="252" w:lineRule="auto"/>
+            </w:pPr>
+            <w:r>
+              <w:rPr>
+                <w:sz w:val="19"/>
+                <w:szCs w:val="19"/>
+              </w:rPr>
+              <w:t>Order tickets</w:t>
+            </w:r>
+          </w:p>
+        </w:tc>
+        <w:tc>
+          <w:tcPr>
+            <w:tcW w:w="5612" w:type="dxa"/>
+            <w:tcMar>
+              <w:top w:w="50" w:type="dxa"/>
+              <w:left w:w="90" w:type="dxa"/>
+              <w:bottom w:w="50" w:type="dxa"/>
+              <w:right w:w="90" w:type="dxa"/>
+            </w:tcMar>
+          </w:tcPr>
+          <w:p>
+            <w:pPr>
+              <w:spacing w:after="20" w:line="252" w:lineRule="auto"/>
+            </w:pPr>
+            <w:r>
+              <w:rPr>
+                <w:sz w:val="19"/>
+                <w:szCs w:val="19"/>
+              </w:rPr>
+              <w:t>Every order gets a ticket like DW-7K3Q9P; customers can track an order without signing in; the driver and vehicle are hidden from customers unless staff share them for a delivery</w:t>
             </w:r>
           </w:p>
         </w:tc>
@@ -4119,7 +4265,7 @@
       <w:pPr>
         <w:pStyle w:val="Heading1"/>
       </w:pPr>
-      <w:bookmarkStart w:id="3" w:name="_Toc243676163"/>
+      <w:bookmarkStart w:id="3" w:name="_Toc243679803"/>
       <w:r>
         <w:lastRenderedPageBreak/>
         <w:t>3  Timeline chart</w:t>
@@ -4209,7 +4355,7 @@
       <w:pPr>
         <w:pStyle w:val="Heading1"/>
       </w:pPr>
-      <w:bookmarkStart w:id="4" w:name="_Toc243676164"/>
+      <w:bookmarkStart w:id="4" w:name="_Toc243679804"/>
       <w:r>
         <w:lastRenderedPageBreak/>
         <w:t>4  Feature log</w:t>
@@ -12913,6 +13059,183 @@
           </w:p>
         </w:tc>
       </w:tr>
+      <w:tr>
+        <w:tblPrEx>
+          <w:tblCellMar>
+            <w:top w:w="0" w:type="dxa"/>
+            <w:bottom w:w="0" w:type="dxa"/>
+          </w:tblCellMar>
+        </w:tblPrEx>
+        <w:trPr>
+          <w:cantSplit/>
+        </w:trPr>
+        <w:tc>
+          <w:tcPr>
+            <w:tcW w:w="1445" w:type="dxa"/>
+            <w:shd w:val="clear" w:color="auto" w:fill="F4F5F3"/>
+            <w:tcMar>
+              <w:top w:w="50" w:type="dxa"/>
+              <w:left w:w="90" w:type="dxa"/>
+              <w:bottom w:w="50" w:type="dxa"/>
+              <w:right w:w="90" w:type="dxa"/>
+            </w:tcMar>
+          </w:tcPr>
+          <w:p>
+            <w:pPr>
+              <w:spacing w:after="20" w:line="252" w:lineRule="auto"/>
+            </w:pPr>
+            <w:r>
+              <w:rPr>
+                <w:sz w:val="19"/>
+                <w:szCs w:val="19"/>
+              </w:rPr>
+              <w:t>23 Oct 2026</w:t>
+            </w:r>
+          </w:p>
+        </w:tc>
+        <w:tc>
+          <w:tcPr>
+            <w:tcW w:w="1686" w:type="dxa"/>
+            <w:shd w:val="clear" w:color="auto" w:fill="F4F5F3"/>
+            <w:tcMar>
+              <w:top w:w="50" w:type="dxa"/>
+              <w:left w:w="90" w:type="dxa"/>
+              <w:bottom w:w="50" w:type="dxa"/>
+              <w:right w:w="90" w:type="dxa"/>
+            </w:tcMar>
+          </w:tcPr>
+          <w:p>
+            <w:pPr>
+              <w:spacing w:after="20" w:line="252" w:lineRule="auto"/>
+            </w:pPr>
+            <w:r>
+              <w:rPr>
+                <w:sz w:val="19"/>
+                <w:szCs w:val="19"/>
+              </w:rPr>
+              <w:t>Website</w:t>
+            </w:r>
+          </w:p>
+        </w:tc>
+        <w:tc>
+          <w:tcPr>
+            <w:tcW w:w="6507" w:type="dxa"/>
+            <w:shd w:val="clear" w:color="auto" w:fill="F4F5F3"/>
+            <w:tcMar>
+              <w:top w:w="50" w:type="dxa"/>
+              <w:left w:w="90" w:type="dxa"/>
+              <w:bottom w:w="50" w:type="dxa"/>
+              <w:right w:w="90" w:type="dxa"/>
+            </w:tcMar>
+          </w:tcPr>
+          <w:p>
+            <w:pPr>
+              <w:spacing w:after="20" w:line="252" w:lineRule="auto"/>
+            </w:pPr>
+            <w:r>
+              <w:rPr>
+                <w:sz w:val="19"/>
+                <w:szCs w:val="19"/>
+              </w:rPr>
+              <w:t>The About page sets out the company: who we are with the registered facts, how we work (timber from farms across Central Kenya, milled in Nakuru), where to find us with the owner's map pin, and the founder with a photo frame; the same facts for search engi</w:t>
+            </w:r>
+            <w:r>
+              <w:rPr>
+                <w:sz w:val="19"/>
+                <w:szCs w:val="19"/>
+              </w:rPr>
+              <w:t>nes in index.html.</w:t>
+            </w:r>
+          </w:p>
+        </w:tc>
+      </w:tr>
+      <w:tr>
+        <w:tblPrEx>
+          <w:tblCellMar>
+            <w:top w:w="0" w:type="dxa"/>
+            <w:bottom w:w="0" w:type="dxa"/>
+          </w:tblCellMar>
+        </w:tblPrEx>
+        <w:trPr>
+          <w:cantSplit/>
+        </w:trPr>
+        <w:tc>
+          <w:tcPr>
+            <w:tcW w:w="1445" w:type="dxa"/>
+            <w:tcMar>
+              <w:top w:w="50" w:type="dxa"/>
+              <w:left w:w="90" w:type="dxa"/>
+              <w:bottom w:w="50" w:type="dxa"/>
+              <w:right w:w="90" w:type="dxa"/>
+            </w:tcMar>
+          </w:tcPr>
+          <w:p>
+            <w:pPr>
+              <w:spacing w:after="20" w:line="252" w:lineRule="auto"/>
+            </w:pPr>
+            <w:r>
+              <w:rPr>
+                <w:sz w:val="19"/>
+                <w:szCs w:val="19"/>
+              </w:rPr>
+              <w:t>23 Oct 2026</w:t>
+            </w:r>
+          </w:p>
+        </w:tc>
+        <w:tc>
+          <w:tcPr>
+            <w:tcW w:w="1686" w:type="dxa"/>
+            <w:tcMar>
+              <w:top w:w="50" w:type="dxa"/>
+              <w:left w:w="90" w:type="dxa"/>
+              <w:bottom w:w="50" w:type="dxa"/>
+              <w:right w:w="90" w:type="dxa"/>
+            </w:tcMar>
+          </w:tcPr>
+          <w:p>
+            <w:pPr>
+              <w:spacing w:after="20" w:line="252" w:lineRule="auto"/>
+            </w:pPr>
+            <w:r>
+              <w:rPr>
+                <w:sz w:val="19"/>
+                <w:szCs w:val="19"/>
+              </w:rPr>
+              <w:t>Orders</w:t>
+            </w:r>
+          </w:p>
+        </w:tc>
+        <w:tc>
+          <w:tcPr>
+            <w:tcW w:w="6507" w:type="dxa"/>
+            <w:tcMar>
+              <w:top w:w="50" w:type="dxa"/>
+              <w:left w:w="90" w:type="dxa"/>
+              <w:bottom w:w="50" w:type="dxa"/>
+              <w:right w:w="90" w:type="dxa"/>
+            </w:tcMar>
+          </w:tcPr>
+          <w:p>
+            <w:pPr>
+              <w:spacing w:after="20" w:line="252" w:lineRule="auto"/>
+            </w:pPr>
+            <w:r>
+              <w:rPr>
+                <w:sz w:val="19"/>
+                <w:szCs w:val="19"/>
+              </w:rPr>
+              <w:t>Order tickets like DW-7K3Q9P ("ticket number for tracking", migration 038) on every order - website, staff light deliveries and bulk orders - shown to customers and used by staff and the assistant. Track my order on the website without signing in (the tick</w:t>
+            </w:r>
+            <w:r>
+              <w:rPr>
+                <w:sz w:val="19"/>
+                <w:szCs w:val="19"/>
+              </w:rPr>
+              <w:t>et and the last 3 digits of the phone; five wrong tries lock a ticket for half an hour). The driver and vehicle are hidden from customers unless staff switch on Share driver for that delivery, on the desktop or the phone ("vehicle visible only to staff").</w:t>
+            </w:r>
+          </w:p>
+        </w:tc>
+      </w:tr>
     </w:tbl>
     <w:p>
       <w:pPr>
@@ -12928,7 +13251,7 @@
       <w:pPr>
         <w:pStyle w:val="Heading1"/>
       </w:pPr>
-      <w:bookmarkStart w:id="5" w:name="_Toc243676165"/>
+      <w:bookmarkStart w:id="5" w:name="_Toc243679805"/>
       <w:r>
         <w:lastRenderedPageBreak/>
         <w:t>5  Database changes</w:t>
@@ -17070,6 +17393,109 @@
           </w:p>
         </w:tc>
       </w:tr>
+      <w:tr>
+        <w:tblPrEx>
+          <w:tblCellMar>
+            <w:top w:w="0" w:type="dxa"/>
+            <w:bottom w:w="0" w:type="dxa"/>
+          </w:tblCellMar>
+        </w:tblPrEx>
+        <w:trPr>
+          <w:cantSplit/>
+        </w:trPr>
+        <w:tc>
+          <w:tcPr>
+            <w:tcW w:w="832" w:type="dxa"/>
+            <w:tcMar>
+              <w:top w:w="50" w:type="dxa"/>
+              <w:left w:w="90" w:type="dxa"/>
+              <w:bottom w:w="50" w:type="dxa"/>
+              <w:right w:w="90" w:type="dxa"/>
+            </w:tcMar>
+          </w:tcPr>
+          <w:p>
+            <w:pPr>
+              <w:spacing w:after="20" w:line="252" w:lineRule="auto"/>
+            </w:pPr>
+            <w:r>
+              <w:rPr>
+                <w:sz w:val="19"/>
+                <w:szCs w:val="19"/>
+              </w:rPr>
+              <w:t>038</w:t>
+            </w:r>
+          </w:p>
+        </w:tc>
+        <w:tc>
+          <w:tcPr>
+            <w:tcW w:w="1308" w:type="dxa"/>
+            <w:tcMar>
+              <w:top w:w="50" w:type="dxa"/>
+              <w:left w:w="90" w:type="dxa"/>
+              <w:bottom w:w="50" w:type="dxa"/>
+              <w:right w:w="90" w:type="dxa"/>
+            </w:tcMar>
+          </w:tcPr>
+          <w:p>
+            <w:pPr>
+              <w:spacing w:after="20" w:line="252" w:lineRule="auto"/>
+            </w:pPr>
+            <w:r>
+              <w:rPr>
+                <w:sz w:val="19"/>
+                <w:szCs w:val="19"/>
+              </w:rPr>
+              <w:t>23 Oct 2026</w:t>
+            </w:r>
+          </w:p>
+        </w:tc>
+        <w:tc>
+          <w:tcPr>
+            <w:tcW w:w="2736" w:type="dxa"/>
+            <w:tcMar>
+              <w:top w:w="50" w:type="dxa"/>
+              <w:left w:w="90" w:type="dxa"/>
+              <w:bottom w:w="50" w:type="dxa"/>
+              <w:right w:w="90" w:type="dxa"/>
+            </w:tcMar>
+          </w:tcPr>
+          <w:p>
+            <w:pPr>
+              <w:spacing w:after="20" w:line="252" w:lineRule="auto"/>
+            </w:pPr>
+            <w:r>
+              <w:rPr>
+                <w:sz w:val="19"/>
+                <w:szCs w:val="19"/>
+              </w:rPr>
+              <w:t>order_tickets</w:t>
+            </w:r>
+          </w:p>
+        </w:tc>
+        <w:tc>
+          <w:tcPr>
+            <w:tcW w:w="4762" w:type="dxa"/>
+            <w:tcMar>
+              <w:top w:w="50" w:type="dxa"/>
+              <w:left w:w="90" w:type="dxa"/>
+              <w:bottom w:w="50" w:type="dxa"/>
+              <w:right w:w="90" w:type="dxa"/>
+            </w:tcMar>
+          </w:tcPr>
+          <w:p>
+            <w:pPr>
+              <w:spacing w:after="20" w:line="252" w:lineRule="auto"/>
+            </w:pPr>
+            <w:r>
+              <w:rPr>
+                <w:sz w:val="19"/>
+                <w:szCs w:val="19"/>
+              </w:rPr>
+              <w:t>ORDERS.Ticket_Code (VARCHAR(12), unique): each order's ticket like DW-7K3Q9P. LIGHT_DELIVERIES.Share_Driver (TINYINT(1), default 0): whether the customers on that delivery see the driver's first name and the number plate.</w:t>
+            </w:r>
+          </w:p>
+        </w:tc>
+      </w:tr>
     </w:tbl>
     <w:p>
       <w:pPr>
@@ -17085,7 +17511,7 @@
       <w:pPr>
         <w:pStyle w:val="Heading1"/>
       </w:pPr>
-      <w:bookmarkStart w:id="6" w:name="_Toc243676166"/>
+      <w:bookmarkStart w:id="6" w:name="_Toc243679806"/>
       <w:r>
         <w:lastRenderedPageBreak/>
         <w:t>6  Key decisions</w:t>
@@ -21408,7 +21834,7 @@
       <w:pPr>
         <w:pStyle w:val="Heading1"/>
       </w:pPr>
-      <w:bookmarkStart w:id="7" w:name="_Toc243676167"/>
+      <w:bookmarkStart w:id="7" w:name="_Toc243679807"/>
       <w:r>
         <w:lastRenderedPageBreak/>
         <w:t>7  Open items at the time of writing</w:t>
@@ -21777,10 +22203,134 @@
 <file path=word/numbering.xml><?xml version="1.0" encoding="utf-8"?>
 <w:numbering xmlns:wpc="http://schemas.microsoft.com/office/word/2010/wordprocessingCanvas" xmlns:cx="http://schemas.microsoft.com/office/drawing/2014/chartex" xmlns:cx1="http://schemas.microsoft.com/office/drawing/2015/9/8/chartex" xmlns:mc="http://schemas.openxmlformats.org/markup-compatibility/2006" xmlns:o="urn:schemas-microsoft-com:office:office" xmlns:r="http://schemas.openxmlformats.org/officeDocument/2006/relationships" xmlns:m="http://schemas.openxmlformats.org/officeDocument/2006/math" xmlns:v="urn:schemas-microsoft-com:vml" xmlns:wp14="http://schemas.microsoft.com/office/word/2010/wordprocessingDrawing" xmlns:wp="http://schemas.openxmlformats.org/drawingml/2006/wordprocessingDrawing" xmlns:w10="urn:schemas-microsoft-com:office:word" xmlns:w="http://schemas.openxmlformats.org/wordprocessingml/2006/main" xmlns:w14="http://schemas.microsoft.com/office/word/2010/wordml" xmlns:w15="http://schemas.microsoft.com/office/word/2012/wordml" xmlns:w16se="http://schemas.microsoft.com/office/word/2015/wordml/symex" xmlns:wpg="http://schemas.microsoft.com/office/word/2010/wordprocessingGroup" xmlns:wpi="http://schemas.microsoft.com/office/word/2010/wordprocessingInk" xmlns:wne="http://schemas.microsoft.com/office/word/2006/wordml" xmlns:wps="http://schemas.microsoft.com/office/word/2010/wordprocessingShape" mc:Ignorable="w14 w15 w16se wp14">
   <w:abstractNum w:abstractNumId="0" w15:restartNumberingAfterBreak="0">
-    <w:nsid w:val="2F5A533F"/>
+    <w:nsid w:val="05A94BBE"/>
     <w:multiLevelType w:val="hybridMultilevel"/>
-    <w:tmpl w:val="9EAA7CB8"/>
-    <w:lvl w:ilvl="0" w:tplc="37D43430" w:tentative="1">
+    <w:tmpl w:val="FD043CEC"/>
+    <w:lvl w:ilvl="0" w:tplc="7FECE510" w:tentative="1">
+      <w:start w:val="1"/>
+      <w:numFmt w:val="decimal"/>
+      <w:lvlText w:val="%1."/>
+      <w:lvlJc w:val="left"/>
+      <w:pPr>
+        <w:ind w:left="540" w:hanging="300"/>
+      </w:pPr>
+    </w:lvl>
+    <w:lvl w:ilvl="1" w:tplc="4C466EDE" w:tentative="1">
+      <w:start w:val="1"/>
+      <w:numFmt w:val="lowerLetter"/>
+      <w:lvlText w:val="%2."/>
+      <w:lvlJc w:val="left"/>
+      <w:pPr>
+        <w:ind w:left="940" w:hanging="300"/>
+      </w:pPr>
+    </w:lvl>
+    <w:lvl w:ilvl="2" w:tplc="CF4C4138" w:tentative="1">
+      <w:start w:val="1"/>
+      <w:numFmt w:val="lowerRoman"/>
+      <w:lvlText w:val="%3."/>
+      <w:lvlJc w:val="left"/>
+      <w:pPr>
+        <w:ind w:left="1340" w:hanging="300"/>
+      </w:pPr>
+    </w:lvl>
+    <w:lvl w:ilvl="3" w:tplc="6722E17C">
+      <w:numFmt w:val="decimal"/>
+      <w:lvlText w:val=""/>
+      <w:lvlJc w:val="left"/>
+    </w:lvl>
+    <w:lvl w:ilvl="4" w:tplc="03CE4556">
+      <w:numFmt w:val="decimal"/>
+      <w:lvlText w:val=""/>
+      <w:lvlJc w:val="left"/>
+    </w:lvl>
+    <w:lvl w:ilvl="5" w:tplc="7FBCF704">
+      <w:numFmt w:val="decimal"/>
+      <w:lvlText w:val=""/>
+      <w:lvlJc w:val="left"/>
+    </w:lvl>
+    <w:lvl w:ilvl="6" w:tplc="0898323C">
+      <w:numFmt w:val="decimal"/>
+      <w:lvlText w:val=""/>
+      <w:lvlJc w:val="left"/>
+    </w:lvl>
+    <w:lvl w:ilvl="7" w:tplc="A2F8B7A2">
+      <w:numFmt w:val="decimal"/>
+      <w:lvlText w:val=""/>
+      <w:lvlJc w:val="left"/>
+    </w:lvl>
+    <w:lvl w:ilvl="8" w:tplc="3C5844C0">
+      <w:numFmt w:val="decimal"/>
+      <w:lvlText w:val=""/>
+      <w:lvlJc w:val="left"/>
+    </w:lvl>
+  </w:abstractNum>
+  <w:abstractNum w:abstractNumId="1" w15:restartNumberingAfterBreak="0">
+    <w:nsid w:val="161015C4"/>
+    <w:multiLevelType w:val="hybridMultilevel"/>
+    <w:tmpl w:val="5716396E"/>
+    <w:lvl w:ilvl="0" w:tplc="C31C9434">
+      <w:start w:val="1"/>
+      <w:numFmt w:val="bullet"/>
+      <w:lvlText w:val="•"/>
+      <w:lvlJc w:val="left"/>
+      <w:pPr>
+        <w:ind w:left="540" w:hanging="300"/>
+      </w:pPr>
+    </w:lvl>
+    <w:lvl w:ilvl="1" w:tplc="306E40D0" w:tentative="1">
+      <w:start w:val="1"/>
+      <w:numFmt w:val="bullet"/>
+      <w:lvlText w:val="–"/>
+      <w:lvlJc w:val="left"/>
+      <w:pPr>
+        <w:ind w:left="940" w:hanging="300"/>
+      </w:pPr>
+    </w:lvl>
+    <w:lvl w:ilvl="2" w:tplc="FA88D0C6" w:tentative="1">
+      <w:start w:val="1"/>
+      <w:numFmt w:val="bullet"/>
+      <w:lvlText w:val="◦"/>
+      <w:lvlJc w:val="left"/>
+      <w:pPr>
+        <w:ind w:left="1340" w:hanging="300"/>
+      </w:pPr>
+    </w:lvl>
+    <w:lvl w:ilvl="3" w:tplc="BC4C1E34">
+      <w:numFmt w:val="decimal"/>
+      <w:lvlText w:val=""/>
+      <w:lvlJc w:val="left"/>
+    </w:lvl>
+    <w:lvl w:ilvl="4" w:tplc="0FB26146">
+      <w:numFmt w:val="decimal"/>
+      <w:lvlText w:val=""/>
+      <w:lvlJc w:val="left"/>
+    </w:lvl>
+    <w:lvl w:ilvl="5" w:tplc="4A286986">
+      <w:numFmt w:val="decimal"/>
+      <w:lvlText w:val=""/>
+      <w:lvlJc w:val="left"/>
+    </w:lvl>
+    <w:lvl w:ilvl="6" w:tplc="C674F79A">
+      <w:numFmt w:val="decimal"/>
+      <w:lvlText w:val=""/>
+      <w:lvlJc w:val="left"/>
+    </w:lvl>
+    <w:lvl w:ilvl="7" w:tplc="8160C29C">
+      <w:numFmt w:val="decimal"/>
+      <w:lvlText w:val=""/>
+      <w:lvlJc w:val="left"/>
+    </w:lvl>
+    <w:lvl w:ilvl="8" w:tplc="55CCE46E">
+      <w:numFmt w:val="decimal"/>
+      <w:lvlText w:val=""/>
+      <w:lvlJc w:val="left"/>
+    </w:lvl>
+  </w:abstractNum>
+  <w:abstractNum w:abstractNumId="2" w15:restartNumberingAfterBreak="0">
+    <w:nsid w:val="38E973E4"/>
+    <w:multiLevelType w:val="hybridMultilevel"/>
+    <w:tmpl w:val="60DC5D44"/>
+    <w:lvl w:ilvl="0" w:tplc="6CF46016" w:tentative="1">
       <w:start w:val="1"/>
       <w:numFmt w:val="bullet"/>
       <w:lvlText w:val="●"/>
@@ -21789,7 +22339,7 @@
         <w:ind w:left="720" w:hanging="360"/>
       </w:pPr>
     </w:lvl>
-    <w:lvl w:ilvl="1" w:tplc="621404EA" w:tentative="1">
+    <w:lvl w:ilvl="1" w:tplc="8A30D7B2" w:tentative="1">
       <w:start w:val="1"/>
       <w:numFmt w:val="bullet"/>
       <w:lvlText w:val="○"/>
@@ -21798,7 +22348,7 @@
         <w:ind w:left="1440" w:hanging="360"/>
       </w:pPr>
     </w:lvl>
-    <w:lvl w:ilvl="2" w:tplc="EDDE2384" w:tentative="1">
+    <w:lvl w:ilvl="2" w:tplc="57A6FCDE" w:tentative="1">
       <w:start w:val="1"/>
       <w:numFmt w:val="bullet"/>
       <w:lvlText w:val="■"/>
@@ -21807,7 +22357,7 @@
         <w:ind w:left="2160" w:hanging="360"/>
       </w:pPr>
     </w:lvl>
-    <w:lvl w:ilvl="3" w:tplc="0876DB3A" w:tentative="1">
+    <w:lvl w:ilvl="3" w:tplc="63E4AE86" w:tentative="1">
       <w:start w:val="1"/>
       <w:numFmt w:val="bullet"/>
       <w:lvlText w:val="●"/>
@@ -21816,7 +22366,7 @@
         <w:ind w:left="2880" w:hanging="360"/>
       </w:pPr>
     </w:lvl>
-    <w:lvl w:ilvl="4" w:tplc="DB2018EC" w:tentative="1">
+    <w:lvl w:ilvl="4" w:tplc="CB843018" w:tentative="1">
       <w:start w:val="1"/>
       <w:numFmt w:val="bullet"/>
       <w:lvlText w:val="○"/>
@@ -21825,7 +22375,7 @@
         <w:ind w:left="3600" w:hanging="360"/>
       </w:pPr>
     </w:lvl>
-    <w:lvl w:ilvl="5" w:tplc="84704460" w:tentative="1">
+    <w:lvl w:ilvl="5" w:tplc="5434D96E" w:tentative="1">
       <w:start w:val="1"/>
       <w:numFmt w:val="bullet"/>
       <w:lvlText w:val="■"/>
@@ -21834,7 +22384,7 @@
         <w:ind w:left="4320" w:hanging="360"/>
       </w:pPr>
     </w:lvl>
-    <w:lvl w:ilvl="6" w:tplc="6ED6A9C8" w:tentative="1">
+    <w:lvl w:ilvl="6" w:tplc="FD22A2CE" w:tentative="1">
       <w:start w:val="1"/>
       <w:numFmt w:val="bullet"/>
       <w:lvlText w:val="●"/>
@@ -21843,7 +22393,7 @@
         <w:ind w:left="5040" w:hanging="360"/>
       </w:pPr>
     </w:lvl>
-    <w:lvl w:ilvl="7" w:tplc="DE3E96B2" w:tentative="1">
+    <w:lvl w:ilvl="7" w:tplc="30A0D884" w:tentative="1">
       <w:start w:val="1"/>
       <w:numFmt w:val="bullet"/>
       <w:lvlText w:val="●"/>
@@ -21852,7 +22402,7 @@
         <w:ind w:left="5760" w:hanging="360"/>
       </w:pPr>
     </w:lvl>
-    <w:lvl w:ilvl="8" w:tplc="D02E10CA" w:tentative="1">
+    <w:lvl w:ilvl="8" w:tplc="D06A14B0" w:tentative="1">
       <w:start w:val="1"/>
       <w:numFmt w:val="bullet"/>
       <w:lvlText w:val="●"/>
@@ -21862,132 +22412,8 @@
       </w:pPr>
     </w:lvl>
   </w:abstractNum>
-  <w:abstractNum w:abstractNumId="1" w15:restartNumberingAfterBreak="0">
-    <w:nsid w:val="351226CE"/>
-    <w:multiLevelType w:val="hybridMultilevel"/>
-    <w:tmpl w:val="DA021E26"/>
-    <w:lvl w:ilvl="0" w:tplc="0E0C4A88">
-      <w:start w:val="1"/>
-      <w:numFmt w:val="bullet"/>
-      <w:lvlText w:val="•"/>
-      <w:lvlJc w:val="left"/>
-      <w:pPr>
-        <w:ind w:left="540" w:hanging="300"/>
-      </w:pPr>
-    </w:lvl>
-    <w:lvl w:ilvl="1" w:tplc="A4D86A76" w:tentative="1">
-      <w:start w:val="1"/>
-      <w:numFmt w:val="bullet"/>
-      <w:lvlText w:val="–"/>
-      <w:lvlJc w:val="left"/>
-      <w:pPr>
-        <w:ind w:left="940" w:hanging="300"/>
-      </w:pPr>
-    </w:lvl>
-    <w:lvl w:ilvl="2" w:tplc="C982146E" w:tentative="1">
-      <w:start w:val="1"/>
-      <w:numFmt w:val="bullet"/>
-      <w:lvlText w:val="◦"/>
-      <w:lvlJc w:val="left"/>
-      <w:pPr>
-        <w:ind w:left="1340" w:hanging="300"/>
-      </w:pPr>
-    </w:lvl>
-    <w:lvl w:ilvl="3" w:tplc="1DBAD6D2">
-      <w:numFmt w:val="decimal"/>
-      <w:lvlText w:val=""/>
-      <w:lvlJc w:val="left"/>
-    </w:lvl>
-    <w:lvl w:ilvl="4" w:tplc="CA18892A">
-      <w:numFmt w:val="decimal"/>
-      <w:lvlText w:val=""/>
-      <w:lvlJc w:val="left"/>
-    </w:lvl>
-    <w:lvl w:ilvl="5" w:tplc="6FA0D9DE">
-      <w:numFmt w:val="decimal"/>
-      <w:lvlText w:val=""/>
-      <w:lvlJc w:val="left"/>
-    </w:lvl>
-    <w:lvl w:ilvl="6" w:tplc="C91254DE">
-      <w:numFmt w:val="decimal"/>
-      <w:lvlText w:val=""/>
-      <w:lvlJc w:val="left"/>
-    </w:lvl>
-    <w:lvl w:ilvl="7" w:tplc="3342BC58">
-      <w:numFmt w:val="decimal"/>
-      <w:lvlText w:val=""/>
-      <w:lvlJc w:val="left"/>
-    </w:lvl>
-    <w:lvl w:ilvl="8" w:tplc="353E1CCA">
-      <w:numFmt w:val="decimal"/>
-      <w:lvlText w:val=""/>
-      <w:lvlJc w:val="left"/>
-    </w:lvl>
-  </w:abstractNum>
-  <w:abstractNum w:abstractNumId="2" w15:restartNumberingAfterBreak="0">
-    <w:nsid w:val="792A0CC8"/>
-    <w:multiLevelType w:val="hybridMultilevel"/>
-    <w:tmpl w:val="2A5A3D6C"/>
-    <w:lvl w:ilvl="0" w:tplc="B35077CE" w:tentative="1">
-      <w:start w:val="1"/>
-      <w:numFmt w:val="decimal"/>
-      <w:lvlText w:val="%1."/>
-      <w:lvlJc w:val="left"/>
-      <w:pPr>
-        <w:ind w:left="540" w:hanging="300"/>
-      </w:pPr>
-    </w:lvl>
-    <w:lvl w:ilvl="1" w:tplc="A394FB00" w:tentative="1">
-      <w:start w:val="1"/>
-      <w:numFmt w:val="lowerLetter"/>
-      <w:lvlText w:val="%2."/>
-      <w:lvlJc w:val="left"/>
-      <w:pPr>
-        <w:ind w:left="940" w:hanging="300"/>
-      </w:pPr>
-    </w:lvl>
-    <w:lvl w:ilvl="2" w:tplc="E714A222" w:tentative="1">
-      <w:start w:val="1"/>
-      <w:numFmt w:val="lowerRoman"/>
-      <w:lvlText w:val="%3."/>
-      <w:lvlJc w:val="left"/>
-      <w:pPr>
-        <w:ind w:left="1340" w:hanging="300"/>
-      </w:pPr>
-    </w:lvl>
-    <w:lvl w:ilvl="3" w:tplc="6696DFD2">
-      <w:numFmt w:val="decimal"/>
-      <w:lvlText w:val=""/>
-      <w:lvlJc w:val="left"/>
-    </w:lvl>
-    <w:lvl w:ilvl="4" w:tplc="265AA336">
-      <w:numFmt w:val="decimal"/>
-      <w:lvlText w:val=""/>
-      <w:lvlJc w:val="left"/>
-    </w:lvl>
-    <w:lvl w:ilvl="5" w:tplc="E1C6FFB2">
-      <w:numFmt w:val="decimal"/>
-      <w:lvlText w:val=""/>
-      <w:lvlJc w:val="left"/>
-    </w:lvl>
-    <w:lvl w:ilvl="6" w:tplc="F788DDA6">
-      <w:numFmt w:val="decimal"/>
-      <w:lvlText w:val=""/>
-      <w:lvlJc w:val="left"/>
-    </w:lvl>
-    <w:lvl w:ilvl="7" w:tplc="D57C9DB4">
-      <w:numFmt w:val="decimal"/>
-      <w:lvlText w:val=""/>
-      <w:lvlJc w:val="left"/>
-    </w:lvl>
-    <w:lvl w:ilvl="8" w:tplc="A13C1D6C">
-      <w:numFmt w:val="decimal"/>
-      <w:lvlText w:val=""/>
-      <w:lvlJc w:val="left"/>
-    </w:lvl>
-  </w:abstractNum>
   <w:num w:numId="1">
-    <w:abstractNumId w:val="0"/>
+    <w:abstractNumId w:val="2"/>
     <w:lvlOverride w:ilvl="0">
       <w:startOverride w:val="1"/>
     </w:lvlOverride>
@@ -22622,7 +23048,7 @@
     <w:autoRedefine/>
     <w:uiPriority w:val="39"/>
     <w:unhideWhenUsed/>
-    <w:rsid w:val="007417C6"/>
+    <w:rsid w:val="004C106E"/>
     <w:pPr>
       <w:spacing w:after="100"/>
     </w:pPr>

--- a/documentation/01 System Overview/Development Timeline.docx
+++ b/documentation/01 System Overview/Development Timeline.docx
@@ -289,7 +289,7 @@
                 <w:sz w:val="20"/>
                 <w:szCs w:val="20"/>
               </w:rPr>
-              <w:t>23 October 2026</w:t>
+              <w:t>24 October 2026</w:t>
             </w:r>
           </w:p>
         </w:tc>
@@ -1807,6 +1807,74 @@
           </w:p>
         </w:tc>
       </w:tr>
+      <w:tr>
+        <w:tblPrEx>
+          <w:tblCellMar>
+            <w:top w:w="0" w:type="dxa"/>
+            <w:bottom w:w="0" w:type="dxa"/>
+          </w:tblCellMar>
+        </w:tblPrEx>
+        <w:tc>
+          <w:tcPr>
+            <w:tcW w:w="1300" w:type="dxa"/>
+            <w:tcMar>
+              <w:top w:w="50" w:type="dxa"/>
+              <w:left w:w="90" w:type="dxa"/>
+              <w:bottom w:w="50" w:type="dxa"/>
+              <w:right w:w="90" w:type="dxa"/>
+            </w:tcMar>
+          </w:tcPr>
+          <w:p>
+            <w:r>
+              <w:rPr>
+                <w:sz w:val="19"/>
+                <w:szCs w:val="19"/>
+              </w:rPr>
+              <w:t>1.1</w:t>
+            </w:r>
+          </w:p>
+        </w:tc>
+        <w:tc>
+          <w:tcPr>
+            <w:tcW w:w="1900" w:type="dxa"/>
+            <w:tcMar>
+              <w:top w:w="50" w:type="dxa"/>
+              <w:left w:w="90" w:type="dxa"/>
+              <w:bottom w:w="50" w:type="dxa"/>
+              <w:right w:w="90" w:type="dxa"/>
+            </w:tcMar>
+          </w:tcPr>
+          <w:p>
+            <w:r>
+              <w:rPr>
+                <w:sz w:val="19"/>
+                <w:szCs w:val="19"/>
+              </w:rPr>
+              <w:t>24 October 2026</w:t>
+            </w:r>
+          </w:p>
+        </w:tc>
+        <w:tc>
+          <w:tcPr>
+            <w:tcW w:w="6438" w:type="dxa"/>
+            <w:tcMar>
+              <w:top w:w="50" w:type="dxa"/>
+              <w:left w:w="90" w:type="dxa"/>
+              <w:bottom w:w="50" w:type="dxa"/>
+              <w:right w:w="90" w:type="dxa"/>
+            </w:tcMar>
+          </w:tcPr>
+          <w:p>
+            <w:r>
+              <w:rPr>
+                <w:sz w:val="19"/>
+                <w:szCs w:val="19"/>
+              </w:rPr>
+              <w:t>24 October: profiles, passwords and the idle lock.</w:t>
+            </w:r>
+          </w:p>
+        </w:tc>
+      </w:tr>
     </w:tbl>
     <w:p>
       <w:pPr>
@@ -1839,7 +1907,7 @@
     <w:sdt>
       <w:sdtPr>
         <w:alias w:val="Contents"/>
-        <w:id w:val="927162429"/>
+        <w:id w:val="765273705"/>
       </w:sdtPr>
       <w:sdtEndPr/>
       <w:sdtContent>
@@ -1866,7 +1934,7 @@
           <w:r>
             <w:fldChar w:fldCharType="separate"/>
           </w:r>
-          <w:hyperlink w:anchor="_Toc243679801" w:history="1">
+          <w:hyperlink w:anchor="_Toc243693312" w:history="1">
             <w:r>
               <w:rPr>
                 <w:rStyle w:val="Hyperlink"/>
@@ -1890,7 +1958,7 @@
               <w:rPr>
                 <w:noProof/>
               </w:rPr>
-              <w:instrText xml:space="preserve"> PAGEREF _Toc243679801 \h </w:instrText>
+              <w:instrText xml:space="preserve"> PAGEREF _Toc243693312 \h </w:instrText>
             </w:r>
             <w:r>
               <w:rPr>
@@ -1931,7 +1999,7 @@
               <w:szCs w:val="22"/>
             </w:rPr>
           </w:pPr>
-          <w:hyperlink w:anchor="_Toc243679802" w:history="1">
+          <w:hyperlink w:anchor="_Toc243693313" w:history="1">
             <w:r>
               <w:rPr>
                 <w:rStyle w:val="Hyperlink"/>
@@ -1955,7 +2023,7 @@
               <w:rPr>
                 <w:noProof/>
               </w:rPr>
-              <w:instrText xml:space="preserve"> PAGEREF _Toc243679802 \h </w:instrText>
+              <w:instrText xml:space="preserve"> PAGEREF _Toc243693313 \h </w:instrText>
             </w:r>
             <w:r>
               <w:rPr>
@@ -1996,7 +2064,7 @@
               <w:szCs w:val="22"/>
             </w:rPr>
           </w:pPr>
-          <w:hyperlink w:anchor="_Toc243679803" w:history="1">
+          <w:hyperlink w:anchor="_Toc243693314" w:history="1">
             <w:r>
               <w:rPr>
                 <w:rStyle w:val="Hyperlink"/>
@@ -2020,7 +2088,7 @@
               <w:rPr>
                 <w:noProof/>
               </w:rPr>
-              <w:instrText xml:space="preserve"> PAGEREF _Toc243679803 \h </w:instrText>
+              <w:instrText xml:space="preserve"> PAGEREF _Toc243693314 \h </w:instrText>
             </w:r>
             <w:r>
               <w:rPr>
@@ -2061,7 +2129,7 @@
               <w:szCs w:val="22"/>
             </w:rPr>
           </w:pPr>
-          <w:hyperlink w:anchor="_Toc243679804" w:history="1">
+          <w:hyperlink w:anchor="_Toc243693315" w:history="1">
             <w:r>
               <w:rPr>
                 <w:rStyle w:val="Hyperlink"/>
@@ -2085,7 +2153,7 @@
               <w:rPr>
                 <w:noProof/>
               </w:rPr>
-              <w:instrText xml:space="preserve"> PAGEREF _Toc243679804 \h </w:instrText>
+              <w:instrText xml:space="preserve"> PAGEREF _Toc243693315 \h </w:instrText>
             </w:r>
             <w:r>
               <w:rPr>
@@ -2126,7 +2194,7 @@
               <w:szCs w:val="22"/>
             </w:rPr>
           </w:pPr>
-          <w:hyperlink w:anchor="_Toc243679805" w:history="1">
+          <w:hyperlink w:anchor="_Toc243693316" w:history="1">
             <w:r>
               <w:rPr>
                 <w:rStyle w:val="Hyperlink"/>
@@ -2150,7 +2218,7 @@
               <w:rPr>
                 <w:noProof/>
               </w:rPr>
-              <w:instrText xml:space="preserve"> PAGEREF _Toc243679805 \h </w:instrText>
+              <w:instrText xml:space="preserve"> PAGEREF _Toc243693316 \h </w:instrText>
             </w:r>
             <w:r>
               <w:rPr>
@@ -2191,7 +2259,7 @@
               <w:szCs w:val="22"/>
             </w:rPr>
           </w:pPr>
-          <w:hyperlink w:anchor="_Toc243679806" w:history="1">
+          <w:hyperlink w:anchor="_Toc243693317" w:history="1">
             <w:r>
               <w:rPr>
                 <w:rStyle w:val="Hyperlink"/>
@@ -2215,7 +2283,7 @@
               <w:rPr>
                 <w:noProof/>
               </w:rPr>
-              <w:instrText xml:space="preserve"> PAGEREF _Toc243679806 \h </w:instrText>
+              <w:instrText xml:space="preserve"> PAGEREF _Toc243693317 \h </w:instrText>
             </w:r>
             <w:r>
               <w:rPr>
@@ -2256,7 +2324,7 @@
               <w:szCs w:val="22"/>
             </w:rPr>
           </w:pPr>
-          <w:hyperlink w:anchor="_Toc243679807" w:history="1">
+          <w:hyperlink w:anchor="_Toc243693318" w:history="1">
             <w:r>
               <w:rPr>
                 <w:rStyle w:val="Hyperlink"/>
@@ -2280,7 +2348,7 @@
               <w:rPr>
                 <w:noProof/>
               </w:rPr>
-              <w:instrText xml:space="preserve"> PAGEREF _Toc243679807 \h </w:instrText>
+              <w:instrText xml:space="preserve"> PAGEREF _Toc243693318 \h </w:instrText>
             </w:r>
             <w:r>
               <w:rPr>
@@ -2323,7 +2391,7 @@
       <w:pPr>
         <w:pStyle w:val="Heading1"/>
       </w:pPr>
-      <w:bookmarkStart w:id="1" w:name="_Toc243679801"/>
+      <w:bookmarkStart w:id="1" w:name="_Toc243693312"/>
       <w:r>
         <w:lastRenderedPageBreak/>
         <w:t>1  Introduction</w:t>
@@ -2335,13 +2403,13 @@
         <w:spacing w:after="120" w:line="276" w:lineRule="auto"/>
       </w:pPr>
       <w:r>
-        <w:t>The system was built in a series of working sessions between 11 Sep</w:t>
+        <w:t xml:space="preserve">The system was </w:t>
       </w:r>
       <w:r>
-        <w:t xml:space="preserve">tember and 21 October 2026, each feature requested by the business owner and built, tested and adjusted the same day or the next. Dates below are taken from those session records (Kenya time) and from the migration scripts. Earlier project files from July </w:t>
+        <w:t>built in a series of working sessions between 11 September and 21 October 2026, each feature requested by the business owner and built, tested and adjusted the same day or the next. Dates below are taken from those session records (Kenya time) and from the</w:t>
       </w:r>
       <w:r>
-        <w:t>2026 (empty project templates) are not part of this history.</w:t>
+        <w:t xml:space="preserve"> migration scripts. Earlier project files from July 2026 (empty project templates) are not part of this history.</w:t>
       </w:r>
     </w:p>
     <w:p>
@@ -2353,7 +2421,7 @@
       <w:pPr>
         <w:pStyle w:val="Heading1"/>
       </w:pPr>
-      <w:bookmarkStart w:id="2" w:name="_Toc243679802"/>
+      <w:bookmarkStart w:id="2" w:name="_Toc243693313"/>
       <w:r>
         <w:lastRenderedPageBreak/>
         <w:t>2  Phases</w:t>
@@ -4250,6 +4318,91 @@
           </w:p>
         </w:tc>
       </w:tr>
+      <w:tr>
+        <w:tblPrEx>
+          <w:tblCellMar>
+            <w:top w:w="0" w:type="dxa"/>
+            <w:bottom w:w="0" w:type="dxa"/>
+          </w:tblCellMar>
+        </w:tblPrEx>
+        <w:trPr>
+          <w:cantSplit/>
+        </w:trPr>
+        <w:tc>
+          <w:tcPr>
+            <w:tcW w:w="1830" w:type="dxa"/>
+            <w:shd w:val="clear" w:color="auto" w:fill="F4F5F3"/>
+            <w:tcMar>
+              <w:top w:w="50" w:type="dxa"/>
+              <w:left w:w="90" w:type="dxa"/>
+              <w:bottom w:w="50" w:type="dxa"/>
+              <w:right w:w="90" w:type="dxa"/>
+            </w:tcMar>
+          </w:tcPr>
+          <w:p>
+            <w:pPr>
+              <w:spacing w:after="20" w:line="252" w:lineRule="auto"/>
+            </w:pPr>
+            <w:r>
+              <w:rPr>
+                <w:b/>
+                <w:bCs/>
+                <w:sz w:val="19"/>
+                <w:szCs w:val="19"/>
+              </w:rPr>
+              <w:t>24 Oct</w:t>
+            </w:r>
+          </w:p>
+        </w:tc>
+        <w:tc>
+          <w:tcPr>
+            <w:tcW w:w="2196" w:type="dxa"/>
+            <w:shd w:val="clear" w:color="auto" w:fill="F4F5F3"/>
+            <w:tcMar>
+              <w:top w:w="50" w:type="dxa"/>
+              <w:left w:w="90" w:type="dxa"/>
+              <w:bottom w:w="50" w:type="dxa"/>
+              <w:right w:w="90" w:type="dxa"/>
+            </w:tcMar>
+          </w:tcPr>
+          <w:p>
+            <w:pPr>
+              <w:spacing w:after="20" w:line="252" w:lineRule="auto"/>
+            </w:pPr>
+            <w:r>
+              <w:rPr>
+                <w:sz w:val="19"/>
+                <w:szCs w:val="19"/>
+              </w:rPr>
+              <w:t>Profiles and the idle lock</w:t>
+            </w:r>
+          </w:p>
+        </w:tc>
+        <w:tc>
+          <w:tcPr>
+            <w:tcW w:w="5612" w:type="dxa"/>
+            <w:shd w:val="clear" w:color="auto" w:fill="F4F5F3"/>
+            <w:tcMar>
+              <w:top w:w="50" w:type="dxa"/>
+              <w:left w:w="90" w:type="dxa"/>
+              <w:bottom w:w="50" w:type="dxa"/>
+              <w:right w:w="90" w:type="dxa"/>
+            </w:tcMar>
+          </w:tcPr>
+          <w:p>
+            <w:pPr>
+              <w:spacing w:after="20" w:line="252" w:lineRule="auto"/>
+            </w:pPr>
+            <w:r>
+              <w:rPr>
+                <w:sz w:val="19"/>
+                <w:szCs w:val="19"/>
+              </w:rPr>
+              <w:t>Profiles in all three apps (photo, name, email, password), admin password resets with a temporary password, sign-outs everywhere on a password change, and the 25-minute idle lock</w:t>
+            </w:r>
+          </w:p>
+        </w:tc>
+      </w:tr>
     </w:tbl>
     <w:p>
       <w:pPr>
@@ -4265,7 +4418,7 @@
       <w:pPr>
         <w:pStyle w:val="Heading1"/>
       </w:pPr>
-      <w:bookmarkStart w:id="3" w:name="_Toc243679803"/>
+      <w:bookmarkStart w:id="3" w:name="_Toc243693314"/>
       <w:r>
         <w:lastRenderedPageBreak/>
         <w:t>3  Timeline chart</w:t>
@@ -4355,7 +4508,7 @@
       <w:pPr>
         <w:pStyle w:val="Heading1"/>
       </w:pPr>
-      <w:bookmarkStart w:id="4" w:name="_Toc243679804"/>
+      <w:bookmarkStart w:id="4" w:name="_Toc243693315"/>
       <w:r>
         <w:lastRenderedPageBreak/>
         <w:t>4  Feature log</w:t>
@@ -13236,6 +13389,103 @@
           </w:p>
         </w:tc>
       </w:tr>
+      <w:tr>
+        <w:tblPrEx>
+          <w:tblCellMar>
+            <w:top w:w="0" w:type="dxa"/>
+            <w:bottom w:w="0" w:type="dxa"/>
+          </w:tblCellMar>
+        </w:tblPrEx>
+        <w:trPr>
+          <w:cantSplit/>
+        </w:trPr>
+        <w:tc>
+          <w:tcPr>
+            <w:tcW w:w="1445" w:type="dxa"/>
+            <w:shd w:val="clear" w:color="auto" w:fill="F4F5F3"/>
+            <w:tcMar>
+              <w:top w:w="50" w:type="dxa"/>
+              <w:left w:w="90" w:type="dxa"/>
+              <w:bottom w:w="50" w:type="dxa"/>
+              <w:right w:w="90" w:type="dxa"/>
+            </w:tcMar>
+          </w:tcPr>
+          <w:p>
+            <w:pPr>
+              <w:spacing w:after="20" w:line="252" w:lineRule="auto"/>
+            </w:pPr>
+            <w:r>
+              <w:rPr>
+                <w:sz w:val="19"/>
+                <w:szCs w:val="19"/>
+              </w:rPr>
+              <w:t>24 Oct 2026</w:t>
+            </w:r>
+          </w:p>
+        </w:tc>
+        <w:tc>
+          <w:tcPr>
+            <w:tcW w:w="1686" w:type="dxa"/>
+            <w:shd w:val="clear" w:color="auto" w:fill="F4F5F3"/>
+            <w:tcMar>
+              <w:top w:w="50" w:type="dxa"/>
+              <w:left w:w="90" w:type="dxa"/>
+              <w:bottom w:w="50" w:type="dxa"/>
+              <w:right w:w="90" w:type="dxa"/>
+            </w:tcMar>
+          </w:tcPr>
+          <w:p>
+            <w:pPr>
+              <w:spacing w:after="20" w:line="252" w:lineRule="auto"/>
+            </w:pPr>
+            <w:r>
+              <w:rPr>
+                <w:sz w:val="19"/>
+                <w:szCs w:val="19"/>
+              </w:rPr>
+              <w:t>Accounts</w:t>
+            </w:r>
+          </w:p>
+        </w:tc>
+        <w:tc>
+          <w:tcPr>
+            <w:tcW w:w="6507" w:type="dxa"/>
+            <w:shd w:val="clear" w:color="auto" w:fill="F4F5F3"/>
+            <w:tcMar>
+              <w:top w:w="50" w:type="dxa"/>
+              <w:left w:w="90" w:type="dxa"/>
+              <w:bottom w:w="50" w:type="dxa"/>
+              <w:right w:w="90" w:type="dxa"/>
+            </w:tcMar>
+          </w:tcPr>
+          <w:p>
+            <w:pPr>
+              <w:spacing w:after="20" w:line="252" w:lineRule="auto"/>
+            </w:pPr>
+            <w:r>
+              <w:rPr>
+                <w:sz w:val="19"/>
+                <w:szCs w:val="19"/>
+              </w:rPr>
+              <w:t>Profiles in all three apps ("a profile area ... all connected"): photo, name, email and password, the email and phone shown partly until Show; a customer changes their phone number with an SMS code, a staff member's is changed by an a</w:t>
+            </w:r>
+            <w:r>
+              <w:rPr>
+                <w:sz w:val="19"/>
+                <w:szCs w:val="19"/>
+              </w:rPr>
+              <w:t>dmin (it receives payouts). Changing a password signs the account out everywhere else. Nobody can see a password ("is it proper to allow the superadmin to see actual passwords" - no); an admin resets it to a temporary one, shown once, which must be replace</w:t>
+            </w:r>
+            <w:r>
+              <w:rPr>
+                <w:sz w:val="19"/>
+                <w:szCs w:val="19"/>
+              </w:rPr>
+              <w:t>d at the next sign-in. An idle lock ("a timer like about 25 minutes of inactivity"): the desktop asks for the password and the phone for the fingerprint after the SuperAdmin's minutes untouched, with a "Still there?" a minute before (migration 039).</w:t>
+            </w:r>
+          </w:p>
+        </w:tc>
+      </w:tr>
     </w:tbl>
     <w:p>
       <w:pPr>
@@ -13251,7 +13501,7 @@
       <w:pPr>
         <w:pStyle w:val="Heading1"/>
       </w:pPr>
-      <w:bookmarkStart w:id="5" w:name="_Toc243679805"/>
+      <w:bookmarkStart w:id="5" w:name="_Toc243693316"/>
       <w:r>
         <w:lastRenderedPageBreak/>
         <w:t>5  Database changes</w:t>
@@ -17496,6 +17746,120 @@
           </w:p>
         </w:tc>
       </w:tr>
+      <w:tr>
+        <w:tblPrEx>
+          <w:tblCellMar>
+            <w:top w:w="0" w:type="dxa"/>
+            <w:bottom w:w="0" w:type="dxa"/>
+          </w:tblCellMar>
+        </w:tblPrEx>
+        <w:trPr>
+          <w:cantSplit/>
+        </w:trPr>
+        <w:tc>
+          <w:tcPr>
+            <w:tcW w:w="832" w:type="dxa"/>
+            <w:shd w:val="clear" w:color="auto" w:fill="F4F5F3"/>
+            <w:tcMar>
+              <w:top w:w="50" w:type="dxa"/>
+              <w:left w:w="90" w:type="dxa"/>
+              <w:bottom w:w="50" w:type="dxa"/>
+              <w:right w:w="90" w:type="dxa"/>
+            </w:tcMar>
+          </w:tcPr>
+          <w:p>
+            <w:pPr>
+              <w:spacing w:after="20" w:line="252" w:lineRule="auto"/>
+            </w:pPr>
+            <w:r>
+              <w:rPr>
+                <w:sz w:val="19"/>
+                <w:szCs w:val="19"/>
+              </w:rPr>
+              <w:t>039</w:t>
+            </w:r>
+          </w:p>
+        </w:tc>
+        <w:tc>
+          <w:tcPr>
+            <w:tcW w:w="1308" w:type="dxa"/>
+            <w:shd w:val="clear" w:color="auto" w:fill="F4F5F3"/>
+            <w:tcMar>
+              <w:top w:w="50" w:type="dxa"/>
+              <w:left w:w="90" w:type="dxa"/>
+              <w:bottom w:w="50" w:type="dxa"/>
+              <w:right w:w="90" w:type="dxa"/>
+            </w:tcMar>
+          </w:tcPr>
+          <w:p>
+            <w:pPr>
+              <w:spacing w:after="20" w:line="252" w:lineRule="auto"/>
+            </w:pPr>
+            <w:r>
+              <w:rPr>
+                <w:sz w:val="19"/>
+                <w:szCs w:val="19"/>
+              </w:rPr>
+              <w:t>24 Oct 2026</w:t>
+            </w:r>
+          </w:p>
+        </w:tc>
+        <w:tc>
+          <w:tcPr>
+            <w:tcW w:w="2736" w:type="dxa"/>
+            <w:shd w:val="clear" w:color="auto" w:fill="F4F5F3"/>
+            <w:tcMar>
+              <w:top w:w="50" w:type="dxa"/>
+              <w:left w:w="90" w:type="dxa"/>
+              <w:bottom w:w="50" w:type="dxa"/>
+              <w:right w:w="90" w:type="dxa"/>
+            </w:tcMar>
+          </w:tcPr>
+          <w:p>
+            <w:pPr>
+              <w:spacing w:after="20" w:line="252" w:lineRule="auto"/>
+            </w:pPr>
+            <w:r>
+              <w:rPr>
+                <w:sz w:val="19"/>
+                <w:szCs w:val="19"/>
+              </w:rPr>
+              <w:t>profiles_security</w:t>
+            </w:r>
+          </w:p>
+        </w:tc>
+        <w:tc>
+          <w:tcPr>
+            <w:tcW w:w="4762" w:type="dxa"/>
+            <w:shd w:val="clear" w:color="auto" w:fill="F4F5F3"/>
+            <w:tcMar>
+              <w:top w:w="50" w:type="dxa"/>
+              <w:left w:w="90" w:type="dxa"/>
+              <w:bottom w:w="50" w:type="dxa"/>
+              <w:right w:w="90" w:type="dxa"/>
+            </w:tcMar>
+          </w:tcPr>
+          <w:p>
+            <w:pPr>
+              <w:spacing w:after="20" w:line="252" w:lineRule="auto"/>
+            </w:pPr>
+            <w:r>
+              <w:rPr>
+                <w:sz w:val="19"/>
+                <w:szCs w:val="19"/>
+              </w:rPr>
+              <w:t>USERS.Photo (the profile photo's media key), USERS.Must_Change_Password (an admin's reset waiting for a password of the person's own), USERS.Password_Changed_At (sign-ins made before it are refused); APP_SETTINGS (Setting_Key, Setting_Value, Updated_By, U</w:t>
+            </w:r>
+            <w:r>
+              <w:rPr>
+                <w:sz w:val="19"/>
+                <w:szCs w:val="19"/>
+              </w:rPr>
+              <w:t>pdated_At) with idle_lock_minutes = 25.</w:t>
+            </w:r>
+          </w:p>
+        </w:tc>
+      </w:tr>
     </w:tbl>
     <w:p>
       <w:pPr>
@@ -17511,7 +17875,7 @@
       <w:pPr>
         <w:pStyle w:val="Heading1"/>
       </w:pPr>
-      <w:bookmarkStart w:id="6" w:name="_Toc243679806"/>
+      <w:bookmarkStart w:id="6" w:name="_Toc243693317"/>
       <w:r>
         <w:lastRenderedPageBreak/>
         <w:t>6  Key decisions</w:t>
@@ -21834,7 +22198,7 @@
       <w:pPr>
         <w:pStyle w:val="Heading1"/>
       </w:pPr>
-      <w:bookmarkStart w:id="7" w:name="_Toc243679807"/>
+      <w:bookmarkStart w:id="7" w:name="_Toc243693318"/>
       <w:r>
         <w:lastRenderedPageBreak/>
         <w:t>7  Open items at the time of writing</w:t>
@@ -22203,10 +22567,10 @@
 <file path=word/numbering.xml><?xml version="1.0" encoding="utf-8"?>
 <w:numbering xmlns:wpc="http://schemas.microsoft.com/office/word/2010/wordprocessingCanvas" xmlns:cx="http://schemas.microsoft.com/office/drawing/2014/chartex" xmlns:cx1="http://schemas.microsoft.com/office/drawing/2015/9/8/chartex" xmlns:mc="http://schemas.openxmlformats.org/markup-compatibility/2006" xmlns:o="urn:schemas-microsoft-com:office:office" xmlns:r="http://schemas.openxmlformats.org/officeDocument/2006/relationships" xmlns:m="http://schemas.openxmlformats.org/officeDocument/2006/math" xmlns:v="urn:schemas-microsoft-com:vml" xmlns:wp14="http://schemas.microsoft.com/office/word/2010/wordprocessingDrawing" xmlns:wp="http://schemas.openxmlformats.org/drawingml/2006/wordprocessingDrawing" xmlns:w10="urn:schemas-microsoft-com:office:word" xmlns:w="http://schemas.openxmlformats.org/wordprocessingml/2006/main" xmlns:w14="http://schemas.microsoft.com/office/word/2010/wordml" xmlns:w15="http://schemas.microsoft.com/office/word/2012/wordml" xmlns:w16se="http://schemas.microsoft.com/office/word/2015/wordml/symex" xmlns:wpg="http://schemas.microsoft.com/office/word/2010/wordprocessingGroup" xmlns:wpi="http://schemas.microsoft.com/office/word/2010/wordprocessingInk" xmlns:wne="http://schemas.microsoft.com/office/word/2006/wordml" xmlns:wps="http://schemas.microsoft.com/office/word/2010/wordprocessingShape" mc:Ignorable="w14 w15 w16se wp14">
   <w:abstractNum w:abstractNumId="0" w15:restartNumberingAfterBreak="0">
-    <w:nsid w:val="05A94BBE"/>
+    <w:nsid w:val="1F9B2CF2"/>
     <w:multiLevelType w:val="hybridMultilevel"/>
-    <w:tmpl w:val="FD043CEC"/>
-    <w:lvl w:ilvl="0" w:tplc="7FECE510" w:tentative="1">
+    <w:tmpl w:val="0964C360"/>
+    <w:lvl w:ilvl="0" w:tplc="BA7E1FB6" w:tentative="1">
       <w:start w:val="1"/>
       <w:numFmt w:val="decimal"/>
       <w:lvlText w:val="%1."/>
@@ -22215,7 +22579,7 @@
         <w:ind w:left="540" w:hanging="300"/>
       </w:pPr>
     </w:lvl>
-    <w:lvl w:ilvl="1" w:tplc="4C466EDE" w:tentative="1">
+    <w:lvl w:ilvl="1" w:tplc="0F4ADCB0" w:tentative="1">
       <w:start w:val="1"/>
       <w:numFmt w:val="lowerLetter"/>
       <w:lvlText w:val="%2."/>
@@ -22224,7 +22588,7 @@
         <w:ind w:left="940" w:hanging="300"/>
       </w:pPr>
     </w:lvl>
-    <w:lvl w:ilvl="2" w:tplc="CF4C4138" w:tentative="1">
+    <w:lvl w:ilvl="2" w:tplc="FE046394" w:tentative="1">
       <w:start w:val="1"/>
       <w:numFmt w:val="lowerRoman"/>
       <w:lvlText w:val="%3."/>
@@ -22233,104 +22597,42 @@
         <w:ind w:left="1340" w:hanging="300"/>
       </w:pPr>
     </w:lvl>
-    <w:lvl w:ilvl="3" w:tplc="6722E17C">
+    <w:lvl w:ilvl="3" w:tplc="B420B958">
       <w:numFmt w:val="decimal"/>
       <w:lvlText w:val=""/>
       <w:lvlJc w:val="left"/>
     </w:lvl>
-    <w:lvl w:ilvl="4" w:tplc="03CE4556">
+    <w:lvl w:ilvl="4" w:tplc="D37A7CF4">
       <w:numFmt w:val="decimal"/>
       <w:lvlText w:val=""/>
       <w:lvlJc w:val="left"/>
     </w:lvl>
-    <w:lvl w:ilvl="5" w:tplc="7FBCF704">
+    <w:lvl w:ilvl="5" w:tplc="2F6213BC">
       <w:numFmt w:val="decimal"/>
       <w:lvlText w:val=""/>
       <w:lvlJc w:val="left"/>
     </w:lvl>
-    <w:lvl w:ilvl="6" w:tplc="0898323C">
+    <w:lvl w:ilvl="6" w:tplc="5514657A">
       <w:numFmt w:val="decimal"/>
       <w:lvlText w:val=""/>
       <w:lvlJc w:val="left"/>
     </w:lvl>
-    <w:lvl w:ilvl="7" w:tplc="A2F8B7A2">
+    <w:lvl w:ilvl="7" w:tplc="8D06C4CA">
       <w:numFmt w:val="decimal"/>
       <w:lvlText w:val=""/>
       <w:lvlJc w:val="left"/>
     </w:lvl>
-    <w:lvl w:ilvl="8" w:tplc="3C5844C0">
+    <w:lvl w:ilvl="8" w:tplc="1F10330C">
       <w:numFmt w:val="decimal"/>
       <w:lvlText w:val=""/>
       <w:lvlJc w:val="left"/>
     </w:lvl>
   </w:abstractNum>
   <w:abstractNum w:abstractNumId="1" w15:restartNumberingAfterBreak="0">
-    <w:nsid w:val="161015C4"/>
+    <w:nsid w:val="29723535"/>
     <w:multiLevelType w:val="hybridMultilevel"/>
-    <w:tmpl w:val="5716396E"/>
-    <w:lvl w:ilvl="0" w:tplc="C31C9434">
-      <w:start w:val="1"/>
-      <w:numFmt w:val="bullet"/>
-      <w:lvlText w:val="•"/>
-      <w:lvlJc w:val="left"/>
-      <w:pPr>
-        <w:ind w:left="540" w:hanging="300"/>
-      </w:pPr>
-    </w:lvl>
-    <w:lvl w:ilvl="1" w:tplc="306E40D0" w:tentative="1">
-      <w:start w:val="1"/>
-      <w:numFmt w:val="bullet"/>
-      <w:lvlText w:val="–"/>
-      <w:lvlJc w:val="left"/>
-      <w:pPr>
-        <w:ind w:left="940" w:hanging="300"/>
-      </w:pPr>
-    </w:lvl>
-    <w:lvl w:ilvl="2" w:tplc="FA88D0C6" w:tentative="1">
-      <w:start w:val="1"/>
-      <w:numFmt w:val="bullet"/>
-      <w:lvlText w:val="◦"/>
-      <w:lvlJc w:val="left"/>
-      <w:pPr>
-        <w:ind w:left="1340" w:hanging="300"/>
-      </w:pPr>
-    </w:lvl>
-    <w:lvl w:ilvl="3" w:tplc="BC4C1E34">
-      <w:numFmt w:val="decimal"/>
-      <w:lvlText w:val=""/>
-      <w:lvlJc w:val="left"/>
-    </w:lvl>
-    <w:lvl w:ilvl="4" w:tplc="0FB26146">
-      <w:numFmt w:val="decimal"/>
-      <w:lvlText w:val=""/>
-      <w:lvlJc w:val="left"/>
-    </w:lvl>
-    <w:lvl w:ilvl="5" w:tplc="4A286986">
-      <w:numFmt w:val="decimal"/>
-      <w:lvlText w:val=""/>
-      <w:lvlJc w:val="left"/>
-    </w:lvl>
-    <w:lvl w:ilvl="6" w:tplc="C674F79A">
-      <w:numFmt w:val="decimal"/>
-      <w:lvlText w:val=""/>
-      <w:lvlJc w:val="left"/>
-    </w:lvl>
-    <w:lvl w:ilvl="7" w:tplc="8160C29C">
-      <w:numFmt w:val="decimal"/>
-      <w:lvlText w:val=""/>
-      <w:lvlJc w:val="left"/>
-    </w:lvl>
-    <w:lvl w:ilvl="8" w:tplc="55CCE46E">
-      <w:numFmt w:val="decimal"/>
-      <w:lvlText w:val=""/>
-      <w:lvlJc w:val="left"/>
-    </w:lvl>
-  </w:abstractNum>
-  <w:abstractNum w:abstractNumId="2" w15:restartNumberingAfterBreak="0">
-    <w:nsid w:val="38E973E4"/>
-    <w:multiLevelType w:val="hybridMultilevel"/>
-    <w:tmpl w:val="60DC5D44"/>
-    <w:lvl w:ilvl="0" w:tplc="6CF46016" w:tentative="1">
+    <w:tmpl w:val="036A77E4"/>
+    <w:lvl w:ilvl="0" w:tplc="E960CAE4" w:tentative="1">
       <w:start w:val="1"/>
       <w:numFmt w:val="bullet"/>
       <w:lvlText w:val="●"/>
@@ -22339,7 +22641,7 @@
         <w:ind w:left="720" w:hanging="360"/>
       </w:pPr>
     </w:lvl>
-    <w:lvl w:ilvl="1" w:tplc="8A30D7B2" w:tentative="1">
+    <w:lvl w:ilvl="1" w:tplc="4880DF84" w:tentative="1">
       <w:start w:val="1"/>
       <w:numFmt w:val="bullet"/>
       <w:lvlText w:val="○"/>
@@ -22348,7 +22650,7 @@
         <w:ind w:left="1440" w:hanging="360"/>
       </w:pPr>
     </w:lvl>
-    <w:lvl w:ilvl="2" w:tplc="57A6FCDE" w:tentative="1">
+    <w:lvl w:ilvl="2" w:tplc="59B61E54" w:tentative="1">
       <w:start w:val="1"/>
       <w:numFmt w:val="bullet"/>
       <w:lvlText w:val="■"/>
@@ -22357,7 +22659,7 @@
         <w:ind w:left="2160" w:hanging="360"/>
       </w:pPr>
     </w:lvl>
-    <w:lvl w:ilvl="3" w:tplc="63E4AE86" w:tentative="1">
+    <w:lvl w:ilvl="3" w:tplc="EEBA0D14" w:tentative="1">
       <w:start w:val="1"/>
       <w:numFmt w:val="bullet"/>
       <w:lvlText w:val="●"/>
@@ -22366,7 +22668,7 @@
         <w:ind w:left="2880" w:hanging="360"/>
       </w:pPr>
     </w:lvl>
-    <w:lvl w:ilvl="4" w:tplc="CB843018" w:tentative="1">
+    <w:lvl w:ilvl="4" w:tplc="162AD250" w:tentative="1">
       <w:start w:val="1"/>
       <w:numFmt w:val="bullet"/>
       <w:lvlText w:val="○"/>
@@ -22375,7 +22677,7 @@
         <w:ind w:left="3600" w:hanging="360"/>
       </w:pPr>
     </w:lvl>
-    <w:lvl w:ilvl="5" w:tplc="5434D96E" w:tentative="1">
+    <w:lvl w:ilvl="5" w:tplc="0574A6E4" w:tentative="1">
       <w:start w:val="1"/>
       <w:numFmt w:val="bullet"/>
       <w:lvlText w:val="■"/>
@@ -22384,7 +22686,7 @@
         <w:ind w:left="4320" w:hanging="360"/>
       </w:pPr>
     </w:lvl>
-    <w:lvl w:ilvl="6" w:tplc="FD22A2CE" w:tentative="1">
+    <w:lvl w:ilvl="6" w:tplc="0DE2E220" w:tentative="1">
       <w:start w:val="1"/>
       <w:numFmt w:val="bullet"/>
       <w:lvlText w:val="●"/>
@@ -22393,7 +22695,7 @@
         <w:ind w:left="5040" w:hanging="360"/>
       </w:pPr>
     </w:lvl>
-    <w:lvl w:ilvl="7" w:tplc="30A0D884" w:tentative="1">
+    <w:lvl w:ilvl="7" w:tplc="7A76981C" w:tentative="1">
       <w:start w:val="1"/>
       <w:numFmt w:val="bullet"/>
       <w:lvlText w:val="●"/>
@@ -22402,7 +22704,7 @@
         <w:ind w:left="5760" w:hanging="360"/>
       </w:pPr>
     </w:lvl>
-    <w:lvl w:ilvl="8" w:tplc="D06A14B0" w:tentative="1">
+    <w:lvl w:ilvl="8" w:tplc="D0E8D68E" w:tentative="1">
       <w:start w:val="1"/>
       <w:numFmt w:val="bullet"/>
       <w:lvlText w:val="●"/>
@@ -22412,14 +22714,76 @@
       </w:pPr>
     </w:lvl>
   </w:abstractNum>
+  <w:abstractNum w:abstractNumId="2" w15:restartNumberingAfterBreak="0">
+    <w:nsid w:val="5F2E3B1B"/>
+    <w:multiLevelType w:val="hybridMultilevel"/>
+    <w:tmpl w:val="74FEC70C"/>
+    <w:lvl w:ilvl="0" w:tplc="9D7AC548">
+      <w:start w:val="1"/>
+      <w:numFmt w:val="bullet"/>
+      <w:lvlText w:val="•"/>
+      <w:lvlJc w:val="left"/>
+      <w:pPr>
+        <w:ind w:left="540" w:hanging="300"/>
+      </w:pPr>
+    </w:lvl>
+    <w:lvl w:ilvl="1" w:tplc="DA4E681E" w:tentative="1">
+      <w:start w:val="1"/>
+      <w:numFmt w:val="bullet"/>
+      <w:lvlText w:val="–"/>
+      <w:lvlJc w:val="left"/>
+      <w:pPr>
+        <w:ind w:left="940" w:hanging="300"/>
+      </w:pPr>
+    </w:lvl>
+    <w:lvl w:ilvl="2" w:tplc="C136AFF2" w:tentative="1">
+      <w:start w:val="1"/>
+      <w:numFmt w:val="bullet"/>
+      <w:lvlText w:val="◦"/>
+      <w:lvlJc w:val="left"/>
+      <w:pPr>
+        <w:ind w:left="1340" w:hanging="300"/>
+      </w:pPr>
+    </w:lvl>
+    <w:lvl w:ilvl="3" w:tplc="6480036C">
+      <w:numFmt w:val="decimal"/>
+      <w:lvlText w:val=""/>
+      <w:lvlJc w:val="left"/>
+    </w:lvl>
+    <w:lvl w:ilvl="4" w:tplc="B4A6F636">
+      <w:numFmt w:val="decimal"/>
+      <w:lvlText w:val=""/>
+      <w:lvlJc w:val="left"/>
+    </w:lvl>
+    <w:lvl w:ilvl="5" w:tplc="0060D84E">
+      <w:numFmt w:val="decimal"/>
+      <w:lvlText w:val=""/>
+      <w:lvlJc w:val="left"/>
+    </w:lvl>
+    <w:lvl w:ilvl="6" w:tplc="A5AA1B08">
+      <w:numFmt w:val="decimal"/>
+      <w:lvlText w:val=""/>
+      <w:lvlJc w:val="left"/>
+    </w:lvl>
+    <w:lvl w:ilvl="7" w:tplc="433EFD9E">
+      <w:numFmt w:val="decimal"/>
+      <w:lvlText w:val=""/>
+      <w:lvlJc w:val="left"/>
+    </w:lvl>
+    <w:lvl w:ilvl="8" w:tplc="4B38391C">
+      <w:numFmt w:val="decimal"/>
+      <w:lvlText w:val=""/>
+      <w:lvlJc w:val="left"/>
+    </w:lvl>
+  </w:abstractNum>
   <w:num w:numId="1">
-    <w:abstractNumId w:val="2"/>
+    <w:abstractNumId w:val="1"/>
     <w:lvlOverride w:ilvl="0">
       <w:startOverride w:val="1"/>
     </w:lvlOverride>
   </w:num>
   <w:num w:numId="2">
-    <w:abstractNumId w:val="1"/>
+    <w:abstractNumId w:val="2"/>
     <w:lvlOverride w:ilvl="0">
       <w:startOverride w:val="1"/>
     </w:lvlOverride>
@@ -23048,7 +23412,7 @@
     <w:autoRedefine/>
     <w:uiPriority w:val="39"/>
     <w:unhideWhenUsed/>
-    <w:rsid w:val="004C106E"/>
+    <w:rsid w:val="00362A87"/>
     <w:pPr>
       <w:spacing w:after="100"/>
     </w:pPr>

--- a/documentation/01 System Overview/Development Timeline.docx
+++ b/documentation/01 System Overview/Development Timeline.docx
@@ -1875,6 +1875,74 @@
           </w:p>
         </w:tc>
       </w:tr>
+      <w:tr>
+        <w:tblPrEx>
+          <w:tblCellMar>
+            <w:top w:w="0" w:type="dxa"/>
+            <w:bottom w:w="0" w:type="dxa"/>
+          </w:tblCellMar>
+        </w:tblPrEx>
+        <w:tc>
+          <w:tcPr>
+            <w:tcW w:w="1300" w:type="dxa"/>
+            <w:tcMar>
+              <w:top w:w="50" w:type="dxa"/>
+              <w:left w:w="90" w:type="dxa"/>
+              <w:bottom w:w="50" w:type="dxa"/>
+              <w:right w:w="90" w:type="dxa"/>
+            </w:tcMar>
+          </w:tcPr>
+          <w:p>
+            <w:r>
+              <w:rPr>
+                <w:sz w:val="19"/>
+                <w:szCs w:val="19"/>
+              </w:rPr>
+              <w:t>1.1</w:t>
+            </w:r>
+          </w:p>
+        </w:tc>
+        <w:tc>
+          <w:tcPr>
+            <w:tcW w:w="1900" w:type="dxa"/>
+            <w:tcMar>
+              <w:top w:w="50" w:type="dxa"/>
+              <w:left w:w="90" w:type="dxa"/>
+              <w:bottom w:w="50" w:type="dxa"/>
+              <w:right w:w="90" w:type="dxa"/>
+            </w:tcMar>
+          </w:tcPr>
+          <w:p>
+            <w:r>
+              <w:rPr>
+                <w:sz w:val="19"/>
+                <w:szCs w:val="19"/>
+              </w:rPr>
+              <w:t>24 October 2026</w:t>
+            </w:r>
+          </w:p>
+        </w:tc>
+        <w:tc>
+          <w:tcPr>
+            <w:tcW w:w="6438" w:type="dxa"/>
+            <w:tcMar>
+              <w:top w:w="50" w:type="dxa"/>
+              <w:left w:w="90" w:type="dxa"/>
+              <w:bottom w:w="50" w:type="dxa"/>
+              <w:right w:w="90" w:type="dxa"/>
+            </w:tcMar>
+          </w:tcPr>
+          <w:p>
+            <w:r>
+              <w:rPr>
+                <w:sz w:val="19"/>
+                <w:szCs w:val="19"/>
+              </w:rPr>
+              <w:t>24 October: phone Home cards and the server-side company card; orders near their promised date flagged.</w:t>
+            </w:r>
+          </w:p>
+        </w:tc>
+      </w:tr>
     </w:tbl>
     <w:p>
       <w:pPr>
@@ -1886,7 +1954,15 @@
           <w:sz w:val="20"/>
           <w:szCs w:val="20"/>
         </w:rPr>
-        <w:t>Keep this document up to date: when a feature, setting or server changes, edit the matching section here and add a line to the table above.</w:t>
+        <w:t xml:space="preserve">Keep this document up to date: when a feature, setting or server changes, edit </w:t>
+      </w:r>
+      <w:r>
+        <w:rPr>
+          <w:color w:val="5F6B66"/>
+          <w:sz w:val="20"/>
+          <w:szCs w:val="20"/>
+        </w:rPr>
+        <w:t>the matching section here and add a line to the table above.</w:t>
       </w:r>
     </w:p>
     <w:p>
@@ -1901,13 +1977,14 @@
           <w:sz w:val="28"/>
           <w:szCs w:val="28"/>
         </w:rPr>
+        <w:lastRenderedPageBreak/>
         <w:t>Contents</w:t>
       </w:r>
     </w:p>
     <w:sdt>
       <w:sdtPr>
         <w:alias w:val="Contents"/>
-        <w:id w:val="765273705"/>
+        <w:id w:val="-123084108"/>
       </w:sdtPr>
       <w:sdtEndPr/>
       <w:sdtContent>
@@ -1934,7 +2011,7 @@
           <w:r>
             <w:fldChar w:fldCharType="separate"/>
           </w:r>
-          <w:hyperlink w:anchor="_Toc243693312" w:history="1">
+          <w:hyperlink w:anchor="_Toc243694790" w:history="1">
             <w:r>
               <w:rPr>
                 <w:rStyle w:val="Hyperlink"/>
@@ -1958,7 +2035,7 @@
               <w:rPr>
                 <w:noProof/>
               </w:rPr>
-              <w:instrText xml:space="preserve"> PAGEREF _Toc243693312 \h </w:instrText>
+              <w:instrText xml:space="preserve"> PAGEREF _Toc243694790 \h </w:instrText>
             </w:r>
             <w:r>
               <w:rPr>
@@ -1999,7 +2076,7 @@
               <w:szCs w:val="22"/>
             </w:rPr>
           </w:pPr>
-          <w:hyperlink w:anchor="_Toc243693313" w:history="1">
+          <w:hyperlink w:anchor="_Toc243694791" w:history="1">
             <w:r>
               <w:rPr>
                 <w:rStyle w:val="Hyperlink"/>
@@ -2023,7 +2100,7 @@
               <w:rPr>
                 <w:noProof/>
               </w:rPr>
-              <w:instrText xml:space="preserve"> PAGEREF _Toc243693313 \h </w:instrText>
+              <w:instrText xml:space="preserve"> PAGEREF _Toc243694791 \h </w:instrText>
             </w:r>
             <w:r>
               <w:rPr>
@@ -2064,7 +2141,7 @@
               <w:szCs w:val="22"/>
             </w:rPr>
           </w:pPr>
-          <w:hyperlink w:anchor="_Toc243693314" w:history="1">
+          <w:hyperlink w:anchor="_Toc243694792" w:history="1">
             <w:r>
               <w:rPr>
                 <w:rStyle w:val="Hyperlink"/>
@@ -2088,7 +2165,7 @@
               <w:rPr>
                 <w:noProof/>
               </w:rPr>
-              <w:instrText xml:space="preserve"> PAGEREF _Toc243693314 \h </w:instrText>
+              <w:instrText xml:space="preserve"> PAGEREF _Toc243694792 \h </w:instrText>
             </w:r>
             <w:r>
               <w:rPr>
@@ -2129,7 +2206,7 @@
               <w:szCs w:val="22"/>
             </w:rPr>
           </w:pPr>
-          <w:hyperlink w:anchor="_Toc243693315" w:history="1">
+          <w:hyperlink w:anchor="_Toc243694793" w:history="1">
             <w:r>
               <w:rPr>
                 <w:rStyle w:val="Hyperlink"/>
@@ -2153,7 +2230,7 @@
               <w:rPr>
                 <w:noProof/>
               </w:rPr>
-              <w:instrText xml:space="preserve"> PAGEREF _Toc243693315 \h </w:instrText>
+              <w:instrText xml:space="preserve"> PAGEREF _Toc243694793 \h </w:instrText>
             </w:r>
             <w:r>
               <w:rPr>
@@ -2194,7 +2271,7 @@
               <w:szCs w:val="22"/>
             </w:rPr>
           </w:pPr>
-          <w:hyperlink w:anchor="_Toc243693316" w:history="1">
+          <w:hyperlink w:anchor="_Toc243694794" w:history="1">
             <w:r>
               <w:rPr>
                 <w:rStyle w:val="Hyperlink"/>
@@ -2218,7 +2295,7 @@
               <w:rPr>
                 <w:noProof/>
               </w:rPr>
-              <w:instrText xml:space="preserve"> PAGEREF _Toc243693316 \h </w:instrText>
+              <w:instrText xml:space="preserve"> PAGEREF _Toc243694794 \h </w:instrText>
             </w:r>
             <w:r>
               <w:rPr>
@@ -2259,7 +2336,7 @@
               <w:szCs w:val="22"/>
             </w:rPr>
           </w:pPr>
-          <w:hyperlink w:anchor="_Toc243693317" w:history="1">
+          <w:hyperlink w:anchor="_Toc243694795" w:history="1">
             <w:r>
               <w:rPr>
                 <w:rStyle w:val="Hyperlink"/>
@@ -2283,7 +2360,7 @@
               <w:rPr>
                 <w:noProof/>
               </w:rPr>
-              <w:instrText xml:space="preserve"> PAGEREF _Toc243693317 \h </w:instrText>
+              <w:instrText xml:space="preserve"> PAGEREF _Toc243694795 \h </w:instrText>
             </w:r>
             <w:r>
               <w:rPr>
@@ -2324,7 +2401,7 @@
               <w:szCs w:val="22"/>
             </w:rPr>
           </w:pPr>
-          <w:hyperlink w:anchor="_Toc243693318" w:history="1">
+          <w:hyperlink w:anchor="_Toc243694796" w:history="1">
             <w:r>
               <w:rPr>
                 <w:rStyle w:val="Hyperlink"/>
@@ -2348,7 +2425,7 @@
               <w:rPr>
                 <w:noProof/>
               </w:rPr>
-              <w:instrText xml:space="preserve"> PAGEREF _Toc243693318 \h </w:instrText>
+              <w:instrText xml:space="preserve"> PAGEREF _Toc243694796 \h </w:instrText>
             </w:r>
             <w:r>
               <w:rPr>
@@ -2391,7 +2468,7 @@
       <w:pPr>
         <w:pStyle w:val="Heading1"/>
       </w:pPr>
-      <w:bookmarkStart w:id="1" w:name="_Toc243693312"/>
+      <w:bookmarkStart w:id="1" w:name="_Toc243694790"/>
       <w:r>
         <w:lastRenderedPageBreak/>
         <w:t>1  Introduction</w:t>
@@ -2403,13 +2480,10 @@
         <w:spacing w:after="120" w:line="276" w:lineRule="auto"/>
       </w:pPr>
       <w:r>
-        <w:t xml:space="preserve">The system was </w:t>
+        <w:t>The system was built in a series of working sessions between 11 September and 21 October 2026, each feature requested by the business owner and built, tested and adjusted the same day or the next. Dates below are taken from those session records (Kenya tim</w:t>
       </w:r>
       <w:r>
-        <w:t>built in a series of working sessions between 11 September and 21 October 2026, each feature requested by the business owner and built, tested and adjusted the same day or the next. Dates below are taken from those session records (Kenya time) and from the</w:t>
-      </w:r>
-      <w:r>
-        <w:t xml:space="preserve"> migration scripts. Earlier project files from July 2026 (empty project templates) are not part of this history.</w:t>
+        <w:t>e) and from the migration scripts. Earlier project files from July 2026 (empty project templates) are not part of this history.</w:t>
       </w:r>
     </w:p>
     <w:p>
@@ -2421,7 +2495,7 @@
       <w:pPr>
         <w:pStyle w:val="Heading1"/>
       </w:pPr>
-      <w:bookmarkStart w:id="2" w:name="_Toc243693313"/>
+      <w:bookmarkStart w:id="2" w:name="_Toc243694791"/>
       <w:r>
         <w:lastRenderedPageBreak/>
         <w:t>2  Phases</w:t>
@@ -2621,7 +2695,14 @@
                 <w:sz w:val="19"/>
                 <w:szCs w:val="19"/>
               </w:rPr>
-              <w:t>Database design checked and created, profit functions, technology chosen, backend and servers scaffolded, first website, mobile app core sections</w:t>
+              <w:t>Database design checked and created, profit functions, technology chos</w:t>
+            </w:r>
+            <w:r>
+              <w:rPr>
+                <w:sz w:val="19"/>
+                <w:szCs w:val="19"/>
+              </w:rPr>
+              <w:t>en, backend and servers scaffolded, first website, mobile app core sections</w:t>
             </w:r>
           </w:p>
         </w:tc>
@@ -4399,6 +4480,88 @@
                 <w:szCs w:val="19"/>
               </w:rPr>
               <w:t>Profiles in all three apps (photo, name, email, password), admin password resets with a temporary password, sign-outs everywhere on a password change, and the 25-minute idle lock</w:t>
+            </w:r>
+          </w:p>
+        </w:tc>
+      </w:tr>
+      <w:tr>
+        <w:tblPrEx>
+          <w:tblCellMar>
+            <w:top w:w="0" w:type="dxa"/>
+            <w:bottom w:w="0" w:type="dxa"/>
+          </w:tblCellMar>
+        </w:tblPrEx>
+        <w:trPr>
+          <w:cantSplit/>
+        </w:trPr>
+        <w:tc>
+          <w:tcPr>
+            <w:tcW w:w="1830" w:type="dxa"/>
+            <w:tcMar>
+              <w:top w:w="50" w:type="dxa"/>
+              <w:left w:w="90" w:type="dxa"/>
+              <w:bottom w:w="50" w:type="dxa"/>
+              <w:right w:w="90" w:type="dxa"/>
+            </w:tcMar>
+          </w:tcPr>
+          <w:p>
+            <w:pPr>
+              <w:spacing w:after="20" w:line="252" w:lineRule="auto"/>
+            </w:pPr>
+            <w:r>
+              <w:rPr>
+                <w:b/>
+                <w:bCs/>
+                <w:sz w:val="19"/>
+                <w:szCs w:val="19"/>
+              </w:rPr>
+              <w:t>24 Oct</w:t>
+            </w:r>
+          </w:p>
+        </w:tc>
+        <w:tc>
+          <w:tcPr>
+            <w:tcW w:w="2196" w:type="dxa"/>
+            <w:tcMar>
+              <w:top w:w="50" w:type="dxa"/>
+              <w:left w:w="90" w:type="dxa"/>
+              <w:bottom w:w="50" w:type="dxa"/>
+              <w:right w:w="90" w:type="dxa"/>
+            </w:tcMar>
+          </w:tcPr>
+          <w:p>
+            <w:pPr>
+              <w:spacing w:after="20" w:line="252" w:lineRule="auto"/>
+            </w:pPr>
+            <w:r>
+              <w:rPr>
+                <w:sz w:val="19"/>
+                <w:szCs w:val="19"/>
+              </w:rPr>
+              <w:t>Home and deadlines</w:t>
+            </w:r>
+          </w:p>
+        </w:tc>
+        <w:tc>
+          <w:tcPr>
+            <w:tcW w:w="5612" w:type="dxa"/>
+            <w:tcMar>
+              <w:top w:w="50" w:type="dxa"/>
+              <w:left w:w="90" w:type="dxa"/>
+              <w:bottom w:w="50" w:type="dxa"/>
+              <w:right w:w="90" w:type="dxa"/>
+            </w:tcMar>
+          </w:tcPr>
+          <w:p>
+            <w:pPr>
+              <w:spacing w:after="20" w:line="252" w:lineRule="auto"/>
+            </w:pPr>
+            <w:r>
+              <w:rPr>
+                <w:sz w:val="19"/>
+                <w:szCs w:val="19"/>
+              </w:rPr>
+              <w:t>The business at a glance on the phone for Admins and the SuperAdmin, profit for them only, one company card on the server; orders near or past their promised date marked orange and red</w:t>
             </w:r>
           </w:p>
         </w:tc>
@@ -4418,7 +4581,7 @@
       <w:pPr>
         <w:pStyle w:val="Heading1"/>
       </w:pPr>
-      <w:bookmarkStart w:id="3" w:name="_Toc243693314"/>
+      <w:bookmarkStart w:id="3" w:name="_Toc243694792"/>
       <w:r>
         <w:lastRenderedPageBreak/>
         <w:t>3  Timeline chart</w:t>
@@ -4508,7 +4671,7 @@
       <w:pPr>
         <w:pStyle w:val="Heading1"/>
       </w:pPr>
-      <w:bookmarkStart w:id="4" w:name="_Toc243693315"/>
+      <w:bookmarkStart w:id="4" w:name="_Toc243694793"/>
       <w:r>
         <w:lastRenderedPageBreak/>
         <w:t>4  Feature log</w:t>
@@ -13486,6 +13649,183 @@
           </w:p>
         </w:tc>
       </w:tr>
+      <w:tr>
+        <w:tblPrEx>
+          <w:tblCellMar>
+            <w:top w:w="0" w:type="dxa"/>
+            <w:bottom w:w="0" w:type="dxa"/>
+          </w:tblCellMar>
+        </w:tblPrEx>
+        <w:trPr>
+          <w:cantSplit/>
+        </w:trPr>
+        <w:tc>
+          <w:tcPr>
+            <w:tcW w:w="1445" w:type="dxa"/>
+            <w:tcMar>
+              <w:top w:w="50" w:type="dxa"/>
+              <w:left w:w="90" w:type="dxa"/>
+              <w:bottom w:w="50" w:type="dxa"/>
+              <w:right w:w="90" w:type="dxa"/>
+            </w:tcMar>
+          </w:tcPr>
+          <w:p>
+            <w:pPr>
+              <w:spacing w:after="20" w:line="252" w:lineRule="auto"/>
+            </w:pPr>
+            <w:r>
+              <w:rPr>
+                <w:sz w:val="19"/>
+                <w:szCs w:val="19"/>
+              </w:rPr>
+              <w:t>24 Oct 2026</w:t>
+            </w:r>
+          </w:p>
+        </w:tc>
+        <w:tc>
+          <w:tcPr>
+            <w:tcW w:w="1686" w:type="dxa"/>
+            <w:tcMar>
+              <w:top w:w="50" w:type="dxa"/>
+              <w:left w:w="90" w:type="dxa"/>
+              <w:bottom w:w="50" w:type="dxa"/>
+              <w:right w:w="90" w:type="dxa"/>
+            </w:tcMar>
+          </w:tcPr>
+          <w:p>
+            <w:pPr>
+              <w:spacing w:after="20" w:line="252" w:lineRule="auto"/>
+            </w:pPr>
+            <w:r>
+              <w:rPr>
+                <w:sz w:val="19"/>
+                <w:szCs w:val="19"/>
+              </w:rPr>
+              <w:t>Mobile app</w:t>
+            </w:r>
+          </w:p>
+        </w:tc>
+        <w:tc>
+          <w:tcPr>
+            <w:tcW w:w="6507" w:type="dxa"/>
+            <w:tcMar>
+              <w:top w:w="50" w:type="dxa"/>
+              <w:left w:w="90" w:type="dxa"/>
+              <w:bottom w:w="50" w:type="dxa"/>
+              <w:right w:w="90" w:type="dxa"/>
+            </w:tcMar>
+          </w:tcPr>
+          <w:p>
+            <w:pPr>
+              <w:spacing w:after="20" w:line="252" w:lineRule="auto"/>
+            </w:pPr>
+            <w:r>
+              <w:rPr>
+                <w:sz w:val="19"/>
+                <w:szCs w:val="19"/>
+              </w:rPr>
+              <w:t>Home for Admins and the SuperAdmin shows the business at a glance ("superadmin in mobile cant seem to see the other details"): users by role, products, campaigns, trips and the orders waiting. A trip's profit and expenses are shown t</w:t>
+            </w:r>
+            <w:r>
+              <w:rPr>
+                <w:sz w:val="19"/>
+                <w:szCs w:val="19"/>
+              </w:rPr>
+              <w:t>o Admins and the SuperAdmin only. The company card is kept on the server - the same on every phone - and only the SuperAdmin changes it (on the phone or in the desktop's Settings).</w:t>
+            </w:r>
+          </w:p>
+        </w:tc>
+      </w:tr>
+      <w:tr>
+        <w:tblPrEx>
+          <w:tblCellMar>
+            <w:top w:w="0" w:type="dxa"/>
+            <w:bottom w:w="0" w:type="dxa"/>
+          </w:tblCellMar>
+        </w:tblPrEx>
+        <w:trPr>
+          <w:cantSplit/>
+        </w:trPr>
+        <w:tc>
+          <w:tcPr>
+            <w:tcW w:w="1445" w:type="dxa"/>
+            <w:shd w:val="clear" w:color="auto" w:fill="F4F5F3"/>
+            <w:tcMar>
+              <w:top w:w="50" w:type="dxa"/>
+              <w:left w:w="90" w:type="dxa"/>
+              <w:bottom w:w="50" w:type="dxa"/>
+              <w:right w:w="90" w:type="dxa"/>
+            </w:tcMar>
+          </w:tcPr>
+          <w:p>
+            <w:pPr>
+              <w:spacing w:after="20" w:line="252" w:lineRule="auto"/>
+            </w:pPr>
+            <w:r>
+              <w:rPr>
+                <w:sz w:val="19"/>
+                <w:szCs w:val="19"/>
+              </w:rPr>
+              <w:t>24 Oct 2026</w:t>
+            </w:r>
+          </w:p>
+        </w:tc>
+        <w:tc>
+          <w:tcPr>
+            <w:tcW w:w="1686" w:type="dxa"/>
+            <w:shd w:val="clear" w:color="auto" w:fill="F4F5F3"/>
+            <w:tcMar>
+              <w:top w:w="50" w:type="dxa"/>
+              <w:left w:w="90" w:type="dxa"/>
+              <w:bottom w:w="50" w:type="dxa"/>
+              <w:right w:w="90" w:type="dxa"/>
+            </w:tcMar>
+          </w:tcPr>
+          <w:p>
+            <w:pPr>
+              <w:spacing w:after="20" w:line="252" w:lineRule="auto"/>
+            </w:pPr>
+            <w:r>
+              <w:rPr>
+                <w:sz w:val="19"/>
+                <w:szCs w:val="19"/>
+              </w:rPr>
+              <w:t>Orders</w:t>
+            </w:r>
+          </w:p>
+        </w:tc>
+        <w:tc>
+          <w:tcPr>
+            <w:tcW w:w="6507" w:type="dxa"/>
+            <w:shd w:val="clear" w:color="auto" w:fill="F4F5F3"/>
+            <w:tcMar>
+              <w:top w:w="50" w:type="dxa"/>
+              <w:left w:w="90" w:type="dxa"/>
+              <w:bottom w:w="50" w:type="dxa"/>
+              <w:right w:w="90" w:type="dxa"/>
+            </w:tcMar>
+          </w:tcPr>
+          <w:p>
+            <w:pPr>
+              <w:spacing w:after="20" w:line="252" w:lineRule="auto"/>
+            </w:pPr>
+            <w:r>
+              <w:rPr>
+                <w:sz w:val="19"/>
+                <w:szCs w:val="19"/>
+              </w:rPr>
+              <w:t>Orders still waiting for a delivery are flagged as their promised date comes near ("let it be treated as a risky product ... so the admins can assign it to a delivery before deadline date"): DUE SOON in the last quarter of the promised time and never later</w:t>
+            </w:r>
+            <w:r>
+              <w:rPr>
+                <w:sz w:val="19"/>
+                <w:szCs w:val="19"/>
+              </w:rPr>
+              <w:t xml:space="preserve"> than 5 days before the date, LATE once the date has passed - red and orange rows on the desktop, coloured marks on the phone, and the counts on Home. Row colours in the desktop's tables now really show in the modern look.</w:t>
+            </w:r>
+          </w:p>
+        </w:tc>
+      </w:tr>
     </w:tbl>
     <w:p>
       <w:pPr>
@@ -13501,7 +13841,7 @@
       <w:pPr>
         <w:pStyle w:val="Heading1"/>
       </w:pPr>
-      <w:bookmarkStart w:id="5" w:name="_Toc243693316"/>
+      <w:bookmarkStart w:id="5" w:name="_Toc243694794"/>
       <w:r>
         <w:lastRenderedPageBreak/>
         <w:t>5  Database changes</w:t>
@@ -17875,7 +18215,7 @@
       <w:pPr>
         <w:pStyle w:val="Heading1"/>
       </w:pPr>
-      <w:bookmarkStart w:id="6" w:name="_Toc243693317"/>
+      <w:bookmarkStart w:id="6" w:name="_Toc243694795"/>
       <w:r>
         <w:lastRenderedPageBreak/>
         <w:t>6  Key decisions</w:t>
@@ -22198,7 +22538,7 @@
       <w:pPr>
         <w:pStyle w:val="Heading1"/>
       </w:pPr>
-      <w:bookmarkStart w:id="7" w:name="_Toc243693318"/>
+      <w:bookmarkStart w:id="7" w:name="_Toc243694796"/>
       <w:r>
         <w:lastRenderedPageBreak/>
         <w:t>7  Open items at the time of writing</w:t>
@@ -22567,10 +22907,72 @@
 <file path=word/numbering.xml><?xml version="1.0" encoding="utf-8"?>
 <w:numbering xmlns:wpc="http://schemas.microsoft.com/office/word/2010/wordprocessingCanvas" xmlns:cx="http://schemas.microsoft.com/office/drawing/2014/chartex" xmlns:cx1="http://schemas.microsoft.com/office/drawing/2015/9/8/chartex" xmlns:mc="http://schemas.openxmlformats.org/markup-compatibility/2006" xmlns:o="urn:schemas-microsoft-com:office:office" xmlns:r="http://schemas.openxmlformats.org/officeDocument/2006/relationships" xmlns:m="http://schemas.openxmlformats.org/officeDocument/2006/math" xmlns:v="urn:schemas-microsoft-com:vml" xmlns:wp14="http://schemas.microsoft.com/office/word/2010/wordprocessingDrawing" xmlns:wp="http://schemas.openxmlformats.org/drawingml/2006/wordprocessingDrawing" xmlns:w10="urn:schemas-microsoft-com:office:word" xmlns:w="http://schemas.openxmlformats.org/wordprocessingml/2006/main" xmlns:w14="http://schemas.microsoft.com/office/word/2010/wordml" xmlns:w15="http://schemas.microsoft.com/office/word/2012/wordml" xmlns:w16se="http://schemas.microsoft.com/office/word/2015/wordml/symex" xmlns:wpg="http://schemas.microsoft.com/office/word/2010/wordprocessingGroup" xmlns:wpi="http://schemas.microsoft.com/office/word/2010/wordprocessingInk" xmlns:wne="http://schemas.microsoft.com/office/word/2006/wordml" xmlns:wps="http://schemas.microsoft.com/office/word/2010/wordprocessingShape" mc:Ignorable="w14 w15 w16se wp14">
   <w:abstractNum w:abstractNumId="0" w15:restartNumberingAfterBreak="0">
-    <w:nsid w:val="1F9B2CF2"/>
+    <w:nsid w:val="28B31E0E"/>
     <w:multiLevelType w:val="hybridMultilevel"/>
-    <w:tmpl w:val="0964C360"/>
-    <w:lvl w:ilvl="0" w:tplc="BA7E1FB6" w:tentative="1">
+    <w:tmpl w:val="73C4BA28"/>
+    <w:lvl w:ilvl="0" w:tplc="2D40505E">
+      <w:start w:val="1"/>
+      <w:numFmt w:val="bullet"/>
+      <w:lvlText w:val="•"/>
+      <w:lvlJc w:val="left"/>
+      <w:pPr>
+        <w:ind w:left="540" w:hanging="300"/>
+      </w:pPr>
+    </w:lvl>
+    <w:lvl w:ilvl="1" w:tplc="803E3C1A" w:tentative="1">
+      <w:start w:val="1"/>
+      <w:numFmt w:val="bullet"/>
+      <w:lvlText w:val="–"/>
+      <w:lvlJc w:val="left"/>
+      <w:pPr>
+        <w:ind w:left="940" w:hanging="300"/>
+      </w:pPr>
+    </w:lvl>
+    <w:lvl w:ilvl="2" w:tplc="3D0A1D0C" w:tentative="1">
+      <w:start w:val="1"/>
+      <w:numFmt w:val="bullet"/>
+      <w:lvlText w:val="◦"/>
+      <w:lvlJc w:val="left"/>
+      <w:pPr>
+        <w:ind w:left="1340" w:hanging="300"/>
+      </w:pPr>
+    </w:lvl>
+    <w:lvl w:ilvl="3" w:tplc="D01097C4">
+      <w:numFmt w:val="decimal"/>
+      <w:lvlText w:val=""/>
+      <w:lvlJc w:val="left"/>
+    </w:lvl>
+    <w:lvl w:ilvl="4" w:tplc="CE06799E">
+      <w:numFmt w:val="decimal"/>
+      <w:lvlText w:val=""/>
+      <w:lvlJc w:val="left"/>
+    </w:lvl>
+    <w:lvl w:ilvl="5" w:tplc="3A96DE8C">
+      <w:numFmt w:val="decimal"/>
+      <w:lvlText w:val=""/>
+      <w:lvlJc w:val="left"/>
+    </w:lvl>
+    <w:lvl w:ilvl="6" w:tplc="52B07A60">
+      <w:numFmt w:val="decimal"/>
+      <w:lvlText w:val=""/>
+      <w:lvlJc w:val="left"/>
+    </w:lvl>
+    <w:lvl w:ilvl="7" w:tplc="1F5C840E">
+      <w:numFmt w:val="decimal"/>
+      <w:lvlText w:val=""/>
+      <w:lvlJc w:val="left"/>
+    </w:lvl>
+    <w:lvl w:ilvl="8" w:tplc="7A0A661C">
+      <w:numFmt w:val="decimal"/>
+      <w:lvlText w:val=""/>
+      <w:lvlJc w:val="left"/>
+    </w:lvl>
+  </w:abstractNum>
+  <w:abstractNum w:abstractNumId="1" w15:restartNumberingAfterBreak="0">
+    <w:nsid w:val="4A8B7D83"/>
+    <w:multiLevelType w:val="hybridMultilevel"/>
+    <w:tmpl w:val="A620C22E"/>
+    <w:lvl w:ilvl="0" w:tplc="D16EE578" w:tentative="1">
       <w:start w:val="1"/>
       <w:numFmt w:val="decimal"/>
       <w:lvlText w:val="%1."/>
@@ -22579,7 +22981,7 @@
         <w:ind w:left="540" w:hanging="300"/>
       </w:pPr>
     </w:lvl>
-    <w:lvl w:ilvl="1" w:tplc="0F4ADCB0" w:tentative="1">
+    <w:lvl w:ilvl="1" w:tplc="BB66CA06" w:tentative="1">
       <w:start w:val="1"/>
       <w:numFmt w:val="lowerLetter"/>
       <w:lvlText w:val="%2."/>
@@ -22588,7 +22990,7 @@
         <w:ind w:left="940" w:hanging="300"/>
       </w:pPr>
     </w:lvl>
-    <w:lvl w:ilvl="2" w:tplc="FE046394" w:tentative="1">
+    <w:lvl w:ilvl="2" w:tplc="EF145C7C" w:tentative="1">
       <w:start w:val="1"/>
       <w:numFmt w:val="lowerRoman"/>
       <w:lvlText w:val="%3."/>
@@ -22597,42 +22999,42 @@
         <w:ind w:left="1340" w:hanging="300"/>
       </w:pPr>
     </w:lvl>
-    <w:lvl w:ilvl="3" w:tplc="B420B958">
+    <w:lvl w:ilvl="3" w:tplc="57C47092">
       <w:numFmt w:val="decimal"/>
       <w:lvlText w:val=""/>
       <w:lvlJc w:val="left"/>
     </w:lvl>
-    <w:lvl w:ilvl="4" w:tplc="D37A7CF4">
+    <w:lvl w:ilvl="4" w:tplc="31841C2C">
       <w:numFmt w:val="decimal"/>
       <w:lvlText w:val=""/>
       <w:lvlJc w:val="left"/>
     </w:lvl>
-    <w:lvl w:ilvl="5" w:tplc="2F6213BC">
+    <w:lvl w:ilvl="5" w:tplc="2ADCC6CE">
       <w:numFmt w:val="decimal"/>
       <w:lvlText w:val=""/>
       <w:lvlJc w:val="left"/>
     </w:lvl>
-    <w:lvl w:ilvl="6" w:tplc="5514657A">
+    <w:lvl w:ilvl="6" w:tplc="51547C3C">
       <w:numFmt w:val="decimal"/>
       <w:lvlText w:val=""/>
       <w:lvlJc w:val="left"/>
     </w:lvl>
-    <w:lvl w:ilvl="7" w:tplc="8D06C4CA">
+    <w:lvl w:ilvl="7" w:tplc="8ADCC248">
       <w:numFmt w:val="decimal"/>
       <w:lvlText w:val=""/>
       <w:lvlJc w:val="left"/>
     </w:lvl>
-    <w:lvl w:ilvl="8" w:tplc="1F10330C">
+    <w:lvl w:ilvl="8" w:tplc="E3281A9C">
       <w:numFmt w:val="decimal"/>
       <w:lvlText w:val=""/>
       <w:lvlJc w:val="left"/>
     </w:lvl>
   </w:abstractNum>
-  <w:abstractNum w:abstractNumId="1" w15:restartNumberingAfterBreak="0">
-    <w:nsid w:val="29723535"/>
+  <w:abstractNum w:abstractNumId="2" w15:restartNumberingAfterBreak="0">
+    <w:nsid w:val="674215CE"/>
     <w:multiLevelType w:val="hybridMultilevel"/>
-    <w:tmpl w:val="036A77E4"/>
-    <w:lvl w:ilvl="0" w:tplc="E960CAE4" w:tentative="1">
+    <w:tmpl w:val="7F8CBB6C"/>
+    <w:lvl w:ilvl="0" w:tplc="C4766E16" w:tentative="1">
       <w:start w:val="1"/>
       <w:numFmt w:val="bullet"/>
       <w:lvlText w:val="●"/>
@@ -22641,7 +23043,7 @@
         <w:ind w:left="720" w:hanging="360"/>
       </w:pPr>
     </w:lvl>
-    <w:lvl w:ilvl="1" w:tplc="4880DF84" w:tentative="1">
+    <w:lvl w:ilvl="1" w:tplc="AED0D41A" w:tentative="1">
       <w:start w:val="1"/>
       <w:numFmt w:val="bullet"/>
       <w:lvlText w:val="○"/>
@@ -22650,7 +23052,7 @@
         <w:ind w:left="1440" w:hanging="360"/>
       </w:pPr>
     </w:lvl>
-    <w:lvl w:ilvl="2" w:tplc="59B61E54" w:tentative="1">
+    <w:lvl w:ilvl="2" w:tplc="9CBEC45A" w:tentative="1">
       <w:start w:val="1"/>
       <w:numFmt w:val="bullet"/>
       <w:lvlText w:val="■"/>
@@ -22659,7 +23061,7 @@
         <w:ind w:left="2160" w:hanging="360"/>
       </w:pPr>
     </w:lvl>
-    <w:lvl w:ilvl="3" w:tplc="EEBA0D14" w:tentative="1">
+    <w:lvl w:ilvl="3" w:tplc="409C131C" w:tentative="1">
       <w:start w:val="1"/>
       <w:numFmt w:val="bullet"/>
       <w:lvlText w:val="●"/>
@@ -22668,7 +23070,7 @@
         <w:ind w:left="2880" w:hanging="360"/>
       </w:pPr>
     </w:lvl>
-    <w:lvl w:ilvl="4" w:tplc="162AD250" w:tentative="1">
+    <w:lvl w:ilvl="4" w:tplc="992CD35C" w:tentative="1">
       <w:start w:val="1"/>
       <w:numFmt w:val="bullet"/>
       <w:lvlText w:val="○"/>
@@ -22677,7 +23079,7 @@
         <w:ind w:left="3600" w:hanging="360"/>
       </w:pPr>
     </w:lvl>
-    <w:lvl w:ilvl="5" w:tplc="0574A6E4" w:tentative="1">
+    <w:lvl w:ilvl="5" w:tplc="11BA9308" w:tentative="1">
       <w:start w:val="1"/>
       <w:numFmt w:val="bullet"/>
       <w:lvlText w:val="■"/>
@@ -22686,7 +23088,7 @@
         <w:ind w:left="4320" w:hanging="360"/>
       </w:pPr>
     </w:lvl>
-    <w:lvl w:ilvl="6" w:tplc="0DE2E220" w:tentative="1">
+    <w:lvl w:ilvl="6" w:tplc="18B0625E" w:tentative="1">
       <w:start w:val="1"/>
       <w:numFmt w:val="bullet"/>
       <w:lvlText w:val="●"/>
@@ -22695,7 +23097,7 @@
         <w:ind w:left="5040" w:hanging="360"/>
       </w:pPr>
     </w:lvl>
-    <w:lvl w:ilvl="7" w:tplc="7A76981C" w:tentative="1">
+    <w:lvl w:ilvl="7" w:tplc="43EC3E84" w:tentative="1">
       <w:start w:val="1"/>
       <w:numFmt w:val="bullet"/>
       <w:lvlText w:val="●"/>
@@ -22704,7 +23106,7 @@
         <w:ind w:left="5760" w:hanging="360"/>
       </w:pPr>
     </w:lvl>
-    <w:lvl w:ilvl="8" w:tplc="D0E8D68E" w:tentative="1">
+    <w:lvl w:ilvl="8" w:tplc="C128C2F8" w:tentative="1">
       <w:start w:val="1"/>
       <w:numFmt w:val="bullet"/>
       <w:lvlText w:val="●"/>
@@ -22714,76 +23116,14 @@
       </w:pPr>
     </w:lvl>
   </w:abstractNum>
-  <w:abstractNum w:abstractNumId="2" w15:restartNumberingAfterBreak="0">
-    <w:nsid w:val="5F2E3B1B"/>
-    <w:multiLevelType w:val="hybridMultilevel"/>
-    <w:tmpl w:val="74FEC70C"/>
-    <w:lvl w:ilvl="0" w:tplc="9D7AC548">
-      <w:start w:val="1"/>
-      <w:numFmt w:val="bullet"/>
-      <w:lvlText w:val="•"/>
-      <w:lvlJc w:val="left"/>
-      <w:pPr>
-        <w:ind w:left="540" w:hanging="300"/>
-      </w:pPr>
-    </w:lvl>
-    <w:lvl w:ilvl="1" w:tplc="DA4E681E" w:tentative="1">
-      <w:start w:val="1"/>
-      <w:numFmt w:val="bullet"/>
-      <w:lvlText w:val="–"/>
-      <w:lvlJc w:val="left"/>
-      <w:pPr>
-        <w:ind w:left="940" w:hanging="300"/>
-      </w:pPr>
-    </w:lvl>
-    <w:lvl w:ilvl="2" w:tplc="C136AFF2" w:tentative="1">
-      <w:start w:val="1"/>
-      <w:numFmt w:val="bullet"/>
-      <w:lvlText w:val="◦"/>
-      <w:lvlJc w:val="left"/>
-      <w:pPr>
-        <w:ind w:left="1340" w:hanging="300"/>
-      </w:pPr>
-    </w:lvl>
-    <w:lvl w:ilvl="3" w:tplc="6480036C">
-      <w:numFmt w:val="decimal"/>
-      <w:lvlText w:val=""/>
-      <w:lvlJc w:val="left"/>
-    </w:lvl>
-    <w:lvl w:ilvl="4" w:tplc="B4A6F636">
-      <w:numFmt w:val="decimal"/>
-      <w:lvlText w:val=""/>
-      <w:lvlJc w:val="left"/>
-    </w:lvl>
-    <w:lvl w:ilvl="5" w:tplc="0060D84E">
-      <w:numFmt w:val="decimal"/>
-      <w:lvlText w:val=""/>
-      <w:lvlJc w:val="left"/>
-    </w:lvl>
-    <w:lvl w:ilvl="6" w:tplc="A5AA1B08">
-      <w:numFmt w:val="decimal"/>
-      <w:lvlText w:val=""/>
-      <w:lvlJc w:val="left"/>
-    </w:lvl>
-    <w:lvl w:ilvl="7" w:tplc="433EFD9E">
-      <w:numFmt w:val="decimal"/>
-      <w:lvlText w:val=""/>
-      <w:lvlJc w:val="left"/>
-    </w:lvl>
-    <w:lvl w:ilvl="8" w:tplc="4B38391C">
-      <w:numFmt w:val="decimal"/>
-      <w:lvlText w:val=""/>
-      <w:lvlJc w:val="left"/>
-    </w:lvl>
-  </w:abstractNum>
   <w:num w:numId="1">
-    <w:abstractNumId w:val="1"/>
+    <w:abstractNumId w:val="2"/>
     <w:lvlOverride w:ilvl="0">
       <w:startOverride w:val="1"/>
     </w:lvlOverride>
   </w:num>
   <w:num w:numId="2">
-    <w:abstractNumId w:val="2"/>
+    <w:abstractNumId w:val="0"/>
     <w:lvlOverride w:ilvl="0">
       <w:startOverride w:val="1"/>
     </w:lvlOverride>
@@ -23412,7 +23752,7 @@
     <w:autoRedefine/>
     <w:uiPriority w:val="39"/>
     <w:unhideWhenUsed/>
-    <w:rsid w:val="00362A87"/>
+    <w:rsid w:val="00C33666"/>
     <w:pPr>
       <w:spacing w:after="100"/>
     </w:pPr>

--- a/documentation/01 System Overview/Development Timeline.docx
+++ b/documentation/01 System Overview/Development Timeline.docx
@@ -80,7 +80,7 @@
           <w:left w:w="10" w:type="dxa"/>
           <w:right w:w="10" w:type="dxa"/>
         </w:tblCellMar>
-        <w:tblLook w:val="04A0" w:firstRow="1" w:lastRow="0" w:firstColumn="1" w:lastColumn="0" w:noHBand="0" w:noVBand="1"/>
+        <w:tblLook w:val="0000" w:firstRow="0" w:lastRow="0" w:firstColumn="0" w:lastColumn="0" w:noHBand="0" w:noVBand="0"/>
       </w:tblPr>
       <w:tblGrid>
         <w:gridCol w:w="2600"/>
@@ -461,7 +461,7 @@
           <w:left w:w="10" w:type="dxa"/>
           <w:right w:w="10" w:type="dxa"/>
         </w:tblCellMar>
-        <w:tblLook w:val="04A0" w:firstRow="1" w:lastRow="0" w:firstColumn="1" w:lastColumn="0" w:noHBand="0" w:noVBand="1"/>
+        <w:tblLook w:val="0000" w:firstRow="0" w:lastRow="0" w:firstColumn="0" w:lastColumn="0" w:noHBand="0" w:noVBand="0"/>
       </w:tblPr>
       <w:tblGrid>
         <w:gridCol w:w="1300"/>
@@ -1523,7 +1523,14 @@
                 <w:sz w:val="19"/>
                 <w:szCs w:val="19"/>
               </w:rPr>
-              <w:t>19 October: the phone entrance on the desktop, Manage Servers as a sliding panel, the shared phone app and desktop copies rebuilt; open items brought up to date.</w:t>
+              <w:t>19 October: the phone entrance on the desktop, Manage Servers as a sliding panel, the sh</w:t>
+            </w:r>
+            <w:r>
+              <w:rPr>
+                <w:sz w:val="19"/>
+                <w:szCs w:val="19"/>
+              </w:rPr>
+              <w:t>ared phone app and desktop copies rebuilt; open items brought up to date.</w:t>
             </w:r>
           </w:p>
         </w:tc>
@@ -1591,14 +1598,7 @@
                 <w:sz w:val="19"/>
                 <w:szCs w:val="19"/>
               </w:rPr>
-              <w:t>20 October: seamless mist, the sign-in and servers cards trading places t</w:t>
-            </w:r>
-            <w:r>
-              <w:rPr>
-                <w:sz w:val="19"/>
-                <w:szCs w:val="19"/>
-              </w:rPr>
-              <w:t>hrough it; the board's "Living Forest" colours in all three apps; Forest, Dark and Light themes per account; the phone stays unlocked when turned.</w:t>
+              <w:t>20 October: seamless mist, the sign-in and servers cards trading places through it; the board's "Living Forest" colours in all three apps; Forest, Dark and Light themes per account; the phone stays unlocked when turned.</w:t>
             </w:r>
           </w:p>
         </w:tc>
@@ -1666,7 +1666,14 @@
                 <w:sz w:val="19"/>
                 <w:szCs w:val="19"/>
               </w:rPr>
-              <w:t>21 October: the desktop's modern look and the dashboard breakdown.</w:t>
+              <w:t>21 October: the</w:t>
+            </w:r>
+            <w:r>
+              <w:rPr>
+                <w:sz w:val="19"/>
+                <w:szCs w:val="19"/>
+              </w:rPr>
+              <w:t xml:space="preserve"> desktop's modern look and the dashboard breakdown.</w:t>
             </w:r>
           </w:p>
         </w:tc>
@@ -1802,7 +1809,14 @@
                 <w:sz w:val="19"/>
                 <w:szCs w:val="19"/>
               </w:rPr>
-              <w:t>23 October: order tickets, Track my order and sharing the driver only when staff choose.</w:t>
+              <w:t>23 October: order tickets, Track my order and sharing</w:t>
+            </w:r>
+            <w:r>
+              <w:rPr>
+                <w:sz w:val="19"/>
+                <w:szCs w:val="19"/>
+              </w:rPr>
+              <w:t xml:space="preserve"> the driver only when staff choose.</w:t>
             </w:r>
           </w:p>
         </w:tc>
@@ -1939,6 +1953,74 @@
                 <w:szCs w:val="19"/>
               </w:rPr>
               <w:t>24 October: phone Home cards and the server-side company card; orders near their promised date flagged.</w:t>
+            </w:r>
+          </w:p>
+        </w:tc>
+      </w:tr>
+      <w:tr>
+        <w:tblPrEx>
+          <w:tblCellMar>
+            <w:top w:w="0" w:type="dxa"/>
+            <w:bottom w:w="0" w:type="dxa"/>
+          </w:tblCellMar>
+        </w:tblPrEx>
+        <w:tc>
+          <w:tcPr>
+            <w:tcW w:w="1300" w:type="dxa"/>
+            <w:tcMar>
+              <w:top w:w="50" w:type="dxa"/>
+              <w:left w:w="90" w:type="dxa"/>
+              <w:bottom w:w="50" w:type="dxa"/>
+              <w:right w:w="90" w:type="dxa"/>
+            </w:tcMar>
+          </w:tcPr>
+          <w:p>
+            <w:r>
+              <w:rPr>
+                <w:sz w:val="19"/>
+                <w:szCs w:val="19"/>
+              </w:rPr>
+              <w:t>1.1</w:t>
+            </w:r>
+          </w:p>
+        </w:tc>
+        <w:tc>
+          <w:tcPr>
+            <w:tcW w:w="1900" w:type="dxa"/>
+            <w:tcMar>
+              <w:top w:w="50" w:type="dxa"/>
+              <w:left w:w="90" w:type="dxa"/>
+              <w:bottom w:w="50" w:type="dxa"/>
+              <w:right w:w="90" w:type="dxa"/>
+            </w:tcMar>
+          </w:tcPr>
+          <w:p>
+            <w:r>
+              <w:rPr>
+                <w:sz w:val="19"/>
+                <w:szCs w:val="19"/>
+              </w:rPr>
+              <w:t>24 October 2026</w:t>
+            </w:r>
+          </w:p>
+        </w:tc>
+        <w:tc>
+          <w:tcPr>
+            <w:tcW w:w="6438" w:type="dxa"/>
+            <w:tcMar>
+              <w:top w:w="50" w:type="dxa"/>
+              <w:left w:w="90" w:type="dxa"/>
+              <w:bottom w:w="50" w:type="dxa"/>
+              <w:right w:w="90" w:type="dxa"/>
+            </w:tcMar>
+          </w:tcPr>
+          <w:p>
+            <w:r>
+              <w:rPr>
+                <w:sz w:val="19"/>
+                <w:szCs w:val="19"/>
+              </w:rPr>
+              <w:t>24 October: worker details and documents.</w:t>
             </w:r>
           </w:p>
         </w:tc>
@@ -1954,15 +2036,7 @@
           <w:sz w:val="20"/>
           <w:szCs w:val="20"/>
         </w:rPr>
-        <w:t xml:space="preserve">Keep this document up to date: when a feature, setting or server changes, edit </w:t>
-      </w:r>
-      <w:r>
-        <w:rPr>
-          <w:color w:val="5F6B66"/>
-          <w:sz w:val="20"/>
-          <w:szCs w:val="20"/>
-        </w:rPr>
-        <w:t>the matching section here and add a line to the table above.</w:t>
+        <w:t>Keep this document up to date: when a feature, setting or server changes, edit the matching section here and add a line to the table above.</w:t>
       </w:r>
     </w:p>
     <w:p>
@@ -1984,7 +2058,7 @@
     <w:sdt>
       <w:sdtPr>
         <w:alias w:val="Contents"/>
-        <w:id w:val="-123084108"/>
+        <w:id w:val="-1808465331"/>
       </w:sdtPr>
       <w:sdtEndPr/>
       <w:sdtContent>
@@ -2011,7 +2085,7 @@
           <w:r>
             <w:fldChar w:fldCharType="separate"/>
           </w:r>
-          <w:hyperlink w:anchor="_Toc243694790" w:history="1">
+          <w:hyperlink w:anchor="_Toc243697196" w:history="1">
             <w:r>
               <w:rPr>
                 <w:rStyle w:val="Hyperlink"/>
@@ -2035,7 +2109,7 @@
               <w:rPr>
                 <w:noProof/>
               </w:rPr>
-              <w:instrText xml:space="preserve"> PAGEREF _Toc243694790 \h </w:instrText>
+              <w:instrText xml:space="preserve"> PAGEREF _Toc243697196 \h </w:instrText>
             </w:r>
             <w:r>
               <w:rPr>
@@ -2076,7 +2150,7 @@
               <w:szCs w:val="22"/>
             </w:rPr>
           </w:pPr>
-          <w:hyperlink w:anchor="_Toc243694791" w:history="1">
+          <w:hyperlink w:anchor="_Toc243697197" w:history="1">
             <w:r>
               <w:rPr>
                 <w:rStyle w:val="Hyperlink"/>
@@ -2100,7 +2174,7 @@
               <w:rPr>
                 <w:noProof/>
               </w:rPr>
-              <w:instrText xml:space="preserve"> PAGEREF _Toc243694791 \h </w:instrText>
+              <w:instrText xml:space="preserve"> PAGEREF _Toc243697197 \h </w:instrText>
             </w:r>
             <w:r>
               <w:rPr>
@@ -2141,7 +2215,7 @@
               <w:szCs w:val="22"/>
             </w:rPr>
           </w:pPr>
-          <w:hyperlink w:anchor="_Toc243694792" w:history="1">
+          <w:hyperlink w:anchor="_Toc243697198" w:history="1">
             <w:r>
               <w:rPr>
                 <w:rStyle w:val="Hyperlink"/>
@@ -2165,7 +2239,7 @@
               <w:rPr>
                 <w:noProof/>
               </w:rPr>
-              <w:instrText xml:space="preserve"> PAGEREF _Toc243694792 \h </w:instrText>
+              <w:instrText xml:space="preserve"> PAGEREF _Toc243697198 \h </w:instrText>
             </w:r>
             <w:r>
               <w:rPr>
@@ -2206,7 +2280,7 @@
               <w:szCs w:val="22"/>
             </w:rPr>
           </w:pPr>
-          <w:hyperlink w:anchor="_Toc243694793" w:history="1">
+          <w:hyperlink w:anchor="_Toc243697199" w:history="1">
             <w:r>
               <w:rPr>
                 <w:rStyle w:val="Hyperlink"/>
@@ -2230,7 +2304,7 @@
               <w:rPr>
                 <w:noProof/>
               </w:rPr>
-              <w:instrText xml:space="preserve"> PAGEREF _Toc243694793 \h </w:instrText>
+              <w:instrText xml:space="preserve"> PAGEREF _Toc243697199 \h </w:instrText>
             </w:r>
             <w:r>
               <w:rPr>
@@ -2271,7 +2345,7 @@
               <w:szCs w:val="22"/>
             </w:rPr>
           </w:pPr>
-          <w:hyperlink w:anchor="_Toc243694794" w:history="1">
+          <w:hyperlink w:anchor="_Toc243697200" w:history="1">
             <w:r>
               <w:rPr>
                 <w:rStyle w:val="Hyperlink"/>
@@ -2295,7 +2369,7 @@
               <w:rPr>
                 <w:noProof/>
               </w:rPr>
-              <w:instrText xml:space="preserve"> PAGEREF _Toc243694794 \h </w:instrText>
+              <w:instrText xml:space="preserve"> PAGEREF _Toc243697200 \h </w:instrText>
             </w:r>
             <w:r>
               <w:rPr>
@@ -2312,7 +2386,7 @@
               <w:rPr>
                 <w:noProof/>
               </w:rPr>
-              <w:t>15</w:t>
+              <w:t>16</w:t>
             </w:r>
             <w:r>
               <w:rPr>
@@ -2336,7 +2410,7 @@
               <w:szCs w:val="22"/>
             </w:rPr>
           </w:pPr>
-          <w:hyperlink w:anchor="_Toc243694795" w:history="1">
+          <w:hyperlink w:anchor="_Toc243697201" w:history="1">
             <w:r>
               <w:rPr>
                 <w:rStyle w:val="Hyperlink"/>
@@ -2360,7 +2434,7 @@
               <w:rPr>
                 <w:noProof/>
               </w:rPr>
-              <w:instrText xml:space="preserve"> PAGEREF _Toc243694795 \h </w:instrText>
+              <w:instrText xml:space="preserve"> PAGEREF _Toc243697201 \h </w:instrText>
             </w:r>
             <w:r>
               <w:rPr>
@@ -2377,7 +2451,7 @@
               <w:rPr>
                 <w:noProof/>
               </w:rPr>
-              <w:t>17</w:t>
+              <w:t>18</w:t>
             </w:r>
             <w:r>
               <w:rPr>
@@ -2401,7 +2475,7 @@
               <w:szCs w:val="22"/>
             </w:rPr>
           </w:pPr>
-          <w:hyperlink w:anchor="_Toc243694796" w:history="1">
+          <w:hyperlink w:anchor="_Toc243697202" w:history="1">
             <w:r>
               <w:rPr>
                 <w:rStyle w:val="Hyperlink"/>
@@ -2425,7 +2499,7 @@
               <w:rPr>
                 <w:noProof/>
               </w:rPr>
-              <w:instrText xml:space="preserve"> PAGEREF _Toc243694796 \h </w:instrText>
+              <w:instrText xml:space="preserve"> PAGEREF _Toc243697202 \h </w:instrText>
             </w:r>
             <w:r>
               <w:rPr>
@@ -2442,7 +2516,7 @@
               <w:rPr>
                 <w:noProof/>
               </w:rPr>
-              <w:t>20</w:t>
+              <w:t>21</w:t>
             </w:r>
             <w:r>
               <w:rPr>
@@ -2468,7 +2542,7 @@
       <w:pPr>
         <w:pStyle w:val="Heading1"/>
       </w:pPr>
-      <w:bookmarkStart w:id="1" w:name="_Toc243694790"/>
+      <w:bookmarkStart w:id="1" w:name="_Toc243697196"/>
       <w:r>
         <w:lastRenderedPageBreak/>
         <w:t>1  Introduction</w:t>
@@ -2480,10 +2554,13 @@
         <w:spacing w:after="120" w:line="276" w:lineRule="auto"/>
       </w:pPr>
       <w:r>
-        <w:t>The system was built in a series of working sessions between 11 September and 21 October 2026, each feature requested by the business owner and built, tested and adjusted the same day or the next. Dates below are taken from those session records (Kenya tim</w:t>
+        <w:t xml:space="preserve">The system was built in </w:t>
       </w:r>
       <w:r>
-        <w:t>e) and from the migration scripts. Earlier project files from July 2026 (empty project templates) are not part of this history.</w:t>
+        <w:t>a series of working sessions between 11 September and 21 October 2026, each feature requested by the business owner and built, tested and adjusted the same day or the next. Dates below are taken from those session records (Kenya time) and from the migratio</w:t>
+      </w:r>
+      <w:r>
+        <w:t>n scripts. Earlier project files from July 2026 (empty project templates) are not part of this history.</w:t>
       </w:r>
     </w:p>
     <w:p>
@@ -2495,7 +2572,7 @@
       <w:pPr>
         <w:pStyle w:val="Heading1"/>
       </w:pPr>
-      <w:bookmarkStart w:id="2" w:name="_Toc243694791"/>
+      <w:bookmarkStart w:id="2" w:name="_Toc243697197"/>
       <w:r>
         <w:lastRenderedPageBreak/>
         <w:t>2  Phases</w:t>
@@ -2518,7 +2595,7 @@
           <w:left w:w="10" w:type="dxa"/>
           <w:right w:w="10" w:type="dxa"/>
         </w:tblCellMar>
-        <w:tblLook w:val="04A0" w:firstRow="1" w:lastRow="0" w:firstColumn="1" w:lastColumn="0" w:noHBand="0" w:noVBand="1"/>
+        <w:tblLook w:val="0000" w:firstRow="0" w:lastRow="0" w:firstColumn="0" w:lastColumn="0" w:noHBand="0" w:noVBand="0"/>
       </w:tblPr>
       <w:tblGrid>
         <w:gridCol w:w="1830"/>
@@ -2695,14 +2772,7 @@
                 <w:sz w:val="19"/>
                 <w:szCs w:val="19"/>
               </w:rPr>
-              <w:t>Database design checked and created, profit functions, technology chos</w:t>
-            </w:r>
-            <w:r>
-              <w:rPr>
-                <w:sz w:val="19"/>
-                <w:szCs w:val="19"/>
-              </w:rPr>
-              <w:t>en, backend and servers scaffolded, first website, mobile app core sections</w:t>
+              <w:t>Database design checked and created, profit functions, technology chosen, backend and servers scaffolded, first website, mobile app core sections</w:t>
             </w:r>
           </w:p>
         </w:tc>
@@ -4562,6 +4632,91 @@
                 <w:szCs w:val="19"/>
               </w:rPr>
               <w:t>The business at a glance on the phone for Admins and the SuperAdmin, profit for them only, one company card on the server; orders near or past their promised date marked orange and red</w:t>
+            </w:r>
+          </w:p>
+        </w:tc>
+      </w:tr>
+      <w:tr>
+        <w:tblPrEx>
+          <w:tblCellMar>
+            <w:top w:w="0" w:type="dxa"/>
+            <w:bottom w:w="0" w:type="dxa"/>
+          </w:tblCellMar>
+        </w:tblPrEx>
+        <w:trPr>
+          <w:cantSplit/>
+        </w:trPr>
+        <w:tc>
+          <w:tcPr>
+            <w:tcW w:w="1830" w:type="dxa"/>
+            <w:shd w:val="clear" w:color="auto" w:fill="F4F5F3"/>
+            <w:tcMar>
+              <w:top w:w="50" w:type="dxa"/>
+              <w:left w:w="90" w:type="dxa"/>
+              <w:bottom w:w="50" w:type="dxa"/>
+              <w:right w:w="90" w:type="dxa"/>
+            </w:tcMar>
+          </w:tcPr>
+          <w:p>
+            <w:pPr>
+              <w:spacing w:after="20" w:line="252" w:lineRule="auto"/>
+            </w:pPr>
+            <w:r>
+              <w:rPr>
+                <w:b/>
+                <w:bCs/>
+                <w:sz w:val="19"/>
+                <w:szCs w:val="19"/>
+              </w:rPr>
+              <w:t>24 Oct</w:t>
+            </w:r>
+          </w:p>
+        </w:tc>
+        <w:tc>
+          <w:tcPr>
+            <w:tcW w:w="2196" w:type="dxa"/>
+            <w:shd w:val="clear" w:color="auto" w:fill="F4F5F3"/>
+            <w:tcMar>
+              <w:top w:w="50" w:type="dxa"/>
+              <w:left w:w="90" w:type="dxa"/>
+              <w:bottom w:w="50" w:type="dxa"/>
+              <w:right w:w="90" w:type="dxa"/>
+            </w:tcMar>
+          </w:tcPr>
+          <w:p>
+            <w:pPr>
+              <w:spacing w:after="20" w:line="252" w:lineRule="auto"/>
+            </w:pPr>
+            <w:r>
+              <w:rPr>
+                <w:sz w:val="19"/>
+                <w:szCs w:val="19"/>
+              </w:rPr>
+              <w:t>Worker details</w:t>
+            </w:r>
+          </w:p>
+        </w:tc>
+        <w:tc>
+          <w:tcPr>
+            <w:tcW w:w="5612" w:type="dxa"/>
+            <w:shd w:val="clear" w:color="auto" w:fill="F4F5F3"/>
+            <w:tcMar>
+              <w:top w:w="50" w:type="dxa"/>
+              <w:left w:w="90" w:type="dxa"/>
+              <w:bottom w:w="50" w:type="dxa"/>
+              <w:right w:w="90" w:type="dxa"/>
+            </w:tcMar>
+          </w:tcPr>
+          <w:p>
+            <w:pPr>
+              <w:spacing w:after="20" w:line="252" w:lineRule="auto"/>
+            </w:pPr>
+            <w:r>
+              <w:rPr>
+                <w:sz w:val="19"/>
+                <w:szCs w:val="19"/>
+              </w:rPr>
+              <w:t>Staff give their ID and other numbers, next of kin and document photos on the phone; stored encrypted; only the SuperAdmin opens and verifies them in the desktop app (migration 040)</w:t>
             </w:r>
           </w:p>
         </w:tc>
@@ -4581,7 +4736,7 @@
       <w:pPr>
         <w:pStyle w:val="Heading1"/>
       </w:pPr>
-      <w:bookmarkStart w:id="3" w:name="_Toc243694792"/>
+      <w:bookmarkStart w:id="3" w:name="_Toc243697198"/>
       <w:r>
         <w:lastRenderedPageBreak/>
         <w:t>3  Timeline chart</w:t>
@@ -4671,7 +4826,7 @@
       <w:pPr>
         <w:pStyle w:val="Heading1"/>
       </w:pPr>
-      <w:bookmarkStart w:id="4" w:name="_Toc243694793"/>
+      <w:bookmarkStart w:id="4" w:name="_Toc243697199"/>
       <w:r>
         <w:lastRenderedPageBreak/>
         <w:t>4  Feature log</w:t>
@@ -4694,7 +4849,7 @@
           <w:left w:w="10" w:type="dxa"/>
           <w:right w:w="10" w:type="dxa"/>
         </w:tblCellMar>
-        <w:tblLook w:val="04A0" w:firstRow="1" w:lastRow="0" w:firstColumn="1" w:lastColumn="0" w:noHBand="0" w:noVBand="1"/>
+        <w:tblLook w:val="0000" w:firstRow="0" w:lastRow="0" w:firstColumn="0" w:lastColumn="0" w:noHBand="0" w:noVBand="0"/>
       </w:tblPr>
       <w:tblGrid>
         <w:gridCol w:w="1445"/>
@@ -13269,21 +13424,21 @@
                 <w:sz w:val="19"/>
                 <w:szCs w:val="19"/>
               </w:rPr>
-              <w:t>A modern look ("the green doesn't feel like one color ... it looks like an app from 2010"): a backdrop with depth instead of a flat colour, the menu floating without a panel - narrower and able to fold to icons -, see-through rounde</w:t>
-            </w:r>
-            <w:r>
-              <w:rPr>
-                <w:sz w:val="19"/>
-                <w:szCs w:val="19"/>
-              </w:rPr>
-              <w:t>d cards, rain on glass behind the Dark theme's menu. The dashboard's figures gained a short breakdown (customers and staff, products retired and deleted, campaign photos and videos, trips in progress); the database figure is for the SuperAdmin only. Status</w:t>
-            </w:r>
-            <w:r>
-              <w:rPr>
-                <w:sz w:val="19"/>
-                <w:szCs w:val="19"/>
-              </w:rPr>
-              <w:t xml:space="preserve"> pills made readable in the Light theme.</w:t>
+              <w:t>A modern look ("the green doesn't feel like one color ... it looks like an app from 2010"): a backdrop with depth instead of a flat colour, the menu floating without a panel - narrower and able to fold to icons -, see-through rounded cards, rain on glass b</w:t>
+            </w:r>
+            <w:r>
+              <w:rPr>
+                <w:sz w:val="19"/>
+                <w:szCs w:val="19"/>
+              </w:rPr>
+              <w:t xml:space="preserve">ehind the Dark theme's menu. The dashboard's figures gained a short breakdown (customers and staff, products retired and deleted, campaign photos and videos, trips in progress); the database figure is for the SuperAdmin only. Status pills made readable in </w:t>
+            </w:r>
+            <w:r>
+              <w:rPr>
+                <w:sz w:val="19"/>
+                <w:szCs w:val="19"/>
+              </w:rPr>
+              <w:t>the Light theme.</w:t>
             </w:r>
           </w:p>
         </w:tc>
@@ -13822,6 +13977,101 @@
                 <w:szCs w:val="19"/>
               </w:rPr>
               <w:t xml:space="preserve"> than 5 days before the date, LATE once the date has passed - red and orange rows on the desktop, coloured marks on the phone, and the counts on Home. Row colours in the desktop's tables now really show in the modern look.</w:t>
+            </w:r>
+          </w:p>
+        </w:tc>
+      </w:tr>
+      <w:tr>
+        <w:tblPrEx>
+          <w:tblCellMar>
+            <w:top w:w="0" w:type="dxa"/>
+            <w:bottom w:w="0" w:type="dxa"/>
+          </w:tblCellMar>
+        </w:tblPrEx>
+        <w:trPr>
+          <w:cantSplit/>
+        </w:trPr>
+        <w:tc>
+          <w:tcPr>
+            <w:tcW w:w="1445" w:type="dxa"/>
+            <w:tcMar>
+              <w:top w:w="50" w:type="dxa"/>
+              <w:left w:w="90" w:type="dxa"/>
+              <w:bottom w:w="50" w:type="dxa"/>
+              <w:right w:w="90" w:type="dxa"/>
+            </w:tcMar>
+          </w:tcPr>
+          <w:p>
+            <w:pPr>
+              <w:spacing w:after="20" w:line="252" w:lineRule="auto"/>
+            </w:pPr>
+            <w:r>
+              <w:rPr>
+                <w:sz w:val="19"/>
+                <w:szCs w:val="19"/>
+              </w:rPr>
+              <w:lastRenderedPageBreak/>
+              <w:t>24 Oct 2026</w:t>
+            </w:r>
+          </w:p>
+        </w:tc>
+        <w:tc>
+          <w:tcPr>
+            <w:tcW w:w="1686" w:type="dxa"/>
+            <w:tcMar>
+              <w:top w:w="50" w:type="dxa"/>
+              <w:left w:w="90" w:type="dxa"/>
+              <w:bottom w:w="50" w:type="dxa"/>
+              <w:right w:w="90" w:type="dxa"/>
+            </w:tcMar>
+          </w:tcPr>
+          <w:p>
+            <w:pPr>
+              <w:spacing w:after="20" w:line="252" w:lineRule="auto"/>
+            </w:pPr>
+            <w:r>
+              <w:rPr>
+                <w:sz w:val="19"/>
+                <w:szCs w:val="19"/>
+              </w:rPr>
+              <w:t>Staff</w:t>
+            </w:r>
+          </w:p>
+        </w:tc>
+        <w:tc>
+          <w:tcPr>
+            <w:tcW w:w="6507" w:type="dxa"/>
+            <w:tcMar>
+              <w:top w:w="50" w:type="dxa"/>
+              <w:left w:w="90" w:type="dxa"/>
+              <w:bottom w:w="50" w:type="dxa"/>
+              <w:right w:w="90" w:type="dxa"/>
+            </w:tcMar>
+          </w:tcPr>
+          <w:p>
+            <w:pPr>
+              <w:spacing w:after="20" w:line="252" w:lineRule="auto"/>
+            </w:pPr>
+            <w:r>
+              <w:rPr>
+                <w:sz w:val="19"/>
+                <w:szCs w:val="19"/>
+              </w:rPr>
+              <w:t>Worker details ("worker ID number and documents with admin/SuperAdmin verification"): each staff member gives their ID or passport number, KRA PIN, NSSF and SHA numbers, next of kin, driving licence and photos of their documents in the phone app (My profil</w:t>
+            </w:r>
+            <w:r>
+              <w:rPr>
+                <w:sz w:val="19"/>
+                <w:szCs w:val="19"/>
+              </w:rPr>
+              <w:t xml:space="preserve">e &gt; Worker details); only the SuperAdmin opens them and marks them Verified or sends them back with a note, in the desktop app (Users &gt; Worker Details). Numbers and photos are stored encrypted with a key kept outside the database, every opening is written </w:t>
+            </w:r>
+            <w:r>
+              <w:rPr>
+                <w:sz w:val="19"/>
+                <w:szCs w:val="19"/>
+              </w:rPr>
+              <w:t>to the audit log, they are kept until the SuperAdmin deletes them, and the SuperAdmin can ask for more fields or documents (migration 040).</w:t>
             </w:r>
           </w:p>
         </w:tc>
@@ -13841,7 +14091,7 @@
       <w:pPr>
         <w:pStyle w:val="Heading1"/>
       </w:pPr>
-      <w:bookmarkStart w:id="5" w:name="_Toc243694794"/>
+      <w:bookmarkStart w:id="5" w:name="_Toc243697200"/>
       <w:r>
         <w:lastRenderedPageBreak/>
         <w:t>5  Database changes</w:t>
@@ -13864,7 +14114,7 @@
           <w:left w:w="10" w:type="dxa"/>
           <w:right w:w="10" w:type="dxa"/>
         </w:tblCellMar>
-        <w:tblLook w:val="04A0" w:firstRow="1" w:lastRow="0" w:firstColumn="1" w:lastColumn="0" w:noHBand="0" w:noVBand="1"/>
+        <w:tblLook w:val="0000" w:firstRow="0" w:lastRow="0" w:firstColumn="0" w:lastColumn="0" w:noHBand="0" w:noVBand="0"/>
       </w:tblPr>
       <w:tblGrid>
         <w:gridCol w:w="832"/>
@@ -18196,6 +18446,116 @@
                 <w:szCs w:val="19"/>
               </w:rPr>
               <w:t>pdated_At) with idle_lock_minutes = 25.</w:t>
+            </w:r>
+          </w:p>
+        </w:tc>
+      </w:tr>
+      <w:tr>
+        <w:tblPrEx>
+          <w:tblCellMar>
+            <w:top w:w="0" w:type="dxa"/>
+            <w:bottom w:w="0" w:type="dxa"/>
+          </w:tblCellMar>
+        </w:tblPrEx>
+        <w:trPr>
+          <w:cantSplit/>
+        </w:trPr>
+        <w:tc>
+          <w:tcPr>
+            <w:tcW w:w="832" w:type="dxa"/>
+            <w:tcMar>
+              <w:top w:w="50" w:type="dxa"/>
+              <w:left w:w="90" w:type="dxa"/>
+              <w:bottom w:w="50" w:type="dxa"/>
+              <w:right w:w="90" w:type="dxa"/>
+            </w:tcMar>
+          </w:tcPr>
+          <w:p>
+            <w:pPr>
+              <w:spacing w:after="20" w:line="252" w:lineRule="auto"/>
+            </w:pPr>
+            <w:r>
+              <w:rPr>
+                <w:sz w:val="19"/>
+                <w:szCs w:val="19"/>
+              </w:rPr>
+              <w:t>040</w:t>
+            </w:r>
+          </w:p>
+        </w:tc>
+        <w:tc>
+          <w:tcPr>
+            <w:tcW w:w="1308" w:type="dxa"/>
+            <w:tcMar>
+              <w:top w:w="50" w:type="dxa"/>
+              <w:left w:w="90" w:type="dxa"/>
+              <w:bottom w:w="50" w:type="dxa"/>
+              <w:right w:w="90" w:type="dxa"/>
+            </w:tcMar>
+          </w:tcPr>
+          <w:p>
+            <w:pPr>
+              <w:spacing w:after="20" w:line="252" w:lineRule="auto"/>
+            </w:pPr>
+            <w:r>
+              <w:rPr>
+                <w:sz w:val="19"/>
+                <w:szCs w:val="19"/>
+              </w:rPr>
+              <w:t>24 Oct 2026</w:t>
+            </w:r>
+          </w:p>
+        </w:tc>
+        <w:tc>
+          <w:tcPr>
+            <w:tcW w:w="2736" w:type="dxa"/>
+            <w:tcMar>
+              <w:top w:w="50" w:type="dxa"/>
+              <w:left w:w="90" w:type="dxa"/>
+              <w:bottom w:w="50" w:type="dxa"/>
+              <w:right w:w="90" w:type="dxa"/>
+            </w:tcMar>
+          </w:tcPr>
+          <w:p>
+            <w:pPr>
+              <w:spacing w:after="20" w:line="252" w:lineRule="auto"/>
+            </w:pPr>
+            <w:r>
+              <w:rPr>
+                <w:sz w:val="19"/>
+                <w:szCs w:val="19"/>
+              </w:rPr>
+              <w:t>worker_records</w:t>
+            </w:r>
+          </w:p>
+        </w:tc>
+        <w:tc>
+          <w:tcPr>
+            <w:tcW w:w="4762" w:type="dxa"/>
+            <w:tcMar>
+              <w:top w:w="50" w:type="dxa"/>
+              <w:left w:w="90" w:type="dxa"/>
+              <w:bottom w:w="50" w:type="dxa"/>
+              <w:right w:w="90" w:type="dxa"/>
+            </w:tcMar>
+          </w:tcPr>
+          <w:p>
+            <w:pPr>
+              <w:spacing w:after="20" w:line="252" w:lineRule="auto"/>
+            </w:pPr>
+            <w:r>
+              <w:rPr>
+                <w:sz w:val="19"/>
+                <w:szCs w:val="19"/>
+              </w:rPr>
+              <w:t>WORKER_FIELDS and WORKER_DOC_TYPES (what staff are asked for - ten fields and four document types to start, the SuperAdmin adds more), WORKER_RECORDS (where each staff member stands: NOT_STARTED, SUBMITTED, VERIFIED, NEEDS_CHANGES), WORKER_FIELD_VALUES (th</w:t>
+            </w:r>
+            <w:r>
+              <w:rPr>
+                <w:sz w:val="19"/>
+                <w:szCs w:val="19"/>
+              </w:rPr>
+              <w:t>e values; ID-type numbers encrypted) and WORKER_DOCUMENTS (the photos, encrypted, in the database).</w:t>
             </w:r>
           </w:p>
         </w:tc>
@@ -18215,7 +18575,7 @@
       <w:pPr>
         <w:pStyle w:val="Heading1"/>
       </w:pPr>
-      <w:bookmarkStart w:id="6" w:name="_Toc243694795"/>
+      <w:bookmarkStart w:id="6" w:name="_Toc243697201"/>
       <w:r>
         <w:lastRenderedPageBreak/>
         <w:t>6  Key decisions</w:t>
@@ -18238,7 +18598,7 @@
           <w:left w:w="10" w:type="dxa"/>
           <w:right w:w="10" w:type="dxa"/>
         </w:tblCellMar>
-        <w:tblLook w:val="04A0" w:firstRow="1" w:lastRow="0" w:firstColumn="1" w:lastColumn="0" w:noHBand="0" w:noVBand="1"/>
+        <w:tblLook w:val="0000" w:firstRow="0" w:lastRow="0" w:firstColumn="0" w:lastColumn="0" w:noHBand="0" w:noVBand="0"/>
       </w:tblPr>
       <w:tblGrid>
         <w:gridCol w:w="1445"/>
@@ -22538,7 +22898,7 @@
       <w:pPr>
         <w:pStyle w:val="Heading1"/>
       </w:pPr>
-      <w:bookmarkStart w:id="7" w:name="_Toc243694796"/>
+      <w:bookmarkStart w:id="7" w:name="_Toc243697202"/>
       <w:r>
         <w:lastRenderedPageBreak/>
         <w:t>7  Open items at the time of writing</w:t>
@@ -22774,7 +23134,7 @@
         <w:sz w:val="16"/>
         <w:szCs w:val="16"/>
       </w:rPr>
-      <w:t>20</w:t>
+      <w:t>21</w:t>
     </w:r>
     <w:r>
       <w:rPr>
@@ -22823,7 +23183,7 @@
         <w:sz w:val="16"/>
         <w:szCs w:val="16"/>
       </w:rPr>
-      <w:t>20</w:t>
+      <w:t>21</w:t>
     </w:r>
     <w:r>
       <w:rPr>
@@ -22907,10 +23267,10 @@
 <file path=word/numbering.xml><?xml version="1.0" encoding="utf-8"?>
 <w:numbering xmlns:wpc="http://schemas.microsoft.com/office/word/2010/wordprocessingCanvas" xmlns:cx="http://schemas.microsoft.com/office/drawing/2014/chartex" xmlns:cx1="http://schemas.microsoft.com/office/drawing/2015/9/8/chartex" xmlns:mc="http://schemas.openxmlformats.org/markup-compatibility/2006" xmlns:o="urn:schemas-microsoft-com:office:office" xmlns:r="http://schemas.openxmlformats.org/officeDocument/2006/relationships" xmlns:m="http://schemas.openxmlformats.org/officeDocument/2006/math" xmlns:v="urn:schemas-microsoft-com:vml" xmlns:wp14="http://schemas.microsoft.com/office/word/2010/wordprocessingDrawing" xmlns:wp="http://schemas.openxmlformats.org/drawingml/2006/wordprocessingDrawing" xmlns:w10="urn:schemas-microsoft-com:office:word" xmlns:w="http://schemas.openxmlformats.org/wordprocessingml/2006/main" xmlns:w14="http://schemas.microsoft.com/office/word/2010/wordml" xmlns:w15="http://schemas.microsoft.com/office/word/2012/wordml" xmlns:w16se="http://schemas.microsoft.com/office/word/2015/wordml/symex" xmlns:wpg="http://schemas.microsoft.com/office/word/2010/wordprocessingGroup" xmlns:wpi="http://schemas.microsoft.com/office/word/2010/wordprocessingInk" xmlns:wne="http://schemas.microsoft.com/office/word/2006/wordml" xmlns:wps="http://schemas.microsoft.com/office/word/2010/wordprocessingShape" mc:Ignorable="w14 w15 w16se wp14">
   <w:abstractNum w:abstractNumId="0" w15:restartNumberingAfterBreak="0">
-    <w:nsid w:val="28B31E0E"/>
+    <w:nsid w:val="1BA71257"/>
     <w:multiLevelType w:val="hybridMultilevel"/>
-    <w:tmpl w:val="73C4BA28"/>
-    <w:lvl w:ilvl="0" w:tplc="2D40505E">
+    <w:tmpl w:val="B1C0B7D4"/>
+    <w:lvl w:ilvl="0" w:tplc="C75A55C8">
       <w:start w:val="1"/>
       <w:numFmt w:val="bullet"/>
       <w:lvlText w:val="•"/>
@@ -22919,7 +23279,7 @@
         <w:ind w:left="540" w:hanging="300"/>
       </w:pPr>
     </w:lvl>
-    <w:lvl w:ilvl="1" w:tplc="803E3C1A" w:tentative="1">
+    <w:lvl w:ilvl="1" w:tplc="5B44A622" w:tentative="1">
       <w:start w:val="1"/>
       <w:numFmt w:val="bullet"/>
       <w:lvlText w:val="–"/>
@@ -22928,7 +23288,7 @@
         <w:ind w:left="940" w:hanging="300"/>
       </w:pPr>
     </w:lvl>
-    <w:lvl w:ilvl="2" w:tplc="3D0A1D0C" w:tentative="1">
+    <w:lvl w:ilvl="2" w:tplc="D85CBB46" w:tentative="1">
       <w:start w:val="1"/>
       <w:numFmt w:val="bullet"/>
       <w:lvlText w:val="◦"/>
@@ -22937,42 +23297,42 @@
         <w:ind w:left="1340" w:hanging="300"/>
       </w:pPr>
     </w:lvl>
-    <w:lvl w:ilvl="3" w:tplc="D01097C4">
+    <w:lvl w:ilvl="3" w:tplc="E814F77C">
       <w:numFmt w:val="decimal"/>
       <w:lvlText w:val=""/>
       <w:lvlJc w:val="left"/>
     </w:lvl>
-    <w:lvl w:ilvl="4" w:tplc="CE06799E">
+    <w:lvl w:ilvl="4" w:tplc="FD78690E">
       <w:numFmt w:val="decimal"/>
       <w:lvlText w:val=""/>
       <w:lvlJc w:val="left"/>
     </w:lvl>
-    <w:lvl w:ilvl="5" w:tplc="3A96DE8C">
+    <w:lvl w:ilvl="5" w:tplc="ABB83EB4">
       <w:numFmt w:val="decimal"/>
       <w:lvlText w:val=""/>
       <w:lvlJc w:val="left"/>
     </w:lvl>
-    <w:lvl w:ilvl="6" w:tplc="52B07A60">
+    <w:lvl w:ilvl="6" w:tplc="CB761C14">
       <w:numFmt w:val="decimal"/>
       <w:lvlText w:val=""/>
       <w:lvlJc w:val="left"/>
     </w:lvl>
-    <w:lvl w:ilvl="7" w:tplc="1F5C840E">
+    <w:lvl w:ilvl="7" w:tplc="6DCCC194">
       <w:numFmt w:val="decimal"/>
       <w:lvlText w:val=""/>
       <w:lvlJc w:val="left"/>
     </w:lvl>
-    <w:lvl w:ilvl="8" w:tplc="7A0A661C">
+    <w:lvl w:ilvl="8" w:tplc="C4DEFFBE">
       <w:numFmt w:val="decimal"/>
       <w:lvlText w:val=""/>
       <w:lvlJc w:val="left"/>
     </w:lvl>
   </w:abstractNum>
   <w:abstractNum w:abstractNumId="1" w15:restartNumberingAfterBreak="0">
-    <w:nsid w:val="4A8B7D83"/>
+    <w:nsid w:val="74EA1091"/>
     <w:multiLevelType w:val="hybridMultilevel"/>
-    <w:tmpl w:val="A620C22E"/>
-    <w:lvl w:ilvl="0" w:tplc="D16EE578" w:tentative="1">
+    <w:tmpl w:val="65106F76"/>
+    <w:lvl w:ilvl="0" w:tplc="86724F86" w:tentative="1">
       <w:start w:val="1"/>
       <w:numFmt w:val="decimal"/>
       <w:lvlText w:val="%1."/>
@@ -22981,7 +23341,7 @@
         <w:ind w:left="540" w:hanging="300"/>
       </w:pPr>
     </w:lvl>
-    <w:lvl w:ilvl="1" w:tplc="BB66CA06" w:tentative="1">
+    <w:lvl w:ilvl="1" w:tplc="3B8AA8DA" w:tentative="1">
       <w:start w:val="1"/>
       <w:numFmt w:val="lowerLetter"/>
       <w:lvlText w:val="%2."/>
@@ -22990,7 +23350,7 @@
         <w:ind w:left="940" w:hanging="300"/>
       </w:pPr>
     </w:lvl>
-    <w:lvl w:ilvl="2" w:tplc="EF145C7C" w:tentative="1">
+    <w:lvl w:ilvl="2" w:tplc="44E2EE2A" w:tentative="1">
       <w:start w:val="1"/>
       <w:numFmt w:val="lowerRoman"/>
       <w:lvlText w:val="%3."/>
@@ -22999,42 +23359,42 @@
         <w:ind w:left="1340" w:hanging="300"/>
       </w:pPr>
     </w:lvl>
-    <w:lvl w:ilvl="3" w:tplc="57C47092">
+    <w:lvl w:ilvl="3" w:tplc="50CACDD2">
       <w:numFmt w:val="decimal"/>
       <w:lvlText w:val=""/>
       <w:lvlJc w:val="left"/>
     </w:lvl>
-    <w:lvl w:ilvl="4" w:tplc="31841C2C">
+    <w:lvl w:ilvl="4" w:tplc="A628C2AE">
       <w:numFmt w:val="decimal"/>
       <w:lvlText w:val=""/>
       <w:lvlJc w:val="left"/>
     </w:lvl>
-    <w:lvl w:ilvl="5" w:tplc="2ADCC6CE">
+    <w:lvl w:ilvl="5" w:tplc="26D075DA">
       <w:numFmt w:val="decimal"/>
       <w:lvlText w:val=""/>
       <w:lvlJc w:val="left"/>
     </w:lvl>
-    <w:lvl w:ilvl="6" w:tplc="51547C3C">
+    <w:lvl w:ilvl="6" w:tplc="92D212DC">
       <w:numFmt w:val="decimal"/>
       <w:lvlText w:val=""/>
       <w:lvlJc w:val="left"/>
     </w:lvl>
-    <w:lvl w:ilvl="7" w:tplc="8ADCC248">
+    <w:lvl w:ilvl="7" w:tplc="0840DE2E">
       <w:numFmt w:val="decimal"/>
       <w:lvlText w:val=""/>
       <w:lvlJc w:val="left"/>
     </w:lvl>
-    <w:lvl w:ilvl="8" w:tplc="E3281A9C">
+    <w:lvl w:ilvl="8" w:tplc="4CB2C4EC">
       <w:numFmt w:val="decimal"/>
       <w:lvlText w:val=""/>
       <w:lvlJc w:val="left"/>
     </w:lvl>
   </w:abstractNum>
   <w:abstractNum w:abstractNumId="2" w15:restartNumberingAfterBreak="0">
-    <w:nsid w:val="674215CE"/>
+    <w:nsid w:val="78360EF2"/>
     <w:multiLevelType w:val="hybridMultilevel"/>
-    <w:tmpl w:val="7F8CBB6C"/>
-    <w:lvl w:ilvl="0" w:tplc="C4766E16" w:tentative="1">
+    <w:tmpl w:val="2E1C4720"/>
+    <w:lvl w:ilvl="0" w:tplc="144862D6" w:tentative="1">
       <w:start w:val="1"/>
       <w:numFmt w:val="bullet"/>
       <w:lvlText w:val="●"/>
@@ -23043,7 +23403,7 @@
         <w:ind w:left="720" w:hanging="360"/>
       </w:pPr>
     </w:lvl>
-    <w:lvl w:ilvl="1" w:tplc="AED0D41A" w:tentative="1">
+    <w:lvl w:ilvl="1" w:tplc="4454DEB8" w:tentative="1">
       <w:start w:val="1"/>
       <w:numFmt w:val="bullet"/>
       <w:lvlText w:val="○"/>
@@ -23052,7 +23412,7 @@
         <w:ind w:left="1440" w:hanging="360"/>
       </w:pPr>
     </w:lvl>
-    <w:lvl w:ilvl="2" w:tplc="9CBEC45A" w:tentative="1">
+    <w:lvl w:ilvl="2" w:tplc="C340028A" w:tentative="1">
       <w:start w:val="1"/>
       <w:numFmt w:val="bullet"/>
       <w:lvlText w:val="■"/>
@@ -23061,7 +23421,7 @@
         <w:ind w:left="2160" w:hanging="360"/>
       </w:pPr>
     </w:lvl>
-    <w:lvl w:ilvl="3" w:tplc="409C131C" w:tentative="1">
+    <w:lvl w:ilvl="3" w:tplc="C6CE4432" w:tentative="1">
       <w:start w:val="1"/>
       <w:numFmt w:val="bullet"/>
       <w:lvlText w:val="●"/>
@@ -23070,7 +23430,7 @@
         <w:ind w:left="2880" w:hanging="360"/>
       </w:pPr>
     </w:lvl>
-    <w:lvl w:ilvl="4" w:tplc="992CD35C" w:tentative="1">
+    <w:lvl w:ilvl="4" w:tplc="88F48986" w:tentative="1">
       <w:start w:val="1"/>
       <w:numFmt w:val="bullet"/>
       <w:lvlText w:val="○"/>
@@ -23079,7 +23439,7 @@
         <w:ind w:left="3600" w:hanging="360"/>
       </w:pPr>
     </w:lvl>
-    <w:lvl w:ilvl="5" w:tplc="11BA9308" w:tentative="1">
+    <w:lvl w:ilvl="5" w:tplc="5CFA3A58" w:tentative="1">
       <w:start w:val="1"/>
       <w:numFmt w:val="bullet"/>
       <w:lvlText w:val="■"/>
@@ -23088,7 +23448,7 @@
         <w:ind w:left="4320" w:hanging="360"/>
       </w:pPr>
     </w:lvl>
-    <w:lvl w:ilvl="6" w:tplc="18B0625E" w:tentative="1">
+    <w:lvl w:ilvl="6" w:tplc="C8B68CFE" w:tentative="1">
       <w:start w:val="1"/>
       <w:numFmt w:val="bullet"/>
       <w:lvlText w:val="●"/>
@@ -23097,7 +23457,7 @@
         <w:ind w:left="5040" w:hanging="360"/>
       </w:pPr>
     </w:lvl>
-    <w:lvl w:ilvl="7" w:tplc="43EC3E84" w:tentative="1">
+    <w:lvl w:ilvl="7" w:tplc="71900800" w:tentative="1">
       <w:start w:val="1"/>
       <w:numFmt w:val="bullet"/>
       <w:lvlText w:val="●"/>
@@ -23106,7 +23466,7 @@
         <w:ind w:left="5760" w:hanging="360"/>
       </w:pPr>
     </w:lvl>
-    <w:lvl w:ilvl="8" w:tplc="C128C2F8" w:tentative="1">
+    <w:lvl w:ilvl="8" w:tplc="2458976A" w:tentative="1">
       <w:start w:val="1"/>
       <w:numFmt w:val="bullet"/>
       <w:lvlText w:val="●"/>
@@ -23752,7 +24112,7 @@
     <w:autoRedefine/>
     <w:uiPriority w:val="39"/>
     <w:unhideWhenUsed/>
-    <w:rsid w:val="00C33666"/>
+    <w:rsid w:val="00567CF2"/>
     <w:pPr>
       <w:spacing w:after="100"/>
     </w:pPr>

--- a/documentation/01 System Overview/Development Timeline.docx
+++ b/documentation/01 System Overview/Development Timeline.docx
@@ -80,7 +80,7 @@
           <w:left w:w="10" w:type="dxa"/>
           <w:right w:w="10" w:type="dxa"/>
         </w:tblCellMar>
-        <w:tblLook w:val="0000" w:firstRow="0" w:lastRow="0" w:firstColumn="0" w:lastColumn="0" w:noHBand="0" w:noVBand="0"/>
+        <w:tblLook w:val="04A0" w:firstRow="1" w:lastRow="0" w:firstColumn="1" w:lastColumn="0" w:noHBand="0" w:noVBand="1"/>
       </w:tblPr>
       <w:tblGrid>
         <w:gridCol w:w="2600"/>
@@ -461,7 +461,7 @@
           <w:left w:w="10" w:type="dxa"/>
           <w:right w:w="10" w:type="dxa"/>
         </w:tblCellMar>
-        <w:tblLook w:val="0000" w:firstRow="0" w:lastRow="0" w:firstColumn="0" w:lastColumn="0" w:noHBand="0" w:noVBand="0"/>
+        <w:tblLook w:val="04A0" w:firstRow="1" w:lastRow="0" w:firstColumn="1" w:lastColumn="0" w:noHBand="0" w:noVBand="1"/>
       </w:tblPr>
       <w:tblGrid>
         <w:gridCol w:w="1300"/>
@@ -1523,14 +1523,7 @@
                 <w:sz w:val="19"/>
                 <w:szCs w:val="19"/>
               </w:rPr>
-              <w:t>19 October: the phone entrance on the desktop, Manage Servers as a sliding panel, the sh</w:t>
-            </w:r>
-            <w:r>
-              <w:rPr>
-                <w:sz w:val="19"/>
-                <w:szCs w:val="19"/>
-              </w:rPr>
-              <w:t>ared phone app and desktop copies rebuilt; open items brought up to date.</w:t>
+              <w:t>19 October: the phone entrance on the desktop, Manage Servers as a sliding panel, the shared phone app and desktop copies rebuilt; open items brought up to date.</w:t>
             </w:r>
           </w:p>
         </w:tc>
@@ -1598,7 +1591,14 @@
                 <w:sz w:val="19"/>
                 <w:szCs w:val="19"/>
               </w:rPr>
-              <w:t>20 October: seamless mist, the sign-in and servers cards trading places through it; the board's "Living Forest" colours in all three apps; Forest, Dark and Light themes per account; the phone stays unlocked when turned.</w:t>
+              <w:t>20 October: seamless mist, the sign-in and servers cards trading places t</w:t>
+            </w:r>
+            <w:r>
+              <w:rPr>
+                <w:sz w:val="19"/>
+                <w:szCs w:val="19"/>
+              </w:rPr>
+              <w:t>hrough it; the board's "Living Forest" colours in all three apps; Forest, Dark and Light themes per account; the phone stays unlocked when turned.</w:t>
             </w:r>
           </w:p>
         </w:tc>
@@ -1666,14 +1666,7 @@
                 <w:sz w:val="19"/>
                 <w:szCs w:val="19"/>
               </w:rPr>
-              <w:t>21 October: the</w:t>
-            </w:r>
-            <w:r>
-              <w:rPr>
-                <w:sz w:val="19"/>
-                <w:szCs w:val="19"/>
-              </w:rPr>
-              <w:t xml:space="preserve"> desktop's modern look and the dashboard breakdown.</w:t>
+              <w:t>21 October: the desktop's modern look and the dashboard breakdown.</w:t>
             </w:r>
           </w:p>
         </w:tc>
@@ -1809,14 +1802,7 @@
                 <w:sz w:val="19"/>
                 <w:szCs w:val="19"/>
               </w:rPr>
-              <w:t>23 October: order tickets, Track my order and sharing</w:t>
-            </w:r>
-            <w:r>
-              <w:rPr>
-                <w:sz w:val="19"/>
-                <w:szCs w:val="19"/>
-              </w:rPr>
-              <w:t xml:space="preserve"> the driver only when staff choose.</w:t>
+              <w:t>23 October: order tickets, Track my order and sharing the driver only when staff choose.</w:t>
             </w:r>
           </w:p>
         </w:tc>
@@ -2021,6 +2007,81 @@
                 <w:szCs w:val="19"/>
               </w:rPr>
               <w:t>24 October: worker details and documents.</w:t>
+            </w:r>
+          </w:p>
+        </w:tc>
+      </w:tr>
+      <w:tr>
+        <w:tblPrEx>
+          <w:tblCellMar>
+            <w:top w:w="0" w:type="dxa"/>
+            <w:bottom w:w="0" w:type="dxa"/>
+          </w:tblCellMar>
+        </w:tblPrEx>
+        <w:tc>
+          <w:tcPr>
+            <w:tcW w:w="1300" w:type="dxa"/>
+            <w:tcMar>
+              <w:top w:w="50" w:type="dxa"/>
+              <w:left w:w="90" w:type="dxa"/>
+              <w:bottom w:w="50" w:type="dxa"/>
+              <w:right w:w="90" w:type="dxa"/>
+            </w:tcMar>
+          </w:tcPr>
+          <w:p>
+            <w:r>
+              <w:rPr>
+                <w:sz w:val="19"/>
+                <w:szCs w:val="19"/>
+              </w:rPr>
+              <w:t>1.1</w:t>
+            </w:r>
+          </w:p>
+        </w:tc>
+        <w:tc>
+          <w:tcPr>
+            <w:tcW w:w="1900" w:type="dxa"/>
+            <w:tcMar>
+              <w:top w:w="50" w:type="dxa"/>
+              <w:left w:w="90" w:type="dxa"/>
+              <w:bottom w:w="50" w:type="dxa"/>
+              <w:right w:w="90" w:type="dxa"/>
+            </w:tcMar>
+          </w:tcPr>
+          <w:p>
+            <w:r>
+              <w:rPr>
+                <w:sz w:val="19"/>
+                <w:szCs w:val="19"/>
+              </w:rPr>
+              <w:t>24 October 2</w:t>
+            </w:r>
+            <w:r>
+              <w:rPr>
+                <w:sz w:val="19"/>
+                <w:szCs w:val="19"/>
+              </w:rPr>
+              <w:t>026</w:t>
+            </w:r>
+          </w:p>
+        </w:tc>
+        <w:tc>
+          <w:tcPr>
+            <w:tcW w:w="6438" w:type="dxa"/>
+            <w:tcMar>
+              <w:top w:w="50" w:type="dxa"/>
+              <w:left w:w="90" w:type="dxa"/>
+              <w:bottom w:w="50" w:type="dxa"/>
+              <w:right w:w="90" w:type="dxa"/>
+            </w:tcMar>
+          </w:tcPr>
+          <w:p>
+            <w:r>
+              <w:rPr>
+                <w:sz w:val="19"/>
+                <w:szCs w:val="19"/>
+              </w:rPr>
+              <w:t>24 October: saves that stick, and the desktop's profile card.</w:t>
             </w:r>
           </w:p>
         </w:tc>
@@ -2036,6 +2097,7 @@
           <w:sz w:val="20"/>
           <w:szCs w:val="20"/>
         </w:rPr>
+        <w:lastRenderedPageBreak/>
         <w:t>Keep this document up to date: when a feature, setting or server changes, edit the matching section here and add a line to the table above.</w:t>
       </w:r>
     </w:p>
@@ -2051,14 +2113,13 @@
           <w:sz w:val="28"/>
           <w:szCs w:val="28"/>
         </w:rPr>
-        <w:lastRenderedPageBreak/>
         <w:t>Contents</w:t>
       </w:r>
     </w:p>
     <w:sdt>
       <w:sdtPr>
         <w:alias w:val="Contents"/>
-        <w:id w:val="-1808465331"/>
+        <w:id w:val="1865631023"/>
       </w:sdtPr>
       <w:sdtEndPr/>
       <w:sdtContent>
@@ -2085,7 +2146,7 @@
           <w:r>
             <w:fldChar w:fldCharType="separate"/>
           </w:r>
-          <w:hyperlink w:anchor="_Toc243697196" w:history="1">
+          <w:hyperlink w:anchor="_Toc243700212" w:history="1">
             <w:r>
               <w:rPr>
                 <w:rStyle w:val="Hyperlink"/>
@@ -2109,7 +2170,7 @@
               <w:rPr>
                 <w:noProof/>
               </w:rPr>
-              <w:instrText xml:space="preserve"> PAGEREF _Toc243697196 \h </w:instrText>
+              <w:instrText xml:space="preserve"> PAGEREF _Toc243700212 \h </w:instrText>
             </w:r>
             <w:r>
               <w:rPr>
@@ -2150,7 +2211,7 @@
               <w:szCs w:val="22"/>
             </w:rPr>
           </w:pPr>
-          <w:hyperlink w:anchor="_Toc243697197" w:history="1">
+          <w:hyperlink w:anchor="_Toc243700213" w:history="1">
             <w:r>
               <w:rPr>
                 <w:rStyle w:val="Hyperlink"/>
@@ -2174,7 +2235,7 @@
               <w:rPr>
                 <w:noProof/>
               </w:rPr>
-              <w:instrText xml:space="preserve"> PAGEREF _Toc243697197 \h </w:instrText>
+              <w:instrText xml:space="preserve"> PAGEREF _Toc243700213 \h </w:instrText>
             </w:r>
             <w:r>
               <w:rPr>
@@ -2215,7 +2276,7 @@
               <w:szCs w:val="22"/>
             </w:rPr>
           </w:pPr>
-          <w:hyperlink w:anchor="_Toc243697198" w:history="1">
+          <w:hyperlink w:anchor="_Toc243700214" w:history="1">
             <w:r>
               <w:rPr>
                 <w:rStyle w:val="Hyperlink"/>
@@ -2239,7 +2300,7 @@
               <w:rPr>
                 <w:noProof/>
               </w:rPr>
-              <w:instrText xml:space="preserve"> PAGEREF _Toc243697198 \h </w:instrText>
+              <w:instrText xml:space="preserve"> PAGEREF _Toc243700214 \h </w:instrText>
             </w:r>
             <w:r>
               <w:rPr>
@@ -2280,7 +2341,7 @@
               <w:szCs w:val="22"/>
             </w:rPr>
           </w:pPr>
-          <w:hyperlink w:anchor="_Toc243697199" w:history="1">
+          <w:hyperlink w:anchor="_Toc243700215" w:history="1">
             <w:r>
               <w:rPr>
                 <w:rStyle w:val="Hyperlink"/>
@@ -2304,7 +2365,7 @@
               <w:rPr>
                 <w:noProof/>
               </w:rPr>
-              <w:instrText xml:space="preserve"> PAGEREF _Toc243697199 \h </w:instrText>
+              <w:instrText xml:space="preserve"> PAGEREF _Toc243700215 \h </w:instrText>
             </w:r>
             <w:r>
               <w:rPr>
@@ -2345,7 +2406,7 @@
               <w:szCs w:val="22"/>
             </w:rPr>
           </w:pPr>
-          <w:hyperlink w:anchor="_Toc243697200" w:history="1">
+          <w:hyperlink w:anchor="_Toc243700216" w:history="1">
             <w:r>
               <w:rPr>
                 <w:rStyle w:val="Hyperlink"/>
@@ -2369,7 +2430,7 @@
               <w:rPr>
                 <w:noProof/>
               </w:rPr>
-              <w:instrText xml:space="preserve"> PAGEREF _Toc243697200 \h </w:instrText>
+              <w:instrText xml:space="preserve"> PAGEREF _Toc243700216 \h </w:instrText>
             </w:r>
             <w:r>
               <w:rPr>
@@ -2410,7 +2471,7 @@
               <w:szCs w:val="22"/>
             </w:rPr>
           </w:pPr>
-          <w:hyperlink w:anchor="_Toc243697201" w:history="1">
+          <w:hyperlink w:anchor="_Toc243700217" w:history="1">
             <w:r>
               <w:rPr>
                 <w:rStyle w:val="Hyperlink"/>
@@ -2434,7 +2495,7 @@
               <w:rPr>
                 <w:noProof/>
               </w:rPr>
-              <w:instrText xml:space="preserve"> PAGEREF _Toc243697201 \h </w:instrText>
+              <w:instrText xml:space="preserve"> PAGEREF _Toc243700217 \h </w:instrText>
             </w:r>
             <w:r>
               <w:rPr>
@@ -2475,7 +2536,7 @@
               <w:szCs w:val="22"/>
             </w:rPr>
           </w:pPr>
-          <w:hyperlink w:anchor="_Toc243697202" w:history="1">
+          <w:hyperlink w:anchor="_Toc243700218" w:history="1">
             <w:r>
               <w:rPr>
                 <w:rStyle w:val="Hyperlink"/>
@@ -2499,7 +2560,7 @@
               <w:rPr>
                 <w:noProof/>
               </w:rPr>
-              <w:instrText xml:space="preserve"> PAGEREF _Toc243697202 \h </w:instrText>
+              <w:instrText xml:space="preserve"> PAGEREF _Toc243700218 \h </w:instrText>
             </w:r>
             <w:r>
               <w:rPr>
@@ -2542,7 +2603,7 @@
       <w:pPr>
         <w:pStyle w:val="Heading1"/>
       </w:pPr>
-      <w:bookmarkStart w:id="1" w:name="_Toc243697196"/>
+      <w:bookmarkStart w:id="1" w:name="_Toc243700212"/>
       <w:r>
         <w:lastRenderedPageBreak/>
         <w:t>1  Introduction</w:t>
@@ -2554,13 +2615,10 @@
         <w:spacing w:after="120" w:line="276" w:lineRule="auto"/>
       </w:pPr>
       <w:r>
-        <w:t xml:space="preserve">The system was built in </w:t>
+        <w:t>The system was built in a series of working sessions between 11 September and 21 October 2026, each feature requested by the business owner and built, tested and adjusted the same day or the next. Dates below are taken from those session records (Kenya tim</w:t>
       </w:r>
       <w:r>
-        <w:t>a series of working sessions between 11 September and 21 October 2026, each feature requested by the business owner and built, tested and adjusted the same day or the next. Dates below are taken from those session records (Kenya time) and from the migratio</w:t>
-      </w:r>
-      <w:r>
-        <w:t>n scripts. Earlier project files from July 2026 (empty project templates) are not part of this history.</w:t>
+        <w:t>e) and from the migration scripts. Earlier project files from July 2026 (empty project templates) are not part of this history.</w:t>
       </w:r>
     </w:p>
     <w:p>
@@ -2572,7 +2630,7 @@
       <w:pPr>
         <w:pStyle w:val="Heading1"/>
       </w:pPr>
-      <w:bookmarkStart w:id="2" w:name="_Toc243697197"/>
+      <w:bookmarkStart w:id="2" w:name="_Toc243700213"/>
       <w:r>
         <w:lastRenderedPageBreak/>
         <w:t>2  Phases</w:t>
@@ -2595,7 +2653,7 @@
           <w:left w:w="10" w:type="dxa"/>
           <w:right w:w="10" w:type="dxa"/>
         </w:tblCellMar>
-        <w:tblLook w:val="0000" w:firstRow="0" w:lastRow="0" w:firstColumn="0" w:lastColumn="0" w:noHBand="0" w:noVBand="0"/>
+        <w:tblLook w:val="04A0" w:firstRow="1" w:lastRow="0" w:firstColumn="1" w:lastColumn="0" w:noHBand="0" w:noVBand="1"/>
       </w:tblPr>
       <w:tblGrid>
         <w:gridCol w:w="1830"/>
@@ -4717,6 +4775,88 @@
                 <w:szCs w:val="19"/>
               </w:rPr>
               <w:t>Staff give their ID and other numbers, next of kin and document photos on the phone; stored encrypted; only the SuperAdmin opens and verifies them in the desktop app (migration 040)</w:t>
+            </w:r>
+          </w:p>
+        </w:tc>
+      </w:tr>
+      <w:tr>
+        <w:tblPrEx>
+          <w:tblCellMar>
+            <w:top w:w="0" w:type="dxa"/>
+            <w:bottom w:w="0" w:type="dxa"/>
+          </w:tblCellMar>
+        </w:tblPrEx>
+        <w:trPr>
+          <w:cantSplit/>
+        </w:trPr>
+        <w:tc>
+          <w:tcPr>
+            <w:tcW w:w="1830" w:type="dxa"/>
+            <w:tcMar>
+              <w:top w:w="50" w:type="dxa"/>
+              <w:left w:w="90" w:type="dxa"/>
+              <w:bottom w:w="50" w:type="dxa"/>
+              <w:right w:w="90" w:type="dxa"/>
+            </w:tcMar>
+          </w:tcPr>
+          <w:p>
+            <w:pPr>
+              <w:spacing w:after="20" w:line="252" w:lineRule="auto"/>
+            </w:pPr>
+            <w:r>
+              <w:rPr>
+                <w:b/>
+                <w:bCs/>
+                <w:sz w:val="19"/>
+                <w:szCs w:val="19"/>
+              </w:rPr>
+              <w:t>24 Oct</w:t>
+            </w:r>
+          </w:p>
+        </w:tc>
+        <w:tc>
+          <w:tcPr>
+            <w:tcW w:w="2196" w:type="dxa"/>
+            <w:tcMar>
+              <w:top w:w="50" w:type="dxa"/>
+              <w:left w:w="90" w:type="dxa"/>
+              <w:bottom w:w="50" w:type="dxa"/>
+              <w:right w:w="90" w:type="dxa"/>
+            </w:tcMar>
+          </w:tcPr>
+          <w:p>
+            <w:pPr>
+              <w:spacing w:after="20" w:line="252" w:lineRule="auto"/>
+            </w:pPr>
+            <w:r>
+              <w:rPr>
+                <w:sz w:val="19"/>
+                <w:szCs w:val="19"/>
+              </w:rPr>
+              <w:t>Saves that stick</w:t>
+            </w:r>
+          </w:p>
+        </w:tc>
+        <w:tc>
+          <w:tcPr>
+            <w:tcW w:w="5612" w:type="dxa"/>
+            <w:tcMar>
+              <w:top w:w="50" w:type="dxa"/>
+              <w:left w:w="90" w:type="dxa"/>
+              <w:bottom w:w="50" w:type="dxa"/>
+              <w:right w:w="90" w:type="dxa"/>
+            </w:tcMar>
+          </w:tcPr>
+          <w:p>
+            <w:pPr>
+              <w:spacing w:after="20" w:line="252" w:lineRule="auto"/>
+            </w:pPr>
+            <w:r>
+              <w:rPr>
+                <w:sz w:val="19"/>
+                <w:szCs w:val="19"/>
+              </w:rPr>
+              <w:t>The Company phone tick saves again; a check of all 126 saves found phone area edits emptying the map pin and product edits emptying body feet - both kept now; the profile card in the desktop menu</w:t>
             </w:r>
           </w:p>
         </w:tc>
@@ -4736,7 +4876,7 @@
       <w:pPr>
         <w:pStyle w:val="Heading1"/>
       </w:pPr>
-      <w:bookmarkStart w:id="3" w:name="_Toc243697198"/>
+      <w:bookmarkStart w:id="3" w:name="_Toc243700214"/>
       <w:r>
         <w:lastRenderedPageBreak/>
         <w:t>3  Timeline chart</w:t>
@@ -4826,7 +4966,7 @@
       <w:pPr>
         <w:pStyle w:val="Heading1"/>
       </w:pPr>
-      <w:bookmarkStart w:id="4" w:name="_Toc243697199"/>
+      <w:bookmarkStart w:id="4" w:name="_Toc243700215"/>
       <w:r>
         <w:lastRenderedPageBreak/>
         <w:t>4  Feature log</w:t>
@@ -4849,7 +4989,7 @@
           <w:left w:w="10" w:type="dxa"/>
           <w:right w:w="10" w:type="dxa"/>
         </w:tblCellMar>
-        <w:tblLook w:val="0000" w:firstRow="0" w:lastRow="0" w:firstColumn="0" w:lastColumn="0" w:noHBand="0" w:noVBand="0"/>
+        <w:tblLook w:val="04A0" w:firstRow="1" w:lastRow="0" w:firstColumn="1" w:lastColumn="0" w:noHBand="0" w:noVBand="1"/>
       </w:tblPr>
       <w:tblGrid>
         <w:gridCol w:w="1445"/>
@@ -13424,21 +13564,21 @@
                 <w:sz w:val="19"/>
                 <w:szCs w:val="19"/>
               </w:rPr>
-              <w:t>A modern look ("the green doesn't feel like one color ... it looks like an app from 2010"): a backdrop with depth instead of a flat colour, the menu floating without a panel - narrower and able to fold to icons -, see-through rounded cards, rain on glass b</w:t>
-            </w:r>
-            <w:r>
-              <w:rPr>
-                <w:sz w:val="19"/>
-                <w:szCs w:val="19"/>
-              </w:rPr>
-              <w:t xml:space="preserve">ehind the Dark theme's menu. The dashboard's figures gained a short breakdown (customers and staff, products retired and deleted, campaign photos and videos, trips in progress); the database figure is for the SuperAdmin only. Status pills made readable in </w:t>
-            </w:r>
-            <w:r>
-              <w:rPr>
-                <w:sz w:val="19"/>
-                <w:szCs w:val="19"/>
-              </w:rPr>
-              <w:t>the Light theme.</w:t>
+              <w:t>A modern look ("the green doesn't feel like one color ... it looks like an app from 2010"): a backdrop with depth instead of a flat colour, the menu floating without a panel - narrower and able to fold to icons -, see-through rounde</w:t>
+            </w:r>
+            <w:r>
+              <w:rPr>
+                <w:sz w:val="19"/>
+                <w:szCs w:val="19"/>
+              </w:rPr>
+              <w:t>d cards, rain on glass behind the Dark theme's menu. The dashboard's figures gained a short breakdown (customers and staff, products retired and deleted, campaign photos and videos, trips in progress); the database figure is for the SuperAdmin only. Status</w:t>
+            </w:r>
+            <w:r>
+              <w:rPr>
+                <w:sz w:val="19"/>
+                <w:szCs w:val="19"/>
+              </w:rPr>
+              <w:t xml:space="preserve"> pills made readable in the Light theme.</w:t>
             </w:r>
           </w:p>
         </w:tc>
@@ -14072,6 +14212,110 @@
                 <w:szCs w:val="19"/>
               </w:rPr>
               <w:t>to the audit log, they are kept until the SuperAdmin deletes them, and the SuperAdmin can ask for more fields or documents (migration 040).</w:t>
+            </w:r>
+          </w:p>
+        </w:tc>
+      </w:tr>
+      <w:tr>
+        <w:tblPrEx>
+          <w:tblCellMar>
+            <w:top w:w="0" w:type="dxa"/>
+            <w:bottom w:w="0" w:type="dxa"/>
+          </w:tblCellMar>
+        </w:tblPrEx>
+        <w:trPr>
+          <w:cantSplit/>
+        </w:trPr>
+        <w:tc>
+          <w:tcPr>
+            <w:tcW w:w="1445" w:type="dxa"/>
+            <w:shd w:val="clear" w:color="auto" w:fill="F4F5F3"/>
+            <w:tcMar>
+              <w:top w:w="50" w:type="dxa"/>
+              <w:left w:w="90" w:type="dxa"/>
+              <w:bottom w:w="50" w:type="dxa"/>
+              <w:right w:w="90" w:type="dxa"/>
+            </w:tcMar>
+          </w:tcPr>
+          <w:p>
+            <w:pPr>
+              <w:spacing w:after="20" w:line="252" w:lineRule="auto"/>
+            </w:pPr>
+            <w:r>
+              <w:rPr>
+                <w:sz w:val="19"/>
+                <w:szCs w:val="19"/>
+              </w:rPr>
+              <w:t>24 Oct 2026</w:t>
+            </w:r>
+          </w:p>
+        </w:tc>
+        <w:tc>
+          <w:tcPr>
+            <w:tcW w:w="1686" w:type="dxa"/>
+            <w:shd w:val="clear" w:color="auto" w:fill="F4F5F3"/>
+            <w:tcMar>
+              <w:top w:w="50" w:type="dxa"/>
+              <w:left w:w="90" w:type="dxa"/>
+              <w:bottom w:w="50" w:type="dxa"/>
+              <w:right w:w="90" w:type="dxa"/>
+            </w:tcMar>
+          </w:tcPr>
+          <w:p>
+            <w:pPr>
+              <w:spacing w:after="20" w:line="252" w:lineRule="auto"/>
+            </w:pPr>
+            <w:r>
+              <w:rPr>
+                <w:sz w:val="19"/>
+                <w:szCs w:val="19"/>
+              </w:rPr>
+              <w:t>Saving</w:t>
+            </w:r>
+          </w:p>
+        </w:tc>
+        <w:tc>
+          <w:tcPr>
+            <w:tcW w:w="6507" w:type="dxa"/>
+            <w:shd w:val="clear" w:color="auto" w:fill="F4F5F3"/>
+            <w:tcMar>
+              <w:top w:w="50" w:type="dxa"/>
+              <w:left w:w="90" w:type="dxa"/>
+              <w:bottom w:w="50" w:type="dxa"/>
+              <w:right w:w="90" w:type="dxa"/>
+            </w:tcMar>
+          </w:tcPr>
+          <w:p>
+            <w:pPr>
+              <w:spacing w:after="20" w:line="252" w:lineRule="auto"/>
+            </w:pPr>
+            <w:r>
+              <w:rPr>
+                <w:sz w:val="19"/>
+                <w:szCs w:val="19"/>
+              </w:rPr>
+              <w:t>Saves that stick ("when i click that a certain users phone canot sync like dissable it its saves i click the account again it is stll saved check this and any other area that might have this issue"): the admin server's account-edit model had no canSyncSms,</w:t>
+            </w:r>
+            <w:r>
+              <w:rPr>
+                <w:sz w:val="19"/>
+                <w:szCs w:val="19"/>
+              </w:rPr>
+              <w:t xml:space="preserve"> so the Company phone tick was dropped before the backend; it is passed on now. A check, scripts/check_field_flow.py, follows all 126 saves of the desktop, phone and website through their servers into the backend and found two more: an edit of a delivery a</w:t>
+            </w:r>
+            <w:r>
+              <w:rPr>
+                <w:sz w:val="19"/>
+                <w:szCs w:val="19"/>
+              </w:rPr>
+              <w:t>rea from the phone emptied its map pin, and every product edit emptied body feet per unit - the backend now keeps both when they aren't sent. Emptying an account's email or an area's coordinates on the desktop now really removes them. The desktop menu's 18</w:t>
+            </w:r>
+            <w:r>
+              <w:rPr>
+                <w:sz w:val="19"/>
+                <w:szCs w:val="19"/>
+              </w:rPr>
+              <w:t xml:space="preserve"> px Profile button became a profile card with a 46 px photo, the name and the role ("increase the size of that profile area").</w:t>
             </w:r>
           </w:p>
         </w:tc>
@@ -14091,7 +14335,7 @@
       <w:pPr>
         <w:pStyle w:val="Heading1"/>
       </w:pPr>
-      <w:bookmarkStart w:id="5" w:name="_Toc243697200"/>
+      <w:bookmarkStart w:id="5" w:name="_Toc243700216"/>
       <w:r>
         <w:lastRenderedPageBreak/>
         <w:t>5  Database changes</w:t>
@@ -14114,7 +14358,7 @@
           <w:left w:w="10" w:type="dxa"/>
           <w:right w:w="10" w:type="dxa"/>
         </w:tblCellMar>
-        <w:tblLook w:val="0000" w:firstRow="0" w:lastRow="0" w:firstColumn="0" w:lastColumn="0" w:noHBand="0" w:noVBand="0"/>
+        <w:tblLook w:val="04A0" w:firstRow="1" w:lastRow="0" w:firstColumn="1" w:lastColumn="0" w:noHBand="0" w:noVBand="1"/>
       </w:tblPr>
       <w:tblGrid>
         <w:gridCol w:w="832"/>
@@ -18575,7 +18819,7 @@
       <w:pPr>
         <w:pStyle w:val="Heading1"/>
       </w:pPr>
-      <w:bookmarkStart w:id="6" w:name="_Toc243697201"/>
+      <w:bookmarkStart w:id="6" w:name="_Toc243700217"/>
       <w:r>
         <w:lastRenderedPageBreak/>
         <w:t>6  Key decisions</w:t>
@@ -18598,7 +18842,7 @@
           <w:left w:w="10" w:type="dxa"/>
           <w:right w:w="10" w:type="dxa"/>
         </w:tblCellMar>
-        <w:tblLook w:val="0000" w:firstRow="0" w:lastRow="0" w:firstColumn="0" w:lastColumn="0" w:noHBand="0" w:noVBand="0"/>
+        <w:tblLook w:val="04A0" w:firstRow="1" w:lastRow="0" w:firstColumn="1" w:lastColumn="0" w:noHBand="0" w:noVBand="1"/>
       </w:tblPr>
       <w:tblGrid>
         <w:gridCol w:w="1445"/>
@@ -22898,7 +23142,7 @@
       <w:pPr>
         <w:pStyle w:val="Heading1"/>
       </w:pPr>
-      <w:bookmarkStart w:id="7" w:name="_Toc243697202"/>
+      <w:bookmarkStart w:id="7" w:name="_Toc243700218"/>
       <w:r>
         <w:lastRenderedPageBreak/>
         <w:t>7  Open items at the time of writing</w:t>
@@ -23267,10 +23511,72 @@
 <file path=word/numbering.xml><?xml version="1.0" encoding="utf-8"?>
 <w:numbering xmlns:wpc="http://schemas.microsoft.com/office/word/2010/wordprocessingCanvas" xmlns:cx="http://schemas.microsoft.com/office/drawing/2014/chartex" xmlns:cx1="http://schemas.microsoft.com/office/drawing/2015/9/8/chartex" xmlns:mc="http://schemas.openxmlformats.org/markup-compatibility/2006" xmlns:o="urn:schemas-microsoft-com:office:office" xmlns:r="http://schemas.openxmlformats.org/officeDocument/2006/relationships" xmlns:m="http://schemas.openxmlformats.org/officeDocument/2006/math" xmlns:v="urn:schemas-microsoft-com:vml" xmlns:wp14="http://schemas.microsoft.com/office/word/2010/wordprocessingDrawing" xmlns:wp="http://schemas.openxmlformats.org/drawingml/2006/wordprocessingDrawing" xmlns:w10="urn:schemas-microsoft-com:office:word" xmlns:w="http://schemas.openxmlformats.org/wordprocessingml/2006/main" xmlns:w14="http://schemas.microsoft.com/office/word/2010/wordml" xmlns:w15="http://schemas.microsoft.com/office/word/2012/wordml" xmlns:w16se="http://schemas.microsoft.com/office/word/2015/wordml/symex" xmlns:wpg="http://schemas.microsoft.com/office/word/2010/wordprocessingGroup" xmlns:wpi="http://schemas.microsoft.com/office/word/2010/wordprocessingInk" xmlns:wne="http://schemas.microsoft.com/office/word/2006/wordml" xmlns:wps="http://schemas.microsoft.com/office/word/2010/wordprocessingShape" mc:Ignorable="w14 w15 w16se wp14">
   <w:abstractNum w:abstractNumId="0" w15:restartNumberingAfterBreak="0">
-    <w:nsid w:val="1BA71257"/>
+    <w:nsid w:val="4D5D317D"/>
     <w:multiLevelType w:val="hybridMultilevel"/>
-    <w:tmpl w:val="B1C0B7D4"/>
-    <w:lvl w:ilvl="0" w:tplc="C75A55C8">
+    <w:tmpl w:val="8EB8A52C"/>
+    <w:lvl w:ilvl="0" w:tplc="0310D840" w:tentative="1">
+      <w:start w:val="1"/>
+      <w:numFmt w:val="decimal"/>
+      <w:lvlText w:val="%1."/>
+      <w:lvlJc w:val="left"/>
+      <w:pPr>
+        <w:ind w:left="540" w:hanging="300"/>
+      </w:pPr>
+    </w:lvl>
+    <w:lvl w:ilvl="1" w:tplc="AFCEE630" w:tentative="1">
+      <w:start w:val="1"/>
+      <w:numFmt w:val="lowerLetter"/>
+      <w:lvlText w:val="%2."/>
+      <w:lvlJc w:val="left"/>
+      <w:pPr>
+        <w:ind w:left="940" w:hanging="300"/>
+      </w:pPr>
+    </w:lvl>
+    <w:lvl w:ilvl="2" w:tplc="4998A802" w:tentative="1">
+      <w:start w:val="1"/>
+      <w:numFmt w:val="lowerRoman"/>
+      <w:lvlText w:val="%3."/>
+      <w:lvlJc w:val="left"/>
+      <w:pPr>
+        <w:ind w:left="1340" w:hanging="300"/>
+      </w:pPr>
+    </w:lvl>
+    <w:lvl w:ilvl="3" w:tplc="D0689CCC">
+      <w:numFmt w:val="decimal"/>
+      <w:lvlText w:val=""/>
+      <w:lvlJc w:val="left"/>
+    </w:lvl>
+    <w:lvl w:ilvl="4" w:tplc="C5C6D19C">
+      <w:numFmt w:val="decimal"/>
+      <w:lvlText w:val=""/>
+      <w:lvlJc w:val="left"/>
+    </w:lvl>
+    <w:lvl w:ilvl="5" w:tplc="F4785674">
+      <w:numFmt w:val="decimal"/>
+      <w:lvlText w:val=""/>
+      <w:lvlJc w:val="left"/>
+    </w:lvl>
+    <w:lvl w:ilvl="6" w:tplc="F1C6C490">
+      <w:numFmt w:val="decimal"/>
+      <w:lvlText w:val=""/>
+      <w:lvlJc w:val="left"/>
+    </w:lvl>
+    <w:lvl w:ilvl="7" w:tplc="4D869160">
+      <w:numFmt w:val="decimal"/>
+      <w:lvlText w:val=""/>
+      <w:lvlJc w:val="left"/>
+    </w:lvl>
+    <w:lvl w:ilvl="8" w:tplc="8DFCA836">
+      <w:numFmt w:val="decimal"/>
+      <w:lvlText w:val=""/>
+      <w:lvlJc w:val="left"/>
+    </w:lvl>
+  </w:abstractNum>
+  <w:abstractNum w:abstractNumId="1" w15:restartNumberingAfterBreak="0">
+    <w:nsid w:val="55835388"/>
+    <w:multiLevelType w:val="hybridMultilevel"/>
+    <w:tmpl w:val="B280809E"/>
+    <w:lvl w:ilvl="0" w:tplc="92CAE540">
       <w:start w:val="1"/>
       <w:numFmt w:val="bullet"/>
       <w:lvlText w:val="•"/>
@@ -23279,7 +23585,7 @@
         <w:ind w:left="540" w:hanging="300"/>
       </w:pPr>
     </w:lvl>
-    <w:lvl w:ilvl="1" w:tplc="5B44A622" w:tentative="1">
+    <w:lvl w:ilvl="1" w:tplc="4BBE4DBC" w:tentative="1">
       <w:start w:val="1"/>
       <w:numFmt w:val="bullet"/>
       <w:lvlText w:val="–"/>
@@ -23288,7 +23594,7 @@
         <w:ind w:left="940" w:hanging="300"/>
       </w:pPr>
     </w:lvl>
-    <w:lvl w:ilvl="2" w:tplc="D85CBB46" w:tentative="1">
+    <w:lvl w:ilvl="2" w:tplc="81F6517C" w:tentative="1">
       <w:start w:val="1"/>
       <w:numFmt w:val="bullet"/>
       <w:lvlText w:val="◦"/>
@@ -23297,104 +23603,42 @@
         <w:ind w:left="1340" w:hanging="300"/>
       </w:pPr>
     </w:lvl>
-    <w:lvl w:ilvl="3" w:tplc="E814F77C">
+    <w:lvl w:ilvl="3" w:tplc="74F2DE18">
       <w:numFmt w:val="decimal"/>
       <w:lvlText w:val=""/>
       <w:lvlJc w:val="left"/>
     </w:lvl>
-    <w:lvl w:ilvl="4" w:tplc="FD78690E">
+    <w:lvl w:ilvl="4" w:tplc="C944ACFA">
       <w:numFmt w:val="decimal"/>
       <w:lvlText w:val=""/>
       <w:lvlJc w:val="left"/>
     </w:lvl>
-    <w:lvl w:ilvl="5" w:tplc="ABB83EB4">
+    <w:lvl w:ilvl="5" w:tplc="87ECD648">
       <w:numFmt w:val="decimal"/>
       <w:lvlText w:val=""/>
       <w:lvlJc w:val="left"/>
     </w:lvl>
-    <w:lvl w:ilvl="6" w:tplc="CB761C14">
+    <w:lvl w:ilvl="6" w:tplc="28B2BD96">
       <w:numFmt w:val="decimal"/>
       <w:lvlText w:val=""/>
       <w:lvlJc w:val="left"/>
     </w:lvl>
-    <w:lvl w:ilvl="7" w:tplc="6DCCC194">
+    <w:lvl w:ilvl="7" w:tplc="D9484592">
       <w:numFmt w:val="decimal"/>
       <w:lvlText w:val=""/>
       <w:lvlJc w:val="left"/>
     </w:lvl>
-    <w:lvl w:ilvl="8" w:tplc="C4DEFFBE">
-      <w:numFmt w:val="decimal"/>
-      <w:lvlText w:val=""/>
-      <w:lvlJc w:val="left"/>
-    </w:lvl>
-  </w:abstractNum>
-  <w:abstractNum w:abstractNumId="1" w15:restartNumberingAfterBreak="0">
-    <w:nsid w:val="74EA1091"/>
-    <w:multiLevelType w:val="hybridMultilevel"/>
-    <w:tmpl w:val="65106F76"/>
-    <w:lvl w:ilvl="0" w:tplc="86724F86" w:tentative="1">
-      <w:start w:val="1"/>
-      <w:numFmt w:val="decimal"/>
-      <w:lvlText w:val="%1."/>
-      <w:lvlJc w:val="left"/>
-      <w:pPr>
-        <w:ind w:left="540" w:hanging="300"/>
-      </w:pPr>
-    </w:lvl>
-    <w:lvl w:ilvl="1" w:tplc="3B8AA8DA" w:tentative="1">
-      <w:start w:val="1"/>
-      <w:numFmt w:val="lowerLetter"/>
-      <w:lvlText w:val="%2."/>
-      <w:lvlJc w:val="left"/>
-      <w:pPr>
-        <w:ind w:left="940" w:hanging="300"/>
-      </w:pPr>
-    </w:lvl>
-    <w:lvl w:ilvl="2" w:tplc="44E2EE2A" w:tentative="1">
-      <w:start w:val="1"/>
-      <w:numFmt w:val="lowerRoman"/>
-      <w:lvlText w:val="%3."/>
-      <w:lvlJc w:val="left"/>
-      <w:pPr>
-        <w:ind w:left="1340" w:hanging="300"/>
-      </w:pPr>
-    </w:lvl>
-    <w:lvl w:ilvl="3" w:tplc="50CACDD2">
-      <w:numFmt w:val="decimal"/>
-      <w:lvlText w:val=""/>
-      <w:lvlJc w:val="left"/>
-    </w:lvl>
-    <w:lvl w:ilvl="4" w:tplc="A628C2AE">
-      <w:numFmt w:val="decimal"/>
-      <w:lvlText w:val=""/>
-      <w:lvlJc w:val="left"/>
-    </w:lvl>
-    <w:lvl w:ilvl="5" w:tplc="26D075DA">
-      <w:numFmt w:val="decimal"/>
-      <w:lvlText w:val=""/>
-      <w:lvlJc w:val="left"/>
-    </w:lvl>
-    <w:lvl w:ilvl="6" w:tplc="92D212DC">
-      <w:numFmt w:val="decimal"/>
-      <w:lvlText w:val=""/>
-      <w:lvlJc w:val="left"/>
-    </w:lvl>
-    <w:lvl w:ilvl="7" w:tplc="0840DE2E">
-      <w:numFmt w:val="decimal"/>
-      <w:lvlText w:val=""/>
-      <w:lvlJc w:val="left"/>
-    </w:lvl>
-    <w:lvl w:ilvl="8" w:tplc="4CB2C4EC">
+    <w:lvl w:ilvl="8" w:tplc="7838648A">
       <w:numFmt w:val="decimal"/>
       <w:lvlText w:val=""/>
       <w:lvlJc w:val="left"/>
     </w:lvl>
   </w:abstractNum>
   <w:abstractNum w:abstractNumId="2" w15:restartNumberingAfterBreak="0">
-    <w:nsid w:val="78360EF2"/>
+    <w:nsid w:val="7DD46F06"/>
     <w:multiLevelType w:val="hybridMultilevel"/>
-    <w:tmpl w:val="2E1C4720"/>
-    <w:lvl w:ilvl="0" w:tplc="144862D6" w:tentative="1">
+    <w:tmpl w:val="F11A071A"/>
+    <w:lvl w:ilvl="0" w:tplc="C7A8F2F0" w:tentative="1">
       <w:start w:val="1"/>
       <w:numFmt w:val="bullet"/>
       <w:lvlText w:val="●"/>
@@ -23403,7 +23647,7 @@
         <w:ind w:left="720" w:hanging="360"/>
       </w:pPr>
     </w:lvl>
-    <w:lvl w:ilvl="1" w:tplc="4454DEB8" w:tentative="1">
+    <w:lvl w:ilvl="1" w:tplc="8DF44ABE" w:tentative="1">
       <w:start w:val="1"/>
       <w:numFmt w:val="bullet"/>
       <w:lvlText w:val="○"/>
@@ -23412,7 +23656,7 @@
         <w:ind w:left="1440" w:hanging="360"/>
       </w:pPr>
     </w:lvl>
-    <w:lvl w:ilvl="2" w:tplc="C340028A" w:tentative="1">
+    <w:lvl w:ilvl="2" w:tplc="CD3289D0" w:tentative="1">
       <w:start w:val="1"/>
       <w:numFmt w:val="bullet"/>
       <w:lvlText w:val="■"/>
@@ -23421,7 +23665,7 @@
         <w:ind w:left="2160" w:hanging="360"/>
       </w:pPr>
     </w:lvl>
-    <w:lvl w:ilvl="3" w:tplc="C6CE4432" w:tentative="1">
+    <w:lvl w:ilvl="3" w:tplc="980A47A2" w:tentative="1">
       <w:start w:val="1"/>
       <w:numFmt w:val="bullet"/>
       <w:lvlText w:val="●"/>
@@ -23430,7 +23674,7 @@
         <w:ind w:left="2880" w:hanging="360"/>
       </w:pPr>
     </w:lvl>
-    <w:lvl w:ilvl="4" w:tplc="88F48986" w:tentative="1">
+    <w:lvl w:ilvl="4" w:tplc="86F867BA" w:tentative="1">
       <w:start w:val="1"/>
       <w:numFmt w:val="bullet"/>
       <w:lvlText w:val="○"/>
@@ -23439,7 +23683,7 @@
         <w:ind w:left="3600" w:hanging="360"/>
       </w:pPr>
     </w:lvl>
-    <w:lvl w:ilvl="5" w:tplc="5CFA3A58" w:tentative="1">
+    <w:lvl w:ilvl="5" w:tplc="E7E4A2F6" w:tentative="1">
       <w:start w:val="1"/>
       <w:numFmt w:val="bullet"/>
       <w:lvlText w:val="■"/>
@@ -23448,7 +23692,7 @@
         <w:ind w:left="4320" w:hanging="360"/>
       </w:pPr>
     </w:lvl>
-    <w:lvl w:ilvl="6" w:tplc="C8B68CFE" w:tentative="1">
+    <w:lvl w:ilvl="6" w:tplc="47FCEA2A" w:tentative="1">
       <w:start w:val="1"/>
       <w:numFmt w:val="bullet"/>
       <w:lvlText w:val="●"/>
@@ -23457,7 +23701,7 @@
         <w:ind w:left="5040" w:hanging="360"/>
       </w:pPr>
     </w:lvl>
-    <w:lvl w:ilvl="7" w:tplc="71900800" w:tentative="1">
+    <w:lvl w:ilvl="7" w:tplc="EDC42A2C" w:tentative="1">
       <w:start w:val="1"/>
       <w:numFmt w:val="bullet"/>
       <w:lvlText w:val="●"/>
@@ -23466,7 +23710,7 @@
         <w:ind w:left="5760" w:hanging="360"/>
       </w:pPr>
     </w:lvl>
-    <w:lvl w:ilvl="8" w:tplc="2458976A" w:tentative="1">
+    <w:lvl w:ilvl="8" w:tplc="38043F46" w:tentative="1">
       <w:start w:val="1"/>
       <w:numFmt w:val="bullet"/>
       <w:lvlText w:val="●"/>
@@ -23483,7 +23727,7 @@
     </w:lvlOverride>
   </w:num>
   <w:num w:numId="2">
-    <w:abstractNumId w:val="0"/>
+    <w:abstractNumId w:val="1"/>
     <w:lvlOverride w:ilvl="0">
       <w:startOverride w:val="1"/>
     </w:lvlOverride>
@@ -24112,7 +24356,7 @@
     <w:autoRedefine/>
     <w:uiPriority w:val="39"/>
     <w:unhideWhenUsed/>
-    <w:rsid w:val="00567CF2"/>
+    <w:rsid w:val="004F4AFD"/>
     <w:pPr>
       <w:spacing w:after="100"/>
     </w:pPr>

--- a/documentation/01 System Overview/Development Timeline.docx
+++ b/documentation/01 System Overview/Development Timeline.docx
@@ -2086,6 +2086,74 @@
           </w:p>
         </w:tc>
       </w:tr>
+      <w:tr>
+        <w:tblPrEx>
+          <w:tblCellMar>
+            <w:top w:w="0" w:type="dxa"/>
+            <w:bottom w:w="0" w:type="dxa"/>
+          </w:tblCellMar>
+        </w:tblPrEx>
+        <w:tc>
+          <w:tcPr>
+            <w:tcW w:w="1300" w:type="dxa"/>
+            <w:tcMar>
+              <w:top w:w="50" w:type="dxa"/>
+              <w:left w:w="90" w:type="dxa"/>
+              <w:bottom w:w="50" w:type="dxa"/>
+              <w:right w:w="90" w:type="dxa"/>
+            </w:tcMar>
+          </w:tcPr>
+          <w:p>
+            <w:r>
+              <w:rPr>
+                <w:sz w:val="19"/>
+                <w:szCs w:val="19"/>
+              </w:rPr>
+              <w:t>1.1</w:t>
+            </w:r>
+          </w:p>
+        </w:tc>
+        <w:tc>
+          <w:tcPr>
+            <w:tcW w:w="1900" w:type="dxa"/>
+            <w:tcMar>
+              <w:top w:w="50" w:type="dxa"/>
+              <w:left w:w="90" w:type="dxa"/>
+              <w:bottom w:w="50" w:type="dxa"/>
+              <w:right w:w="90" w:type="dxa"/>
+            </w:tcMar>
+          </w:tcPr>
+          <w:p>
+            <w:r>
+              <w:rPr>
+                <w:sz w:val="19"/>
+                <w:szCs w:val="19"/>
+              </w:rPr>
+              <w:t>24 October 2026</w:t>
+            </w:r>
+          </w:p>
+        </w:tc>
+        <w:tc>
+          <w:tcPr>
+            <w:tcW w:w="6438" w:type="dxa"/>
+            <w:tcMar>
+              <w:top w:w="50" w:type="dxa"/>
+              <w:left w:w="90" w:type="dxa"/>
+              <w:bottom w:w="50" w:type="dxa"/>
+              <w:right w:w="90" w:type="dxa"/>
+            </w:tcMar>
+          </w:tcPr>
+          <w:p>
+            <w:r>
+              <w:rPr>
+                <w:sz w:val="19"/>
+                <w:szCs w:val="19"/>
+              </w:rPr>
+              <w:t>24 October: phone error messages in a scrolling box.</w:t>
+            </w:r>
+          </w:p>
+        </w:tc>
+      </w:tr>
     </w:tbl>
     <w:p>
       <w:pPr>
@@ -2119,7 +2187,7 @@
     <w:sdt>
       <w:sdtPr>
         <w:alias w:val="Contents"/>
-        <w:id w:val="1865631023"/>
+        <w:id w:val="962616324"/>
       </w:sdtPr>
       <w:sdtEndPr/>
       <w:sdtContent>
@@ -2146,7 +2214,7 @@
           <w:r>
             <w:fldChar w:fldCharType="separate"/>
           </w:r>
-          <w:hyperlink w:anchor="_Toc243700212" w:history="1">
+          <w:hyperlink w:anchor="_Toc243722777" w:history="1">
             <w:r>
               <w:rPr>
                 <w:rStyle w:val="Hyperlink"/>
@@ -2170,7 +2238,7 @@
               <w:rPr>
                 <w:noProof/>
               </w:rPr>
-              <w:instrText xml:space="preserve"> PAGEREF _Toc243700212 \h </w:instrText>
+              <w:instrText xml:space="preserve"> PAGEREF _Toc243722777 \h </w:instrText>
             </w:r>
             <w:r>
               <w:rPr>
@@ -2211,7 +2279,7 @@
               <w:szCs w:val="22"/>
             </w:rPr>
           </w:pPr>
-          <w:hyperlink w:anchor="_Toc243700213" w:history="1">
+          <w:hyperlink w:anchor="_Toc243722778" w:history="1">
             <w:r>
               <w:rPr>
                 <w:rStyle w:val="Hyperlink"/>
@@ -2235,7 +2303,7 @@
               <w:rPr>
                 <w:noProof/>
               </w:rPr>
-              <w:instrText xml:space="preserve"> PAGEREF _Toc243700213 \h </w:instrText>
+              <w:instrText xml:space="preserve"> PAGEREF _Toc243722778 \h </w:instrText>
             </w:r>
             <w:r>
               <w:rPr>
@@ -2276,7 +2344,7 @@
               <w:szCs w:val="22"/>
             </w:rPr>
           </w:pPr>
-          <w:hyperlink w:anchor="_Toc243700214" w:history="1">
+          <w:hyperlink w:anchor="_Toc243722779" w:history="1">
             <w:r>
               <w:rPr>
                 <w:rStyle w:val="Hyperlink"/>
@@ -2300,7 +2368,7 @@
               <w:rPr>
                 <w:noProof/>
               </w:rPr>
-              <w:instrText xml:space="preserve"> PAGEREF _Toc243700214 \h </w:instrText>
+              <w:instrText xml:space="preserve"> PAGEREF _Toc243722779 \h </w:instrText>
             </w:r>
             <w:r>
               <w:rPr>
@@ -2341,7 +2409,7 @@
               <w:szCs w:val="22"/>
             </w:rPr>
           </w:pPr>
-          <w:hyperlink w:anchor="_Toc243700215" w:history="1">
+          <w:hyperlink w:anchor="_Toc243722780" w:history="1">
             <w:r>
               <w:rPr>
                 <w:rStyle w:val="Hyperlink"/>
@@ -2365,7 +2433,7 @@
               <w:rPr>
                 <w:noProof/>
               </w:rPr>
-              <w:instrText xml:space="preserve"> PAGEREF _Toc243700215 \h </w:instrText>
+              <w:instrText xml:space="preserve"> PAGEREF _Toc243722780 \h </w:instrText>
             </w:r>
             <w:r>
               <w:rPr>
@@ -2406,7 +2474,7 @@
               <w:szCs w:val="22"/>
             </w:rPr>
           </w:pPr>
-          <w:hyperlink w:anchor="_Toc243700216" w:history="1">
+          <w:hyperlink w:anchor="_Toc243722781" w:history="1">
             <w:r>
               <w:rPr>
                 <w:rStyle w:val="Hyperlink"/>
@@ -2430,7 +2498,7 @@
               <w:rPr>
                 <w:noProof/>
               </w:rPr>
-              <w:instrText xml:space="preserve"> PAGEREF _Toc243700216 \h </w:instrText>
+              <w:instrText xml:space="preserve"> PAGEREF _Toc243722781 \h </w:instrText>
             </w:r>
             <w:r>
               <w:rPr>
@@ -2471,7 +2539,7 @@
               <w:szCs w:val="22"/>
             </w:rPr>
           </w:pPr>
-          <w:hyperlink w:anchor="_Toc243700217" w:history="1">
+          <w:hyperlink w:anchor="_Toc243722782" w:history="1">
             <w:r>
               <w:rPr>
                 <w:rStyle w:val="Hyperlink"/>
@@ -2495,7 +2563,7 @@
               <w:rPr>
                 <w:noProof/>
               </w:rPr>
-              <w:instrText xml:space="preserve"> PAGEREF _Toc243700217 \h </w:instrText>
+              <w:instrText xml:space="preserve"> PAGEREF _Toc243722782 \h </w:instrText>
             </w:r>
             <w:r>
               <w:rPr>
@@ -2536,7 +2604,7 @@
               <w:szCs w:val="22"/>
             </w:rPr>
           </w:pPr>
-          <w:hyperlink w:anchor="_Toc243700218" w:history="1">
+          <w:hyperlink w:anchor="_Toc243722783" w:history="1">
             <w:r>
               <w:rPr>
                 <w:rStyle w:val="Hyperlink"/>
@@ -2560,7 +2628,7 @@
               <w:rPr>
                 <w:noProof/>
               </w:rPr>
-              <w:instrText xml:space="preserve"> PAGEREF _Toc243700218 \h </w:instrText>
+              <w:instrText xml:space="preserve"> PAGEREF _Toc243722783 \h </w:instrText>
             </w:r>
             <w:r>
               <w:rPr>
@@ -2603,7 +2671,7 @@
       <w:pPr>
         <w:pStyle w:val="Heading1"/>
       </w:pPr>
-      <w:bookmarkStart w:id="1" w:name="_Toc243700212"/>
+      <w:bookmarkStart w:id="1" w:name="_Toc243722777"/>
       <w:r>
         <w:lastRenderedPageBreak/>
         <w:t>1  Introduction</w:t>
@@ -2615,10 +2683,13 @@
         <w:spacing w:after="120" w:line="276" w:lineRule="auto"/>
       </w:pPr>
       <w:r>
-        <w:t>The system was built in a series of working sessions between 11 September and 21 October 2026, each feature requested by the business owner and built, tested and adjusted the same day or the next. Dates below are taken from those session records (Kenya tim</w:t>
+        <w:t>The system was built in a series of working sessions between 11 Sep</w:t>
       </w:r>
       <w:r>
-        <w:t>e) and from the migration scripts. Earlier project files from July 2026 (empty project templates) are not part of this history.</w:t>
+        <w:t xml:space="preserve">tember and 21 October 2026, each feature requested by the business owner and built, tested and adjusted the same day or the next. Dates below are taken from those session records (Kenya time) and from the migration scripts. Earlier project files from July </w:t>
+      </w:r>
+      <w:r>
+        <w:t>2026 (empty project templates) are not part of this history.</w:t>
       </w:r>
     </w:p>
     <w:p>
@@ -2630,7 +2701,7 @@
       <w:pPr>
         <w:pStyle w:val="Heading1"/>
       </w:pPr>
-      <w:bookmarkStart w:id="2" w:name="_Toc243700213"/>
+      <w:bookmarkStart w:id="2" w:name="_Toc243722778"/>
       <w:r>
         <w:lastRenderedPageBreak/>
         <w:t>2  Phases</w:t>
@@ -4861,6 +4932,91 @@
           </w:p>
         </w:tc>
       </w:tr>
+      <w:tr>
+        <w:tblPrEx>
+          <w:tblCellMar>
+            <w:top w:w="0" w:type="dxa"/>
+            <w:bottom w:w="0" w:type="dxa"/>
+          </w:tblCellMar>
+        </w:tblPrEx>
+        <w:trPr>
+          <w:cantSplit/>
+        </w:trPr>
+        <w:tc>
+          <w:tcPr>
+            <w:tcW w:w="1830" w:type="dxa"/>
+            <w:shd w:val="clear" w:color="auto" w:fill="F4F5F3"/>
+            <w:tcMar>
+              <w:top w:w="50" w:type="dxa"/>
+              <w:left w:w="90" w:type="dxa"/>
+              <w:bottom w:w="50" w:type="dxa"/>
+              <w:right w:w="90" w:type="dxa"/>
+            </w:tcMar>
+          </w:tcPr>
+          <w:p>
+            <w:pPr>
+              <w:spacing w:after="20" w:line="252" w:lineRule="auto"/>
+            </w:pPr>
+            <w:r>
+              <w:rPr>
+                <w:b/>
+                <w:bCs/>
+                <w:sz w:val="19"/>
+                <w:szCs w:val="19"/>
+              </w:rPr>
+              <w:t>24 Oct</w:t>
+            </w:r>
+          </w:p>
+        </w:tc>
+        <w:tc>
+          <w:tcPr>
+            <w:tcW w:w="2196" w:type="dxa"/>
+            <w:shd w:val="clear" w:color="auto" w:fill="F4F5F3"/>
+            <w:tcMar>
+              <w:top w:w="50" w:type="dxa"/>
+              <w:left w:w="90" w:type="dxa"/>
+              <w:bottom w:w="50" w:type="dxa"/>
+              <w:right w:w="90" w:type="dxa"/>
+            </w:tcMar>
+          </w:tcPr>
+          <w:p>
+            <w:pPr>
+              <w:spacing w:after="20" w:line="252" w:lineRule="auto"/>
+            </w:pPr>
+            <w:r>
+              <w:rPr>
+                <w:sz w:val="19"/>
+                <w:szCs w:val="19"/>
+              </w:rPr>
+              <w:t>Error messages</w:t>
+            </w:r>
+          </w:p>
+        </w:tc>
+        <w:tc>
+          <w:tcPr>
+            <w:tcW w:w="5612" w:type="dxa"/>
+            <w:shd w:val="clear" w:color="auto" w:fill="F4F5F3"/>
+            <w:tcMar>
+              <w:top w:w="50" w:type="dxa"/>
+              <w:left w:w="90" w:type="dxa"/>
+              <w:bottom w:w="50" w:type="dxa"/>
+              <w:right w:w="90" w:type="dxa"/>
+            </w:tcMar>
+          </w:tcPr>
+          <w:p>
+            <w:pPr>
+              <w:spacing w:after="20" w:line="252" w:lineRule="auto"/>
+            </w:pPr>
+            <w:r>
+              <w:rPr>
+                <w:sz w:val="19"/>
+                <w:szCs w:val="19"/>
+              </w:rPr>
+              <w:t>Every error on the phone in a box of at most four lines that scrolls inside itself, never over the rest of the screen</w:t>
+            </w:r>
+          </w:p>
+        </w:tc>
+      </w:tr>
     </w:tbl>
     <w:p>
       <w:pPr>
@@ -4876,7 +5032,7 @@
       <w:pPr>
         <w:pStyle w:val="Heading1"/>
       </w:pPr>
-      <w:bookmarkStart w:id="3" w:name="_Toc243700214"/>
+      <w:bookmarkStart w:id="3" w:name="_Toc243722779"/>
       <w:r>
         <w:lastRenderedPageBreak/>
         <w:t>3  Timeline chart</w:t>
@@ -4966,7 +5122,7 @@
       <w:pPr>
         <w:pStyle w:val="Heading1"/>
       </w:pPr>
-      <w:bookmarkStart w:id="4" w:name="_Toc243700215"/>
+      <w:bookmarkStart w:id="4" w:name="_Toc243722780"/>
       <w:r>
         <w:lastRenderedPageBreak/>
         <w:t>4  Feature log</w:t>
@@ -14335,7 +14491,7 @@
       <w:pPr>
         <w:pStyle w:val="Heading1"/>
       </w:pPr>
-      <w:bookmarkStart w:id="5" w:name="_Toc243700216"/>
+      <w:bookmarkStart w:id="5" w:name="_Toc243722781"/>
       <w:r>
         <w:lastRenderedPageBreak/>
         <w:t>5  Database changes</w:t>
@@ -18819,7 +18975,7 @@
       <w:pPr>
         <w:pStyle w:val="Heading1"/>
       </w:pPr>
-      <w:bookmarkStart w:id="6" w:name="_Toc243700217"/>
+      <w:bookmarkStart w:id="6" w:name="_Toc243722782"/>
       <w:r>
         <w:lastRenderedPageBreak/>
         <w:t>6  Key decisions</w:t>
@@ -23142,7 +23298,7 @@
       <w:pPr>
         <w:pStyle w:val="Heading1"/>
       </w:pPr>
-      <w:bookmarkStart w:id="7" w:name="_Toc243700218"/>
+      <w:bookmarkStart w:id="7" w:name="_Toc243722783"/>
       <w:r>
         <w:lastRenderedPageBreak/>
         <w:t>7  Open items at the time of writing</w:t>
@@ -23511,10 +23667,10 @@
 <file path=word/numbering.xml><?xml version="1.0" encoding="utf-8"?>
 <w:numbering xmlns:wpc="http://schemas.microsoft.com/office/word/2010/wordprocessingCanvas" xmlns:cx="http://schemas.microsoft.com/office/drawing/2014/chartex" xmlns:cx1="http://schemas.microsoft.com/office/drawing/2015/9/8/chartex" xmlns:mc="http://schemas.openxmlformats.org/markup-compatibility/2006" xmlns:o="urn:schemas-microsoft-com:office:office" xmlns:r="http://schemas.openxmlformats.org/officeDocument/2006/relationships" xmlns:m="http://schemas.openxmlformats.org/officeDocument/2006/math" xmlns:v="urn:schemas-microsoft-com:vml" xmlns:wp14="http://schemas.microsoft.com/office/word/2010/wordprocessingDrawing" xmlns:wp="http://schemas.openxmlformats.org/drawingml/2006/wordprocessingDrawing" xmlns:w10="urn:schemas-microsoft-com:office:word" xmlns:w="http://schemas.openxmlformats.org/wordprocessingml/2006/main" xmlns:w14="http://schemas.microsoft.com/office/word/2010/wordml" xmlns:w15="http://schemas.microsoft.com/office/word/2012/wordml" xmlns:w16se="http://schemas.microsoft.com/office/word/2015/wordml/symex" xmlns:wpg="http://schemas.microsoft.com/office/word/2010/wordprocessingGroup" xmlns:wpi="http://schemas.microsoft.com/office/word/2010/wordprocessingInk" xmlns:wne="http://schemas.microsoft.com/office/word/2006/wordml" xmlns:wps="http://schemas.microsoft.com/office/word/2010/wordprocessingShape" mc:Ignorable="w14 w15 w16se wp14">
   <w:abstractNum w:abstractNumId="0" w15:restartNumberingAfterBreak="0">
-    <w:nsid w:val="4D5D317D"/>
+    <w:nsid w:val="155D3E06"/>
     <w:multiLevelType w:val="hybridMultilevel"/>
-    <w:tmpl w:val="8EB8A52C"/>
-    <w:lvl w:ilvl="0" w:tplc="0310D840" w:tentative="1">
+    <w:tmpl w:val="6B24DD6C"/>
+    <w:lvl w:ilvl="0" w:tplc="232A584A" w:tentative="1">
       <w:start w:val="1"/>
       <w:numFmt w:val="decimal"/>
       <w:lvlText w:val="%1."/>
@@ -23523,7 +23679,7 @@
         <w:ind w:left="540" w:hanging="300"/>
       </w:pPr>
     </w:lvl>
-    <w:lvl w:ilvl="1" w:tplc="AFCEE630" w:tentative="1">
+    <w:lvl w:ilvl="1" w:tplc="7D6AB758" w:tentative="1">
       <w:start w:val="1"/>
       <w:numFmt w:val="lowerLetter"/>
       <w:lvlText w:val="%2."/>
@@ -23532,7 +23688,7 @@
         <w:ind w:left="940" w:hanging="300"/>
       </w:pPr>
     </w:lvl>
-    <w:lvl w:ilvl="2" w:tplc="4998A802" w:tentative="1">
+    <w:lvl w:ilvl="2" w:tplc="60CA890C" w:tentative="1">
       <w:start w:val="1"/>
       <w:numFmt w:val="lowerRoman"/>
       <w:lvlText w:val="%3."/>
@@ -23541,104 +23697,42 @@
         <w:ind w:left="1340" w:hanging="300"/>
       </w:pPr>
     </w:lvl>
-    <w:lvl w:ilvl="3" w:tplc="D0689CCC">
+    <w:lvl w:ilvl="3" w:tplc="0BDAE5A2">
       <w:numFmt w:val="decimal"/>
       <w:lvlText w:val=""/>
       <w:lvlJc w:val="left"/>
     </w:lvl>
-    <w:lvl w:ilvl="4" w:tplc="C5C6D19C">
+    <w:lvl w:ilvl="4" w:tplc="34921FF2">
       <w:numFmt w:val="decimal"/>
       <w:lvlText w:val=""/>
       <w:lvlJc w:val="left"/>
     </w:lvl>
-    <w:lvl w:ilvl="5" w:tplc="F4785674">
+    <w:lvl w:ilvl="5" w:tplc="E606F904">
       <w:numFmt w:val="decimal"/>
       <w:lvlText w:val=""/>
       <w:lvlJc w:val="left"/>
     </w:lvl>
-    <w:lvl w:ilvl="6" w:tplc="F1C6C490">
+    <w:lvl w:ilvl="6" w:tplc="A1EEB838">
       <w:numFmt w:val="decimal"/>
       <w:lvlText w:val=""/>
       <w:lvlJc w:val="left"/>
     </w:lvl>
-    <w:lvl w:ilvl="7" w:tplc="4D869160">
+    <w:lvl w:ilvl="7" w:tplc="D0A0238A">
       <w:numFmt w:val="decimal"/>
       <w:lvlText w:val=""/>
       <w:lvlJc w:val="left"/>
     </w:lvl>
-    <w:lvl w:ilvl="8" w:tplc="8DFCA836">
+    <w:lvl w:ilvl="8" w:tplc="B866ABDE">
       <w:numFmt w:val="decimal"/>
       <w:lvlText w:val=""/>
       <w:lvlJc w:val="left"/>
     </w:lvl>
   </w:abstractNum>
   <w:abstractNum w:abstractNumId="1" w15:restartNumberingAfterBreak="0">
-    <w:nsid w:val="55835388"/>
+    <w:nsid w:val="172C20DD"/>
     <w:multiLevelType w:val="hybridMultilevel"/>
-    <w:tmpl w:val="B280809E"/>
-    <w:lvl w:ilvl="0" w:tplc="92CAE540">
-      <w:start w:val="1"/>
-      <w:numFmt w:val="bullet"/>
-      <w:lvlText w:val="•"/>
-      <w:lvlJc w:val="left"/>
-      <w:pPr>
-        <w:ind w:left="540" w:hanging="300"/>
-      </w:pPr>
-    </w:lvl>
-    <w:lvl w:ilvl="1" w:tplc="4BBE4DBC" w:tentative="1">
-      <w:start w:val="1"/>
-      <w:numFmt w:val="bullet"/>
-      <w:lvlText w:val="–"/>
-      <w:lvlJc w:val="left"/>
-      <w:pPr>
-        <w:ind w:left="940" w:hanging="300"/>
-      </w:pPr>
-    </w:lvl>
-    <w:lvl w:ilvl="2" w:tplc="81F6517C" w:tentative="1">
-      <w:start w:val="1"/>
-      <w:numFmt w:val="bullet"/>
-      <w:lvlText w:val="◦"/>
-      <w:lvlJc w:val="left"/>
-      <w:pPr>
-        <w:ind w:left="1340" w:hanging="300"/>
-      </w:pPr>
-    </w:lvl>
-    <w:lvl w:ilvl="3" w:tplc="74F2DE18">
-      <w:numFmt w:val="decimal"/>
-      <w:lvlText w:val=""/>
-      <w:lvlJc w:val="left"/>
-    </w:lvl>
-    <w:lvl w:ilvl="4" w:tplc="C944ACFA">
-      <w:numFmt w:val="decimal"/>
-      <w:lvlText w:val=""/>
-      <w:lvlJc w:val="left"/>
-    </w:lvl>
-    <w:lvl w:ilvl="5" w:tplc="87ECD648">
-      <w:numFmt w:val="decimal"/>
-      <w:lvlText w:val=""/>
-      <w:lvlJc w:val="left"/>
-    </w:lvl>
-    <w:lvl w:ilvl="6" w:tplc="28B2BD96">
-      <w:numFmt w:val="decimal"/>
-      <w:lvlText w:val=""/>
-      <w:lvlJc w:val="left"/>
-    </w:lvl>
-    <w:lvl w:ilvl="7" w:tplc="D9484592">
-      <w:numFmt w:val="decimal"/>
-      <w:lvlText w:val=""/>
-      <w:lvlJc w:val="left"/>
-    </w:lvl>
-    <w:lvl w:ilvl="8" w:tplc="7838648A">
-      <w:numFmt w:val="decimal"/>
-      <w:lvlText w:val=""/>
-      <w:lvlJc w:val="left"/>
-    </w:lvl>
-  </w:abstractNum>
-  <w:abstractNum w:abstractNumId="2" w15:restartNumberingAfterBreak="0">
-    <w:nsid w:val="7DD46F06"/>
-    <w:multiLevelType w:val="hybridMultilevel"/>
-    <w:tmpl w:val="F11A071A"/>
-    <w:lvl w:ilvl="0" w:tplc="C7A8F2F0" w:tentative="1">
+    <w:tmpl w:val="F2EE506A"/>
+    <w:lvl w:ilvl="0" w:tplc="8B96A548" w:tentative="1">
       <w:start w:val="1"/>
       <w:numFmt w:val="bullet"/>
       <w:lvlText w:val="●"/>
@@ -23647,7 +23741,7 @@
         <w:ind w:left="720" w:hanging="360"/>
       </w:pPr>
     </w:lvl>
-    <w:lvl w:ilvl="1" w:tplc="8DF44ABE" w:tentative="1">
+    <w:lvl w:ilvl="1" w:tplc="30FCAF84" w:tentative="1">
       <w:start w:val="1"/>
       <w:numFmt w:val="bullet"/>
       <w:lvlText w:val="○"/>
@@ -23656,7 +23750,7 @@
         <w:ind w:left="1440" w:hanging="360"/>
       </w:pPr>
     </w:lvl>
-    <w:lvl w:ilvl="2" w:tplc="CD3289D0" w:tentative="1">
+    <w:lvl w:ilvl="2" w:tplc="F8685D9C" w:tentative="1">
       <w:start w:val="1"/>
       <w:numFmt w:val="bullet"/>
       <w:lvlText w:val="■"/>
@@ -23665,7 +23759,7 @@
         <w:ind w:left="2160" w:hanging="360"/>
       </w:pPr>
     </w:lvl>
-    <w:lvl w:ilvl="3" w:tplc="980A47A2" w:tentative="1">
+    <w:lvl w:ilvl="3" w:tplc="94202B94" w:tentative="1">
       <w:start w:val="1"/>
       <w:numFmt w:val="bullet"/>
       <w:lvlText w:val="●"/>
@@ -23674,7 +23768,7 @@
         <w:ind w:left="2880" w:hanging="360"/>
       </w:pPr>
     </w:lvl>
-    <w:lvl w:ilvl="4" w:tplc="86F867BA" w:tentative="1">
+    <w:lvl w:ilvl="4" w:tplc="49FC9880" w:tentative="1">
       <w:start w:val="1"/>
       <w:numFmt w:val="bullet"/>
       <w:lvlText w:val="○"/>
@@ -23683,7 +23777,7 @@
         <w:ind w:left="3600" w:hanging="360"/>
       </w:pPr>
     </w:lvl>
-    <w:lvl w:ilvl="5" w:tplc="E7E4A2F6" w:tentative="1">
+    <w:lvl w:ilvl="5" w:tplc="1332C1BC" w:tentative="1">
       <w:start w:val="1"/>
       <w:numFmt w:val="bullet"/>
       <w:lvlText w:val="■"/>
@@ -23692,7 +23786,7 @@
         <w:ind w:left="4320" w:hanging="360"/>
       </w:pPr>
     </w:lvl>
-    <w:lvl w:ilvl="6" w:tplc="47FCEA2A" w:tentative="1">
+    <w:lvl w:ilvl="6" w:tplc="D6BC9156" w:tentative="1">
       <w:start w:val="1"/>
       <w:numFmt w:val="bullet"/>
       <w:lvlText w:val="●"/>
@@ -23701,7 +23795,7 @@
         <w:ind w:left="5040" w:hanging="360"/>
       </w:pPr>
     </w:lvl>
-    <w:lvl w:ilvl="7" w:tplc="EDC42A2C" w:tentative="1">
+    <w:lvl w:ilvl="7" w:tplc="0CF8DBB4" w:tentative="1">
       <w:start w:val="1"/>
       <w:numFmt w:val="bullet"/>
       <w:lvlText w:val="●"/>
@@ -23710,7 +23804,7 @@
         <w:ind w:left="5760" w:hanging="360"/>
       </w:pPr>
     </w:lvl>
-    <w:lvl w:ilvl="8" w:tplc="38043F46" w:tentative="1">
+    <w:lvl w:ilvl="8" w:tplc="2A624436" w:tentative="1">
       <w:start w:val="1"/>
       <w:numFmt w:val="bullet"/>
       <w:lvlText w:val="●"/>
@@ -23720,14 +23814,76 @@
       </w:pPr>
     </w:lvl>
   </w:abstractNum>
+  <w:abstractNum w:abstractNumId="2" w15:restartNumberingAfterBreak="0">
+    <w:nsid w:val="2FE775C1"/>
+    <w:multiLevelType w:val="hybridMultilevel"/>
+    <w:tmpl w:val="58ECB2CC"/>
+    <w:lvl w:ilvl="0" w:tplc="B8484B2A">
+      <w:start w:val="1"/>
+      <w:numFmt w:val="bullet"/>
+      <w:lvlText w:val="•"/>
+      <w:lvlJc w:val="left"/>
+      <w:pPr>
+        <w:ind w:left="540" w:hanging="300"/>
+      </w:pPr>
+    </w:lvl>
+    <w:lvl w:ilvl="1" w:tplc="1C7E5ED0" w:tentative="1">
+      <w:start w:val="1"/>
+      <w:numFmt w:val="bullet"/>
+      <w:lvlText w:val="–"/>
+      <w:lvlJc w:val="left"/>
+      <w:pPr>
+        <w:ind w:left="940" w:hanging="300"/>
+      </w:pPr>
+    </w:lvl>
+    <w:lvl w:ilvl="2" w:tplc="BED23238" w:tentative="1">
+      <w:start w:val="1"/>
+      <w:numFmt w:val="bullet"/>
+      <w:lvlText w:val="◦"/>
+      <w:lvlJc w:val="left"/>
+      <w:pPr>
+        <w:ind w:left="1340" w:hanging="300"/>
+      </w:pPr>
+    </w:lvl>
+    <w:lvl w:ilvl="3" w:tplc="E19E063A">
+      <w:numFmt w:val="decimal"/>
+      <w:lvlText w:val=""/>
+      <w:lvlJc w:val="left"/>
+    </w:lvl>
+    <w:lvl w:ilvl="4" w:tplc="2EB673B2">
+      <w:numFmt w:val="decimal"/>
+      <w:lvlText w:val=""/>
+      <w:lvlJc w:val="left"/>
+    </w:lvl>
+    <w:lvl w:ilvl="5" w:tplc="12303780">
+      <w:numFmt w:val="decimal"/>
+      <w:lvlText w:val=""/>
+      <w:lvlJc w:val="left"/>
+    </w:lvl>
+    <w:lvl w:ilvl="6" w:tplc="73980772">
+      <w:numFmt w:val="decimal"/>
+      <w:lvlText w:val=""/>
+      <w:lvlJc w:val="left"/>
+    </w:lvl>
+    <w:lvl w:ilvl="7" w:tplc="1C00B27E">
+      <w:numFmt w:val="decimal"/>
+      <w:lvlText w:val=""/>
+      <w:lvlJc w:val="left"/>
+    </w:lvl>
+    <w:lvl w:ilvl="8" w:tplc="1C2C2754">
+      <w:numFmt w:val="decimal"/>
+      <w:lvlText w:val=""/>
+      <w:lvlJc w:val="left"/>
+    </w:lvl>
+  </w:abstractNum>
   <w:num w:numId="1">
-    <w:abstractNumId w:val="2"/>
+    <w:abstractNumId w:val="1"/>
     <w:lvlOverride w:ilvl="0">
       <w:startOverride w:val="1"/>
     </w:lvlOverride>
   </w:num>
   <w:num w:numId="2">
-    <w:abstractNumId w:val="1"/>
+    <w:abstractNumId w:val="2"/>
     <w:lvlOverride w:ilvl="0">
       <w:startOverride w:val="1"/>
     </w:lvlOverride>
@@ -24356,7 +24512,7 @@
     <w:autoRedefine/>
     <w:uiPriority w:val="39"/>
     <w:unhideWhenUsed/>
-    <w:rsid w:val="004F4AFD"/>
+    <w:rsid w:val="004C3676"/>
     <w:pPr>
       <w:spacing w:after="100"/>
     </w:pPr>

--- a/documentation/01 System Overview/Development Timeline.docx
+++ b/documentation/01 System Overview/Development Timeline.docx
@@ -2154,6 +2154,75 @@
           </w:p>
         </w:tc>
       </w:tr>
+      <w:tr>
+        <w:tblPrEx>
+          <w:tblCellMar>
+            <w:top w:w="0" w:type="dxa"/>
+            <w:bottom w:w="0" w:type="dxa"/>
+          </w:tblCellMar>
+        </w:tblPrEx>
+        <w:tc>
+          <w:tcPr>
+            <w:tcW w:w="1300" w:type="dxa"/>
+            <w:tcMar>
+              <w:top w:w="50" w:type="dxa"/>
+              <w:left w:w="90" w:type="dxa"/>
+              <w:bottom w:w="50" w:type="dxa"/>
+              <w:right w:w="90" w:type="dxa"/>
+            </w:tcMar>
+          </w:tcPr>
+          <w:p>
+            <w:r>
+              <w:rPr>
+                <w:sz w:val="19"/>
+                <w:szCs w:val="19"/>
+              </w:rPr>
+              <w:lastRenderedPageBreak/>
+              <w:t>1.1</w:t>
+            </w:r>
+          </w:p>
+        </w:tc>
+        <w:tc>
+          <w:tcPr>
+            <w:tcW w:w="1900" w:type="dxa"/>
+            <w:tcMar>
+              <w:top w:w="50" w:type="dxa"/>
+              <w:left w:w="90" w:type="dxa"/>
+              <w:bottom w:w="50" w:type="dxa"/>
+              <w:right w:w="90" w:type="dxa"/>
+            </w:tcMar>
+          </w:tcPr>
+          <w:p>
+            <w:r>
+              <w:rPr>
+                <w:sz w:val="19"/>
+                <w:szCs w:val="19"/>
+              </w:rPr>
+              <w:t>24 October 2026</w:t>
+            </w:r>
+          </w:p>
+        </w:tc>
+        <w:tc>
+          <w:tcPr>
+            <w:tcW w:w="6438" w:type="dxa"/>
+            <w:tcMar>
+              <w:top w:w="50" w:type="dxa"/>
+              <w:left w:w="90" w:type="dxa"/>
+              <w:bottom w:w="50" w:type="dxa"/>
+              <w:right w:w="90" w:type="dxa"/>
+            </w:tcMar>
+          </w:tcPr>
+          <w:p>
+            <w:r>
+              <w:rPr>
+                <w:sz w:val="19"/>
+                <w:szCs w:val="19"/>
+              </w:rPr>
+              <w:t>24 October: the phone's menu and Home follow changes made elsewhere.</w:t>
+            </w:r>
+          </w:p>
+        </w:tc>
+      </w:tr>
     </w:tbl>
     <w:p>
       <w:pPr>
@@ -2165,7 +2234,6 @@
           <w:sz w:val="20"/>
           <w:szCs w:val="20"/>
         </w:rPr>
-        <w:lastRenderedPageBreak/>
         <w:t>Keep this document up to date: when a feature, setting or server changes, edit the matching section here and add a line to the table above.</w:t>
       </w:r>
     </w:p>
@@ -2187,7 +2255,7 @@
     <w:sdt>
       <w:sdtPr>
         <w:alias w:val="Contents"/>
-        <w:id w:val="962616324"/>
+        <w:id w:val="-528793607"/>
       </w:sdtPr>
       <w:sdtEndPr/>
       <w:sdtContent>
@@ -2214,7 +2282,7 @@
           <w:r>
             <w:fldChar w:fldCharType="separate"/>
           </w:r>
-          <w:hyperlink w:anchor="_Toc243722777" w:history="1">
+          <w:hyperlink w:anchor="_Toc243724290" w:history="1">
             <w:r>
               <w:rPr>
                 <w:rStyle w:val="Hyperlink"/>
@@ -2238,7 +2306,7 @@
               <w:rPr>
                 <w:noProof/>
               </w:rPr>
-              <w:instrText xml:space="preserve"> PAGEREF _Toc243722777 \h </w:instrText>
+              <w:instrText xml:space="preserve"> PAGEREF _Toc243724290 \h </w:instrText>
             </w:r>
             <w:r>
               <w:rPr>
@@ -2279,7 +2347,7 @@
               <w:szCs w:val="22"/>
             </w:rPr>
           </w:pPr>
-          <w:hyperlink w:anchor="_Toc243722778" w:history="1">
+          <w:hyperlink w:anchor="_Toc243724291" w:history="1">
             <w:r>
               <w:rPr>
                 <w:rStyle w:val="Hyperlink"/>
@@ -2303,7 +2371,7 @@
               <w:rPr>
                 <w:noProof/>
               </w:rPr>
-              <w:instrText xml:space="preserve"> PAGEREF _Toc243722778 \h </w:instrText>
+              <w:instrText xml:space="preserve"> PAGEREF _Toc243724291 \h </w:instrText>
             </w:r>
             <w:r>
               <w:rPr>
@@ -2344,7 +2412,7 @@
               <w:szCs w:val="22"/>
             </w:rPr>
           </w:pPr>
-          <w:hyperlink w:anchor="_Toc243722779" w:history="1">
+          <w:hyperlink w:anchor="_Toc243724292" w:history="1">
             <w:r>
               <w:rPr>
                 <w:rStyle w:val="Hyperlink"/>
@@ -2368,7 +2436,7 @@
               <w:rPr>
                 <w:noProof/>
               </w:rPr>
-              <w:instrText xml:space="preserve"> PAGEREF _Toc243722779 \h </w:instrText>
+              <w:instrText xml:space="preserve"> PAGEREF _Toc243724292 \h </w:instrText>
             </w:r>
             <w:r>
               <w:rPr>
@@ -2409,7 +2477,7 @@
               <w:szCs w:val="22"/>
             </w:rPr>
           </w:pPr>
-          <w:hyperlink w:anchor="_Toc243722780" w:history="1">
+          <w:hyperlink w:anchor="_Toc243724293" w:history="1">
             <w:r>
               <w:rPr>
                 <w:rStyle w:val="Hyperlink"/>
@@ -2433,7 +2501,7 @@
               <w:rPr>
                 <w:noProof/>
               </w:rPr>
-              <w:instrText xml:space="preserve"> PAGEREF _Toc243722780 \h </w:instrText>
+              <w:instrText xml:space="preserve"> PAGEREF _Toc243724293 \h </w:instrText>
             </w:r>
             <w:r>
               <w:rPr>
@@ -2474,7 +2542,7 @@
               <w:szCs w:val="22"/>
             </w:rPr>
           </w:pPr>
-          <w:hyperlink w:anchor="_Toc243722781" w:history="1">
+          <w:hyperlink w:anchor="_Toc243724294" w:history="1">
             <w:r>
               <w:rPr>
                 <w:rStyle w:val="Hyperlink"/>
@@ -2498,7 +2566,7 @@
               <w:rPr>
                 <w:noProof/>
               </w:rPr>
-              <w:instrText xml:space="preserve"> PAGEREF _Toc243722781 \h </w:instrText>
+              <w:instrText xml:space="preserve"> PAGEREF _Toc243724294 \h </w:instrText>
             </w:r>
             <w:r>
               <w:rPr>
@@ -2539,7 +2607,7 @@
               <w:szCs w:val="22"/>
             </w:rPr>
           </w:pPr>
-          <w:hyperlink w:anchor="_Toc243722782" w:history="1">
+          <w:hyperlink w:anchor="_Toc243724295" w:history="1">
             <w:r>
               <w:rPr>
                 <w:rStyle w:val="Hyperlink"/>
@@ -2563,7 +2631,7 @@
               <w:rPr>
                 <w:noProof/>
               </w:rPr>
-              <w:instrText xml:space="preserve"> PAGEREF _Toc243722782 \h </w:instrText>
+              <w:instrText xml:space="preserve"> PAGEREF _Toc243724295 \h </w:instrText>
             </w:r>
             <w:r>
               <w:rPr>
@@ -2604,7 +2672,7 @@
               <w:szCs w:val="22"/>
             </w:rPr>
           </w:pPr>
-          <w:hyperlink w:anchor="_Toc243722783" w:history="1">
+          <w:hyperlink w:anchor="_Toc243724296" w:history="1">
             <w:r>
               <w:rPr>
                 <w:rStyle w:val="Hyperlink"/>
@@ -2628,7 +2696,7 @@
               <w:rPr>
                 <w:noProof/>
               </w:rPr>
-              <w:instrText xml:space="preserve"> PAGEREF _Toc243722783 \h </w:instrText>
+              <w:instrText xml:space="preserve"> PAGEREF _Toc243724296 \h </w:instrText>
             </w:r>
             <w:r>
               <w:rPr>
@@ -2671,7 +2739,7 @@
       <w:pPr>
         <w:pStyle w:val="Heading1"/>
       </w:pPr>
-      <w:bookmarkStart w:id="1" w:name="_Toc243722777"/>
+      <w:bookmarkStart w:id="1" w:name="_Toc243724290"/>
       <w:r>
         <w:lastRenderedPageBreak/>
         <w:t>1  Introduction</w:t>
@@ -2701,7 +2769,7 @@
       <w:pPr>
         <w:pStyle w:val="Heading1"/>
       </w:pPr>
-      <w:bookmarkStart w:id="2" w:name="_Toc243722778"/>
+      <w:bookmarkStart w:id="2" w:name="_Toc243724291"/>
       <w:r>
         <w:lastRenderedPageBreak/>
         <w:t>2  Phases</w:t>
@@ -5017,6 +5085,88 @@
           </w:p>
         </w:tc>
       </w:tr>
+      <w:tr>
+        <w:tblPrEx>
+          <w:tblCellMar>
+            <w:top w:w="0" w:type="dxa"/>
+            <w:bottom w:w="0" w:type="dxa"/>
+          </w:tblCellMar>
+        </w:tblPrEx>
+        <w:trPr>
+          <w:cantSplit/>
+        </w:trPr>
+        <w:tc>
+          <w:tcPr>
+            <w:tcW w:w="1830" w:type="dxa"/>
+            <w:tcMar>
+              <w:top w:w="50" w:type="dxa"/>
+              <w:left w:w="90" w:type="dxa"/>
+              <w:bottom w:w="50" w:type="dxa"/>
+              <w:right w:w="90" w:type="dxa"/>
+            </w:tcMar>
+          </w:tcPr>
+          <w:p>
+            <w:pPr>
+              <w:spacing w:after="20" w:line="252" w:lineRule="auto"/>
+            </w:pPr>
+            <w:r>
+              <w:rPr>
+                <w:b/>
+                <w:bCs/>
+                <w:sz w:val="19"/>
+                <w:szCs w:val="19"/>
+              </w:rPr>
+              <w:t>24 Oct</w:t>
+            </w:r>
+          </w:p>
+        </w:tc>
+        <w:tc>
+          <w:tcPr>
+            <w:tcW w:w="2196" w:type="dxa"/>
+            <w:tcMar>
+              <w:top w:w="50" w:type="dxa"/>
+              <w:left w:w="90" w:type="dxa"/>
+              <w:bottom w:w="50" w:type="dxa"/>
+              <w:right w:w="90" w:type="dxa"/>
+            </w:tcMar>
+          </w:tcPr>
+          <w:p>
+            <w:pPr>
+              <w:spacing w:after="20" w:line="252" w:lineRule="auto"/>
+            </w:pPr>
+            <w:r>
+              <w:rPr>
+                <w:sz w:val="19"/>
+                <w:szCs w:val="19"/>
+              </w:rPr>
+              <w:t>Phone keeps up</w:t>
+            </w:r>
+          </w:p>
+        </w:tc>
+        <w:tc>
+          <w:tcPr>
+            <w:tcW w:w="5612" w:type="dxa"/>
+            <w:tcMar>
+              <w:top w:w="50" w:type="dxa"/>
+              <w:left w:w="90" w:type="dxa"/>
+              <w:bottom w:w="50" w:type="dxa"/>
+              <w:right w:w="90" w:type="dxa"/>
+            </w:tcMar>
+          </w:tcPr>
+          <w:p>
+            <w:pPr>
+              <w:spacing w:after="20" w:line="252" w:lineRule="auto"/>
+            </w:pPr>
+            <w:r>
+              <w:rPr>
+                <w:sz w:val="19"/>
+                <w:szCs w:val="19"/>
+              </w:rPr>
+              <w:t>The menu shows a name or photo changed elsewhere straight away (a failed photo is retried); Home reloads on return and says when it shows the kept company card</w:t>
+            </w:r>
+          </w:p>
+        </w:tc>
+      </w:tr>
     </w:tbl>
     <w:p>
       <w:pPr>
@@ -5032,7 +5182,7 @@
       <w:pPr>
         <w:pStyle w:val="Heading1"/>
       </w:pPr>
-      <w:bookmarkStart w:id="3" w:name="_Toc243722779"/>
+      <w:bookmarkStart w:id="3" w:name="_Toc243724292"/>
       <w:r>
         <w:lastRenderedPageBreak/>
         <w:t>3  Timeline chart</w:t>
@@ -5122,7 +5272,7 @@
       <w:pPr>
         <w:pStyle w:val="Heading1"/>
       </w:pPr>
-      <w:bookmarkStart w:id="4" w:name="_Toc243722780"/>
+      <w:bookmarkStart w:id="4" w:name="_Toc243724293"/>
       <w:r>
         <w:lastRenderedPageBreak/>
         <w:t>4  Feature log</w:t>
@@ -14491,7 +14641,7 @@
       <w:pPr>
         <w:pStyle w:val="Heading1"/>
       </w:pPr>
-      <w:bookmarkStart w:id="5" w:name="_Toc243722781"/>
+      <w:bookmarkStart w:id="5" w:name="_Toc243724294"/>
       <w:r>
         <w:lastRenderedPageBreak/>
         <w:t>5  Database changes</w:t>
@@ -18975,7 +19125,7 @@
       <w:pPr>
         <w:pStyle w:val="Heading1"/>
       </w:pPr>
-      <w:bookmarkStart w:id="6" w:name="_Toc243722782"/>
+      <w:bookmarkStart w:id="6" w:name="_Toc243724295"/>
       <w:r>
         <w:lastRenderedPageBreak/>
         <w:t>6  Key decisions</w:t>
@@ -23298,7 +23448,7 @@
       <w:pPr>
         <w:pStyle w:val="Heading1"/>
       </w:pPr>
-      <w:bookmarkStart w:id="7" w:name="_Toc243722783"/>
+      <w:bookmarkStart w:id="7" w:name="_Toc243724296"/>
       <w:r>
         <w:lastRenderedPageBreak/>
         <w:t>7  Open items at the time of writing</w:t>
@@ -23373,10 +23523,7 @@
         <w:spacing w:after="60" w:line="264" w:lineRule="auto"/>
       </w:pPr>
       <w:r>
-        <w:t xml:space="preserve">Have an independent penetration test before larger volumes of </w:t>
-      </w:r>
-      <w:r>
-        <w:t>real money.</w:t>
+        <w:t>Have an independent penetration test before larger volumes of real money.</w:t>
       </w:r>
     </w:p>
     <w:p>
@@ -23389,7 +23536,10 @@
         <w:spacing w:after="60" w:line="264" w:lineRule="auto"/>
       </w:pPr>
       <w:r>
-        <w:t>Restart the desktop app and sign in as the SuperAdmin (sadmin) first, on the owner's computer: it is approved automatically. Every other admin's computer then waits for the SuperAdmin's approval in Users &gt; Computers.</w:t>
+        <w:t>Restart the desktop app and sign in as the SuperAdmin (sadmin) first, on the owner's computer: it is approved automatically. Every other admin's computer then waits for the SuperAdmi</w:t>
+      </w:r>
+      <w:r>
+        <w:t>n's approval in Users &gt; Computers.</w:t>
       </w:r>
     </w:p>
     <w:p>
@@ -23402,13 +23552,10 @@
         <w:spacing w:after="60" w:line="264" w:lineRule="auto"/>
       </w:pPr>
       <w:r>
-        <w:t>Hand the shared desktop cop</w:t>
+        <w:t>Hand the shared desktop copy (admin_server_control\desktop\dist\Dateroem Admin Control 1.1.zip) to the other admins; the SuperAdmin approves each computer. When the servers move to a provider, give the admin server its ow</w:t>
       </w:r>
       <w:r>
-        <w:t>y (admin_server_control\desktop\dist\Dateroem Admin Control 1.1.zip) to the other admins; the SuperAdmin approves each computer. When the servers move to a provider, give the admin server its own HTTPS address and change it on each copy (Production Go-Live</w:t>
-      </w:r>
-      <w:r>
-        <w:t xml:space="preserve"> Checklist).</w:t>
+        <w:t>n HTTPS address and change it on each copy (Production Go-Live Checklist).</w:t>
       </w:r>
     </w:p>
     <w:p>
@@ -23434,7 +23581,10 @@
         <w:spacing w:after="60" w:line="264" w:lineRule="auto"/>
       </w:pPr>
       <w:r>
-        <w:t>Everything in the Production Go-Live Checklist (DWS-CFG-02).</w:t>
+        <w:t xml:space="preserve">Everything in </w:t>
+      </w:r>
+      <w:r>
+        <w:t>the Production Go-Live Checklist (DWS-CFG-02).</w:t>
       </w:r>
     </w:p>
     <w:p>
@@ -23667,10 +23817,10 @@
 <file path=word/numbering.xml><?xml version="1.0" encoding="utf-8"?>
 <w:numbering xmlns:wpc="http://schemas.microsoft.com/office/word/2010/wordprocessingCanvas" xmlns:cx="http://schemas.microsoft.com/office/drawing/2014/chartex" xmlns:cx1="http://schemas.microsoft.com/office/drawing/2015/9/8/chartex" xmlns:mc="http://schemas.openxmlformats.org/markup-compatibility/2006" xmlns:o="urn:schemas-microsoft-com:office:office" xmlns:r="http://schemas.openxmlformats.org/officeDocument/2006/relationships" xmlns:m="http://schemas.openxmlformats.org/officeDocument/2006/math" xmlns:v="urn:schemas-microsoft-com:vml" xmlns:wp14="http://schemas.microsoft.com/office/word/2010/wordprocessingDrawing" xmlns:wp="http://schemas.openxmlformats.org/drawingml/2006/wordprocessingDrawing" xmlns:w10="urn:schemas-microsoft-com:office:word" xmlns:w="http://schemas.openxmlformats.org/wordprocessingml/2006/main" xmlns:w14="http://schemas.microsoft.com/office/word/2010/wordml" xmlns:w15="http://schemas.microsoft.com/office/word/2012/wordml" xmlns:w16se="http://schemas.microsoft.com/office/word/2015/wordml/symex" xmlns:wpg="http://schemas.microsoft.com/office/word/2010/wordprocessingGroup" xmlns:wpi="http://schemas.microsoft.com/office/word/2010/wordprocessingInk" xmlns:wne="http://schemas.microsoft.com/office/word/2006/wordml" xmlns:wps="http://schemas.microsoft.com/office/word/2010/wordprocessingShape" mc:Ignorable="w14 w15 w16se wp14">
   <w:abstractNum w:abstractNumId="0" w15:restartNumberingAfterBreak="0">
-    <w:nsid w:val="155D3E06"/>
+    <w:nsid w:val="2BD672BA"/>
     <w:multiLevelType w:val="hybridMultilevel"/>
-    <w:tmpl w:val="6B24DD6C"/>
-    <w:lvl w:ilvl="0" w:tplc="232A584A" w:tentative="1">
+    <w:tmpl w:val="484C058E"/>
+    <w:lvl w:ilvl="0" w:tplc="73226224" w:tentative="1">
       <w:start w:val="1"/>
       <w:numFmt w:val="decimal"/>
       <w:lvlText w:val="%1."/>
@@ -23679,7 +23829,7 @@
         <w:ind w:left="540" w:hanging="300"/>
       </w:pPr>
     </w:lvl>
-    <w:lvl w:ilvl="1" w:tplc="7D6AB758" w:tentative="1">
+    <w:lvl w:ilvl="1" w:tplc="5B1E0F20" w:tentative="1">
       <w:start w:val="1"/>
       <w:numFmt w:val="lowerLetter"/>
       <w:lvlText w:val="%2."/>
@@ -23688,7 +23838,7 @@
         <w:ind w:left="940" w:hanging="300"/>
       </w:pPr>
     </w:lvl>
-    <w:lvl w:ilvl="2" w:tplc="60CA890C" w:tentative="1">
+    <w:lvl w:ilvl="2" w:tplc="871A9236" w:tentative="1">
       <w:start w:val="1"/>
       <w:numFmt w:val="lowerRoman"/>
       <w:lvlText w:val="%3."/>
@@ -23697,42 +23847,42 @@
         <w:ind w:left="1340" w:hanging="300"/>
       </w:pPr>
     </w:lvl>
-    <w:lvl w:ilvl="3" w:tplc="0BDAE5A2">
+    <w:lvl w:ilvl="3" w:tplc="AFEEB1DA">
       <w:numFmt w:val="decimal"/>
       <w:lvlText w:val=""/>
       <w:lvlJc w:val="left"/>
     </w:lvl>
-    <w:lvl w:ilvl="4" w:tplc="34921FF2">
+    <w:lvl w:ilvl="4" w:tplc="8E12C942">
       <w:numFmt w:val="decimal"/>
       <w:lvlText w:val=""/>
       <w:lvlJc w:val="left"/>
     </w:lvl>
-    <w:lvl w:ilvl="5" w:tplc="E606F904">
+    <w:lvl w:ilvl="5" w:tplc="688C2748">
       <w:numFmt w:val="decimal"/>
       <w:lvlText w:val=""/>
       <w:lvlJc w:val="left"/>
     </w:lvl>
-    <w:lvl w:ilvl="6" w:tplc="A1EEB838">
+    <w:lvl w:ilvl="6" w:tplc="7CA40DC0">
       <w:numFmt w:val="decimal"/>
       <w:lvlText w:val=""/>
       <w:lvlJc w:val="left"/>
     </w:lvl>
-    <w:lvl w:ilvl="7" w:tplc="D0A0238A">
+    <w:lvl w:ilvl="7" w:tplc="C0FE52CE">
       <w:numFmt w:val="decimal"/>
       <w:lvlText w:val=""/>
       <w:lvlJc w:val="left"/>
     </w:lvl>
-    <w:lvl w:ilvl="8" w:tplc="B866ABDE">
+    <w:lvl w:ilvl="8" w:tplc="27926406">
       <w:numFmt w:val="decimal"/>
       <w:lvlText w:val=""/>
       <w:lvlJc w:val="left"/>
     </w:lvl>
   </w:abstractNum>
   <w:abstractNum w:abstractNumId="1" w15:restartNumberingAfterBreak="0">
-    <w:nsid w:val="172C20DD"/>
+    <w:nsid w:val="59B53AA6"/>
     <w:multiLevelType w:val="hybridMultilevel"/>
-    <w:tmpl w:val="F2EE506A"/>
-    <w:lvl w:ilvl="0" w:tplc="8B96A548" w:tentative="1">
+    <w:tmpl w:val="433E0660"/>
+    <w:lvl w:ilvl="0" w:tplc="07FEDE5C" w:tentative="1">
       <w:start w:val="1"/>
       <w:numFmt w:val="bullet"/>
       <w:lvlText w:val="●"/>
@@ -23741,7 +23891,7 @@
         <w:ind w:left="720" w:hanging="360"/>
       </w:pPr>
     </w:lvl>
-    <w:lvl w:ilvl="1" w:tplc="30FCAF84" w:tentative="1">
+    <w:lvl w:ilvl="1" w:tplc="F8F692C2" w:tentative="1">
       <w:start w:val="1"/>
       <w:numFmt w:val="bullet"/>
       <w:lvlText w:val="○"/>
@@ -23750,7 +23900,7 @@
         <w:ind w:left="1440" w:hanging="360"/>
       </w:pPr>
     </w:lvl>
-    <w:lvl w:ilvl="2" w:tplc="F8685D9C" w:tentative="1">
+    <w:lvl w:ilvl="2" w:tplc="ACBE9A6A" w:tentative="1">
       <w:start w:val="1"/>
       <w:numFmt w:val="bullet"/>
       <w:lvlText w:val="■"/>
@@ -23759,7 +23909,7 @@
         <w:ind w:left="2160" w:hanging="360"/>
       </w:pPr>
     </w:lvl>
-    <w:lvl w:ilvl="3" w:tplc="94202B94" w:tentative="1">
+    <w:lvl w:ilvl="3" w:tplc="62A026A2" w:tentative="1">
       <w:start w:val="1"/>
       <w:numFmt w:val="bullet"/>
       <w:lvlText w:val="●"/>
@@ -23768,7 +23918,7 @@
         <w:ind w:left="2880" w:hanging="360"/>
       </w:pPr>
     </w:lvl>
-    <w:lvl w:ilvl="4" w:tplc="49FC9880" w:tentative="1">
+    <w:lvl w:ilvl="4" w:tplc="956E1F00" w:tentative="1">
       <w:start w:val="1"/>
       <w:numFmt w:val="bullet"/>
       <w:lvlText w:val="○"/>
@@ -23777,7 +23927,7 @@
         <w:ind w:left="3600" w:hanging="360"/>
       </w:pPr>
     </w:lvl>
-    <w:lvl w:ilvl="5" w:tplc="1332C1BC" w:tentative="1">
+    <w:lvl w:ilvl="5" w:tplc="8B9A343A" w:tentative="1">
       <w:start w:val="1"/>
       <w:numFmt w:val="bullet"/>
       <w:lvlText w:val="■"/>
@@ -23786,7 +23936,7 @@
         <w:ind w:left="4320" w:hanging="360"/>
       </w:pPr>
     </w:lvl>
-    <w:lvl w:ilvl="6" w:tplc="D6BC9156" w:tentative="1">
+    <w:lvl w:ilvl="6" w:tplc="1B54C25A" w:tentative="1">
       <w:start w:val="1"/>
       <w:numFmt w:val="bullet"/>
       <w:lvlText w:val="●"/>
@@ -23795,7 +23945,7 @@
         <w:ind w:left="5040" w:hanging="360"/>
       </w:pPr>
     </w:lvl>
-    <w:lvl w:ilvl="7" w:tplc="0CF8DBB4" w:tentative="1">
+    <w:lvl w:ilvl="7" w:tplc="68981E26" w:tentative="1">
       <w:start w:val="1"/>
       <w:numFmt w:val="bullet"/>
       <w:lvlText w:val="●"/>
@@ -23804,7 +23954,7 @@
         <w:ind w:left="5760" w:hanging="360"/>
       </w:pPr>
     </w:lvl>
-    <w:lvl w:ilvl="8" w:tplc="2A624436" w:tentative="1">
+    <w:lvl w:ilvl="8" w:tplc="E87A3F1E" w:tentative="1">
       <w:start w:val="1"/>
       <w:numFmt w:val="bullet"/>
       <w:lvlText w:val="●"/>
@@ -23815,10 +23965,10 @@
     </w:lvl>
   </w:abstractNum>
   <w:abstractNum w:abstractNumId="2" w15:restartNumberingAfterBreak="0">
-    <w:nsid w:val="2FE775C1"/>
+    <w:nsid w:val="73CC3909"/>
     <w:multiLevelType w:val="hybridMultilevel"/>
-    <w:tmpl w:val="58ECB2CC"/>
-    <w:lvl w:ilvl="0" w:tplc="B8484B2A">
+    <w:tmpl w:val="A502F156"/>
+    <w:lvl w:ilvl="0" w:tplc="FC528D74">
       <w:start w:val="1"/>
       <w:numFmt w:val="bullet"/>
       <w:lvlText w:val="•"/>
@@ -23827,7 +23977,7 @@
         <w:ind w:left="540" w:hanging="300"/>
       </w:pPr>
     </w:lvl>
-    <w:lvl w:ilvl="1" w:tplc="1C7E5ED0" w:tentative="1">
+    <w:lvl w:ilvl="1" w:tplc="3A58CBE0" w:tentative="1">
       <w:start w:val="1"/>
       <w:numFmt w:val="bullet"/>
       <w:lvlText w:val="–"/>
@@ -23836,7 +23986,7 @@
         <w:ind w:left="940" w:hanging="300"/>
       </w:pPr>
     </w:lvl>
-    <w:lvl w:ilvl="2" w:tplc="BED23238" w:tentative="1">
+    <w:lvl w:ilvl="2" w:tplc="DFA8EAD6" w:tentative="1">
       <w:start w:val="1"/>
       <w:numFmt w:val="bullet"/>
       <w:lvlText w:val="◦"/>
@@ -23845,32 +23995,32 @@
         <w:ind w:left="1340" w:hanging="300"/>
       </w:pPr>
     </w:lvl>
-    <w:lvl w:ilvl="3" w:tplc="E19E063A">
+    <w:lvl w:ilvl="3" w:tplc="B48E34A6">
       <w:numFmt w:val="decimal"/>
       <w:lvlText w:val=""/>
       <w:lvlJc w:val="left"/>
     </w:lvl>
-    <w:lvl w:ilvl="4" w:tplc="2EB673B2">
+    <w:lvl w:ilvl="4" w:tplc="3DAC5F88">
       <w:numFmt w:val="decimal"/>
       <w:lvlText w:val=""/>
       <w:lvlJc w:val="left"/>
     </w:lvl>
-    <w:lvl w:ilvl="5" w:tplc="12303780">
+    <w:lvl w:ilvl="5" w:tplc="7004B7B4">
       <w:numFmt w:val="decimal"/>
       <w:lvlText w:val=""/>
       <w:lvlJc w:val="left"/>
     </w:lvl>
-    <w:lvl w:ilvl="6" w:tplc="73980772">
+    <w:lvl w:ilvl="6" w:tplc="2D5EC708">
       <w:numFmt w:val="decimal"/>
       <w:lvlText w:val=""/>
       <w:lvlJc w:val="left"/>
     </w:lvl>
-    <w:lvl w:ilvl="7" w:tplc="1C00B27E">
+    <w:lvl w:ilvl="7" w:tplc="08BA3776">
       <w:numFmt w:val="decimal"/>
       <w:lvlText w:val=""/>
       <w:lvlJc w:val="left"/>
     </w:lvl>
-    <w:lvl w:ilvl="8" w:tplc="1C2C2754">
+    <w:lvl w:ilvl="8" w:tplc="05EA43FA">
       <w:numFmt w:val="decimal"/>
       <w:lvlText w:val=""/>
       <w:lvlJc w:val="left"/>
@@ -24512,7 +24662,7 @@
     <w:autoRedefine/>
     <w:uiPriority w:val="39"/>
     <w:unhideWhenUsed/>
-    <w:rsid w:val="004C3676"/>
+    <w:rsid w:val="004527ED"/>
     <w:pPr>
       <w:spacing w:after="100"/>
     </w:pPr>

--- a/documentation/01 System Overview/Development Timeline.docx
+++ b/documentation/01 System Overview/Development Timeline.docx
@@ -2223,6 +2223,74 @@
           </w:p>
         </w:tc>
       </w:tr>
+      <w:tr>
+        <w:tblPrEx>
+          <w:tblCellMar>
+            <w:top w:w="0" w:type="dxa"/>
+            <w:bottom w:w="0" w:type="dxa"/>
+          </w:tblCellMar>
+        </w:tblPrEx>
+        <w:tc>
+          <w:tcPr>
+            <w:tcW w:w="1300" w:type="dxa"/>
+            <w:tcMar>
+              <w:top w:w="50" w:type="dxa"/>
+              <w:left w:w="90" w:type="dxa"/>
+              <w:bottom w:w="50" w:type="dxa"/>
+              <w:right w:w="90" w:type="dxa"/>
+            </w:tcMar>
+          </w:tcPr>
+          <w:p>
+            <w:r>
+              <w:rPr>
+                <w:sz w:val="19"/>
+                <w:szCs w:val="19"/>
+              </w:rPr>
+              <w:t>1.1</w:t>
+            </w:r>
+          </w:p>
+        </w:tc>
+        <w:tc>
+          <w:tcPr>
+            <w:tcW w:w="1900" w:type="dxa"/>
+            <w:tcMar>
+              <w:top w:w="50" w:type="dxa"/>
+              <w:left w:w="90" w:type="dxa"/>
+              <w:bottom w:w="50" w:type="dxa"/>
+              <w:right w:w="90" w:type="dxa"/>
+            </w:tcMar>
+          </w:tcPr>
+          <w:p>
+            <w:r>
+              <w:rPr>
+                <w:sz w:val="19"/>
+                <w:szCs w:val="19"/>
+              </w:rPr>
+              <w:t>24 October 2026</w:t>
+            </w:r>
+          </w:p>
+        </w:tc>
+        <w:tc>
+          <w:tcPr>
+            <w:tcW w:w="6438" w:type="dxa"/>
+            <w:tcMar>
+              <w:top w:w="50" w:type="dxa"/>
+              <w:left w:w="90" w:type="dxa"/>
+              <w:bottom w:w="50" w:type="dxa"/>
+              <w:right w:w="90" w:type="dxa"/>
+            </w:tcMar>
+          </w:tcPr>
+          <w:p>
+            <w:r>
+              <w:rPr>
+                <w:sz w:val="19"/>
+                <w:szCs w:val="19"/>
+              </w:rPr>
+              <w:t>24 October: the move kit brought up to date.</w:t>
+            </w:r>
+          </w:p>
+        </w:tc>
+      </w:tr>
     </w:tbl>
     <w:p>
       <w:pPr>
@@ -2255,7 +2323,7 @@
     <w:sdt>
       <w:sdtPr>
         <w:alias w:val="Contents"/>
-        <w:id w:val="-528793607"/>
+        <w:id w:val="-601037882"/>
       </w:sdtPr>
       <w:sdtEndPr/>
       <w:sdtContent>
@@ -2282,7 +2350,7 @@
           <w:r>
             <w:fldChar w:fldCharType="separate"/>
           </w:r>
-          <w:hyperlink w:anchor="_Toc243724290" w:history="1">
+          <w:hyperlink w:anchor="_Toc243725353" w:history="1">
             <w:r>
               <w:rPr>
                 <w:rStyle w:val="Hyperlink"/>
@@ -2306,7 +2374,7 @@
               <w:rPr>
                 <w:noProof/>
               </w:rPr>
-              <w:instrText xml:space="preserve"> PAGEREF _Toc243724290 \h </w:instrText>
+              <w:instrText xml:space="preserve"> PAGEREF _Toc243725353 \h </w:instrText>
             </w:r>
             <w:r>
               <w:rPr>
@@ -2347,7 +2415,7 @@
               <w:szCs w:val="22"/>
             </w:rPr>
           </w:pPr>
-          <w:hyperlink w:anchor="_Toc243724291" w:history="1">
+          <w:hyperlink w:anchor="_Toc243725354" w:history="1">
             <w:r>
               <w:rPr>
                 <w:rStyle w:val="Hyperlink"/>
@@ -2371,7 +2439,7 @@
               <w:rPr>
                 <w:noProof/>
               </w:rPr>
-              <w:instrText xml:space="preserve"> PAGEREF _Toc243724291 \h </w:instrText>
+              <w:instrText xml:space="preserve"> PAGEREF _Toc243725354 \h </w:instrText>
             </w:r>
             <w:r>
               <w:rPr>
@@ -2412,7 +2480,7 @@
               <w:szCs w:val="22"/>
             </w:rPr>
           </w:pPr>
-          <w:hyperlink w:anchor="_Toc243724292" w:history="1">
+          <w:hyperlink w:anchor="_Toc243725355" w:history="1">
             <w:r>
               <w:rPr>
                 <w:rStyle w:val="Hyperlink"/>
@@ -2436,7 +2504,7 @@
               <w:rPr>
                 <w:noProof/>
               </w:rPr>
-              <w:instrText xml:space="preserve"> PAGEREF _Toc243724292 \h </w:instrText>
+              <w:instrText xml:space="preserve"> PAGEREF _Toc243725355 \h </w:instrText>
             </w:r>
             <w:r>
               <w:rPr>
@@ -2477,7 +2545,7 @@
               <w:szCs w:val="22"/>
             </w:rPr>
           </w:pPr>
-          <w:hyperlink w:anchor="_Toc243724293" w:history="1">
+          <w:hyperlink w:anchor="_Toc243725356" w:history="1">
             <w:r>
               <w:rPr>
                 <w:rStyle w:val="Hyperlink"/>
@@ -2501,7 +2569,7 @@
               <w:rPr>
                 <w:noProof/>
               </w:rPr>
-              <w:instrText xml:space="preserve"> PAGEREF _Toc243724293 \h </w:instrText>
+              <w:instrText xml:space="preserve"> PAGEREF _Toc243725356 \h </w:instrText>
             </w:r>
             <w:r>
               <w:rPr>
@@ -2542,7 +2610,7 @@
               <w:szCs w:val="22"/>
             </w:rPr>
           </w:pPr>
-          <w:hyperlink w:anchor="_Toc243724294" w:history="1">
+          <w:hyperlink w:anchor="_Toc243725357" w:history="1">
             <w:r>
               <w:rPr>
                 <w:rStyle w:val="Hyperlink"/>
@@ -2566,7 +2634,7 @@
               <w:rPr>
                 <w:noProof/>
               </w:rPr>
-              <w:instrText xml:space="preserve"> PAGEREF _Toc243724294 \h </w:instrText>
+              <w:instrText xml:space="preserve"> PAGEREF _Toc243725357 \h </w:instrText>
             </w:r>
             <w:r>
               <w:rPr>
@@ -2607,7 +2675,7 @@
               <w:szCs w:val="22"/>
             </w:rPr>
           </w:pPr>
-          <w:hyperlink w:anchor="_Toc243724295" w:history="1">
+          <w:hyperlink w:anchor="_Toc243725358" w:history="1">
             <w:r>
               <w:rPr>
                 <w:rStyle w:val="Hyperlink"/>
@@ -2631,7 +2699,7 @@
               <w:rPr>
                 <w:noProof/>
               </w:rPr>
-              <w:instrText xml:space="preserve"> PAGEREF _Toc243724295 \h </w:instrText>
+              <w:instrText xml:space="preserve"> PAGEREF _Toc243725358 \h </w:instrText>
             </w:r>
             <w:r>
               <w:rPr>
@@ -2672,7 +2740,7 @@
               <w:szCs w:val="22"/>
             </w:rPr>
           </w:pPr>
-          <w:hyperlink w:anchor="_Toc243724296" w:history="1">
+          <w:hyperlink w:anchor="_Toc243725359" w:history="1">
             <w:r>
               <w:rPr>
                 <w:rStyle w:val="Hyperlink"/>
@@ -2696,7 +2764,7 @@
               <w:rPr>
                 <w:noProof/>
               </w:rPr>
-              <w:instrText xml:space="preserve"> PAGEREF _Toc243724296 \h </w:instrText>
+              <w:instrText xml:space="preserve"> PAGEREF _Toc243725359 \h </w:instrText>
             </w:r>
             <w:r>
               <w:rPr>
@@ -2739,7 +2807,7 @@
       <w:pPr>
         <w:pStyle w:val="Heading1"/>
       </w:pPr>
-      <w:bookmarkStart w:id="1" w:name="_Toc243724290"/>
+      <w:bookmarkStart w:id="1" w:name="_Toc243725353"/>
       <w:r>
         <w:lastRenderedPageBreak/>
         <w:t>1  Introduction</w:t>
@@ -2751,13 +2819,10 @@
         <w:spacing w:after="120" w:line="276" w:lineRule="auto"/>
       </w:pPr>
       <w:r>
-        <w:t>The system was built in a series of working sessions between 11 Sep</w:t>
+        <w:t>The system was built in a series of working sessions between 11 September and 21 October 2026, each feature requested by the business owner and built, tested and adjusted the same day or the next. Dates below are taken from those session records (Kenya tim</w:t>
       </w:r>
       <w:r>
-        <w:t xml:space="preserve">tember and 21 October 2026, each feature requested by the business owner and built, tested and adjusted the same day or the next. Dates below are taken from those session records (Kenya time) and from the migration scripts. Earlier project files from July </w:t>
-      </w:r>
-      <w:r>
-        <w:t>2026 (empty project templates) are not part of this history.</w:t>
+        <w:t>e) and from the migration scripts. Earlier project files from July 2026 (empty project templates) are not part of this history.</w:t>
       </w:r>
     </w:p>
     <w:p>
@@ -2769,7 +2834,7 @@
       <w:pPr>
         <w:pStyle w:val="Heading1"/>
       </w:pPr>
-      <w:bookmarkStart w:id="2" w:name="_Toc243724291"/>
+      <w:bookmarkStart w:id="2" w:name="_Toc243725354"/>
       <w:r>
         <w:lastRenderedPageBreak/>
         <w:t>2  Phases</w:t>
@@ -5167,6 +5232,91 @@
           </w:p>
         </w:tc>
       </w:tr>
+      <w:tr>
+        <w:tblPrEx>
+          <w:tblCellMar>
+            <w:top w:w="0" w:type="dxa"/>
+            <w:bottom w:w="0" w:type="dxa"/>
+          </w:tblCellMar>
+        </w:tblPrEx>
+        <w:trPr>
+          <w:cantSplit/>
+        </w:trPr>
+        <w:tc>
+          <w:tcPr>
+            <w:tcW w:w="1830" w:type="dxa"/>
+            <w:shd w:val="clear" w:color="auto" w:fill="F4F5F3"/>
+            <w:tcMar>
+              <w:top w:w="50" w:type="dxa"/>
+              <w:left w:w="90" w:type="dxa"/>
+              <w:bottom w:w="50" w:type="dxa"/>
+              <w:right w:w="90" w:type="dxa"/>
+            </w:tcMar>
+          </w:tcPr>
+          <w:p>
+            <w:pPr>
+              <w:spacing w:after="20" w:line="252" w:lineRule="auto"/>
+            </w:pPr>
+            <w:r>
+              <w:rPr>
+                <w:b/>
+                <w:bCs/>
+                <w:sz w:val="19"/>
+                <w:szCs w:val="19"/>
+              </w:rPr>
+              <w:t>24 Oct</w:t>
+            </w:r>
+          </w:p>
+        </w:tc>
+        <w:tc>
+          <w:tcPr>
+            <w:tcW w:w="2196" w:type="dxa"/>
+            <w:shd w:val="clear" w:color="auto" w:fill="F4F5F3"/>
+            <w:tcMar>
+              <w:top w:w="50" w:type="dxa"/>
+              <w:left w:w="90" w:type="dxa"/>
+              <w:bottom w:w="50" w:type="dxa"/>
+              <w:right w:w="90" w:type="dxa"/>
+            </w:tcMar>
+          </w:tcPr>
+          <w:p>
+            <w:pPr>
+              <w:spacing w:after="20" w:line="252" w:lineRule="auto"/>
+            </w:pPr>
+            <w:r>
+              <w:rPr>
+                <w:sz w:val="19"/>
+                <w:szCs w:val="19"/>
+              </w:rPr>
+              <w:t>Move kit ready</w:t>
+            </w:r>
+          </w:p>
+        </w:tc>
+        <w:tc>
+          <w:tcPr>
+            <w:tcW w:w="5612" w:type="dxa"/>
+            <w:shd w:val="clear" w:color="auto" w:fill="F4F5F3"/>
+            <w:tcMar>
+              <w:top w:w="50" w:type="dxa"/>
+              <w:left w:w="90" w:type="dxa"/>
+              <w:bottom w:w="50" w:type="dxa"/>
+              <w:right w:w="90" w:type="dxa"/>
+            </w:tcMar>
+          </w:tcPr>
+          <w:p>
+            <w:pPr>
+              <w:spacing w:after="20" w:line="252" w:lineRule="auto"/>
+            </w:pPr>
+            <w:r>
+              <w:rPr>
+                <w:sz w:val="19"/>
+                <w:szCs w:val="19"/>
+              </w:rPr>
+              <w:t>The release carries the live settings; only a Groq key, the Gmail App Password and later the Send Money lines are typed on the server; the 2 GB server is tuned; a release built and checked</w:t>
+            </w:r>
+          </w:p>
+        </w:tc>
+      </w:tr>
     </w:tbl>
     <w:p>
       <w:pPr>
@@ -5182,7 +5332,7 @@
       <w:pPr>
         <w:pStyle w:val="Heading1"/>
       </w:pPr>
-      <w:bookmarkStart w:id="3" w:name="_Toc243724292"/>
+      <w:bookmarkStart w:id="3" w:name="_Toc243725355"/>
       <w:r>
         <w:lastRenderedPageBreak/>
         <w:t>3  Timeline chart</w:t>
@@ -5272,7 +5422,7 @@
       <w:pPr>
         <w:pStyle w:val="Heading1"/>
       </w:pPr>
-      <w:bookmarkStart w:id="4" w:name="_Toc243724293"/>
+      <w:bookmarkStart w:id="4" w:name="_Toc243725356"/>
       <w:r>
         <w:lastRenderedPageBreak/>
         <w:t>4  Feature log</w:t>
@@ -14641,7 +14791,7 @@
       <w:pPr>
         <w:pStyle w:val="Heading1"/>
       </w:pPr>
-      <w:bookmarkStart w:id="5" w:name="_Toc243724294"/>
+      <w:bookmarkStart w:id="5" w:name="_Toc243725357"/>
       <w:r>
         <w:lastRenderedPageBreak/>
         <w:t>5  Database changes</w:t>
@@ -19125,7 +19275,7 @@
       <w:pPr>
         <w:pStyle w:val="Heading1"/>
       </w:pPr>
-      <w:bookmarkStart w:id="6" w:name="_Toc243724295"/>
+      <w:bookmarkStart w:id="6" w:name="_Toc243725358"/>
       <w:r>
         <w:lastRenderedPageBreak/>
         <w:t>6  Key decisions</w:t>
@@ -23448,7 +23598,7 @@
       <w:pPr>
         <w:pStyle w:val="Heading1"/>
       </w:pPr>
-      <w:bookmarkStart w:id="7" w:name="_Toc243724296"/>
+      <w:bookmarkStart w:id="7" w:name="_Toc243725359"/>
       <w:r>
         <w:lastRenderedPageBreak/>
         <w:t>7  Open items at the time of writing</w:t>
@@ -23494,10 +23644,7 @@
         <w:spacing w:after="60" w:line="264" w:lineRule="auto"/>
       </w:pPr>
       <w:r>
-        <w:t>Give the other admins the copies rebuilt on 19 October 2026: the phone app from the public address's /downloada</w:t>
-      </w:r>
-      <w:r>
-        <w:t>ble/dateroem-wood-sales.apk, and the desktop zip from desktop/dist. Everyone signs in once more.</w:t>
+        <w:t>Give the other admins the copies rebuilt on 19 October 2026: the phone app from the public address's /downloadable/dateroem-wood-sales.apk, and the desktop zip from desktop/dist. Everyone signs in once more.</w:t>
       </w:r>
     </w:p>
     <w:p>
@@ -23510,7 +23657,10 @@
         <w:spacing w:after="60" w:line="264" w:lineRule="auto"/>
       </w:pPr>
       <w:r>
-        <w:t>Pay back the KES 5 of order 1 to the customer by hand - Send Money is not available on the till.</w:t>
+        <w:t>Pay back the KES 5 of order 1 to the customer by</w:t>
+      </w:r>
+      <w:r>
+        <w:t xml:space="preserve"> hand - Send Money is not available on the till.</w:t>
       </w:r>
     </w:p>
     <w:p>
@@ -23536,10 +23686,10 @@
         <w:spacing w:after="60" w:line="264" w:lineRule="auto"/>
       </w:pPr>
       <w:r>
-        <w:t>Restart the desktop app and sign in as the SuperAdmin (sadmin) first, on the owner's computer: it is approved automatically. Every other admin's computer then waits for the SuperAdmi</w:t>
+        <w:t>Restart the desktop app and sign in as the SuperAdmin (sadmin) first, on the owner's computer: it is approved automatically. Every ot</w:t>
       </w:r>
       <w:r>
-        <w:t>n's approval in Users &gt; Computers.</w:t>
+        <w:t>her admin's computer then waits for the SuperAdmin's approval in Users &gt; Computers.</w:t>
       </w:r>
     </w:p>
     <w:p>
@@ -23552,10 +23702,10 @@
         <w:spacing w:after="60" w:line="264" w:lineRule="auto"/>
       </w:pPr>
       <w:r>
-        <w:t>Hand the shared desktop copy (admin_server_control\desktop\dist\Dateroem Admin Control 1.1.zip) to the other admins; the SuperAdmin approves each computer. When the servers move to a provider, give the admin server its ow</w:t>
+        <w:t>Hand the shared desktop copy (admin_server_control\desktop\dist\Dateroem Admin Control 1.1.zip) to the other admins; the SuperAdmin approves each computer. When the servers</w:t>
       </w:r>
       <w:r>
-        <w:t>n HTTPS address and change it on each copy (Production Go-Live Checklist).</w:t>
+        <w:t xml:space="preserve"> move to a provider, give the admin server its own HTTPS address and change it on each copy (Production Go-Live Checklist).</w:t>
       </w:r>
     </w:p>
     <w:p>
@@ -23568,7 +23718,10 @@
         <w:spacing w:after="60" w:line="264" w:lineRule="auto"/>
       </w:pPr>
       <w:r>
-        <w:t>Choose the server and buy the domain, then the move (Hosting and Deployment Guide, DWS-CFG-03); Safaricom's Go Live for customer payments was done on 16 October 2026.</w:t>
+        <w:t>Choose the server and buy the domain, then the move (Hosting and Deployment Guide, DWS-CFG-03); Safaricom's Go Live for customer pay</w:t>
+      </w:r>
+      <w:r>
+        <w:t>ments was done on 16 October 2026.</w:t>
       </w:r>
     </w:p>
     <w:p>
@@ -23581,10 +23734,7 @@
         <w:spacing w:after="60" w:line="264" w:lineRule="auto"/>
       </w:pPr>
       <w:r>
-        <w:t xml:space="preserve">Everything in </w:t>
-      </w:r>
-      <w:r>
-        <w:t>the Production Go-Live Checklist (DWS-CFG-02).</w:t>
+        <w:t>Everything in the Production Go-Live Checklist (DWS-CFG-02).</w:t>
       </w:r>
     </w:p>
     <w:p>
@@ -23817,72 +23967,72 @@
 <file path=word/numbering.xml><?xml version="1.0" encoding="utf-8"?>
 <w:numbering xmlns:wpc="http://schemas.microsoft.com/office/word/2010/wordprocessingCanvas" xmlns:cx="http://schemas.microsoft.com/office/drawing/2014/chartex" xmlns:cx1="http://schemas.microsoft.com/office/drawing/2015/9/8/chartex" xmlns:mc="http://schemas.openxmlformats.org/markup-compatibility/2006" xmlns:o="urn:schemas-microsoft-com:office:office" xmlns:r="http://schemas.openxmlformats.org/officeDocument/2006/relationships" xmlns:m="http://schemas.openxmlformats.org/officeDocument/2006/math" xmlns:v="urn:schemas-microsoft-com:vml" xmlns:wp14="http://schemas.microsoft.com/office/word/2010/wordprocessingDrawing" xmlns:wp="http://schemas.openxmlformats.org/drawingml/2006/wordprocessingDrawing" xmlns:w10="urn:schemas-microsoft-com:office:word" xmlns:w="http://schemas.openxmlformats.org/wordprocessingml/2006/main" xmlns:w14="http://schemas.microsoft.com/office/word/2010/wordml" xmlns:w15="http://schemas.microsoft.com/office/word/2012/wordml" xmlns:w16se="http://schemas.microsoft.com/office/word/2015/wordml/symex" xmlns:wpg="http://schemas.microsoft.com/office/word/2010/wordprocessingGroup" xmlns:wpi="http://schemas.microsoft.com/office/word/2010/wordprocessingInk" xmlns:wne="http://schemas.microsoft.com/office/word/2006/wordml" xmlns:wps="http://schemas.microsoft.com/office/word/2010/wordprocessingShape" mc:Ignorable="w14 w15 w16se wp14">
   <w:abstractNum w:abstractNumId="0" w15:restartNumberingAfterBreak="0">
-    <w:nsid w:val="2BD672BA"/>
+    <w:nsid w:val="49B14630"/>
     <w:multiLevelType w:val="hybridMultilevel"/>
-    <w:tmpl w:val="484C058E"/>
-    <w:lvl w:ilvl="0" w:tplc="73226224" w:tentative="1">
+    <w:tmpl w:val="DE781B0C"/>
+    <w:lvl w:ilvl="0" w:tplc="D9BEC6F4">
       <w:start w:val="1"/>
-      <w:numFmt w:val="decimal"/>
-      <w:lvlText w:val="%1."/>
+      <w:numFmt w:val="bullet"/>
+      <w:lvlText w:val="•"/>
       <w:lvlJc w:val="left"/>
       <w:pPr>
         <w:ind w:left="540" w:hanging="300"/>
       </w:pPr>
     </w:lvl>
-    <w:lvl w:ilvl="1" w:tplc="5B1E0F20" w:tentative="1">
+    <w:lvl w:ilvl="1" w:tplc="18D0459A" w:tentative="1">
       <w:start w:val="1"/>
-      <w:numFmt w:val="lowerLetter"/>
-      <w:lvlText w:val="%2."/>
+      <w:numFmt w:val="bullet"/>
+      <w:lvlText w:val="–"/>
       <w:lvlJc w:val="left"/>
       <w:pPr>
         <w:ind w:left="940" w:hanging="300"/>
       </w:pPr>
     </w:lvl>
-    <w:lvl w:ilvl="2" w:tplc="871A9236" w:tentative="1">
+    <w:lvl w:ilvl="2" w:tplc="9C480DE4" w:tentative="1">
       <w:start w:val="1"/>
-      <w:numFmt w:val="lowerRoman"/>
-      <w:lvlText w:val="%3."/>
+      <w:numFmt w:val="bullet"/>
+      <w:lvlText w:val="◦"/>
       <w:lvlJc w:val="left"/>
       <w:pPr>
         <w:ind w:left="1340" w:hanging="300"/>
       </w:pPr>
     </w:lvl>
-    <w:lvl w:ilvl="3" w:tplc="AFEEB1DA">
+    <w:lvl w:ilvl="3" w:tplc="48648E88">
       <w:numFmt w:val="decimal"/>
       <w:lvlText w:val=""/>
       <w:lvlJc w:val="left"/>
     </w:lvl>
-    <w:lvl w:ilvl="4" w:tplc="8E12C942">
+    <w:lvl w:ilvl="4" w:tplc="762027F4">
       <w:numFmt w:val="decimal"/>
       <w:lvlText w:val=""/>
       <w:lvlJc w:val="left"/>
     </w:lvl>
-    <w:lvl w:ilvl="5" w:tplc="688C2748">
+    <w:lvl w:ilvl="5" w:tplc="20A857F6">
       <w:numFmt w:val="decimal"/>
       <w:lvlText w:val=""/>
       <w:lvlJc w:val="left"/>
     </w:lvl>
-    <w:lvl w:ilvl="6" w:tplc="7CA40DC0">
+    <w:lvl w:ilvl="6" w:tplc="DCB25BFA">
       <w:numFmt w:val="decimal"/>
       <w:lvlText w:val=""/>
       <w:lvlJc w:val="left"/>
     </w:lvl>
-    <w:lvl w:ilvl="7" w:tplc="C0FE52CE">
+    <w:lvl w:ilvl="7" w:tplc="067C1B4C">
       <w:numFmt w:val="decimal"/>
       <w:lvlText w:val=""/>
       <w:lvlJc w:val="left"/>
     </w:lvl>
-    <w:lvl w:ilvl="8" w:tplc="27926406">
+    <w:lvl w:ilvl="8" w:tplc="B13A9670">
       <w:numFmt w:val="decimal"/>
       <w:lvlText w:val=""/>
       <w:lvlJc w:val="left"/>
     </w:lvl>
   </w:abstractNum>
   <w:abstractNum w:abstractNumId="1" w15:restartNumberingAfterBreak="0">
-    <w:nsid w:val="59B53AA6"/>
+    <w:nsid w:val="74CF70CE"/>
     <w:multiLevelType w:val="hybridMultilevel"/>
-    <w:tmpl w:val="433E0660"/>
-    <w:lvl w:ilvl="0" w:tplc="07FEDE5C" w:tentative="1">
+    <w:tmpl w:val="AD26FC54"/>
+    <w:lvl w:ilvl="0" w:tplc="E99A3676" w:tentative="1">
       <w:start w:val="1"/>
       <w:numFmt w:val="bullet"/>
       <w:lvlText w:val="●"/>
@@ -23891,7 +24041,7 @@
         <w:ind w:left="720" w:hanging="360"/>
       </w:pPr>
     </w:lvl>
-    <w:lvl w:ilvl="1" w:tplc="F8F692C2" w:tentative="1">
+    <w:lvl w:ilvl="1" w:tplc="D82EFC24" w:tentative="1">
       <w:start w:val="1"/>
       <w:numFmt w:val="bullet"/>
       <w:lvlText w:val="○"/>
@@ -23900,7 +24050,7 @@
         <w:ind w:left="1440" w:hanging="360"/>
       </w:pPr>
     </w:lvl>
-    <w:lvl w:ilvl="2" w:tplc="ACBE9A6A" w:tentative="1">
+    <w:lvl w:ilvl="2" w:tplc="8BDE2820" w:tentative="1">
       <w:start w:val="1"/>
       <w:numFmt w:val="bullet"/>
       <w:lvlText w:val="■"/>
@@ -23909,7 +24059,7 @@
         <w:ind w:left="2160" w:hanging="360"/>
       </w:pPr>
     </w:lvl>
-    <w:lvl w:ilvl="3" w:tplc="62A026A2" w:tentative="1">
+    <w:lvl w:ilvl="3" w:tplc="D20217E8" w:tentative="1">
       <w:start w:val="1"/>
       <w:numFmt w:val="bullet"/>
       <w:lvlText w:val="●"/>
@@ -23918,7 +24068,7 @@
         <w:ind w:left="2880" w:hanging="360"/>
       </w:pPr>
     </w:lvl>
-    <w:lvl w:ilvl="4" w:tplc="956E1F00" w:tentative="1">
+    <w:lvl w:ilvl="4" w:tplc="6024B8FE" w:tentative="1">
       <w:start w:val="1"/>
       <w:numFmt w:val="bullet"/>
       <w:lvlText w:val="○"/>
@@ -23927,7 +24077,7 @@
         <w:ind w:left="3600" w:hanging="360"/>
       </w:pPr>
     </w:lvl>
-    <w:lvl w:ilvl="5" w:tplc="8B9A343A" w:tentative="1">
+    <w:lvl w:ilvl="5" w:tplc="89E81538" w:tentative="1">
       <w:start w:val="1"/>
       <w:numFmt w:val="bullet"/>
       <w:lvlText w:val="■"/>
@@ -23936,7 +24086,7 @@
         <w:ind w:left="4320" w:hanging="360"/>
       </w:pPr>
     </w:lvl>
-    <w:lvl w:ilvl="6" w:tplc="1B54C25A" w:tentative="1">
+    <w:lvl w:ilvl="6" w:tplc="71B6B9AA" w:tentative="1">
       <w:start w:val="1"/>
       <w:numFmt w:val="bullet"/>
       <w:lvlText w:val="●"/>
@@ -23945,7 +24095,7 @@
         <w:ind w:left="5040" w:hanging="360"/>
       </w:pPr>
     </w:lvl>
-    <w:lvl w:ilvl="7" w:tplc="68981E26" w:tentative="1">
+    <w:lvl w:ilvl="7" w:tplc="3BE63070" w:tentative="1">
       <w:start w:val="1"/>
       <w:numFmt w:val="bullet"/>
       <w:lvlText w:val="●"/>
@@ -23954,7 +24104,7 @@
         <w:ind w:left="5760" w:hanging="360"/>
       </w:pPr>
     </w:lvl>
-    <w:lvl w:ilvl="8" w:tplc="E87A3F1E" w:tentative="1">
+    <w:lvl w:ilvl="8" w:tplc="B9E4DF0C" w:tentative="1">
       <w:start w:val="1"/>
       <w:numFmt w:val="bullet"/>
       <w:lvlText w:val="●"/>
@@ -23965,62 +24115,62 @@
     </w:lvl>
   </w:abstractNum>
   <w:abstractNum w:abstractNumId="2" w15:restartNumberingAfterBreak="0">
-    <w:nsid w:val="73CC3909"/>
+    <w:nsid w:val="79FC07DE"/>
     <w:multiLevelType w:val="hybridMultilevel"/>
-    <w:tmpl w:val="A502F156"/>
-    <w:lvl w:ilvl="0" w:tplc="FC528D74">
+    <w:tmpl w:val="14E4C2F6"/>
+    <w:lvl w:ilvl="0" w:tplc="DBF83B98" w:tentative="1">
       <w:start w:val="1"/>
-      <w:numFmt w:val="bullet"/>
-      <w:lvlText w:val="•"/>
+      <w:numFmt w:val="decimal"/>
+      <w:lvlText w:val="%1."/>
       <w:lvlJc w:val="left"/>
       <w:pPr>
         <w:ind w:left="540" w:hanging="300"/>
       </w:pPr>
     </w:lvl>
-    <w:lvl w:ilvl="1" w:tplc="3A58CBE0" w:tentative="1">
+    <w:lvl w:ilvl="1" w:tplc="C0306840" w:tentative="1">
       <w:start w:val="1"/>
-      <w:numFmt w:val="bullet"/>
-      <w:lvlText w:val="–"/>
+      <w:numFmt w:val="lowerLetter"/>
+      <w:lvlText w:val="%2."/>
       <w:lvlJc w:val="left"/>
       <w:pPr>
         <w:ind w:left="940" w:hanging="300"/>
       </w:pPr>
     </w:lvl>
-    <w:lvl w:ilvl="2" w:tplc="DFA8EAD6" w:tentative="1">
+    <w:lvl w:ilvl="2" w:tplc="E988A9D2" w:tentative="1">
       <w:start w:val="1"/>
-      <w:numFmt w:val="bullet"/>
-      <w:lvlText w:val="◦"/>
+      <w:numFmt w:val="lowerRoman"/>
+      <w:lvlText w:val="%3."/>
       <w:lvlJc w:val="left"/>
       <w:pPr>
         <w:ind w:left="1340" w:hanging="300"/>
       </w:pPr>
     </w:lvl>
-    <w:lvl w:ilvl="3" w:tplc="B48E34A6">
+    <w:lvl w:ilvl="3" w:tplc="511639C6">
       <w:numFmt w:val="decimal"/>
       <w:lvlText w:val=""/>
       <w:lvlJc w:val="left"/>
     </w:lvl>
-    <w:lvl w:ilvl="4" w:tplc="3DAC5F88">
+    <w:lvl w:ilvl="4" w:tplc="D06667FE">
       <w:numFmt w:val="decimal"/>
       <w:lvlText w:val=""/>
       <w:lvlJc w:val="left"/>
     </w:lvl>
-    <w:lvl w:ilvl="5" w:tplc="7004B7B4">
+    <w:lvl w:ilvl="5" w:tplc="1B4ECD62">
       <w:numFmt w:val="decimal"/>
       <w:lvlText w:val=""/>
       <w:lvlJc w:val="left"/>
     </w:lvl>
-    <w:lvl w:ilvl="6" w:tplc="2D5EC708">
+    <w:lvl w:ilvl="6" w:tplc="9C5AB8F6">
       <w:numFmt w:val="decimal"/>
       <w:lvlText w:val=""/>
       <w:lvlJc w:val="left"/>
     </w:lvl>
-    <w:lvl w:ilvl="7" w:tplc="08BA3776">
+    <w:lvl w:ilvl="7" w:tplc="389AF1E2">
       <w:numFmt w:val="decimal"/>
       <w:lvlText w:val=""/>
       <w:lvlJc w:val="left"/>
     </w:lvl>
-    <w:lvl w:ilvl="8" w:tplc="05EA43FA">
+    <w:lvl w:ilvl="8" w:tplc="F2E853E8">
       <w:numFmt w:val="decimal"/>
       <w:lvlText w:val=""/>
       <w:lvlJc w:val="left"/>
@@ -24033,7 +24183,7 @@
     </w:lvlOverride>
   </w:num>
   <w:num w:numId="2">
-    <w:abstractNumId w:val="2"/>
+    <w:abstractNumId w:val="0"/>
     <w:lvlOverride w:ilvl="0">
       <w:startOverride w:val="1"/>
     </w:lvlOverride>
@@ -24662,7 +24812,7 @@
     <w:autoRedefine/>
     <w:uiPriority w:val="39"/>
     <w:unhideWhenUsed/>
-    <w:rsid w:val="004527ED"/>
+    <w:rsid w:val="00C60AB8"/>
     <w:pPr>
       <w:spacing w:after="100"/>
     </w:pPr>

--- a/documentation/01 System Overview/Development Timeline.docx
+++ b/documentation/01 System Overview/Development Timeline.docx
@@ -2291,6 +2291,74 @@
           </w:p>
         </w:tc>
       </w:tr>
+      <w:tr>
+        <w:tblPrEx>
+          <w:tblCellMar>
+            <w:top w:w="0" w:type="dxa"/>
+            <w:bottom w:w="0" w:type="dxa"/>
+          </w:tblCellMar>
+        </w:tblPrEx>
+        <w:tc>
+          <w:tcPr>
+            <w:tcW w:w="1300" w:type="dxa"/>
+            <w:tcMar>
+              <w:top w:w="50" w:type="dxa"/>
+              <w:left w:w="90" w:type="dxa"/>
+              <w:bottom w:w="50" w:type="dxa"/>
+              <w:right w:w="90" w:type="dxa"/>
+            </w:tcMar>
+          </w:tcPr>
+          <w:p>
+            <w:r>
+              <w:rPr>
+                <w:sz w:val="19"/>
+                <w:szCs w:val="19"/>
+              </w:rPr>
+              <w:t>1.1</w:t>
+            </w:r>
+          </w:p>
+        </w:tc>
+        <w:tc>
+          <w:tcPr>
+            <w:tcW w:w="1900" w:type="dxa"/>
+            <w:tcMar>
+              <w:top w:w="50" w:type="dxa"/>
+              <w:left w:w="90" w:type="dxa"/>
+              <w:bottom w:w="50" w:type="dxa"/>
+              <w:right w:w="90" w:type="dxa"/>
+            </w:tcMar>
+          </w:tcPr>
+          <w:p>
+            <w:r>
+              <w:rPr>
+                <w:sz w:val="19"/>
+                <w:szCs w:val="19"/>
+              </w:rPr>
+              <w:t>24 October 2026</w:t>
+            </w:r>
+          </w:p>
+        </w:tc>
+        <w:tc>
+          <w:tcPr>
+            <w:tcW w:w="6438" w:type="dxa"/>
+            <w:tcMar>
+              <w:top w:w="50" w:type="dxa"/>
+              <w:left w:w="90" w:type="dxa"/>
+              <w:bottom w:w="50" w:type="dxa"/>
+              <w:right w:w="90" w:type="dxa"/>
+            </w:tcMar>
+          </w:tcPr>
+          <w:p>
+            <w:r>
+              <w:rPr>
+                <w:sz w:val="19"/>
+                <w:szCs w:val="19"/>
+              </w:rPr>
+              <w:t>24 October: Returns &amp; Refunds, Privacy and Terms pages.</w:t>
+            </w:r>
+          </w:p>
+        </w:tc>
+      </w:tr>
     </w:tbl>
     <w:p>
       <w:pPr>
@@ -2323,7 +2391,7 @@
     <w:sdt>
       <w:sdtPr>
         <w:alias w:val="Contents"/>
-        <w:id w:val="-601037882"/>
+        <w:id w:val="-1227529259"/>
       </w:sdtPr>
       <w:sdtEndPr/>
       <w:sdtContent>
@@ -2350,7 +2418,7 @@
           <w:r>
             <w:fldChar w:fldCharType="separate"/>
           </w:r>
-          <w:hyperlink w:anchor="_Toc243725353" w:history="1">
+          <w:hyperlink w:anchor="_Toc243726479" w:history="1">
             <w:r>
               <w:rPr>
                 <w:rStyle w:val="Hyperlink"/>
@@ -2374,7 +2442,7 @@
               <w:rPr>
                 <w:noProof/>
               </w:rPr>
-              <w:instrText xml:space="preserve"> PAGEREF _Toc243725353 \h </w:instrText>
+              <w:instrText xml:space="preserve"> PAGEREF _Toc243726479 \h </w:instrText>
             </w:r>
             <w:r>
               <w:rPr>
@@ -2415,7 +2483,7 @@
               <w:szCs w:val="22"/>
             </w:rPr>
           </w:pPr>
-          <w:hyperlink w:anchor="_Toc243725354" w:history="1">
+          <w:hyperlink w:anchor="_Toc243726480" w:history="1">
             <w:r>
               <w:rPr>
                 <w:rStyle w:val="Hyperlink"/>
@@ -2439,7 +2507,7 @@
               <w:rPr>
                 <w:noProof/>
               </w:rPr>
-              <w:instrText xml:space="preserve"> PAGEREF _Toc243725354 \h </w:instrText>
+              <w:instrText xml:space="preserve"> PAGEREF _Toc243726480 \h </w:instrText>
             </w:r>
             <w:r>
               <w:rPr>
@@ -2480,7 +2548,7 @@
               <w:szCs w:val="22"/>
             </w:rPr>
           </w:pPr>
-          <w:hyperlink w:anchor="_Toc243725355" w:history="1">
+          <w:hyperlink w:anchor="_Toc243726481" w:history="1">
             <w:r>
               <w:rPr>
                 <w:rStyle w:val="Hyperlink"/>
@@ -2504,7 +2572,7 @@
               <w:rPr>
                 <w:noProof/>
               </w:rPr>
-              <w:instrText xml:space="preserve"> PAGEREF _Toc243725355 \h </w:instrText>
+              <w:instrText xml:space="preserve"> PAGEREF _Toc243726481 \h </w:instrText>
             </w:r>
             <w:r>
               <w:rPr>
@@ -2545,7 +2613,7 @@
               <w:szCs w:val="22"/>
             </w:rPr>
           </w:pPr>
-          <w:hyperlink w:anchor="_Toc243725356" w:history="1">
+          <w:hyperlink w:anchor="_Toc243726482" w:history="1">
             <w:r>
               <w:rPr>
                 <w:rStyle w:val="Hyperlink"/>
@@ -2569,7 +2637,7 @@
               <w:rPr>
                 <w:noProof/>
               </w:rPr>
-              <w:instrText xml:space="preserve"> PAGEREF _Toc243725356 \h </w:instrText>
+              <w:instrText xml:space="preserve"> PAGEREF _Toc243726482 \h </w:instrText>
             </w:r>
             <w:r>
               <w:rPr>
@@ -2610,7 +2678,7 @@
               <w:szCs w:val="22"/>
             </w:rPr>
           </w:pPr>
-          <w:hyperlink w:anchor="_Toc243725357" w:history="1">
+          <w:hyperlink w:anchor="_Toc243726483" w:history="1">
             <w:r>
               <w:rPr>
                 <w:rStyle w:val="Hyperlink"/>
@@ -2634,7 +2702,7 @@
               <w:rPr>
                 <w:noProof/>
               </w:rPr>
-              <w:instrText xml:space="preserve"> PAGEREF _Toc243725357 \h </w:instrText>
+              <w:instrText xml:space="preserve"> PAGEREF _Toc243726483 \h </w:instrText>
             </w:r>
             <w:r>
               <w:rPr>
@@ -2675,7 +2743,7 @@
               <w:szCs w:val="22"/>
             </w:rPr>
           </w:pPr>
-          <w:hyperlink w:anchor="_Toc243725358" w:history="1">
+          <w:hyperlink w:anchor="_Toc243726484" w:history="1">
             <w:r>
               <w:rPr>
                 <w:rStyle w:val="Hyperlink"/>
@@ -2699,7 +2767,7 @@
               <w:rPr>
                 <w:noProof/>
               </w:rPr>
-              <w:instrText xml:space="preserve"> PAGEREF _Toc243725358 \h </w:instrText>
+              <w:instrText xml:space="preserve"> PAGEREF _Toc243726484 \h </w:instrText>
             </w:r>
             <w:r>
               <w:rPr>
@@ -2740,7 +2808,7 @@
               <w:szCs w:val="22"/>
             </w:rPr>
           </w:pPr>
-          <w:hyperlink w:anchor="_Toc243725359" w:history="1">
+          <w:hyperlink w:anchor="_Toc243726485" w:history="1">
             <w:r>
               <w:rPr>
                 <w:rStyle w:val="Hyperlink"/>
@@ -2764,7 +2832,7 @@
               <w:rPr>
                 <w:noProof/>
               </w:rPr>
-              <w:instrText xml:space="preserve"> PAGEREF _Toc243725359 \h </w:instrText>
+              <w:instrText xml:space="preserve"> PAGEREF _Toc243726485 \h </w:instrText>
             </w:r>
             <w:r>
               <w:rPr>
@@ -2807,7 +2875,7 @@
       <w:pPr>
         <w:pStyle w:val="Heading1"/>
       </w:pPr>
-      <w:bookmarkStart w:id="1" w:name="_Toc243725353"/>
+      <w:bookmarkStart w:id="1" w:name="_Toc243726479"/>
       <w:r>
         <w:lastRenderedPageBreak/>
         <w:t>1  Introduction</w:t>
@@ -2819,10 +2887,13 @@
         <w:spacing w:after="120" w:line="276" w:lineRule="auto"/>
       </w:pPr>
       <w:r>
-        <w:t>The system was built in a series of working sessions between 11 September and 21 October 2026, each feature requested by the business owner and built, tested and adjusted the same day or the next. Dates below are taken from those session records (Kenya tim</w:t>
+        <w:t>The system was built in a series of working sessions between 11 Sep</w:t>
       </w:r>
       <w:r>
-        <w:t>e) and from the migration scripts. Earlier project files from July 2026 (empty project templates) are not part of this history.</w:t>
+        <w:t xml:space="preserve">tember and 21 October 2026, each feature requested by the business owner and built, tested and adjusted the same day or the next. Dates below are taken from those session records (Kenya time) and from the migration scripts. Earlier project files from July </w:t>
+      </w:r>
+      <w:r>
+        <w:t>2026 (empty project templates) are not part of this history.</w:t>
       </w:r>
     </w:p>
     <w:p>
@@ -2834,7 +2905,7 @@
       <w:pPr>
         <w:pStyle w:val="Heading1"/>
       </w:pPr>
-      <w:bookmarkStart w:id="2" w:name="_Toc243725354"/>
+      <w:bookmarkStart w:id="2" w:name="_Toc243726480"/>
       <w:r>
         <w:lastRenderedPageBreak/>
         <w:t>2  Phases</w:t>
@@ -5317,6 +5388,88 @@
           </w:p>
         </w:tc>
       </w:tr>
+      <w:tr>
+        <w:tblPrEx>
+          <w:tblCellMar>
+            <w:top w:w="0" w:type="dxa"/>
+            <w:bottom w:w="0" w:type="dxa"/>
+          </w:tblCellMar>
+        </w:tblPrEx>
+        <w:trPr>
+          <w:cantSplit/>
+        </w:trPr>
+        <w:tc>
+          <w:tcPr>
+            <w:tcW w:w="1830" w:type="dxa"/>
+            <w:tcMar>
+              <w:top w:w="50" w:type="dxa"/>
+              <w:left w:w="90" w:type="dxa"/>
+              <w:bottom w:w="50" w:type="dxa"/>
+              <w:right w:w="90" w:type="dxa"/>
+            </w:tcMar>
+          </w:tcPr>
+          <w:p>
+            <w:pPr>
+              <w:spacing w:after="20" w:line="252" w:lineRule="auto"/>
+            </w:pPr>
+            <w:r>
+              <w:rPr>
+                <w:b/>
+                <w:bCs/>
+                <w:sz w:val="19"/>
+                <w:szCs w:val="19"/>
+              </w:rPr>
+              <w:t>24 Oct</w:t>
+            </w:r>
+          </w:p>
+        </w:tc>
+        <w:tc>
+          <w:tcPr>
+            <w:tcW w:w="2196" w:type="dxa"/>
+            <w:tcMar>
+              <w:top w:w="50" w:type="dxa"/>
+              <w:left w:w="90" w:type="dxa"/>
+              <w:bottom w:w="50" w:type="dxa"/>
+              <w:right w:w="90" w:type="dxa"/>
+            </w:tcMar>
+          </w:tcPr>
+          <w:p>
+            <w:pPr>
+              <w:spacing w:after="20" w:line="252" w:lineRule="auto"/>
+            </w:pPr>
+            <w:r>
+              <w:rPr>
+                <w:sz w:val="19"/>
+                <w:szCs w:val="19"/>
+              </w:rPr>
+              <w:t>Policy pages</w:t>
+            </w:r>
+          </w:p>
+        </w:tc>
+        <w:tc>
+          <w:tcPr>
+            <w:tcW w:w="5612" w:type="dxa"/>
+            <w:tcMar>
+              <w:top w:w="50" w:type="dxa"/>
+              <w:left w:w="90" w:type="dxa"/>
+              <w:bottom w:w="50" w:type="dxa"/>
+              <w:right w:w="90" w:type="dxa"/>
+            </w:tcMar>
+          </w:tcPr>
+          <w:p>
+            <w:pPr>
+              <w:spacing w:after="20" w:line="252" w:lineRule="auto"/>
+            </w:pPr>
+            <w:r>
+              <w:rPr>
+                <w:sz w:val="19"/>
+                <w:szCs w:val="19"/>
+              </w:rPr>
+              <w:t>Returns &amp; Refunds (the owner's rules), Privacy and Terms on the website, linked from the footer and at checkout; Cookie settings; the Help answer and the assistant follow the same rules</w:t>
+            </w:r>
+          </w:p>
+        </w:tc>
+      </w:tr>
     </w:tbl>
     <w:p>
       <w:pPr>
@@ -5332,7 +5485,7 @@
       <w:pPr>
         <w:pStyle w:val="Heading1"/>
       </w:pPr>
-      <w:bookmarkStart w:id="3" w:name="_Toc243725355"/>
+      <w:bookmarkStart w:id="3" w:name="_Toc243726481"/>
       <w:r>
         <w:lastRenderedPageBreak/>
         <w:t>3  Timeline chart</w:t>
@@ -5422,7 +5575,7 @@
       <w:pPr>
         <w:pStyle w:val="Heading1"/>
       </w:pPr>
-      <w:bookmarkStart w:id="4" w:name="_Toc243725356"/>
+      <w:bookmarkStart w:id="4" w:name="_Toc243726482"/>
       <w:r>
         <w:lastRenderedPageBreak/>
         <w:t>4  Feature log</w:t>
@@ -14791,7 +14944,7 @@
       <w:pPr>
         <w:pStyle w:val="Heading1"/>
       </w:pPr>
-      <w:bookmarkStart w:id="5" w:name="_Toc243725357"/>
+      <w:bookmarkStart w:id="5" w:name="_Toc243726483"/>
       <w:r>
         <w:lastRenderedPageBreak/>
         <w:t>5  Database changes</w:t>
@@ -19275,7 +19428,7 @@
       <w:pPr>
         <w:pStyle w:val="Heading1"/>
       </w:pPr>
-      <w:bookmarkStart w:id="6" w:name="_Toc243725358"/>
+      <w:bookmarkStart w:id="6" w:name="_Toc243726484"/>
       <w:r>
         <w:lastRenderedPageBreak/>
         <w:t>6  Key decisions</w:t>
@@ -23598,7 +23751,7 @@
       <w:pPr>
         <w:pStyle w:val="Heading1"/>
       </w:pPr>
-      <w:bookmarkStart w:id="7" w:name="_Toc243725359"/>
+      <w:bookmarkStart w:id="7" w:name="_Toc243726485"/>
       <w:r>
         <w:lastRenderedPageBreak/>
         <w:t>7  Open items at the time of writing</w:t>
@@ -23644,7 +23797,10 @@
         <w:spacing w:after="60" w:line="264" w:lineRule="auto"/>
       </w:pPr>
       <w:r>
-        <w:t>Give the other admins the copies rebuilt on 19 October 2026: the phone app from the public address's /downloadable/dateroem-wood-sales.apk, and the desktop zip from desktop/dist. Everyone signs in once more.</w:t>
+        <w:t>Give the other admins the copies rebuilt on 19 October 2026: the phone app from the public address's /downloada</w:t>
+      </w:r>
+      <w:r>
+        <w:t>ble/dateroem-wood-sales.apk, and the desktop zip from desktop/dist. Everyone signs in once more.</w:t>
       </w:r>
     </w:p>
     <w:p>
@@ -23657,10 +23813,7 @@
         <w:spacing w:after="60" w:line="264" w:lineRule="auto"/>
       </w:pPr>
       <w:r>
-        <w:t>Pay back the KES 5 of order 1 to the customer by</w:t>
-      </w:r>
-      <w:r>
-        <w:t xml:space="preserve"> hand - Send Money is not available on the till.</w:t>
+        <w:t>Pay back the KES 5 of order 1 to the customer by hand - Send Money is not available on the till.</w:t>
       </w:r>
     </w:p>
     <w:p>
@@ -23673,7 +23826,10 @@
         <w:spacing w:after="60" w:line="264" w:lineRule="auto"/>
       </w:pPr>
       <w:r>
-        <w:t>Have an independent penetration test before larger volumes of real money.</w:t>
+        <w:t xml:space="preserve">Have an independent penetration test before larger volumes of </w:t>
+      </w:r>
+      <w:r>
+        <w:t>real money.</w:t>
       </w:r>
     </w:p>
     <w:p>
@@ -23686,10 +23842,7 @@
         <w:spacing w:after="60" w:line="264" w:lineRule="auto"/>
       </w:pPr>
       <w:r>
-        <w:t>Restart the desktop app and sign in as the SuperAdmin (sadmin) first, on the owner's computer: it is approved automatically. Every ot</w:t>
-      </w:r>
-      <w:r>
-        <w:t>her admin's computer then waits for the SuperAdmin's approval in Users &gt; Computers.</w:t>
+        <w:t>Restart the desktop app and sign in as the SuperAdmin (sadmin) first, on the owner's computer: it is approved automatically. Every other admin's computer then waits for the SuperAdmin's approval in Users &gt; Computers.</w:t>
       </w:r>
     </w:p>
     <w:p>
@@ -23702,10 +23855,13 @@
         <w:spacing w:after="60" w:line="264" w:lineRule="auto"/>
       </w:pPr>
       <w:r>
-        <w:t>Hand the shared desktop copy (admin_server_control\desktop\dist\Dateroem Admin Control 1.1.zip) to the other admins; the SuperAdmin approves each computer. When the servers</w:t>
+        <w:t>Hand the shared desktop cop</w:t>
       </w:r>
       <w:r>
-        <w:t xml:space="preserve"> move to a provider, give the admin server its own HTTPS address and change it on each copy (Production Go-Live Checklist).</w:t>
+        <w:t>y (admin_server_control\desktop\dist\Dateroem Admin Control 1.1.zip) to the other admins; the SuperAdmin approves each computer. When the servers move to a provider, give the admin server its own HTTPS address and change it on each copy (Production Go-Live</w:t>
+      </w:r>
+      <w:r>
+        <w:t xml:space="preserve"> Checklist).</w:t>
       </w:r>
     </w:p>
     <w:p>
@@ -23718,10 +23874,7 @@
         <w:spacing w:after="60" w:line="264" w:lineRule="auto"/>
       </w:pPr>
       <w:r>
-        <w:t>Choose the server and buy the domain, then the move (Hosting and Deployment Guide, DWS-CFG-03); Safaricom's Go Live for customer pay</w:t>
-      </w:r>
-      <w:r>
-        <w:t>ments was done on 16 October 2026.</w:t>
+        <w:t>Choose the server and buy the domain, then the move (Hosting and Deployment Guide, DWS-CFG-03); Safaricom's Go Live for customer payments was done on 16 October 2026.</w:t>
       </w:r>
     </w:p>
     <w:p>
@@ -23967,72 +24120,72 @@
 <file path=word/numbering.xml><?xml version="1.0" encoding="utf-8"?>
 <w:numbering xmlns:wpc="http://schemas.microsoft.com/office/word/2010/wordprocessingCanvas" xmlns:cx="http://schemas.microsoft.com/office/drawing/2014/chartex" xmlns:cx1="http://schemas.microsoft.com/office/drawing/2015/9/8/chartex" xmlns:mc="http://schemas.openxmlformats.org/markup-compatibility/2006" xmlns:o="urn:schemas-microsoft-com:office:office" xmlns:r="http://schemas.openxmlformats.org/officeDocument/2006/relationships" xmlns:m="http://schemas.openxmlformats.org/officeDocument/2006/math" xmlns:v="urn:schemas-microsoft-com:vml" xmlns:wp14="http://schemas.microsoft.com/office/word/2010/wordprocessingDrawing" xmlns:wp="http://schemas.openxmlformats.org/drawingml/2006/wordprocessingDrawing" xmlns:w10="urn:schemas-microsoft-com:office:word" xmlns:w="http://schemas.openxmlformats.org/wordprocessingml/2006/main" xmlns:w14="http://schemas.microsoft.com/office/word/2010/wordml" xmlns:w15="http://schemas.microsoft.com/office/word/2012/wordml" xmlns:w16se="http://schemas.microsoft.com/office/word/2015/wordml/symex" xmlns:wpg="http://schemas.microsoft.com/office/word/2010/wordprocessingGroup" xmlns:wpi="http://schemas.microsoft.com/office/word/2010/wordprocessingInk" xmlns:wne="http://schemas.microsoft.com/office/word/2006/wordml" xmlns:wps="http://schemas.microsoft.com/office/word/2010/wordprocessingShape" mc:Ignorable="w14 w15 w16se wp14">
   <w:abstractNum w:abstractNumId="0" w15:restartNumberingAfterBreak="0">
-    <w:nsid w:val="49B14630"/>
+    <w:nsid w:val="1D480CA5"/>
     <w:multiLevelType w:val="hybridMultilevel"/>
-    <w:tmpl w:val="DE781B0C"/>
-    <w:lvl w:ilvl="0" w:tplc="D9BEC6F4">
+    <w:tmpl w:val="702A7B42"/>
+    <w:lvl w:ilvl="0" w:tplc="173E2B64" w:tentative="1">
       <w:start w:val="1"/>
-      <w:numFmt w:val="bullet"/>
-      <w:lvlText w:val="•"/>
+      <w:numFmt w:val="decimal"/>
+      <w:lvlText w:val="%1."/>
       <w:lvlJc w:val="left"/>
       <w:pPr>
         <w:ind w:left="540" w:hanging="300"/>
       </w:pPr>
     </w:lvl>
-    <w:lvl w:ilvl="1" w:tplc="18D0459A" w:tentative="1">
+    <w:lvl w:ilvl="1" w:tplc="09D8DDE8" w:tentative="1">
       <w:start w:val="1"/>
-      <w:numFmt w:val="bullet"/>
-      <w:lvlText w:val="–"/>
+      <w:numFmt w:val="lowerLetter"/>
+      <w:lvlText w:val="%2."/>
       <w:lvlJc w:val="left"/>
       <w:pPr>
         <w:ind w:left="940" w:hanging="300"/>
       </w:pPr>
     </w:lvl>
-    <w:lvl w:ilvl="2" w:tplc="9C480DE4" w:tentative="1">
+    <w:lvl w:ilvl="2" w:tplc="AB2E97D2" w:tentative="1">
       <w:start w:val="1"/>
-      <w:numFmt w:val="bullet"/>
-      <w:lvlText w:val="◦"/>
+      <w:numFmt w:val="lowerRoman"/>
+      <w:lvlText w:val="%3."/>
       <w:lvlJc w:val="left"/>
       <w:pPr>
         <w:ind w:left="1340" w:hanging="300"/>
       </w:pPr>
     </w:lvl>
-    <w:lvl w:ilvl="3" w:tplc="48648E88">
+    <w:lvl w:ilvl="3" w:tplc="D0503F1E">
       <w:numFmt w:val="decimal"/>
       <w:lvlText w:val=""/>
       <w:lvlJc w:val="left"/>
     </w:lvl>
-    <w:lvl w:ilvl="4" w:tplc="762027F4">
+    <w:lvl w:ilvl="4" w:tplc="B3EAC852">
       <w:numFmt w:val="decimal"/>
       <w:lvlText w:val=""/>
       <w:lvlJc w:val="left"/>
     </w:lvl>
-    <w:lvl w:ilvl="5" w:tplc="20A857F6">
+    <w:lvl w:ilvl="5" w:tplc="AEB4A594">
       <w:numFmt w:val="decimal"/>
       <w:lvlText w:val=""/>
       <w:lvlJc w:val="left"/>
     </w:lvl>
-    <w:lvl w:ilvl="6" w:tplc="DCB25BFA">
+    <w:lvl w:ilvl="6" w:tplc="A330FF4C">
       <w:numFmt w:val="decimal"/>
       <w:lvlText w:val=""/>
       <w:lvlJc w:val="left"/>
     </w:lvl>
-    <w:lvl w:ilvl="7" w:tplc="067C1B4C">
+    <w:lvl w:ilvl="7" w:tplc="BFBE958C">
       <w:numFmt w:val="decimal"/>
       <w:lvlText w:val=""/>
       <w:lvlJc w:val="left"/>
     </w:lvl>
-    <w:lvl w:ilvl="8" w:tplc="B13A9670">
+    <w:lvl w:ilvl="8" w:tplc="BC7A3F4C">
       <w:numFmt w:val="decimal"/>
       <w:lvlText w:val=""/>
       <w:lvlJc w:val="left"/>
     </w:lvl>
   </w:abstractNum>
   <w:abstractNum w:abstractNumId="1" w15:restartNumberingAfterBreak="0">
-    <w:nsid w:val="74CF70CE"/>
+    <w:nsid w:val="65500BBA"/>
     <w:multiLevelType w:val="hybridMultilevel"/>
-    <w:tmpl w:val="AD26FC54"/>
-    <w:lvl w:ilvl="0" w:tplc="E99A3676" w:tentative="1">
+    <w:tmpl w:val="3E6C1D16"/>
+    <w:lvl w:ilvl="0" w:tplc="30BE45B0" w:tentative="1">
       <w:start w:val="1"/>
       <w:numFmt w:val="bullet"/>
       <w:lvlText w:val="●"/>
@@ -24041,7 +24194,7 @@
         <w:ind w:left="720" w:hanging="360"/>
       </w:pPr>
     </w:lvl>
-    <w:lvl w:ilvl="1" w:tplc="D82EFC24" w:tentative="1">
+    <w:lvl w:ilvl="1" w:tplc="01186174" w:tentative="1">
       <w:start w:val="1"/>
       <w:numFmt w:val="bullet"/>
       <w:lvlText w:val="○"/>
@@ -24050,7 +24203,7 @@
         <w:ind w:left="1440" w:hanging="360"/>
       </w:pPr>
     </w:lvl>
-    <w:lvl w:ilvl="2" w:tplc="8BDE2820" w:tentative="1">
+    <w:lvl w:ilvl="2" w:tplc="03E85C94" w:tentative="1">
       <w:start w:val="1"/>
       <w:numFmt w:val="bullet"/>
       <w:lvlText w:val="■"/>
@@ -24059,7 +24212,7 @@
         <w:ind w:left="2160" w:hanging="360"/>
       </w:pPr>
     </w:lvl>
-    <w:lvl w:ilvl="3" w:tplc="D20217E8" w:tentative="1">
+    <w:lvl w:ilvl="3" w:tplc="23F6ED44" w:tentative="1">
       <w:start w:val="1"/>
       <w:numFmt w:val="bullet"/>
       <w:lvlText w:val="●"/>
@@ -24068,7 +24221,7 @@
         <w:ind w:left="2880" w:hanging="360"/>
       </w:pPr>
     </w:lvl>
-    <w:lvl w:ilvl="4" w:tplc="6024B8FE" w:tentative="1">
+    <w:lvl w:ilvl="4" w:tplc="FBFC9F74" w:tentative="1">
       <w:start w:val="1"/>
       <w:numFmt w:val="bullet"/>
       <w:lvlText w:val="○"/>
@@ -24077,7 +24230,7 @@
         <w:ind w:left="3600" w:hanging="360"/>
       </w:pPr>
     </w:lvl>
-    <w:lvl w:ilvl="5" w:tplc="89E81538" w:tentative="1">
+    <w:lvl w:ilvl="5" w:tplc="A2C4AC2A" w:tentative="1">
       <w:start w:val="1"/>
       <w:numFmt w:val="bullet"/>
       <w:lvlText w:val="■"/>
@@ -24086,7 +24239,7 @@
         <w:ind w:left="4320" w:hanging="360"/>
       </w:pPr>
     </w:lvl>
-    <w:lvl w:ilvl="6" w:tplc="71B6B9AA" w:tentative="1">
+    <w:lvl w:ilvl="6" w:tplc="5DC26356" w:tentative="1">
       <w:start w:val="1"/>
       <w:numFmt w:val="bullet"/>
       <w:lvlText w:val="●"/>
@@ -24095,7 +24248,7 @@
         <w:ind w:left="5040" w:hanging="360"/>
       </w:pPr>
     </w:lvl>
-    <w:lvl w:ilvl="7" w:tplc="3BE63070" w:tentative="1">
+    <w:lvl w:ilvl="7" w:tplc="5A8E91AE" w:tentative="1">
       <w:start w:val="1"/>
       <w:numFmt w:val="bullet"/>
       <w:lvlText w:val="●"/>
@@ -24104,7 +24257,7 @@
         <w:ind w:left="5760" w:hanging="360"/>
       </w:pPr>
     </w:lvl>
-    <w:lvl w:ilvl="8" w:tplc="B9E4DF0C" w:tentative="1">
+    <w:lvl w:ilvl="8" w:tplc="50C05BF4" w:tentative="1">
       <w:start w:val="1"/>
       <w:numFmt w:val="bullet"/>
       <w:lvlText w:val="●"/>
@@ -24115,62 +24268,62 @@
     </w:lvl>
   </w:abstractNum>
   <w:abstractNum w:abstractNumId="2" w15:restartNumberingAfterBreak="0">
-    <w:nsid w:val="79FC07DE"/>
+    <w:nsid w:val="7BB64D8B"/>
     <w:multiLevelType w:val="hybridMultilevel"/>
-    <w:tmpl w:val="14E4C2F6"/>
-    <w:lvl w:ilvl="0" w:tplc="DBF83B98" w:tentative="1">
+    <w:tmpl w:val="4ABC9DAA"/>
+    <w:lvl w:ilvl="0" w:tplc="FAA65E30">
       <w:start w:val="1"/>
-      <w:numFmt w:val="decimal"/>
-      <w:lvlText w:val="%1."/>
+      <w:numFmt w:val="bullet"/>
+      <w:lvlText w:val="•"/>
       <w:lvlJc w:val="left"/>
       <w:pPr>
         <w:ind w:left="540" w:hanging="300"/>
       </w:pPr>
     </w:lvl>
-    <w:lvl w:ilvl="1" w:tplc="C0306840" w:tentative="1">
+    <w:lvl w:ilvl="1" w:tplc="E2706366" w:tentative="1">
       <w:start w:val="1"/>
-      <w:numFmt w:val="lowerLetter"/>
-      <w:lvlText w:val="%2."/>
+      <w:numFmt w:val="bullet"/>
+      <w:lvlText w:val="–"/>
       <w:lvlJc w:val="left"/>
       <w:pPr>
         <w:ind w:left="940" w:hanging="300"/>
       </w:pPr>
     </w:lvl>
-    <w:lvl w:ilvl="2" w:tplc="E988A9D2" w:tentative="1">
+    <w:lvl w:ilvl="2" w:tplc="C630D6A0" w:tentative="1">
       <w:start w:val="1"/>
-      <w:numFmt w:val="lowerRoman"/>
-      <w:lvlText w:val="%3."/>
+      <w:numFmt w:val="bullet"/>
+      <w:lvlText w:val="◦"/>
       <w:lvlJc w:val="left"/>
       <w:pPr>
         <w:ind w:left="1340" w:hanging="300"/>
       </w:pPr>
     </w:lvl>
-    <w:lvl w:ilvl="3" w:tplc="511639C6">
+    <w:lvl w:ilvl="3" w:tplc="69F6786E">
       <w:numFmt w:val="decimal"/>
       <w:lvlText w:val=""/>
       <w:lvlJc w:val="left"/>
     </w:lvl>
-    <w:lvl w:ilvl="4" w:tplc="D06667FE">
+    <w:lvl w:ilvl="4" w:tplc="78E44C38">
       <w:numFmt w:val="decimal"/>
       <w:lvlText w:val=""/>
       <w:lvlJc w:val="left"/>
     </w:lvl>
-    <w:lvl w:ilvl="5" w:tplc="1B4ECD62">
+    <w:lvl w:ilvl="5" w:tplc="83060426">
       <w:numFmt w:val="decimal"/>
       <w:lvlText w:val=""/>
       <w:lvlJc w:val="left"/>
     </w:lvl>
-    <w:lvl w:ilvl="6" w:tplc="9C5AB8F6">
+    <w:lvl w:ilvl="6" w:tplc="6C36E730">
       <w:numFmt w:val="decimal"/>
       <w:lvlText w:val=""/>
       <w:lvlJc w:val="left"/>
     </w:lvl>
-    <w:lvl w:ilvl="7" w:tplc="389AF1E2">
+    <w:lvl w:ilvl="7" w:tplc="D77A0526">
       <w:numFmt w:val="decimal"/>
       <w:lvlText w:val=""/>
       <w:lvlJc w:val="left"/>
     </w:lvl>
-    <w:lvl w:ilvl="8" w:tplc="F2E853E8">
+    <w:lvl w:ilvl="8" w:tplc="D7DA690A">
       <w:numFmt w:val="decimal"/>
       <w:lvlText w:val=""/>
       <w:lvlJc w:val="left"/>
@@ -24183,7 +24336,7 @@
     </w:lvlOverride>
   </w:num>
   <w:num w:numId="2">
-    <w:abstractNumId w:val="0"/>
+    <w:abstractNumId w:val="2"/>
     <w:lvlOverride w:ilvl="0">
       <w:startOverride w:val="1"/>
     </w:lvlOverride>
@@ -24812,7 +24965,7 @@
     <w:autoRedefine/>
     <w:uiPriority w:val="39"/>
     <w:unhideWhenUsed/>
-    <w:rsid w:val="00C60AB8"/>
+    <w:rsid w:val="006E5E51"/>
     <w:pPr>
       <w:spacing w:after="100"/>
     </w:pPr>

--- a/documentation/01 System Overview/Development Timeline.docx
+++ b/documentation/01 System Overview/Development Timeline.docx
@@ -2359,6 +2359,74 @@
           </w:p>
         </w:tc>
       </w:tr>
+      <w:tr>
+        <w:tblPrEx>
+          <w:tblCellMar>
+            <w:top w:w="0" w:type="dxa"/>
+            <w:bottom w:w="0" w:type="dxa"/>
+          </w:tblCellMar>
+        </w:tblPrEx>
+        <w:tc>
+          <w:tcPr>
+            <w:tcW w:w="1300" w:type="dxa"/>
+            <w:tcMar>
+              <w:top w:w="50" w:type="dxa"/>
+              <w:left w:w="90" w:type="dxa"/>
+              <w:bottom w:w="50" w:type="dxa"/>
+              <w:right w:w="90" w:type="dxa"/>
+            </w:tcMar>
+          </w:tcPr>
+          <w:p>
+            <w:r>
+              <w:rPr>
+                <w:sz w:val="19"/>
+                <w:szCs w:val="19"/>
+              </w:rPr>
+              <w:t>1.1</w:t>
+            </w:r>
+          </w:p>
+        </w:tc>
+        <w:tc>
+          <w:tcPr>
+            <w:tcW w:w="1900" w:type="dxa"/>
+            <w:tcMar>
+              <w:top w:w="50" w:type="dxa"/>
+              <w:left w:w="90" w:type="dxa"/>
+              <w:bottom w:w="50" w:type="dxa"/>
+              <w:right w:w="90" w:type="dxa"/>
+            </w:tcMar>
+          </w:tcPr>
+          <w:p>
+            <w:r>
+              <w:rPr>
+                <w:sz w:val="19"/>
+                <w:szCs w:val="19"/>
+              </w:rPr>
+              <w:t>24 October 2026</w:t>
+            </w:r>
+          </w:p>
+        </w:tc>
+        <w:tc>
+          <w:tcPr>
+            <w:tcW w:w="6438" w:type="dxa"/>
+            <w:tcMar>
+              <w:top w:w="50" w:type="dxa"/>
+              <w:left w:w="90" w:type="dxa"/>
+              <w:bottom w:w="50" w:type="dxa"/>
+              <w:right w:w="90" w:type="dxa"/>
+            </w:tcMar>
+          </w:tcPr>
+          <w:p>
+            <w:r>
+              <w:rPr>
+                <w:sz w:val="19"/>
+                <w:szCs w:val="19"/>
+              </w:rPr>
+              <w:t>24 October: the founder's bio and photos on the About page.</w:t>
+            </w:r>
+          </w:p>
+        </w:tc>
+      </w:tr>
     </w:tbl>
     <w:p>
       <w:pPr>
@@ -2391,7 +2459,7 @@
     <w:sdt>
       <w:sdtPr>
         <w:alias w:val="Contents"/>
-        <w:id w:val="-1227529259"/>
+        <w:id w:val="-1027489348"/>
       </w:sdtPr>
       <w:sdtEndPr/>
       <w:sdtContent>
@@ -2418,7 +2486,7 @@
           <w:r>
             <w:fldChar w:fldCharType="separate"/>
           </w:r>
-          <w:hyperlink w:anchor="_Toc243726479" w:history="1">
+          <w:hyperlink w:anchor="_Toc243728576" w:history="1">
             <w:r>
               <w:rPr>
                 <w:rStyle w:val="Hyperlink"/>
@@ -2442,7 +2510,7 @@
               <w:rPr>
                 <w:noProof/>
               </w:rPr>
-              <w:instrText xml:space="preserve"> PAGEREF _Toc243726479 \h </w:instrText>
+              <w:instrText xml:space="preserve"> PAGEREF _Toc243728576 \h </w:instrText>
             </w:r>
             <w:r>
               <w:rPr>
@@ -2483,7 +2551,7 @@
               <w:szCs w:val="22"/>
             </w:rPr>
           </w:pPr>
-          <w:hyperlink w:anchor="_Toc243726480" w:history="1">
+          <w:hyperlink w:anchor="_Toc243728577" w:history="1">
             <w:r>
               <w:rPr>
                 <w:rStyle w:val="Hyperlink"/>
@@ -2507,7 +2575,7 @@
               <w:rPr>
                 <w:noProof/>
               </w:rPr>
-              <w:instrText xml:space="preserve"> PAGEREF _Toc243726480 \h </w:instrText>
+              <w:instrText xml:space="preserve"> PAGEREF _Toc243728577 \h </w:instrText>
             </w:r>
             <w:r>
               <w:rPr>
@@ -2548,7 +2616,7 @@
               <w:szCs w:val="22"/>
             </w:rPr>
           </w:pPr>
-          <w:hyperlink w:anchor="_Toc243726481" w:history="1">
+          <w:hyperlink w:anchor="_Toc243728578" w:history="1">
             <w:r>
               <w:rPr>
                 <w:rStyle w:val="Hyperlink"/>
@@ -2572,7 +2640,7 @@
               <w:rPr>
                 <w:noProof/>
               </w:rPr>
-              <w:instrText xml:space="preserve"> PAGEREF _Toc243726481 \h </w:instrText>
+              <w:instrText xml:space="preserve"> PAGEREF _Toc243728578 \h </w:instrText>
             </w:r>
             <w:r>
               <w:rPr>
@@ -2613,7 +2681,7 @@
               <w:szCs w:val="22"/>
             </w:rPr>
           </w:pPr>
-          <w:hyperlink w:anchor="_Toc243726482" w:history="1">
+          <w:hyperlink w:anchor="_Toc243728579" w:history="1">
             <w:r>
               <w:rPr>
                 <w:rStyle w:val="Hyperlink"/>
@@ -2637,7 +2705,7 @@
               <w:rPr>
                 <w:noProof/>
               </w:rPr>
-              <w:instrText xml:space="preserve"> PAGEREF _Toc243726482 \h </w:instrText>
+              <w:instrText xml:space="preserve"> PAGEREF _Toc243728579 \h </w:instrText>
             </w:r>
             <w:r>
               <w:rPr>
@@ -2678,7 +2746,7 @@
               <w:szCs w:val="22"/>
             </w:rPr>
           </w:pPr>
-          <w:hyperlink w:anchor="_Toc243726483" w:history="1">
+          <w:hyperlink w:anchor="_Toc243728580" w:history="1">
             <w:r>
               <w:rPr>
                 <w:rStyle w:val="Hyperlink"/>
@@ -2702,7 +2770,7 @@
               <w:rPr>
                 <w:noProof/>
               </w:rPr>
-              <w:instrText xml:space="preserve"> PAGEREF _Toc243726483 \h </w:instrText>
+              <w:instrText xml:space="preserve"> PAGEREF _Toc243728580 \h </w:instrText>
             </w:r>
             <w:r>
               <w:rPr>
@@ -2743,7 +2811,7 @@
               <w:szCs w:val="22"/>
             </w:rPr>
           </w:pPr>
-          <w:hyperlink w:anchor="_Toc243726484" w:history="1">
+          <w:hyperlink w:anchor="_Toc243728581" w:history="1">
             <w:r>
               <w:rPr>
                 <w:rStyle w:val="Hyperlink"/>
@@ -2767,7 +2835,7 @@
               <w:rPr>
                 <w:noProof/>
               </w:rPr>
-              <w:instrText xml:space="preserve"> PAGEREF _Toc243726484 \h </w:instrText>
+              <w:instrText xml:space="preserve"> PAGEREF _Toc243728581 \h </w:instrText>
             </w:r>
             <w:r>
               <w:rPr>
@@ -2808,7 +2876,7 @@
               <w:szCs w:val="22"/>
             </w:rPr>
           </w:pPr>
-          <w:hyperlink w:anchor="_Toc243726485" w:history="1">
+          <w:hyperlink w:anchor="_Toc243728582" w:history="1">
             <w:r>
               <w:rPr>
                 <w:rStyle w:val="Hyperlink"/>
@@ -2832,7 +2900,7 @@
               <w:rPr>
                 <w:noProof/>
               </w:rPr>
-              <w:instrText xml:space="preserve"> PAGEREF _Toc243726485 \h </w:instrText>
+              <w:instrText xml:space="preserve"> PAGEREF _Toc243728582 \h </w:instrText>
             </w:r>
             <w:r>
               <w:rPr>
@@ -2875,7 +2943,7 @@
       <w:pPr>
         <w:pStyle w:val="Heading1"/>
       </w:pPr>
-      <w:bookmarkStart w:id="1" w:name="_Toc243726479"/>
+      <w:bookmarkStart w:id="1" w:name="_Toc243728576"/>
       <w:r>
         <w:lastRenderedPageBreak/>
         <w:t>1  Introduction</w:t>
@@ -2905,7 +2973,7 @@
       <w:pPr>
         <w:pStyle w:val="Heading1"/>
       </w:pPr>
-      <w:bookmarkStart w:id="2" w:name="_Toc243726480"/>
+      <w:bookmarkStart w:id="2" w:name="_Toc243728577"/>
       <w:r>
         <w:lastRenderedPageBreak/>
         <w:t>2  Phases</w:t>
@@ -5470,6 +5538,91 @@
           </w:p>
         </w:tc>
       </w:tr>
+      <w:tr>
+        <w:tblPrEx>
+          <w:tblCellMar>
+            <w:top w:w="0" w:type="dxa"/>
+            <w:bottom w:w="0" w:type="dxa"/>
+          </w:tblCellMar>
+        </w:tblPrEx>
+        <w:trPr>
+          <w:cantSplit/>
+        </w:trPr>
+        <w:tc>
+          <w:tcPr>
+            <w:tcW w:w="1830" w:type="dxa"/>
+            <w:shd w:val="clear" w:color="auto" w:fill="F4F5F3"/>
+            <w:tcMar>
+              <w:top w:w="50" w:type="dxa"/>
+              <w:left w:w="90" w:type="dxa"/>
+              <w:bottom w:w="50" w:type="dxa"/>
+              <w:right w:w="90" w:type="dxa"/>
+            </w:tcMar>
+          </w:tcPr>
+          <w:p>
+            <w:pPr>
+              <w:spacing w:after="20" w:line="252" w:lineRule="auto"/>
+            </w:pPr>
+            <w:r>
+              <w:rPr>
+                <w:b/>
+                <w:bCs/>
+                <w:sz w:val="19"/>
+                <w:szCs w:val="19"/>
+              </w:rPr>
+              <w:t>24 Oct</w:t>
+            </w:r>
+          </w:p>
+        </w:tc>
+        <w:tc>
+          <w:tcPr>
+            <w:tcW w:w="2196" w:type="dxa"/>
+            <w:shd w:val="clear" w:color="auto" w:fill="F4F5F3"/>
+            <w:tcMar>
+              <w:top w:w="50" w:type="dxa"/>
+              <w:left w:w="90" w:type="dxa"/>
+              <w:bottom w:w="50" w:type="dxa"/>
+              <w:right w:w="90" w:type="dxa"/>
+            </w:tcMar>
+          </w:tcPr>
+          <w:p>
+            <w:pPr>
+              <w:spacing w:after="20" w:line="252" w:lineRule="auto"/>
+            </w:pPr>
+            <w:r>
+              <w:rPr>
+                <w:sz w:val="19"/>
+                <w:szCs w:val="19"/>
+              </w:rPr>
+              <w:t>The founder</w:t>
+            </w:r>
+          </w:p>
+        </w:tc>
+        <w:tc>
+          <w:tcPr>
+            <w:tcW w:w="5612" w:type="dxa"/>
+            <w:shd w:val="clear" w:color="auto" w:fill="F4F5F3"/>
+            <w:tcMar>
+              <w:top w:w="50" w:type="dxa"/>
+              <w:left w:w="90" w:type="dxa"/>
+              <w:bottom w:w="50" w:type="dxa"/>
+              <w:right w:w="90" w:type="dxa"/>
+            </w:tcMar>
+          </w:tcPr>
+          <w:p>
+            <w:pPr>
+              <w:spacing w:after="20" w:line="252" w:lineRule="auto"/>
+            </w:pPr>
+            <w:r>
+              <w:rPr>
+                <w:sz w:val="19"/>
+                <w:szCs w:val="19"/>
+              </w:rPr>
+              <w:t>The founder's own bio, put in order and approved, with his portrait and a photo with a young tree on the About page</w:t>
+            </w:r>
+          </w:p>
+        </w:tc>
+      </w:tr>
     </w:tbl>
     <w:p>
       <w:pPr>
@@ -5485,7 +5638,7 @@
       <w:pPr>
         <w:pStyle w:val="Heading1"/>
       </w:pPr>
-      <w:bookmarkStart w:id="3" w:name="_Toc243726481"/>
+      <w:bookmarkStart w:id="3" w:name="_Toc243728578"/>
       <w:r>
         <w:lastRenderedPageBreak/>
         <w:t>3  Timeline chart</w:t>
@@ -5575,7 +5728,7 @@
       <w:pPr>
         <w:pStyle w:val="Heading1"/>
       </w:pPr>
-      <w:bookmarkStart w:id="4" w:name="_Toc243726482"/>
+      <w:bookmarkStart w:id="4" w:name="_Toc243728579"/>
       <w:r>
         <w:lastRenderedPageBreak/>
         <w:t>4  Feature log</w:t>
@@ -14944,7 +15097,7 @@
       <w:pPr>
         <w:pStyle w:val="Heading1"/>
       </w:pPr>
-      <w:bookmarkStart w:id="5" w:name="_Toc243726483"/>
+      <w:bookmarkStart w:id="5" w:name="_Toc243728580"/>
       <w:r>
         <w:lastRenderedPageBreak/>
         <w:t>5  Database changes</w:t>
@@ -19428,7 +19581,7 @@
       <w:pPr>
         <w:pStyle w:val="Heading1"/>
       </w:pPr>
-      <w:bookmarkStart w:id="6" w:name="_Toc243726484"/>
+      <w:bookmarkStart w:id="6" w:name="_Toc243728581"/>
       <w:r>
         <w:lastRenderedPageBreak/>
         <w:t>6  Key decisions</w:t>
@@ -23751,7 +23904,7 @@
       <w:pPr>
         <w:pStyle w:val="Heading1"/>
       </w:pPr>
-      <w:bookmarkStart w:id="7" w:name="_Toc243726485"/>
+      <w:bookmarkStart w:id="7" w:name="_Toc243728582"/>
       <w:r>
         <w:lastRenderedPageBreak/>
         <w:t>7  Open items at the time of writing</w:t>
@@ -24120,72 +24273,72 @@
 <file path=word/numbering.xml><?xml version="1.0" encoding="utf-8"?>
 <w:numbering xmlns:wpc="http://schemas.microsoft.com/office/word/2010/wordprocessingCanvas" xmlns:cx="http://schemas.microsoft.com/office/drawing/2014/chartex" xmlns:cx1="http://schemas.microsoft.com/office/drawing/2015/9/8/chartex" xmlns:mc="http://schemas.openxmlformats.org/markup-compatibility/2006" xmlns:o="urn:schemas-microsoft-com:office:office" xmlns:r="http://schemas.openxmlformats.org/officeDocument/2006/relationships" xmlns:m="http://schemas.openxmlformats.org/officeDocument/2006/math" xmlns:v="urn:schemas-microsoft-com:vml" xmlns:wp14="http://schemas.microsoft.com/office/word/2010/wordprocessingDrawing" xmlns:wp="http://schemas.openxmlformats.org/drawingml/2006/wordprocessingDrawing" xmlns:w10="urn:schemas-microsoft-com:office:word" xmlns:w="http://schemas.openxmlformats.org/wordprocessingml/2006/main" xmlns:w14="http://schemas.microsoft.com/office/word/2010/wordml" xmlns:w15="http://schemas.microsoft.com/office/word/2012/wordml" xmlns:w16se="http://schemas.microsoft.com/office/word/2015/wordml/symex" xmlns:wpg="http://schemas.microsoft.com/office/word/2010/wordprocessingGroup" xmlns:wpi="http://schemas.microsoft.com/office/word/2010/wordprocessingInk" xmlns:wne="http://schemas.microsoft.com/office/word/2006/wordml" xmlns:wps="http://schemas.microsoft.com/office/word/2010/wordprocessingShape" mc:Ignorable="w14 w15 w16se wp14">
   <w:abstractNum w:abstractNumId="0" w15:restartNumberingAfterBreak="0">
-    <w:nsid w:val="1D480CA5"/>
+    <w:nsid w:val="0DEB1DB4"/>
     <w:multiLevelType w:val="hybridMultilevel"/>
-    <w:tmpl w:val="702A7B42"/>
-    <w:lvl w:ilvl="0" w:tplc="173E2B64" w:tentative="1">
+    <w:tmpl w:val="7BCCD6AC"/>
+    <w:lvl w:ilvl="0" w:tplc="31224286">
       <w:start w:val="1"/>
-      <w:numFmt w:val="decimal"/>
-      <w:lvlText w:val="%1."/>
+      <w:numFmt w:val="bullet"/>
+      <w:lvlText w:val="•"/>
       <w:lvlJc w:val="left"/>
       <w:pPr>
         <w:ind w:left="540" w:hanging="300"/>
       </w:pPr>
     </w:lvl>
-    <w:lvl w:ilvl="1" w:tplc="09D8DDE8" w:tentative="1">
+    <w:lvl w:ilvl="1" w:tplc="73503C68" w:tentative="1">
       <w:start w:val="1"/>
-      <w:numFmt w:val="lowerLetter"/>
-      <w:lvlText w:val="%2."/>
+      <w:numFmt w:val="bullet"/>
+      <w:lvlText w:val="–"/>
       <w:lvlJc w:val="left"/>
       <w:pPr>
         <w:ind w:left="940" w:hanging="300"/>
       </w:pPr>
     </w:lvl>
-    <w:lvl w:ilvl="2" w:tplc="AB2E97D2" w:tentative="1">
+    <w:lvl w:ilvl="2" w:tplc="CF14D44A" w:tentative="1">
       <w:start w:val="1"/>
-      <w:numFmt w:val="lowerRoman"/>
-      <w:lvlText w:val="%3."/>
+      <w:numFmt w:val="bullet"/>
+      <w:lvlText w:val="◦"/>
       <w:lvlJc w:val="left"/>
       <w:pPr>
         <w:ind w:left="1340" w:hanging="300"/>
       </w:pPr>
     </w:lvl>
-    <w:lvl w:ilvl="3" w:tplc="D0503F1E">
+    <w:lvl w:ilvl="3" w:tplc="BCA0B8FC">
       <w:numFmt w:val="decimal"/>
       <w:lvlText w:val=""/>
       <w:lvlJc w:val="left"/>
     </w:lvl>
-    <w:lvl w:ilvl="4" w:tplc="B3EAC852">
+    <w:lvl w:ilvl="4" w:tplc="4CF84AAE">
       <w:numFmt w:val="decimal"/>
       <w:lvlText w:val=""/>
       <w:lvlJc w:val="left"/>
     </w:lvl>
-    <w:lvl w:ilvl="5" w:tplc="AEB4A594">
+    <w:lvl w:ilvl="5" w:tplc="6F4C2510">
       <w:numFmt w:val="decimal"/>
       <w:lvlText w:val=""/>
       <w:lvlJc w:val="left"/>
     </w:lvl>
-    <w:lvl w:ilvl="6" w:tplc="A330FF4C">
+    <w:lvl w:ilvl="6" w:tplc="28722AEA">
       <w:numFmt w:val="decimal"/>
       <w:lvlText w:val=""/>
       <w:lvlJc w:val="left"/>
     </w:lvl>
-    <w:lvl w:ilvl="7" w:tplc="BFBE958C">
+    <w:lvl w:ilvl="7" w:tplc="B83A2638">
       <w:numFmt w:val="decimal"/>
       <w:lvlText w:val=""/>
       <w:lvlJc w:val="left"/>
     </w:lvl>
-    <w:lvl w:ilvl="8" w:tplc="BC7A3F4C">
+    <w:lvl w:ilvl="8" w:tplc="B0B487C0">
       <w:numFmt w:val="decimal"/>
       <w:lvlText w:val=""/>
       <w:lvlJc w:val="left"/>
     </w:lvl>
   </w:abstractNum>
   <w:abstractNum w:abstractNumId="1" w15:restartNumberingAfterBreak="0">
-    <w:nsid w:val="65500BBA"/>
+    <w:nsid w:val="1BB21F4F"/>
     <w:multiLevelType w:val="hybridMultilevel"/>
-    <w:tmpl w:val="3E6C1D16"/>
-    <w:lvl w:ilvl="0" w:tplc="30BE45B0" w:tentative="1">
+    <w:tmpl w:val="A710BCEA"/>
+    <w:lvl w:ilvl="0" w:tplc="F2401A42" w:tentative="1">
       <w:start w:val="1"/>
       <w:numFmt w:val="bullet"/>
       <w:lvlText w:val="●"/>
@@ -24194,7 +24347,7 @@
         <w:ind w:left="720" w:hanging="360"/>
       </w:pPr>
     </w:lvl>
-    <w:lvl w:ilvl="1" w:tplc="01186174" w:tentative="1">
+    <w:lvl w:ilvl="1" w:tplc="DFD6C7C0" w:tentative="1">
       <w:start w:val="1"/>
       <w:numFmt w:val="bullet"/>
       <w:lvlText w:val="○"/>
@@ -24203,7 +24356,7 @@
         <w:ind w:left="1440" w:hanging="360"/>
       </w:pPr>
     </w:lvl>
-    <w:lvl w:ilvl="2" w:tplc="03E85C94" w:tentative="1">
+    <w:lvl w:ilvl="2" w:tplc="8C727124" w:tentative="1">
       <w:start w:val="1"/>
       <w:numFmt w:val="bullet"/>
       <w:lvlText w:val="■"/>
@@ -24212,7 +24365,7 @@
         <w:ind w:left="2160" w:hanging="360"/>
       </w:pPr>
     </w:lvl>
-    <w:lvl w:ilvl="3" w:tplc="23F6ED44" w:tentative="1">
+    <w:lvl w:ilvl="3" w:tplc="E4CE3CE0" w:tentative="1">
       <w:start w:val="1"/>
       <w:numFmt w:val="bullet"/>
       <w:lvlText w:val="●"/>
@@ -24221,7 +24374,7 @@
         <w:ind w:left="2880" w:hanging="360"/>
       </w:pPr>
     </w:lvl>
-    <w:lvl w:ilvl="4" w:tplc="FBFC9F74" w:tentative="1">
+    <w:lvl w:ilvl="4" w:tplc="CD1428FC" w:tentative="1">
       <w:start w:val="1"/>
       <w:numFmt w:val="bullet"/>
       <w:lvlText w:val="○"/>
@@ -24230,7 +24383,7 @@
         <w:ind w:left="3600" w:hanging="360"/>
       </w:pPr>
     </w:lvl>
-    <w:lvl w:ilvl="5" w:tplc="A2C4AC2A" w:tentative="1">
+    <w:lvl w:ilvl="5" w:tplc="AEFC8D5A" w:tentative="1">
       <w:start w:val="1"/>
       <w:numFmt w:val="bullet"/>
       <w:lvlText w:val="■"/>
@@ -24239,7 +24392,7 @@
         <w:ind w:left="4320" w:hanging="360"/>
       </w:pPr>
     </w:lvl>
-    <w:lvl w:ilvl="6" w:tplc="5DC26356" w:tentative="1">
+    <w:lvl w:ilvl="6" w:tplc="297CD772" w:tentative="1">
       <w:start w:val="1"/>
       <w:numFmt w:val="bullet"/>
       <w:lvlText w:val="●"/>
@@ -24248,7 +24401,7 @@
         <w:ind w:left="5040" w:hanging="360"/>
       </w:pPr>
     </w:lvl>
-    <w:lvl w:ilvl="7" w:tplc="5A8E91AE" w:tentative="1">
+    <w:lvl w:ilvl="7" w:tplc="C7EC41D0" w:tentative="1">
       <w:start w:val="1"/>
       <w:numFmt w:val="bullet"/>
       <w:lvlText w:val="●"/>
@@ -24257,7 +24410,7 @@
         <w:ind w:left="5760" w:hanging="360"/>
       </w:pPr>
     </w:lvl>
-    <w:lvl w:ilvl="8" w:tplc="50C05BF4" w:tentative="1">
+    <w:lvl w:ilvl="8" w:tplc="1F6CCE04" w:tentative="1">
       <w:start w:val="1"/>
       <w:numFmt w:val="bullet"/>
       <w:lvlText w:val="●"/>
@@ -24268,62 +24421,62 @@
     </w:lvl>
   </w:abstractNum>
   <w:abstractNum w:abstractNumId="2" w15:restartNumberingAfterBreak="0">
-    <w:nsid w:val="7BB64D8B"/>
+    <w:nsid w:val="39941B50"/>
     <w:multiLevelType w:val="hybridMultilevel"/>
-    <w:tmpl w:val="4ABC9DAA"/>
-    <w:lvl w:ilvl="0" w:tplc="FAA65E30">
+    <w:tmpl w:val="EFCC1742"/>
+    <w:lvl w:ilvl="0" w:tplc="A2C25ABA" w:tentative="1">
       <w:start w:val="1"/>
-      <w:numFmt w:val="bullet"/>
-      <w:lvlText w:val="•"/>
+      <w:numFmt w:val="decimal"/>
+      <w:lvlText w:val="%1."/>
       <w:lvlJc w:val="left"/>
       <w:pPr>
         <w:ind w:left="540" w:hanging="300"/>
       </w:pPr>
     </w:lvl>
-    <w:lvl w:ilvl="1" w:tplc="E2706366" w:tentative="1">
+    <w:lvl w:ilvl="1" w:tplc="EA94EA22" w:tentative="1">
       <w:start w:val="1"/>
-      <w:numFmt w:val="bullet"/>
-      <w:lvlText w:val="–"/>
+      <w:numFmt w:val="lowerLetter"/>
+      <w:lvlText w:val="%2."/>
       <w:lvlJc w:val="left"/>
       <w:pPr>
         <w:ind w:left="940" w:hanging="300"/>
       </w:pPr>
     </w:lvl>
-    <w:lvl w:ilvl="2" w:tplc="C630D6A0" w:tentative="1">
+    <w:lvl w:ilvl="2" w:tplc="CE4A7406" w:tentative="1">
       <w:start w:val="1"/>
-      <w:numFmt w:val="bullet"/>
-      <w:lvlText w:val="◦"/>
+      <w:numFmt w:val="lowerRoman"/>
+      <w:lvlText w:val="%3."/>
       <w:lvlJc w:val="left"/>
       <w:pPr>
         <w:ind w:left="1340" w:hanging="300"/>
       </w:pPr>
     </w:lvl>
-    <w:lvl w:ilvl="3" w:tplc="69F6786E">
+    <w:lvl w:ilvl="3" w:tplc="74B82168">
       <w:numFmt w:val="decimal"/>
       <w:lvlText w:val=""/>
       <w:lvlJc w:val="left"/>
     </w:lvl>
-    <w:lvl w:ilvl="4" w:tplc="78E44C38">
+    <w:lvl w:ilvl="4" w:tplc="D6783C4E">
       <w:numFmt w:val="decimal"/>
       <w:lvlText w:val=""/>
       <w:lvlJc w:val="left"/>
     </w:lvl>
-    <w:lvl w:ilvl="5" w:tplc="83060426">
+    <w:lvl w:ilvl="5" w:tplc="ECA06E30">
       <w:numFmt w:val="decimal"/>
       <w:lvlText w:val=""/>
       <w:lvlJc w:val="left"/>
     </w:lvl>
-    <w:lvl w:ilvl="6" w:tplc="6C36E730">
+    <w:lvl w:ilvl="6" w:tplc="821047D0">
       <w:numFmt w:val="decimal"/>
       <w:lvlText w:val=""/>
       <w:lvlJc w:val="left"/>
     </w:lvl>
-    <w:lvl w:ilvl="7" w:tplc="D77A0526">
+    <w:lvl w:ilvl="7" w:tplc="54C0AA12">
       <w:numFmt w:val="decimal"/>
       <w:lvlText w:val=""/>
       <w:lvlJc w:val="left"/>
     </w:lvl>
-    <w:lvl w:ilvl="8" w:tplc="D7DA690A">
+    <w:lvl w:ilvl="8" w:tplc="EA64BC98">
       <w:numFmt w:val="decimal"/>
       <w:lvlText w:val=""/>
       <w:lvlJc w:val="left"/>
@@ -24336,7 +24489,7 @@
     </w:lvlOverride>
   </w:num>
   <w:num w:numId="2">
-    <w:abstractNumId w:val="2"/>
+    <w:abstractNumId w:val="0"/>
     <w:lvlOverride w:ilvl="0">
       <w:startOverride w:val="1"/>
     </w:lvlOverride>
@@ -24965,7 +25118,7 @@
     <w:autoRedefine/>
     <w:uiPriority w:val="39"/>
     <w:unhideWhenUsed/>
-    <w:rsid w:val="006E5E51"/>
+    <w:rsid w:val="00AA60E4"/>
     <w:pPr>
       <w:spacing w:after="100"/>
     </w:pPr>

--- a/documentation/01 System Overview/Development Timeline.docx
+++ b/documentation/01 System Overview/Development Timeline.docx
@@ -289,7 +289,7 @@
                 <w:sz w:val="20"/>
                 <w:szCs w:val="20"/>
               </w:rPr>
-              <w:t>24 October 2026</w:t>
+              <w:t>25 October 2026</w:t>
             </w:r>
           </w:p>
         </w:tc>
@@ -2427,6 +2427,74 @@
           </w:p>
         </w:tc>
       </w:tr>
+      <w:tr>
+        <w:tblPrEx>
+          <w:tblCellMar>
+            <w:top w:w="0" w:type="dxa"/>
+            <w:bottom w:w="0" w:type="dxa"/>
+          </w:tblCellMar>
+        </w:tblPrEx>
+        <w:tc>
+          <w:tcPr>
+            <w:tcW w:w="1300" w:type="dxa"/>
+            <w:tcMar>
+              <w:top w:w="50" w:type="dxa"/>
+              <w:left w:w="90" w:type="dxa"/>
+              <w:bottom w:w="50" w:type="dxa"/>
+              <w:right w:w="90" w:type="dxa"/>
+            </w:tcMar>
+          </w:tcPr>
+          <w:p>
+            <w:r>
+              <w:rPr>
+                <w:sz w:val="19"/>
+                <w:szCs w:val="19"/>
+              </w:rPr>
+              <w:t>1.1</w:t>
+            </w:r>
+          </w:p>
+        </w:tc>
+        <w:tc>
+          <w:tcPr>
+            <w:tcW w:w="1900" w:type="dxa"/>
+            <w:tcMar>
+              <w:top w:w="50" w:type="dxa"/>
+              <w:left w:w="90" w:type="dxa"/>
+              <w:bottom w:w="50" w:type="dxa"/>
+              <w:right w:w="90" w:type="dxa"/>
+            </w:tcMar>
+          </w:tcPr>
+          <w:p>
+            <w:r>
+              <w:rPr>
+                <w:sz w:val="19"/>
+                <w:szCs w:val="19"/>
+              </w:rPr>
+              <w:t>25 October 2026</w:t>
+            </w:r>
+          </w:p>
+        </w:tc>
+        <w:tc>
+          <w:tcPr>
+            <w:tcW w:w="6438" w:type="dxa"/>
+            <w:tcMar>
+              <w:top w:w="50" w:type="dxa"/>
+              <w:left w:w="90" w:type="dxa"/>
+              <w:bottom w:w="50" w:type="dxa"/>
+              <w:right w:w="90" w:type="dxa"/>
+            </w:tcMar>
+          </w:tcPr>
+          <w:p>
+            <w:r>
+              <w:rPr>
+                <w:sz w:val="19"/>
+                <w:szCs w:val="19"/>
+              </w:rPr>
+              <w:t>25 October: live on HostAfrica.</w:t>
+            </w:r>
+          </w:p>
+        </w:tc>
+      </w:tr>
     </w:tbl>
     <w:p>
       <w:pPr>
@@ -2459,7 +2527,7 @@
     <w:sdt>
       <w:sdtPr>
         <w:alias w:val="Contents"/>
-        <w:id w:val="-1027489348"/>
+        <w:id w:val="-829131724"/>
       </w:sdtPr>
       <w:sdtEndPr/>
       <w:sdtContent>
@@ -2486,7 +2554,7 @@
           <w:r>
             <w:fldChar w:fldCharType="separate"/>
           </w:r>
-          <w:hyperlink w:anchor="_Toc243728576" w:history="1">
+          <w:hyperlink w:anchor="_Toc243815998" w:history="1">
             <w:r>
               <w:rPr>
                 <w:rStyle w:val="Hyperlink"/>
@@ -2510,7 +2578,7 @@
               <w:rPr>
                 <w:noProof/>
               </w:rPr>
-              <w:instrText xml:space="preserve"> PAGEREF _Toc243728576 \h </w:instrText>
+              <w:instrText xml:space="preserve"> PAGEREF _Toc243815998 \h </w:instrText>
             </w:r>
             <w:r>
               <w:rPr>
@@ -2551,7 +2619,7 @@
               <w:szCs w:val="22"/>
             </w:rPr>
           </w:pPr>
-          <w:hyperlink w:anchor="_Toc243728577" w:history="1">
+          <w:hyperlink w:anchor="_Toc243815999" w:history="1">
             <w:r>
               <w:rPr>
                 <w:rStyle w:val="Hyperlink"/>
@@ -2575,7 +2643,7 @@
               <w:rPr>
                 <w:noProof/>
               </w:rPr>
-              <w:instrText xml:space="preserve"> PAGEREF _Toc243728577 \h </w:instrText>
+              <w:instrText xml:space="preserve"> PAGEREF _Toc243815999 \h </w:instrText>
             </w:r>
             <w:r>
               <w:rPr>
@@ -2616,7 +2684,7 @@
               <w:szCs w:val="22"/>
             </w:rPr>
           </w:pPr>
-          <w:hyperlink w:anchor="_Toc243728578" w:history="1">
+          <w:hyperlink w:anchor="_Toc243816000" w:history="1">
             <w:r>
               <w:rPr>
                 <w:rStyle w:val="Hyperlink"/>
@@ -2640,7 +2708,7 @@
               <w:rPr>
                 <w:noProof/>
               </w:rPr>
-              <w:instrText xml:space="preserve"> PAGEREF _Toc243728578 \h </w:instrText>
+              <w:instrText xml:space="preserve"> PAGEREF _Toc243816000 \h </w:instrText>
             </w:r>
             <w:r>
               <w:rPr>
@@ -2657,7 +2725,7 @@
               <w:rPr>
                 <w:noProof/>
               </w:rPr>
-              <w:t>7</w:t>
+              <w:t>8</w:t>
             </w:r>
             <w:r>
               <w:rPr>
@@ -2681,7 +2749,7 @@
               <w:szCs w:val="22"/>
             </w:rPr>
           </w:pPr>
-          <w:hyperlink w:anchor="_Toc243728579" w:history="1">
+          <w:hyperlink w:anchor="_Toc243816001" w:history="1">
             <w:r>
               <w:rPr>
                 <w:rStyle w:val="Hyperlink"/>
@@ -2705,7 +2773,7 @@
               <w:rPr>
                 <w:noProof/>
               </w:rPr>
-              <w:instrText xml:space="preserve"> PAGEREF _Toc243728579 \h </w:instrText>
+              <w:instrText xml:space="preserve"> PAGEREF _Toc243816001 \h </w:instrText>
             </w:r>
             <w:r>
               <w:rPr>
@@ -2722,7 +2790,7 @@
               <w:rPr>
                 <w:noProof/>
               </w:rPr>
-              <w:t>8</w:t>
+              <w:t>9</w:t>
             </w:r>
             <w:r>
               <w:rPr>
@@ -2746,7 +2814,7 @@
               <w:szCs w:val="22"/>
             </w:rPr>
           </w:pPr>
-          <w:hyperlink w:anchor="_Toc243728580" w:history="1">
+          <w:hyperlink w:anchor="_Toc243816002" w:history="1">
             <w:r>
               <w:rPr>
                 <w:rStyle w:val="Hyperlink"/>
@@ -2770,7 +2838,7 @@
               <w:rPr>
                 <w:noProof/>
               </w:rPr>
-              <w:instrText xml:space="preserve"> PAGEREF _Toc243728580 \h </w:instrText>
+              <w:instrText xml:space="preserve"> PAGEREF _Toc243816002 \h </w:instrText>
             </w:r>
             <w:r>
               <w:rPr>
@@ -2787,7 +2855,7 @@
               <w:rPr>
                 <w:noProof/>
               </w:rPr>
-              <w:t>16</w:t>
+              <w:t>17</w:t>
             </w:r>
             <w:r>
               <w:rPr>
@@ -2811,7 +2879,7 @@
               <w:szCs w:val="22"/>
             </w:rPr>
           </w:pPr>
-          <w:hyperlink w:anchor="_Toc243728581" w:history="1">
+          <w:hyperlink w:anchor="_Toc243816003" w:history="1">
             <w:r>
               <w:rPr>
                 <w:rStyle w:val="Hyperlink"/>
@@ -2835,7 +2903,7 @@
               <w:rPr>
                 <w:noProof/>
               </w:rPr>
-              <w:instrText xml:space="preserve"> PAGEREF _Toc243728581 \h </w:instrText>
+              <w:instrText xml:space="preserve"> PAGEREF _Toc243816003 \h </w:instrText>
             </w:r>
             <w:r>
               <w:rPr>
@@ -2852,7 +2920,7 @@
               <w:rPr>
                 <w:noProof/>
               </w:rPr>
-              <w:t>18</w:t>
+              <w:t>19</w:t>
             </w:r>
             <w:r>
               <w:rPr>
@@ -2876,7 +2944,7 @@
               <w:szCs w:val="22"/>
             </w:rPr>
           </w:pPr>
-          <w:hyperlink w:anchor="_Toc243728582" w:history="1">
+          <w:hyperlink w:anchor="_Toc243816004" w:history="1">
             <w:r>
               <w:rPr>
                 <w:rStyle w:val="Hyperlink"/>
@@ -2900,7 +2968,7 @@
               <w:rPr>
                 <w:noProof/>
               </w:rPr>
-              <w:instrText xml:space="preserve"> PAGEREF _Toc243728582 \h </w:instrText>
+              <w:instrText xml:space="preserve"> PAGEREF _Toc243816004 \h </w:instrText>
             </w:r>
             <w:r>
               <w:rPr>
@@ -2917,7 +2985,7 @@
               <w:rPr>
                 <w:noProof/>
               </w:rPr>
-              <w:t>21</w:t>
+              <w:t>22</w:t>
             </w:r>
             <w:r>
               <w:rPr>
@@ -2943,7 +3011,7 @@
       <w:pPr>
         <w:pStyle w:val="Heading1"/>
       </w:pPr>
-      <w:bookmarkStart w:id="1" w:name="_Toc243728576"/>
+      <w:bookmarkStart w:id="1" w:name="_Toc243815998"/>
       <w:r>
         <w:lastRenderedPageBreak/>
         <w:t>1  Introduction</w:t>
@@ -2955,13 +3023,13 @@
         <w:spacing w:after="120" w:line="276" w:lineRule="auto"/>
       </w:pPr>
       <w:r>
-        <w:t>The system was built in a series of working sessions between 11 Sep</w:t>
+        <w:t>The system was built in a series of working sessions between 11 Se</w:t>
       </w:r>
       <w:r>
-        <w:t xml:space="preserve">tember and 21 October 2026, each feature requested by the business owner and built, tested and adjusted the same day or the next. Dates below are taken from those session records (Kenya time) and from the migration scripts. Earlier project files from July </w:t>
+        <w:t>ptember and 21 October 2026, each feature requested by the business owner and built, tested and adjusted the same day or the next. Dates below are taken from those session records (Kenya time) and from the migration scripts. Earlier project files from July</w:t>
       </w:r>
       <w:r>
-        <w:t>2026 (empty project templates) are not part of this history.</w:t>
+        <w:t xml:space="preserve"> 2026 (empty project templates) are not part of this history.</w:t>
       </w:r>
     </w:p>
     <w:p>
@@ -2973,7 +3041,7 @@
       <w:pPr>
         <w:pStyle w:val="Heading1"/>
       </w:pPr>
-      <w:bookmarkStart w:id="2" w:name="_Toc243728577"/>
+      <w:bookmarkStart w:id="2" w:name="_Toc243815999"/>
       <w:r>
         <w:lastRenderedPageBreak/>
         <w:t>2  Phases</w:t>
@@ -5623,6 +5691,88 @@
           </w:p>
         </w:tc>
       </w:tr>
+      <w:tr>
+        <w:tblPrEx>
+          <w:tblCellMar>
+            <w:top w:w="0" w:type="dxa"/>
+            <w:bottom w:w="0" w:type="dxa"/>
+          </w:tblCellMar>
+        </w:tblPrEx>
+        <w:trPr>
+          <w:cantSplit/>
+        </w:trPr>
+        <w:tc>
+          <w:tcPr>
+            <w:tcW w:w="1830" w:type="dxa"/>
+            <w:tcMar>
+              <w:top w:w="50" w:type="dxa"/>
+              <w:left w:w="90" w:type="dxa"/>
+              <w:bottom w:w="50" w:type="dxa"/>
+              <w:right w:w="90" w:type="dxa"/>
+            </w:tcMar>
+          </w:tcPr>
+          <w:p>
+            <w:pPr>
+              <w:spacing w:after="20" w:line="252" w:lineRule="auto"/>
+            </w:pPr>
+            <w:r>
+              <w:rPr>
+                <w:b/>
+                <w:bCs/>
+                <w:sz w:val="19"/>
+                <w:szCs w:val="19"/>
+              </w:rPr>
+              <w:t>25 Oct</w:t>
+            </w:r>
+          </w:p>
+        </w:tc>
+        <w:tc>
+          <w:tcPr>
+            <w:tcW w:w="2196" w:type="dxa"/>
+            <w:tcMar>
+              <w:top w:w="50" w:type="dxa"/>
+              <w:left w:w="90" w:type="dxa"/>
+              <w:bottom w:w="50" w:type="dxa"/>
+              <w:right w:w="90" w:type="dxa"/>
+            </w:tcMar>
+          </w:tcPr>
+          <w:p>
+            <w:pPr>
+              <w:spacing w:after="20" w:line="252" w:lineRule="auto"/>
+            </w:pPr>
+            <w:r>
+              <w:rPr>
+                <w:sz w:val="19"/>
+                <w:szCs w:val="19"/>
+              </w:rPr>
+              <w:t>Live on HostAfrica</w:t>
+            </w:r>
+          </w:p>
+        </w:tc>
+        <w:tc>
+          <w:tcPr>
+            <w:tcW w:w="5612" w:type="dxa"/>
+            <w:tcMar>
+              <w:top w:w="50" w:type="dxa"/>
+              <w:left w:w="90" w:type="dxa"/>
+              <w:bottom w:w="50" w:type="dxa"/>
+              <w:right w:w="90" w:type="dxa"/>
+            </w:tcMar>
+          </w:tcPr>
+          <w:p>
+            <w:pPr>
+              <w:spacing w:after="20" w:line="252" w:lineRule="auto"/>
+            </w:pPr>
+            <w:r>
+              <w:rPr>
+                <w:sz w:val="19"/>
+                <w:szCs w:val="19"/>
+              </w:rPr>
+              <w:t>The system moved to the HostAfrica Kenya VPS C2 at https://dateroemwoods.co.ke; the old address forwards there; the phone app and desktop copy rebuilt for the domain</w:t>
+            </w:r>
+          </w:p>
+        </w:tc>
+      </w:tr>
     </w:tbl>
     <w:p>
       <w:pPr>
@@ -5638,7 +5788,7 @@
       <w:pPr>
         <w:pStyle w:val="Heading1"/>
       </w:pPr>
-      <w:bookmarkStart w:id="3" w:name="_Toc243728578"/>
+      <w:bookmarkStart w:id="3" w:name="_Toc243816000"/>
       <w:r>
         <w:lastRenderedPageBreak/>
         <w:t>3  Timeline chart</w:t>
@@ -5728,7 +5878,7 @@
       <w:pPr>
         <w:pStyle w:val="Heading1"/>
       </w:pPr>
-      <w:bookmarkStart w:id="4" w:name="_Toc243728579"/>
+      <w:bookmarkStart w:id="4" w:name="_Toc243816001"/>
       <w:r>
         <w:lastRenderedPageBreak/>
         <w:t>4  Feature log</w:t>
@@ -15097,7 +15247,7 @@
       <w:pPr>
         <w:pStyle w:val="Heading1"/>
       </w:pPr>
-      <w:bookmarkStart w:id="5" w:name="_Toc243728580"/>
+      <w:bookmarkStart w:id="5" w:name="_Toc243816002"/>
       <w:r>
         <w:lastRenderedPageBreak/>
         <w:t>5  Database changes</w:t>
@@ -19581,7 +19731,7 @@
       <w:pPr>
         <w:pStyle w:val="Heading1"/>
       </w:pPr>
-      <w:bookmarkStart w:id="6" w:name="_Toc243728581"/>
+      <w:bookmarkStart w:id="6" w:name="_Toc243816003"/>
       <w:r>
         <w:lastRenderedPageBreak/>
         <w:t>6  Key decisions</w:t>
@@ -23904,7 +24054,7 @@
       <w:pPr>
         <w:pStyle w:val="Heading1"/>
       </w:pPr>
-      <w:bookmarkStart w:id="7" w:name="_Toc243728582"/>
+      <w:bookmarkStart w:id="7" w:name="_Toc243816004"/>
       <w:r>
         <w:lastRenderedPageBreak/>
         <w:t>7  Open items at the time of writing</w:t>
@@ -24140,7 +24290,7 @@
         <w:sz w:val="16"/>
         <w:szCs w:val="16"/>
       </w:rPr>
-      <w:t>21</w:t>
+      <w:t>22</w:t>
     </w:r>
     <w:r>
       <w:rPr>
@@ -24189,7 +24339,7 @@
         <w:sz w:val="16"/>
         <w:szCs w:val="16"/>
       </w:rPr>
-      <w:t>21</w:t>
+      <w:t>22</w:t>
     </w:r>
     <w:r>
       <w:rPr>
@@ -24273,10 +24423,10 @@
 <file path=word/numbering.xml><?xml version="1.0" encoding="utf-8"?>
 <w:numbering xmlns:wpc="http://schemas.microsoft.com/office/word/2010/wordprocessingCanvas" xmlns:cx="http://schemas.microsoft.com/office/drawing/2014/chartex" xmlns:cx1="http://schemas.microsoft.com/office/drawing/2015/9/8/chartex" xmlns:mc="http://schemas.openxmlformats.org/markup-compatibility/2006" xmlns:o="urn:schemas-microsoft-com:office:office" xmlns:r="http://schemas.openxmlformats.org/officeDocument/2006/relationships" xmlns:m="http://schemas.openxmlformats.org/officeDocument/2006/math" xmlns:v="urn:schemas-microsoft-com:vml" xmlns:wp14="http://schemas.microsoft.com/office/word/2010/wordprocessingDrawing" xmlns:wp="http://schemas.openxmlformats.org/drawingml/2006/wordprocessingDrawing" xmlns:w10="urn:schemas-microsoft-com:office:word" xmlns:w="http://schemas.openxmlformats.org/wordprocessingml/2006/main" xmlns:w14="http://schemas.microsoft.com/office/word/2010/wordml" xmlns:w15="http://schemas.microsoft.com/office/word/2012/wordml" xmlns:w16se="http://schemas.microsoft.com/office/word/2015/wordml/symex" xmlns:wpg="http://schemas.microsoft.com/office/word/2010/wordprocessingGroup" xmlns:wpi="http://schemas.microsoft.com/office/word/2010/wordprocessingInk" xmlns:wne="http://schemas.microsoft.com/office/word/2006/wordml" xmlns:wps="http://schemas.microsoft.com/office/word/2010/wordprocessingShape" mc:Ignorable="w14 w15 w16se wp14">
   <w:abstractNum w:abstractNumId="0" w15:restartNumberingAfterBreak="0">
-    <w:nsid w:val="0DEB1DB4"/>
+    <w:nsid w:val="0EFA356A"/>
     <w:multiLevelType w:val="hybridMultilevel"/>
-    <w:tmpl w:val="7BCCD6AC"/>
-    <w:lvl w:ilvl="0" w:tplc="31224286">
+    <w:tmpl w:val="BAF01B12"/>
+    <w:lvl w:ilvl="0" w:tplc="D430F012">
       <w:start w:val="1"/>
       <w:numFmt w:val="bullet"/>
       <w:lvlText w:val="•"/>
@@ -24285,7 +24435,7 @@
         <w:ind w:left="540" w:hanging="300"/>
       </w:pPr>
     </w:lvl>
-    <w:lvl w:ilvl="1" w:tplc="73503C68" w:tentative="1">
+    <w:lvl w:ilvl="1" w:tplc="7632F022" w:tentative="1">
       <w:start w:val="1"/>
       <w:numFmt w:val="bullet"/>
       <w:lvlText w:val="–"/>
@@ -24294,7 +24444,7 @@
         <w:ind w:left="940" w:hanging="300"/>
       </w:pPr>
     </w:lvl>
-    <w:lvl w:ilvl="2" w:tplc="CF14D44A" w:tentative="1">
+    <w:lvl w:ilvl="2" w:tplc="0B10CA2A" w:tentative="1">
       <w:start w:val="1"/>
       <w:numFmt w:val="bullet"/>
       <w:lvlText w:val="◦"/>
@@ -24303,42 +24453,104 @@
         <w:ind w:left="1340" w:hanging="300"/>
       </w:pPr>
     </w:lvl>
-    <w:lvl w:ilvl="3" w:tplc="BCA0B8FC">
+    <w:lvl w:ilvl="3" w:tplc="66AC7152">
       <w:numFmt w:val="decimal"/>
       <w:lvlText w:val=""/>
       <w:lvlJc w:val="left"/>
     </w:lvl>
-    <w:lvl w:ilvl="4" w:tplc="4CF84AAE">
+    <w:lvl w:ilvl="4" w:tplc="D1BCC09A">
       <w:numFmt w:val="decimal"/>
       <w:lvlText w:val=""/>
       <w:lvlJc w:val="left"/>
     </w:lvl>
-    <w:lvl w:ilvl="5" w:tplc="6F4C2510">
+    <w:lvl w:ilvl="5" w:tplc="7ADA9EEE">
       <w:numFmt w:val="decimal"/>
       <w:lvlText w:val=""/>
       <w:lvlJc w:val="left"/>
     </w:lvl>
-    <w:lvl w:ilvl="6" w:tplc="28722AEA">
+    <w:lvl w:ilvl="6" w:tplc="A05450CE">
       <w:numFmt w:val="decimal"/>
       <w:lvlText w:val=""/>
       <w:lvlJc w:val="left"/>
     </w:lvl>
-    <w:lvl w:ilvl="7" w:tplc="B83A2638">
+    <w:lvl w:ilvl="7" w:tplc="75525864">
       <w:numFmt w:val="decimal"/>
       <w:lvlText w:val=""/>
       <w:lvlJc w:val="left"/>
     </w:lvl>
-    <w:lvl w:ilvl="8" w:tplc="B0B487C0">
+    <w:lvl w:ilvl="8" w:tplc="776CEBC4">
       <w:numFmt w:val="decimal"/>
       <w:lvlText w:val=""/>
       <w:lvlJc w:val="left"/>
     </w:lvl>
   </w:abstractNum>
   <w:abstractNum w:abstractNumId="1" w15:restartNumberingAfterBreak="0">
-    <w:nsid w:val="1BB21F4F"/>
+    <w:nsid w:val="249E0B26"/>
     <w:multiLevelType w:val="hybridMultilevel"/>
-    <w:tmpl w:val="A710BCEA"/>
-    <w:lvl w:ilvl="0" w:tplc="F2401A42" w:tentative="1">
+    <w:tmpl w:val="D852622A"/>
+    <w:lvl w:ilvl="0" w:tplc="8424CBEA" w:tentative="1">
+      <w:start w:val="1"/>
+      <w:numFmt w:val="decimal"/>
+      <w:lvlText w:val="%1."/>
+      <w:lvlJc w:val="left"/>
+      <w:pPr>
+        <w:ind w:left="540" w:hanging="300"/>
+      </w:pPr>
+    </w:lvl>
+    <w:lvl w:ilvl="1" w:tplc="4ECAF52C" w:tentative="1">
+      <w:start w:val="1"/>
+      <w:numFmt w:val="lowerLetter"/>
+      <w:lvlText w:val="%2."/>
+      <w:lvlJc w:val="left"/>
+      <w:pPr>
+        <w:ind w:left="940" w:hanging="300"/>
+      </w:pPr>
+    </w:lvl>
+    <w:lvl w:ilvl="2" w:tplc="389C3CD2" w:tentative="1">
+      <w:start w:val="1"/>
+      <w:numFmt w:val="lowerRoman"/>
+      <w:lvlText w:val="%3."/>
+      <w:lvlJc w:val="left"/>
+      <w:pPr>
+        <w:ind w:left="1340" w:hanging="300"/>
+      </w:pPr>
+    </w:lvl>
+    <w:lvl w:ilvl="3" w:tplc="CDE6B00E">
+      <w:numFmt w:val="decimal"/>
+      <w:lvlText w:val=""/>
+      <w:lvlJc w:val="left"/>
+    </w:lvl>
+    <w:lvl w:ilvl="4" w:tplc="776CDB42">
+      <w:numFmt w:val="decimal"/>
+      <w:lvlText w:val=""/>
+      <w:lvlJc w:val="left"/>
+    </w:lvl>
+    <w:lvl w:ilvl="5" w:tplc="2B582992">
+      <w:numFmt w:val="decimal"/>
+      <w:lvlText w:val=""/>
+      <w:lvlJc w:val="left"/>
+    </w:lvl>
+    <w:lvl w:ilvl="6" w:tplc="1C6CE0D8">
+      <w:numFmt w:val="decimal"/>
+      <w:lvlText w:val=""/>
+      <w:lvlJc w:val="left"/>
+    </w:lvl>
+    <w:lvl w:ilvl="7" w:tplc="721E722C">
+      <w:numFmt w:val="decimal"/>
+      <w:lvlText w:val=""/>
+      <w:lvlJc w:val="left"/>
+    </w:lvl>
+    <w:lvl w:ilvl="8" w:tplc="A158205A">
+      <w:numFmt w:val="decimal"/>
+      <w:lvlText w:val=""/>
+      <w:lvlJc w:val="left"/>
+    </w:lvl>
+  </w:abstractNum>
+  <w:abstractNum w:abstractNumId="2" w15:restartNumberingAfterBreak="0">
+    <w:nsid w:val="7D1E2EEC"/>
+    <w:multiLevelType w:val="hybridMultilevel"/>
+    <w:tmpl w:val="9E967638"/>
+    <w:lvl w:ilvl="0" w:tplc="D6B20ED8" w:tentative="1">
       <w:start w:val="1"/>
       <w:numFmt w:val="bullet"/>
       <w:lvlText w:val="●"/>
@@ -24347,7 +24559,7 @@
         <w:ind w:left="720" w:hanging="360"/>
       </w:pPr>
     </w:lvl>
-    <w:lvl w:ilvl="1" w:tplc="DFD6C7C0" w:tentative="1">
+    <w:lvl w:ilvl="1" w:tplc="F5AC7286" w:tentative="1">
       <w:start w:val="1"/>
       <w:numFmt w:val="bullet"/>
       <w:lvlText w:val="○"/>
@@ -24356,7 +24568,7 @@
         <w:ind w:left="1440" w:hanging="360"/>
       </w:pPr>
     </w:lvl>
-    <w:lvl w:ilvl="2" w:tplc="8C727124" w:tentative="1">
+    <w:lvl w:ilvl="2" w:tplc="00AC3C84" w:tentative="1">
       <w:start w:val="1"/>
       <w:numFmt w:val="bullet"/>
       <w:lvlText w:val="■"/>
@@ -24365,7 +24577,7 @@
         <w:ind w:left="2160" w:hanging="360"/>
       </w:pPr>
     </w:lvl>
-    <w:lvl w:ilvl="3" w:tplc="E4CE3CE0" w:tentative="1">
+    <w:lvl w:ilvl="3" w:tplc="E5602DFA" w:tentative="1">
       <w:start w:val="1"/>
       <w:numFmt w:val="bullet"/>
       <w:lvlText w:val="●"/>
@@ -24374,7 +24586,7 @@
         <w:ind w:left="2880" w:hanging="360"/>
       </w:pPr>
     </w:lvl>
-    <w:lvl w:ilvl="4" w:tplc="CD1428FC" w:tentative="1">
+    <w:lvl w:ilvl="4" w:tplc="4830EFF8" w:tentative="1">
       <w:start w:val="1"/>
       <w:numFmt w:val="bullet"/>
       <w:lvlText w:val="○"/>
@@ -24383,7 +24595,7 @@
         <w:ind w:left="3600" w:hanging="360"/>
       </w:pPr>
     </w:lvl>
-    <w:lvl w:ilvl="5" w:tplc="AEFC8D5A" w:tentative="1">
+    <w:lvl w:ilvl="5" w:tplc="AA32F10E" w:tentative="1">
       <w:start w:val="1"/>
       <w:numFmt w:val="bullet"/>
       <w:lvlText w:val="■"/>
@@ -24392,7 +24604,7 @@
         <w:ind w:left="4320" w:hanging="360"/>
       </w:pPr>
     </w:lvl>
-    <w:lvl w:ilvl="6" w:tplc="297CD772" w:tentative="1">
+    <w:lvl w:ilvl="6" w:tplc="3B569BD4" w:tentative="1">
       <w:start w:val="1"/>
       <w:numFmt w:val="bullet"/>
       <w:lvlText w:val="●"/>
@@ -24401,7 +24613,7 @@
         <w:ind w:left="5040" w:hanging="360"/>
       </w:pPr>
     </w:lvl>
-    <w:lvl w:ilvl="7" w:tplc="C7EC41D0" w:tentative="1">
+    <w:lvl w:ilvl="7" w:tplc="A288BD92" w:tentative="1">
       <w:start w:val="1"/>
       <w:numFmt w:val="bullet"/>
       <w:lvlText w:val="●"/>
@@ -24410,7 +24622,7 @@
         <w:ind w:left="5760" w:hanging="360"/>
       </w:pPr>
     </w:lvl>
-    <w:lvl w:ilvl="8" w:tplc="1F6CCE04" w:tentative="1">
+    <w:lvl w:ilvl="8" w:tplc="2E70E224" w:tentative="1">
       <w:start w:val="1"/>
       <w:numFmt w:val="bullet"/>
       <w:lvlText w:val="●"/>
@@ -24420,70 +24632,8 @@
       </w:pPr>
     </w:lvl>
   </w:abstractNum>
-  <w:abstractNum w:abstractNumId="2" w15:restartNumberingAfterBreak="0">
-    <w:nsid w:val="39941B50"/>
-    <w:multiLevelType w:val="hybridMultilevel"/>
-    <w:tmpl w:val="EFCC1742"/>
-    <w:lvl w:ilvl="0" w:tplc="A2C25ABA" w:tentative="1">
-      <w:start w:val="1"/>
-      <w:numFmt w:val="decimal"/>
-      <w:lvlText w:val="%1."/>
-      <w:lvlJc w:val="left"/>
-      <w:pPr>
-        <w:ind w:left="540" w:hanging="300"/>
-      </w:pPr>
-    </w:lvl>
-    <w:lvl w:ilvl="1" w:tplc="EA94EA22" w:tentative="1">
-      <w:start w:val="1"/>
-      <w:numFmt w:val="lowerLetter"/>
-      <w:lvlText w:val="%2."/>
-      <w:lvlJc w:val="left"/>
-      <w:pPr>
-        <w:ind w:left="940" w:hanging="300"/>
-      </w:pPr>
-    </w:lvl>
-    <w:lvl w:ilvl="2" w:tplc="CE4A7406" w:tentative="1">
-      <w:start w:val="1"/>
-      <w:numFmt w:val="lowerRoman"/>
-      <w:lvlText w:val="%3."/>
-      <w:lvlJc w:val="left"/>
-      <w:pPr>
-        <w:ind w:left="1340" w:hanging="300"/>
-      </w:pPr>
-    </w:lvl>
-    <w:lvl w:ilvl="3" w:tplc="74B82168">
-      <w:numFmt w:val="decimal"/>
-      <w:lvlText w:val=""/>
-      <w:lvlJc w:val="left"/>
-    </w:lvl>
-    <w:lvl w:ilvl="4" w:tplc="D6783C4E">
-      <w:numFmt w:val="decimal"/>
-      <w:lvlText w:val=""/>
-      <w:lvlJc w:val="left"/>
-    </w:lvl>
-    <w:lvl w:ilvl="5" w:tplc="ECA06E30">
-      <w:numFmt w:val="decimal"/>
-      <w:lvlText w:val=""/>
-      <w:lvlJc w:val="left"/>
-    </w:lvl>
-    <w:lvl w:ilvl="6" w:tplc="821047D0">
-      <w:numFmt w:val="decimal"/>
-      <w:lvlText w:val=""/>
-      <w:lvlJc w:val="left"/>
-    </w:lvl>
-    <w:lvl w:ilvl="7" w:tplc="54C0AA12">
-      <w:numFmt w:val="decimal"/>
-      <w:lvlText w:val=""/>
-      <w:lvlJc w:val="left"/>
-    </w:lvl>
-    <w:lvl w:ilvl="8" w:tplc="EA64BC98">
-      <w:numFmt w:val="decimal"/>
-      <w:lvlText w:val=""/>
-      <w:lvlJc w:val="left"/>
-    </w:lvl>
-  </w:abstractNum>
   <w:num w:numId="1">
-    <w:abstractNumId w:val="1"/>
+    <w:abstractNumId w:val="2"/>
     <w:lvlOverride w:ilvl="0">
       <w:startOverride w:val="1"/>
     </w:lvlOverride>
@@ -25118,7 +25268,7 @@
     <w:autoRedefine/>
     <w:uiPriority w:val="39"/>
     <w:unhideWhenUsed/>
-    <w:rsid w:val="00AA60E4"/>
+    <w:rsid w:val="00DA19E0"/>
     <w:pPr>
       <w:spacing w:after="100"/>
     </w:pPr>

--- a/documentation/01 System Overview/Development Timeline.docx
+++ b/documentation/01 System Overview/Development Timeline.docx
@@ -2495,6 +2495,74 @@
           </w:p>
         </w:tc>
       </w:tr>
+      <w:tr>
+        <w:tblPrEx>
+          <w:tblCellMar>
+            <w:top w:w="0" w:type="dxa"/>
+            <w:bottom w:w="0" w:type="dxa"/>
+          </w:tblCellMar>
+        </w:tblPrEx>
+        <w:tc>
+          <w:tcPr>
+            <w:tcW w:w="1300" w:type="dxa"/>
+            <w:tcMar>
+              <w:top w:w="50" w:type="dxa"/>
+              <w:left w:w="90" w:type="dxa"/>
+              <w:bottom w:w="50" w:type="dxa"/>
+              <w:right w:w="90" w:type="dxa"/>
+            </w:tcMar>
+          </w:tcPr>
+          <w:p>
+            <w:r>
+              <w:rPr>
+                <w:sz w:val="19"/>
+                <w:szCs w:val="19"/>
+              </w:rPr>
+              <w:t>1.1</w:t>
+            </w:r>
+          </w:p>
+        </w:tc>
+        <w:tc>
+          <w:tcPr>
+            <w:tcW w:w="1900" w:type="dxa"/>
+            <w:tcMar>
+              <w:top w:w="50" w:type="dxa"/>
+              <w:left w:w="90" w:type="dxa"/>
+              <w:bottom w:w="50" w:type="dxa"/>
+              <w:right w:w="90" w:type="dxa"/>
+            </w:tcMar>
+          </w:tcPr>
+          <w:p>
+            <w:r>
+              <w:rPr>
+                <w:sz w:val="19"/>
+                <w:szCs w:val="19"/>
+              </w:rPr>
+              <w:t>25 October 2026</w:t>
+            </w:r>
+          </w:p>
+        </w:tc>
+        <w:tc>
+          <w:tcPr>
+            <w:tcW w:w="6438" w:type="dxa"/>
+            <w:tcMar>
+              <w:top w:w="50" w:type="dxa"/>
+              <w:left w:w="90" w:type="dxa"/>
+              <w:bottom w:w="50" w:type="dxa"/>
+              <w:right w:w="90" w:type="dxa"/>
+            </w:tcMar>
+          </w:tcPr>
+          <w:p>
+            <w:r>
+              <w:rPr>
+                <w:sz w:val="19"/>
+                <w:szCs w:val="19"/>
+              </w:rPr>
+              <w:t>25 October: the website's forest look goes live.</w:t>
+            </w:r>
+          </w:p>
+        </w:tc>
+      </w:tr>
     </w:tbl>
     <w:p>
       <w:pPr>
@@ -2527,7 +2595,7 @@
     <w:sdt>
       <w:sdtPr>
         <w:alias w:val="Contents"/>
-        <w:id w:val="-829131724"/>
+        <w:id w:val="-851257304"/>
       </w:sdtPr>
       <w:sdtEndPr/>
       <w:sdtContent>
@@ -2554,7 +2622,7 @@
           <w:r>
             <w:fldChar w:fldCharType="separate"/>
           </w:r>
-          <w:hyperlink w:anchor="_Toc243815998" w:history="1">
+          <w:hyperlink w:anchor="_Toc243836793" w:history="1">
             <w:r>
               <w:rPr>
                 <w:rStyle w:val="Hyperlink"/>
@@ -2578,7 +2646,7 @@
               <w:rPr>
                 <w:noProof/>
               </w:rPr>
-              <w:instrText xml:space="preserve"> PAGEREF _Toc243815998 \h </w:instrText>
+              <w:instrText xml:space="preserve"> PAGEREF _Toc243836793 \h </w:instrText>
             </w:r>
             <w:r>
               <w:rPr>
@@ -2619,7 +2687,7 @@
               <w:szCs w:val="22"/>
             </w:rPr>
           </w:pPr>
-          <w:hyperlink w:anchor="_Toc243815999" w:history="1">
+          <w:hyperlink w:anchor="_Toc243836794" w:history="1">
             <w:r>
               <w:rPr>
                 <w:rStyle w:val="Hyperlink"/>
@@ -2643,7 +2711,7 @@
               <w:rPr>
                 <w:noProof/>
               </w:rPr>
-              <w:instrText xml:space="preserve"> PAGEREF _Toc243815999 \h </w:instrText>
+              <w:instrText xml:space="preserve"> PAGEREF _Toc243836794 \h </w:instrText>
             </w:r>
             <w:r>
               <w:rPr>
@@ -2684,7 +2752,7 @@
               <w:szCs w:val="22"/>
             </w:rPr>
           </w:pPr>
-          <w:hyperlink w:anchor="_Toc243816000" w:history="1">
+          <w:hyperlink w:anchor="_Toc243836795" w:history="1">
             <w:r>
               <w:rPr>
                 <w:rStyle w:val="Hyperlink"/>
@@ -2708,7 +2776,7 @@
               <w:rPr>
                 <w:noProof/>
               </w:rPr>
-              <w:instrText xml:space="preserve"> PAGEREF _Toc243816000 \h </w:instrText>
+              <w:instrText xml:space="preserve"> PAGEREF _Toc243836795 \h </w:instrText>
             </w:r>
             <w:r>
               <w:rPr>
@@ -2749,7 +2817,7 @@
               <w:szCs w:val="22"/>
             </w:rPr>
           </w:pPr>
-          <w:hyperlink w:anchor="_Toc243816001" w:history="1">
+          <w:hyperlink w:anchor="_Toc243836796" w:history="1">
             <w:r>
               <w:rPr>
                 <w:rStyle w:val="Hyperlink"/>
@@ -2773,7 +2841,7 @@
               <w:rPr>
                 <w:noProof/>
               </w:rPr>
-              <w:instrText xml:space="preserve"> PAGEREF _Toc243816001 \h </w:instrText>
+              <w:instrText xml:space="preserve"> PAGEREF _Toc243836796 \h </w:instrText>
             </w:r>
             <w:r>
               <w:rPr>
@@ -2814,7 +2882,7 @@
               <w:szCs w:val="22"/>
             </w:rPr>
           </w:pPr>
-          <w:hyperlink w:anchor="_Toc243816002" w:history="1">
+          <w:hyperlink w:anchor="_Toc243836797" w:history="1">
             <w:r>
               <w:rPr>
                 <w:rStyle w:val="Hyperlink"/>
@@ -2838,7 +2906,7 @@
               <w:rPr>
                 <w:noProof/>
               </w:rPr>
-              <w:instrText xml:space="preserve"> PAGEREF _Toc243816002 \h </w:instrText>
+              <w:instrText xml:space="preserve"> PAGEREF _Toc243836797 \h </w:instrText>
             </w:r>
             <w:r>
               <w:rPr>
@@ -2879,7 +2947,7 @@
               <w:szCs w:val="22"/>
             </w:rPr>
           </w:pPr>
-          <w:hyperlink w:anchor="_Toc243816003" w:history="1">
+          <w:hyperlink w:anchor="_Toc243836798" w:history="1">
             <w:r>
               <w:rPr>
                 <w:rStyle w:val="Hyperlink"/>
@@ -2903,7 +2971,7 @@
               <w:rPr>
                 <w:noProof/>
               </w:rPr>
-              <w:instrText xml:space="preserve"> PAGEREF _Toc243816003 \h </w:instrText>
+              <w:instrText xml:space="preserve"> PAGEREF _Toc243836798 \h </w:instrText>
             </w:r>
             <w:r>
               <w:rPr>
@@ -2944,7 +3012,7 @@
               <w:szCs w:val="22"/>
             </w:rPr>
           </w:pPr>
-          <w:hyperlink w:anchor="_Toc243816004" w:history="1">
+          <w:hyperlink w:anchor="_Toc243836799" w:history="1">
             <w:r>
               <w:rPr>
                 <w:rStyle w:val="Hyperlink"/>
@@ -2968,7 +3036,7 @@
               <w:rPr>
                 <w:noProof/>
               </w:rPr>
-              <w:instrText xml:space="preserve"> PAGEREF _Toc243816004 \h </w:instrText>
+              <w:instrText xml:space="preserve"> PAGEREF _Toc243836799 \h </w:instrText>
             </w:r>
             <w:r>
               <w:rPr>
@@ -3011,7 +3079,7 @@
       <w:pPr>
         <w:pStyle w:val="Heading1"/>
       </w:pPr>
-      <w:bookmarkStart w:id="1" w:name="_Toc243815998"/>
+      <w:bookmarkStart w:id="1" w:name="_Toc243836793"/>
       <w:r>
         <w:lastRenderedPageBreak/>
         <w:t>1  Introduction</w:t>
@@ -3023,13 +3091,10 @@
         <w:spacing w:after="120" w:line="276" w:lineRule="auto"/>
       </w:pPr>
       <w:r>
-        <w:t>The system was built in a series of working sessions between 11 Se</w:t>
+        <w:t>The system was built in a series of working sessions between 11 September and 21 October 2026, each feature requested by the business owner and built, tested and adjusted the same day or the next. Dates below are taken from those session re</w:t>
       </w:r>
       <w:r>
-        <w:t>ptember and 21 October 2026, each feature requested by the business owner and built, tested and adjusted the same day or the next. Dates below are taken from those session records (Kenya time) and from the migration scripts. Earlier project files from July</w:t>
-      </w:r>
-      <w:r>
-        <w:t xml:space="preserve"> 2026 (empty project templates) are not part of this history.</w:t>
+        <w:t>cords (Kenya time) and from the migration scripts. Earlier project files from July 2026 (empty project templates) are not part of this history.</w:t>
       </w:r>
     </w:p>
     <w:p>
@@ -3041,7 +3106,7 @@
       <w:pPr>
         <w:pStyle w:val="Heading1"/>
       </w:pPr>
-      <w:bookmarkStart w:id="2" w:name="_Toc243815999"/>
+      <w:bookmarkStart w:id="2" w:name="_Toc243836794"/>
       <w:r>
         <w:lastRenderedPageBreak/>
         <w:t>2  Phases</w:t>
@@ -5773,6 +5838,92 @@
           </w:p>
         </w:tc>
       </w:tr>
+      <w:tr>
+        <w:tblPrEx>
+          <w:tblCellMar>
+            <w:top w:w="0" w:type="dxa"/>
+            <w:bottom w:w="0" w:type="dxa"/>
+          </w:tblCellMar>
+        </w:tblPrEx>
+        <w:trPr>
+          <w:cantSplit/>
+        </w:trPr>
+        <w:tc>
+          <w:tcPr>
+            <w:tcW w:w="1830" w:type="dxa"/>
+            <w:shd w:val="clear" w:color="auto" w:fill="F4F5F3"/>
+            <w:tcMar>
+              <w:top w:w="50" w:type="dxa"/>
+              <w:left w:w="90" w:type="dxa"/>
+              <w:bottom w:w="50" w:type="dxa"/>
+              <w:right w:w="90" w:type="dxa"/>
+            </w:tcMar>
+          </w:tcPr>
+          <w:p>
+            <w:pPr>
+              <w:spacing w:after="20" w:line="252" w:lineRule="auto"/>
+            </w:pPr>
+            <w:r>
+              <w:rPr>
+                <w:b/>
+                <w:bCs/>
+                <w:sz w:val="19"/>
+                <w:szCs w:val="19"/>
+              </w:rPr>
+              <w:lastRenderedPageBreak/>
+              <w:t>25 Oct</w:t>
+            </w:r>
+          </w:p>
+        </w:tc>
+        <w:tc>
+          <w:tcPr>
+            <w:tcW w:w="2196" w:type="dxa"/>
+            <w:shd w:val="clear" w:color="auto" w:fill="F4F5F3"/>
+            <w:tcMar>
+              <w:top w:w="50" w:type="dxa"/>
+              <w:left w:w="90" w:type="dxa"/>
+              <w:bottom w:w="50" w:type="dxa"/>
+              <w:right w:w="90" w:type="dxa"/>
+            </w:tcMar>
+          </w:tcPr>
+          <w:p>
+            <w:pPr>
+              <w:spacing w:after="20" w:line="252" w:lineRule="auto"/>
+            </w:pPr>
+            <w:r>
+              <w:rPr>
+                <w:sz w:val="19"/>
+                <w:szCs w:val="19"/>
+              </w:rPr>
+              <w:t>Forest look live</w:t>
+            </w:r>
+          </w:p>
+        </w:tc>
+        <w:tc>
+          <w:tcPr>
+            <w:tcW w:w="5612" w:type="dxa"/>
+            <w:shd w:val="clear" w:color="auto" w:fill="F4F5F3"/>
+            <w:tcMar>
+              <w:top w:w="50" w:type="dxa"/>
+              <w:left w:w="90" w:type="dxa"/>
+              <w:bottom w:w="50" w:type="dxa"/>
+              <w:right w:w="90" w:type="dxa"/>
+            </w:tcMar>
+          </w:tcPr>
+          <w:p>
+            <w:pPr>
+              <w:spacing w:after="20" w:line="252" w:lineRule="auto"/>
+            </w:pPr>
+            <w:r>
+              <w:rPr>
+                <w:sz w:val="19"/>
+                <w:szCs w:val="19"/>
+              </w:rPr>
+              <w:t>The website's forest look - the forest behind every page, the entrance, wood cards to buy from, Featured as a young tree beside the products - built on the preview, approved by the owner and released</w:t>
+            </w:r>
+          </w:p>
+        </w:tc>
+      </w:tr>
     </w:tbl>
     <w:p>
       <w:pPr>
@@ -5788,7 +5939,7 @@
       <w:pPr>
         <w:pStyle w:val="Heading1"/>
       </w:pPr>
-      <w:bookmarkStart w:id="3" w:name="_Toc243816000"/>
+      <w:bookmarkStart w:id="3" w:name="_Toc243836795"/>
       <w:r>
         <w:lastRenderedPageBreak/>
         <w:t>3  Timeline chart</w:t>
@@ -5878,7 +6029,7 @@
       <w:pPr>
         <w:pStyle w:val="Heading1"/>
       </w:pPr>
-      <w:bookmarkStart w:id="4" w:name="_Toc243816001"/>
+      <w:bookmarkStart w:id="4" w:name="_Toc243836796"/>
       <w:r>
         <w:lastRenderedPageBreak/>
         <w:t>4  Feature log</w:t>
@@ -15232,6 +15383,93 @@
           </w:p>
         </w:tc>
       </w:tr>
+      <w:tr>
+        <w:tblPrEx>
+          <w:tblCellMar>
+            <w:top w:w="0" w:type="dxa"/>
+            <w:bottom w:w="0" w:type="dxa"/>
+          </w:tblCellMar>
+        </w:tblPrEx>
+        <w:trPr>
+          <w:cantSplit/>
+        </w:trPr>
+        <w:tc>
+          <w:tcPr>
+            <w:tcW w:w="1445" w:type="dxa"/>
+            <w:tcMar>
+              <w:top w:w="50" w:type="dxa"/>
+              <w:left w:w="90" w:type="dxa"/>
+              <w:bottom w:w="50" w:type="dxa"/>
+              <w:right w:w="90" w:type="dxa"/>
+            </w:tcMar>
+          </w:tcPr>
+          <w:p>
+            <w:pPr>
+              <w:spacing w:after="20" w:line="252" w:lineRule="auto"/>
+            </w:pPr>
+            <w:r>
+              <w:rPr>
+                <w:sz w:val="19"/>
+                <w:szCs w:val="19"/>
+              </w:rPr>
+              <w:t>25 Oct 2026</w:t>
+            </w:r>
+          </w:p>
+        </w:tc>
+        <w:tc>
+          <w:tcPr>
+            <w:tcW w:w="1686" w:type="dxa"/>
+            <w:tcMar>
+              <w:top w:w="50" w:type="dxa"/>
+              <w:left w:w="90" w:type="dxa"/>
+              <w:bottom w:w="50" w:type="dxa"/>
+              <w:right w:w="90" w:type="dxa"/>
+            </w:tcMar>
+          </w:tcPr>
+          <w:p>
+            <w:pPr>
+              <w:spacing w:after="20" w:line="252" w:lineRule="auto"/>
+            </w:pPr>
+            <w:r>
+              <w:rPr>
+                <w:sz w:val="19"/>
+                <w:szCs w:val="19"/>
+              </w:rPr>
+              <w:t>Website</w:t>
+            </w:r>
+          </w:p>
+        </w:tc>
+        <w:tc>
+          <w:tcPr>
+            <w:tcW w:w="6507" w:type="dxa"/>
+            <w:tcMar>
+              <w:top w:w="50" w:type="dxa"/>
+              <w:left w:w="90" w:type="dxa"/>
+              <w:bottom w:w="50" w:type="dxa"/>
+              <w:right w:w="90" w:type="dxa"/>
+            </w:tcMar>
+          </w:tcPr>
+          <w:p>
+            <w:pPr>
+              <w:spacing w:after="20" w:line="252" w:lineRule="auto"/>
+            </w:pPr>
+            <w:r>
+              <w:rPr>
+                <w:sz w:val="19"/>
+                <w:szCs w:val="19"/>
+              </w:rPr>
+              <w:t xml:space="preserve">The forest look ("the most modern look of the website ... making one feel the ambience of the forests"): the forest behind every page, a forest entrance, wood product cards with an amount, Add to cart and Order now, Featured as the owner's young tree with </w:t>
+            </w:r>
+            <w:r>
+              <w:rPr>
+                <w:sz w:val="19"/>
+                <w:szCs w:val="19"/>
+              </w:rPr>
+              <w:t>the campaign inside its soil beside the products, and the product page's journey and More from the forest. Built on the preview, approved and released the same day; VITE_FOREST_LOOK in .env.production switches it.</w:t>
+            </w:r>
+          </w:p>
+        </w:tc>
+      </w:tr>
     </w:tbl>
     <w:p>
       <w:pPr>
@@ -15247,7 +15485,7 @@
       <w:pPr>
         <w:pStyle w:val="Heading1"/>
       </w:pPr>
-      <w:bookmarkStart w:id="5" w:name="_Toc243816002"/>
+      <w:bookmarkStart w:id="5" w:name="_Toc243836797"/>
       <w:r>
         <w:lastRenderedPageBreak/>
         <w:t>5  Database changes</w:t>
@@ -19731,7 +19969,7 @@
       <w:pPr>
         <w:pStyle w:val="Heading1"/>
       </w:pPr>
-      <w:bookmarkStart w:id="6" w:name="_Toc243816003"/>
+      <w:bookmarkStart w:id="6" w:name="_Toc243836798"/>
       <w:r>
         <w:lastRenderedPageBreak/>
         <w:t>6  Key decisions</w:t>
@@ -24054,7 +24292,7 @@
       <w:pPr>
         <w:pStyle w:val="Heading1"/>
       </w:pPr>
-      <w:bookmarkStart w:id="7" w:name="_Toc243816004"/>
+      <w:bookmarkStart w:id="7" w:name="_Toc243836799"/>
       <w:r>
         <w:lastRenderedPageBreak/>
         <w:t>7  Open items at the time of writing</w:t>
@@ -24423,10 +24661,72 @@
 <file path=word/numbering.xml><?xml version="1.0" encoding="utf-8"?>
 <w:numbering xmlns:wpc="http://schemas.microsoft.com/office/word/2010/wordprocessingCanvas" xmlns:cx="http://schemas.microsoft.com/office/drawing/2014/chartex" xmlns:cx1="http://schemas.microsoft.com/office/drawing/2015/9/8/chartex" xmlns:mc="http://schemas.openxmlformats.org/markup-compatibility/2006" xmlns:o="urn:schemas-microsoft-com:office:office" xmlns:r="http://schemas.openxmlformats.org/officeDocument/2006/relationships" xmlns:m="http://schemas.openxmlformats.org/officeDocument/2006/math" xmlns:v="urn:schemas-microsoft-com:vml" xmlns:wp14="http://schemas.microsoft.com/office/word/2010/wordprocessingDrawing" xmlns:wp="http://schemas.openxmlformats.org/drawingml/2006/wordprocessingDrawing" xmlns:w10="urn:schemas-microsoft-com:office:word" xmlns:w="http://schemas.openxmlformats.org/wordprocessingml/2006/main" xmlns:w14="http://schemas.microsoft.com/office/word/2010/wordml" xmlns:w15="http://schemas.microsoft.com/office/word/2012/wordml" xmlns:w16se="http://schemas.microsoft.com/office/word/2015/wordml/symex" xmlns:wpg="http://schemas.microsoft.com/office/word/2010/wordprocessingGroup" xmlns:wpi="http://schemas.microsoft.com/office/word/2010/wordprocessingInk" xmlns:wne="http://schemas.microsoft.com/office/word/2006/wordml" xmlns:wps="http://schemas.microsoft.com/office/word/2010/wordprocessingShape" mc:Ignorable="w14 w15 w16se wp14">
   <w:abstractNum w:abstractNumId="0" w15:restartNumberingAfterBreak="0">
-    <w:nsid w:val="0EFA356A"/>
+    <w:nsid w:val="078533BA"/>
     <w:multiLevelType w:val="hybridMultilevel"/>
-    <w:tmpl w:val="BAF01B12"/>
-    <w:lvl w:ilvl="0" w:tplc="D430F012">
+    <w:tmpl w:val="2F80B706"/>
+    <w:lvl w:ilvl="0" w:tplc="0E02C3F0" w:tentative="1">
+      <w:start w:val="1"/>
+      <w:numFmt w:val="decimal"/>
+      <w:lvlText w:val="%1."/>
+      <w:lvlJc w:val="left"/>
+      <w:pPr>
+        <w:ind w:left="540" w:hanging="300"/>
+      </w:pPr>
+    </w:lvl>
+    <w:lvl w:ilvl="1" w:tplc="7C844C80" w:tentative="1">
+      <w:start w:val="1"/>
+      <w:numFmt w:val="lowerLetter"/>
+      <w:lvlText w:val="%2."/>
+      <w:lvlJc w:val="left"/>
+      <w:pPr>
+        <w:ind w:left="940" w:hanging="300"/>
+      </w:pPr>
+    </w:lvl>
+    <w:lvl w:ilvl="2" w:tplc="1F602EDC" w:tentative="1">
+      <w:start w:val="1"/>
+      <w:numFmt w:val="lowerRoman"/>
+      <w:lvlText w:val="%3."/>
+      <w:lvlJc w:val="left"/>
+      <w:pPr>
+        <w:ind w:left="1340" w:hanging="300"/>
+      </w:pPr>
+    </w:lvl>
+    <w:lvl w:ilvl="3" w:tplc="04D81ED6">
+      <w:numFmt w:val="decimal"/>
+      <w:lvlText w:val=""/>
+      <w:lvlJc w:val="left"/>
+    </w:lvl>
+    <w:lvl w:ilvl="4" w:tplc="4734287C">
+      <w:numFmt w:val="decimal"/>
+      <w:lvlText w:val=""/>
+      <w:lvlJc w:val="left"/>
+    </w:lvl>
+    <w:lvl w:ilvl="5" w:tplc="996EC1AA">
+      <w:numFmt w:val="decimal"/>
+      <w:lvlText w:val=""/>
+      <w:lvlJc w:val="left"/>
+    </w:lvl>
+    <w:lvl w:ilvl="6" w:tplc="43D80008">
+      <w:numFmt w:val="decimal"/>
+      <w:lvlText w:val=""/>
+      <w:lvlJc w:val="left"/>
+    </w:lvl>
+    <w:lvl w:ilvl="7" w:tplc="A21214EA">
+      <w:numFmt w:val="decimal"/>
+      <w:lvlText w:val=""/>
+      <w:lvlJc w:val="left"/>
+    </w:lvl>
+    <w:lvl w:ilvl="8" w:tplc="A55C6332">
+      <w:numFmt w:val="decimal"/>
+      <w:lvlText w:val=""/>
+      <w:lvlJc w:val="left"/>
+    </w:lvl>
+  </w:abstractNum>
+  <w:abstractNum w:abstractNumId="1" w15:restartNumberingAfterBreak="0">
+    <w:nsid w:val="18867297"/>
+    <w:multiLevelType w:val="hybridMultilevel"/>
+    <w:tmpl w:val="92B22FFE"/>
+    <w:lvl w:ilvl="0" w:tplc="77B49026">
       <w:start w:val="1"/>
       <w:numFmt w:val="bullet"/>
       <w:lvlText w:val="•"/>
@@ -24435,7 +24735,7 @@
         <w:ind w:left="540" w:hanging="300"/>
       </w:pPr>
     </w:lvl>
-    <w:lvl w:ilvl="1" w:tplc="7632F022" w:tentative="1">
+    <w:lvl w:ilvl="1" w:tplc="7756BEDC" w:tentative="1">
       <w:start w:val="1"/>
       <w:numFmt w:val="bullet"/>
       <w:lvlText w:val="–"/>
@@ -24444,7 +24744,7 @@
         <w:ind w:left="940" w:hanging="300"/>
       </w:pPr>
     </w:lvl>
-    <w:lvl w:ilvl="2" w:tplc="0B10CA2A" w:tentative="1">
+    <w:lvl w:ilvl="2" w:tplc="7FA434EA" w:tentative="1">
       <w:start w:val="1"/>
       <w:numFmt w:val="bullet"/>
       <w:lvlText w:val="◦"/>
@@ -24453,104 +24753,42 @@
         <w:ind w:left="1340" w:hanging="300"/>
       </w:pPr>
     </w:lvl>
-    <w:lvl w:ilvl="3" w:tplc="66AC7152">
+    <w:lvl w:ilvl="3" w:tplc="744E76E0">
       <w:numFmt w:val="decimal"/>
       <w:lvlText w:val=""/>
       <w:lvlJc w:val="left"/>
     </w:lvl>
-    <w:lvl w:ilvl="4" w:tplc="D1BCC09A">
+    <w:lvl w:ilvl="4" w:tplc="EE38A314">
       <w:numFmt w:val="decimal"/>
       <w:lvlText w:val=""/>
       <w:lvlJc w:val="left"/>
     </w:lvl>
-    <w:lvl w:ilvl="5" w:tplc="7ADA9EEE">
+    <w:lvl w:ilvl="5" w:tplc="B50058C4">
       <w:numFmt w:val="decimal"/>
       <w:lvlText w:val=""/>
       <w:lvlJc w:val="left"/>
     </w:lvl>
-    <w:lvl w:ilvl="6" w:tplc="A05450CE">
+    <w:lvl w:ilvl="6" w:tplc="CD8AB390">
       <w:numFmt w:val="decimal"/>
       <w:lvlText w:val=""/>
       <w:lvlJc w:val="left"/>
     </w:lvl>
-    <w:lvl w:ilvl="7" w:tplc="75525864">
+    <w:lvl w:ilvl="7" w:tplc="342CD9D2">
       <w:numFmt w:val="decimal"/>
       <w:lvlText w:val=""/>
       <w:lvlJc w:val="left"/>
     </w:lvl>
-    <w:lvl w:ilvl="8" w:tplc="776CEBC4">
-      <w:numFmt w:val="decimal"/>
-      <w:lvlText w:val=""/>
-      <w:lvlJc w:val="left"/>
-    </w:lvl>
-  </w:abstractNum>
-  <w:abstractNum w:abstractNumId="1" w15:restartNumberingAfterBreak="0">
-    <w:nsid w:val="249E0B26"/>
-    <w:multiLevelType w:val="hybridMultilevel"/>
-    <w:tmpl w:val="D852622A"/>
-    <w:lvl w:ilvl="0" w:tplc="8424CBEA" w:tentative="1">
-      <w:start w:val="1"/>
-      <w:numFmt w:val="decimal"/>
-      <w:lvlText w:val="%1."/>
-      <w:lvlJc w:val="left"/>
-      <w:pPr>
-        <w:ind w:left="540" w:hanging="300"/>
-      </w:pPr>
-    </w:lvl>
-    <w:lvl w:ilvl="1" w:tplc="4ECAF52C" w:tentative="1">
-      <w:start w:val="1"/>
-      <w:numFmt w:val="lowerLetter"/>
-      <w:lvlText w:val="%2."/>
-      <w:lvlJc w:val="left"/>
-      <w:pPr>
-        <w:ind w:left="940" w:hanging="300"/>
-      </w:pPr>
-    </w:lvl>
-    <w:lvl w:ilvl="2" w:tplc="389C3CD2" w:tentative="1">
-      <w:start w:val="1"/>
-      <w:numFmt w:val="lowerRoman"/>
-      <w:lvlText w:val="%3."/>
-      <w:lvlJc w:val="left"/>
-      <w:pPr>
-        <w:ind w:left="1340" w:hanging="300"/>
-      </w:pPr>
-    </w:lvl>
-    <w:lvl w:ilvl="3" w:tplc="CDE6B00E">
-      <w:numFmt w:val="decimal"/>
-      <w:lvlText w:val=""/>
-      <w:lvlJc w:val="left"/>
-    </w:lvl>
-    <w:lvl w:ilvl="4" w:tplc="776CDB42">
-      <w:numFmt w:val="decimal"/>
-      <w:lvlText w:val=""/>
-      <w:lvlJc w:val="left"/>
-    </w:lvl>
-    <w:lvl w:ilvl="5" w:tplc="2B582992">
-      <w:numFmt w:val="decimal"/>
-      <w:lvlText w:val=""/>
-      <w:lvlJc w:val="left"/>
-    </w:lvl>
-    <w:lvl w:ilvl="6" w:tplc="1C6CE0D8">
-      <w:numFmt w:val="decimal"/>
-      <w:lvlText w:val=""/>
-      <w:lvlJc w:val="left"/>
-    </w:lvl>
-    <w:lvl w:ilvl="7" w:tplc="721E722C">
-      <w:numFmt w:val="decimal"/>
-      <w:lvlText w:val=""/>
-      <w:lvlJc w:val="left"/>
-    </w:lvl>
-    <w:lvl w:ilvl="8" w:tplc="A158205A">
+    <w:lvl w:ilvl="8" w:tplc="C95C8AE6">
       <w:numFmt w:val="decimal"/>
       <w:lvlText w:val=""/>
       <w:lvlJc w:val="left"/>
     </w:lvl>
   </w:abstractNum>
   <w:abstractNum w:abstractNumId="2" w15:restartNumberingAfterBreak="0">
-    <w:nsid w:val="7D1E2EEC"/>
+    <w:nsid w:val="481F03BE"/>
     <w:multiLevelType w:val="hybridMultilevel"/>
-    <w:tmpl w:val="9E967638"/>
-    <w:lvl w:ilvl="0" w:tplc="D6B20ED8" w:tentative="1">
+    <w:tmpl w:val="678CD7F8"/>
+    <w:lvl w:ilvl="0" w:tplc="F5A69CBE" w:tentative="1">
       <w:start w:val="1"/>
       <w:numFmt w:val="bullet"/>
       <w:lvlText w:val="●"/>
@@ -24559,7 +24797,7 @@
         <w:ind w:left="720" w:hanging="360"/>
       </w:pPr>
     </w:lvl>
-    <w:lvl w:ilvl="1" w:tplc="F5AC7286" w:tentative="1">
+    <w:lvl w:ilvl="1" w:tplc="BA140D90" w:tentative="1">
       <w:start w:val="1"/>
       <w:numFmt w:val="bullet"/>
       <w:lvlText w:val="○"/>
@@ -24568,7 +24806,7 @@
         <w:ind w:left="1440" w:hanging="360"/>
       </w:pPr>
     </w:lvl>
-    <w:lvl w:ilvl="2" w:tplc="00AC3C84" w:tentative="1">
+    <w:lvl w:ilvl="2" w:tplc="BFC21042" w:tentative="1">
       <w:start w:val="1"/>
       <w:numFmt w:val="bullet"/>
       <w:lvlText w:val="■"/>
@@ -24577,7 +24815,7 @@
         <w:ind w:left="2160" w:hanging="360"/>
       </w:pPr>
     </w:lvl>
-    <w:lvl w:ilvl="3" w:tplc="E5602DFA" w:tentative="1">
+    <w:lvl w:ilvl="3" w:tplc="379252CE" w:tentative="1">
       <w:start w:val="1"/>
       <w:numFmt w:val="bullet"/>
       <w:lvlText w:val="●"/>
@@ -24586,7 +24824,7 @@
         <w:ind w:left="2880" w:hanging="360"/>
       </w:pPr>
     </w:lvl>
-    <w:lvl w:ilvl="4" w:tplc="4830EFF8" w:tentative="1">
+    <w:lvl w:ilvl="4" w:tplc="2C784EB8" w:tentative="1">
       <w:start w:val="1"/>
       <w:numFmt w:val="bullet"/>
       <w:lvlText w:val="○"/>
@@ -24595,7 +24833,7 @@
         <w:ind w:left="3600" w:hanging="360"/>
       </w:pPr>
     </w:lvl>
-    <w:lvl w:ilvl="5" w:tplc="AA32F10E" w:tentative="1">
+    <w:lvl w:ilvl="5" w:tplc="5F92D3D0" w:tentative="1">
       <w:start w:val="1"/>
       <w:numFmt w:val="bullet"/>
       <w:lvlText w:val="■"/>
@@ -24604,7 +24842,7 @@
         <w:ind w:left="4320" w:hanging="360"/>
       </w:pPr>
     </w:lvl>
-    <w:lvl w:ilvl="6" w:tplc="3B569BD4" w:tentative="1">
+    <w:lvl w:ilvl="6" w:tplc="72B29DB6" w:tentative="1">
       <w:start w:val="1"/>
       <w:numFmt w:val="bullet"/>
       <w:lvlText w:val="●"/>
@@ -24613,7 +24851,7 @@
         <w:ind w:left="5040" w:hanging="360"/>
       </w:pPr>
     </w:lvl>
-    <w:lvl w:ilvl="7" w:tplc="A288BD92" w:tentative="1">
+    <w:lvl w:ilvl="7" w:tplc="C5281346" w:tentative="1">
       <w:start w:val="1"/>
       <w:numFmt w:val="bullet"/>
       <w:lvlText w:val="●"/>
@@ -24622,7 +24860,7 @@
         <w:ind w:left="5760" w:hanging="360"/>
       </w:pPr>
     </w:lvl>
-    <w:lvl w:ilvl="8" w:tplc="2E70E224" w:tentative="1">
+    <w:lvl w:ilvl="8" w:tplc="B32041BC" w:tentative="1">
       <w:start w:val="1"/>
       <w:numFmt w:val="bullet"/>
       <w:lvlText w:val="●"/>
@@ -24639,7 +24877,7 @@
     </w:lvlOverride>
   </w:num>
   <w:num w:numId="2">
-    <w:abstractNumId w:val="0"/>
+    <w:abstractNumId w:val="1"/>
     <w:lvlOverride w:ilvl="0">
       <w:startOverride w:val="1"/>
     </w:lvlOverride>
@@ -25268,7 +25506,7 @@
     <w:autoRedefine/>
     <w:uiPriority w:val="39"/>
     <w:unhideWhenUsed/>
-    <w:rsid w:val="00DA19E0"/>
+    <w:rsid w:val="00E753D5"/>
     <w:pPr>
       <w:spacing w:after="100"/>
     </w:pPr>

--- a/documentation/01 System Overview/Development Timeline.docx
+++ b/documentation/01 System Overview/Development Timeline.docx
@@ -80,7 +80,7 @@
           <w:left w:w="10" w:type="dxa"/>
           <w:right w:w="10" w:type="dxa"/>
         </w:tblCellMar>
-        <w:tblLook w:val="04A0" w:firstRow="1" w:lastRow="0" w:firstColumn="1" w:lastColumn="0" w:noHBand="0" w:noVBand="1"/>
+        <w:tblLook w:val="0000" w:firstRow="0" w:lastRow="0" w:firstColumn="0" w:lastColumn="0" w:noHBand="0" w:noVBand="0"/>
       </w:tblPr>
       <w:tblGrid>
         <w:gridCol w:w="2600"/>
@@ -461,7 +461,7 @@
           <w:left w:w="10" w:type="dxa"/>
           <w:right w:w="10" w:type="dxa"/>
         </w:tblCellMar>
-        <w:tblLook w:val="04A0" w:firstRow="1" w:lastRow="0" w:firstColumn="1" w:lastColumn="0" w:noHBand="0" w:noVBand="1"/>
+        <w:tblLook w:val="0000" w:firstRow="0" w:lastRow="0" w:firstColumn="0" w:lastColumn="0" w:noHBand="0" w:noVBand="0"/>
       </w:tblPr>
       <w:tblGrid>
         <w:gridCol w:w="1300"/>
@@ -1523,7 +1523,14 @@
                 <w:sz w:val="19"/>
                 <w:szCs w:val="19"/>
               </w:rPr>
-              <w:t>19 October: the phone entrance on the desktop, Manage Servers as a sliding panel, the shared phone app and desktop copies rebuilt; open items brought up to date.</w:t>
+              <w:t>19 October: the phone entrance on the desktop, Manage Servers as a sliding panel, the sh</w:t>
+            </w:r>
+            <w:r>
+              <w:rPr>
+                <w:sz w:val="19"/>
+                <w:szCs w:val="19"/>
+              </w:rPr>
+              <w:t>ared phone app and desktop copies rebuilt; open items brought up to date.</w:t>
             </w:r>
           </w:p>
         </w:tc>
@@ -1591,14 +1598,7 @@
                 <w:sz w:val="19"/>
                 <w:szCs w:val="19"/>
               </w:rPr>
-              <w:t>20 October: seamless mist, the sign-in and servers cards trading places t</w:t>
-            </w:r>
-            <w:r>
-              <w:rPr>
-                <w:sz w:val="19"/>
-                <w:szCs w:val="19"/>
-              </w:rPr>
-              <w:t>hrough it; the board's "Living Forest" colours in all three apps; Forest, Dark and Light themes per account; the phone stays unlocked when turned.</w:t>
+              <w:t>20 October: seamless mist, the sign-in and servers cards trading places through it; the board's "Living Forest" colours in all three apps; Forest, Dark and Light themes per account; the phone stays unlocked when turned.</w:t>
             </w:r>
           </w:p>
         </w:tc>
@@ -1666,7 +1666,14 @@
                 <w:sz w:val="19"/>
                 <w:szCs w:val="19"/>
               </w:rPr>
-              <w:t>21 October: the desktop's modern look and the dashboard breakdown.</w:t>
+              <w:t>21 October: the</w:t>
+            </w:r>
+            <w:r>
+              <w:rPr>
+                <w:sz w:val="19"/>
+                <w:szCs w:val="19"/>
+              </w:rPr>
+              <w:t xml:space="preserve"> desktop's modern look and the dashboard breakdown.</w:t>
             </w:r>
           </w:p>
         </w:tc>
@@ -1802,7 +1809,14 @@
                 <w:sz w:val="19"/>
                 <w:szCs w:val="19"/>
               </w:rPr>
-              <w:t>23 October: order tickets, Track my order and sharing the driver only when staff choose.</w:t>
+              <w:t>23 October: order tickets, Track my order and sharing</w:t>
+            </w:r>
+            <w:r>
+              <w:rPr>
+                <w:sz w:val="19"/>
+                <w:szCs w:val="19"/>
+              </w:rPr>
+              <w:t xml:space="preserve"> the driver only when staff choose.</w:t>
             </w:r>
           </w:p>
         </w:tc>
@@ -2054,14 +2068,7 @@
                 <w:sz w:val="19"/>
                 <w:szCs w:val="19"/>
               </w:rPr>
-              <w:t>24 October 2</w:t>
-            </w:r>
-            <w:r>
-              <w:rPr>
-                <w:sz w:val="19"/>
-                <w:szCs w:val="19"/>
-              </w:rPr>
-              <w:t>026</w:t>
+              <w:t>24 October 2026</w:t>
             </w:r>
           </w:p>
         </w:tc>
@@ -2422,7 +2429,14 @@
                 <w:sz w:val="19"/>
                 <w:szCs w:val="19"/>
               </w:rPr>
-              <w:t>24 October: the founder's bio and photos on the About page.</w:t>
+              <w:t>24 October: the founder</w:t>
+            </w:r>
+            <w:r>
+              <w:rPr>
+                <w:sz w:val="19"/>
+                <w:szCs w:val="19"/>
+              </w:rPr>
+              <w:t>'s bio and photos on the About page.</w:t>
             </w:r>
           </w:p>
         </w:tc>
@@ -2559,6 +2573,74 @@
                 <w:szCs w:val="19"/>
               </w:rPr>
               <w:t>25 October: the website's forest look goes live.</w:t>
+            </w:r>
+          </w:p>
+        </w:tc>
+      </w:tr>
+      <w:tr>
+        <w:tblPrEx>
+          <w:tblCellMar>
+            <w:top w:w="0" w:type="dxa"/>
+            <w:bottom w:w="0" w:type="dxa"/>
+          </w:tblCellMar>
+        </w:tblPrEx>
+        <w:tc>
+          <w:tcPr>
+            <w:tcW w:w="1300" w:type="dxa"/>
+            <w:tcMar>
+              <w:top w:w="50" w:type="dxa"/>
+              <w:left w:w="90" w:type="dxa"/>
+              <w:bottom w:w="50" w:type="dxa"/>
+              <w:right w:w="90" w:type="dxa"/>
+            </w:tcMar>
+          </w:tcPr>
+          <w:p>
+            <w:r>
+              <w:rPr>
+                <w:sz w:val="19"/>
+                <w:szCs w:val="19"/>
+              </w:rPr>
+              <w:t>1.1</w:t>
+            </w:r>
+          </w:p>
+        </w:tc>
+        <w:tc>
+          <w:tcPr>
+            <w:tcW w:w="1900" w:type="dxa"/>
+            <w:tcMar>
+              <w:top w:w="50" w:type="dxa"/>
+              <w:left w:w="90" w:type="dxa"/>
+              <w:bottom w:w="50" w:type="dxa"/>
+              <w:right w:w="90" w:type="dxa"/>
+            </w:tcMar>
+          </w:tcPr>
+          <w:p>
+            <w:r>
+              <w:rPr>
+                <w:sz w:val="19"/>
+                <w:szCs w:val="19"/>
+              </w:rPr>
+              <w:t>25 October 2026</w:t>
+            </w:r>
+          </w:p>
+        </w:tc>
+        <w:tc>
+          <w:tcPr>
+            <w:tcW w:w="6438" w:type="dxa"/>
+            <w:tcMar>
+              <w:top w:w="50" w:type="dxa"/>
+              <w:left w:w="90" w:type="dxa"/>
+              <w:bottom w:w="50" w:type="dxa"/>
+              <w:right w:w="90" w:type="dxa"/>
+            </w:tcMar>
+          </w:tcPr>
+          <w:p>
+            <w:r>
+              <w:rPr>
+                <w:sz w:val="19"/>
+                <w:szCs w:val="19"/>
+              </w:rPr>
+              <w:t>25 October (evening): the modern chat and the assistant fixes.</w:t>
             </w:r>
           </w:p>
         </w:tc>
@@ -2595,7 +2677,7 @@
     <w:sdt>
       <w:sdtPr>
         <w:alias w:val="Contents"/>
-        <w:id w:val="-851257304"/>
+        <w:id w:val="1697343880"/>
       </w:sdtPr>
       <w:sdtEndPr/>
       <w:sdtContent>
@@ -2622,7 +2704,7 @@
           <w:r>
             <w:fldChar w:fldCharType="separate"/>
           </w:r>
-          <w:hyperlink w:anchor="_Toc243836793" w:history="1">
+          <w:hyperlink w:anchor="_Toc243848189" w:history="1">
             <w:r>
               <w:rPr>
                 <w:rStyle w:val="Hyperlink"/>
@@ -2646,7 +2728,7 @@
               <w:rPr>
                 <w:noProof/>
               </w:rPr>
-              <w:instrText xml:space="preserve"> PAGEREF _Toc243836793 \h </w:instrText>
+              <w:instrText xml:space="preserve"> PAGEREF _Toc243848189 \h </w:instrText>
             </w:r>
             <w:r>
               <w:rPr>
@@ -2687,7 +2769,7 @@
               <w:szCs w:val="22"/>
             </w:rPr>
           </w:pPr>
-          <w:hyperlink w:anchor="_Toc243836794" w:history="1">
+          <w:hyperlink w:anchor="_Toc243848190" w:history="1">
             <w:r>
               <w:rPr>
                 <w:rStyle w:val="Hyperlink"/>
@@ -2711,7 +2793,7 @@
               <w:rPr>
                 <w:noProof/>
               </w:rPr>
-              <w:instrText xml:space="preserve"> PAGEREF _Toc243836794 \h </w:instrText>
+              <w:instrText xml:space="preserve"> PAGEREF _Toc243848190 \h </w:instrText>
             </w:r>
             <w:r>
               <w:rPr>
@@ -2752,7 +2834,7 @@
               <w:szCs w:val="22"/>
             </w:rPr>
           </w:pPr>
-          <w:hyperlink w:anchor="_Toc243836795" w:history="1">
+          <w:hyperlink w:anchor="_Toc243848191" w:history="1">
             <w:r>
               <w:rPr>
                 <w:rStyle w:val="Hyperlink"/>
@@ -2776,7 +2858,7 @@
               <w:rPr>
                 <w:noProof/>
               </w:rPr>
-              <w:instrText xml:space="preserve"> PAGEREF _Toc243836795 \h </w:instrText>
+              <w:instrText xml:space="preserve"> PAGEREF _Toc243848191 \h </w:instrText>
             </w:r>
             <w:r>
               <w:rPr>
@@ -2817,7 +2899,7 @@
               <w:szCs w:val="22"/>
             </w:rPr>
           </w:pPr>
-          <w:hyperlink w:anchor="_Toc243836796" w:history="1">
+          <w:hyperlink w:anchor="_Toc243848192" w:history="1">
             <w:r>
               <w:rPr>
                 <w:rStyle w:val="Hyperlink"/>
@@ -2841,7 +2923,7 @@
               <w:rPr>
                 <w:noProof/>
               </w:rPr>
-              <w:instrText xml:space="preserve"> PAGEREF _Toc243836796 \h </w:instrText>
+              <w:instrText xml:space="preserve"> PAGEREF _Toc243848192 \h </w:instrText>
             </w:r>
             <w:r>
               <w:rPr>
@@ -2882,7 +2964,7 @@
               <w:szCs w:val="22"/>
             </w:rPr>
           </w:pPr>
-          <w:hyperlink w:anchor="_Toc243836797" w:history="1">
+          <w:hyperlink w:anchor="_Toc243848193" w:history="1">
             <w:r>
               <w:rPr>
                 <w:rStyle w:val="Hyperlink"/>
@@ -2906,7 +2988,7 @@
               <w:rPr>
                 <w:noProof/>
               </w:rPr>
-              <w:instrText xml:space="preserve"> PAGEREF _Toc243836797 \h </w:instrText>
+              <w:instrText xml:space="preserve"> PAGEREF _Toc243848193 \h </w:instrText>
             </w:r>
             <w:r>
               <w:rPr>
@@ -2947,7 +3029,7 @@
               <w:szCs w:val="22"/>
             </w:rPr>
           </w:pPr>
-          <w:hyperlink w:anchor="_Toc243836798" w:history="1">
+          <w:hyperlink w:anchor="_Toc243848194" w:history="1">
             <w:r>
               <w:rPr>
                 <w:rStyle w:val="Hyperlink"/>
@@ -2971,7 +3053,7 @@
               <w:rPr>
                 <w:noProof/>
               </w:rPr>
-              <w:instrText xml:space="preserve"> PAGEREF _Toc243836798 \h </w:instrText>
+              <w:instrText xml:space="preserve"> PAGEREF _Toc243848194 \h </w:instrText>
             </w:r>
             <w:r>
               <w:rPr>
@@ -3012,7 +3094,7 @@
               <w:szCs w:val="22"/>
             </w:rPr>
           </w:pPr>
-          <w:hyperlink w:anchor="_Toc243836799" w:history="1">
+          <w:hyperlink w:anchor="_Toc243848195" w:history="1">
             <w:r>
               <w:rPr>
                 <w:rStyle w:val="Hyperlink"/>
@@ -3036,7 +3118,7 @@
               <w:rPr>
                 <w:noProof/>
               </w:rPr>
-              <w:instrText xml:space="preserve"> PAGEREF _Toc243836799 \h </w:instrText>
+              <w:instrText xml:space="preserve"> PAGEREF _Toc243848195 \h </w:instrText>
             </w:r>
             <w:r>
               <w:rPr>
@@ -3079,7 +3161,7 @@
       <w:pPr>
         <w:pStyle w:val="Heading1"/>
       </w:pPr>
-      <w:bookmarkStart w:id="1" w:name="_Toc243836793"/>
+      <w:bookmarkStart w:id="1" w:name="_Toc243848189"/>
       <w:r>
         <w:lastRenderedPageBreak/>
         <w:t>1  Introduction</w:t>
@@ -3091,10 +3173,10 @@
         <w:spacing w:after="120" w:line="276" w:lineRule="auto"/>
       </w:pPr>
       <w:r>
-        <w:t>The system was built in a series of working sessions between 11 September and 21 October 2026, each feature requested by the business owner and built, tested and adjusted the same day or the next. Dates below are taken from those session re</w:t>
+        <w:t>The system was built in a series of working sessions between 11 September and 21 October 2026, each feature requested by the business owner and built, tested and adjusted the same day or the next. Dates below are taken from those session records (Kenya tim</w:t>
       </w:r>
       <w:r>
-        <w:t>cords (Kenya time) and from the migration scripts. Earlier project files from July 2026 (empty project templates) are not part of this history.</w:t>
+        <w:t>e) and from the migration scripts. Earlier project files from July 2026 (empty project templates) are not part of this history.</w:t>
       </w:r>
     </w:p>
     <w:p>
@@ -3106,7 +3188,7 @@
       <w:pPr>
         <w:pStyle w:val="Heading1"/>
       </w:pPr>
-      <w:bookmarkStart w:id="2" w:name="_Toc243836794"/>
+      <w:bookmarkStart w:id="2" w:name="_Toc243848190"/>
       <w:r>
         <w:lastRenderedPageBreak/>
         <w:t>2  Phases</w:t>
@@ -3129,7 +3211,7 @@
           <w:left w:w="10" w:type="dxa"/>
           <w:right w:w="10" w:type="dxa"/>
         </w:tblCellMar>
-        <w:tblLook w:val="04A0" w:firstRow="1" w:lastRow="0" w:firstColumn="1" w:lastColumn="0" w:noHBand="0" w:noVBand="1"/>
+        <w:tblLook w:val="0000" w:firstRow="0" w:lastRow="0" w:firstColumn="0" w:lastColumn="0" w:noHBand="0" w:noVBand="0"/>
       </w:tblPr>
       <w:tblGrid>
         <w:gridCol w:w="1830"/>
@@ -5920,6 +6002,88 @@
                 <w:szCs w:val="19"/>
               </w:rPr>
               <w:t>The website's forest look - the forest behind every page, the entrance, wood cards to buy from, Featured as a young tree beside the products - built on the preview, approved by the owner and released</w:t>
+            </w:r>
+          </w:p>
+        </w:tc>
+      </w:tr>
+      <w:tr>
+        <w:tblPrEx>
+          <w:tblCellMar>
+            <w:top w:w="0" w:type="dxa"/>
+            <w:bottom w:w="0" w:type="dxa"/>
+          </w:tblCellMar>
+        </w:tblPrEx>
+        <w:trPr>
+          <w:cantSplit/>
+        </w:trPr>
+        <w:tc>
+          <w:tcPr>
+            <w:tcW w:w="1830" w:type="dxa"/>
+            <w:tcMar>
+              <w:top w:w="50" w:type="dxa"/>
+              <w:left w:w="90" w:type="dxa"/>
+              <w:bottom w:w="50" w:type="dxa"/>
+              <w:right w:w="90" w:type="dxa"/>
+            </w:tcMar>
+          </w:tcPr>
+          <w:p>
+            <w:pPr>
+              <w:spacing w:after="20" w:line="252" w:lineRule="auto"/>
+            </w:pPr>
+            <w:r>
+              <w:rPr>
+                <w:b/>
+                <w:bCs/>
+                <w:sz w:val="19"/>
+                <w:szCs w:val="19"/>
+              </w:rPr>
+              <w:t>25 Oct</w:t>
+            </w:r>
+          </w:p>
+        </w:tc>
+        <w:tc>
+          <w:tcPr>
+            <w:tcW w:w="2196" w:type="dxa"/>
+            <w:tcMar>
+              <w:top w:w="50" w:type="dxa"/>
+              <w:left w:w="90" w:type="dxa"/>
+              <w:bottom w:w="50" w:type="dxa"/>
+              <w:right w:w="90" w:type="dxa"/>
+            </w:tcMar>
+          </w:tcPr>
+          <w:p>
+            <w:pPr>
+              <w:spacing w:after="20" w:line="252" w:lineRule="auto"/>
+            </w:pPr>
+            <w:r>
+              <w:rPr>
+                <w:sz w:val="19"/>
+                <w:szCs w:val="19"/>
+              </w:rPr>
+              <w:t>Modern chat live</w:t>
+            </w:r>
+          </w:p>
+        </w:tc>
+        <w:tc>
+          <w:tcPr>
+            <w:tcW w:w="5612" w:type="dxa"/>
+            <w:tcMar>
+              <w:top w:w="50" w:type="dxa"/>
+              <w:left w:w="90" w:type="dxa"/>
+              <w:bottom w:w="50" w:type="dxa"/>
+              <w:right w:w="90" w:type="dxa"/>
+            </w:tcMar>
+          </w:tcPr>
+          <w:p>
+            <w:pPr>
+              <w:spacing w:after="20" w:line="252" w:lineRule="auto"/>
+            </w:pPr>
+            <w:r>
+              <w:rPr>
+                <w:sz w:val="19"/>
+                <w:szCs w:val="19"/>
+              </w:rPr>
+              <w:t>The chat panel with the forest behind it, approved on the local site and released; the assistant now knows where the company is and asks again when an answer stops short</w:t>
             </w:r>
           </w:p>
         </w:tc>
@@ -5939,7 +6103,7 @@
       <w:pPr>
         <w:pStyle w:val="Heading1"/>
       </w:pPr>
-      <w:bookmarkStart w:id="3" w:name="_Toc243836795"/>
+      <w:bookmarkStart w:id="3" w:name="_Toc243848191"/>
       <w:r>
         <w:lastRenderedPageBreak/>
         <w:t>3  Timeline chart</w:t>
@@ -6029,7 +6193,7 @@
       <w:pPr>
         <w:pStyle w:val="Heading1"/>
       </w:pPr>
-      <w:bookmarkStart w:id="4" w:name="_Toc243836796"/>
+      <w:bookmarkStart w:id="4" w:name="_Toc243848192"/>
       <w:r>
         <w:lastRenderedPageBreak/>
         <w:t>4  Feature log</w:t>
@@ -6052,7 +6216,7 @@
           <w:left w:w="10" w:type="dxa"/>
           <w:right w:w="10" w:type="dxa"/>
         </w:tblCellMar>
-        <w:tblLook w:val="04A0" w:firstRow="1" w:lastRow="0" w:firstColumn="1" w:lastColumn="0" w:noHBand="0" w:noVBand="1"/>
+        <w:tblLook w:val="0000" w:firstRow="0" w:lastRow="0" w:firstColumn="0" w:lastColumn="0" w:noHBand="0" w:noVBand="0"/>
       </w:tblPr>
       <w:tblGrid>
         <w:gridCol w:w="1445"/>
@@ -15466,6 +15630,96 @@
                 <w:szCs w:val="19"/>
               </w:rPr>
               <w:t>the campaign inside its soil beside the products, and the product page's journey and More from the forest. Built on the preview, approved and released the same day; VITE_FOREST_LOOK in .env.production switches it.</w:t>
+            </w:r>
+          </w:p>
+        </w:tc>
+      </w:tr>
+      <w:tr>
+        <w:tblPrEx>
+          <w:tblCellMar>
+            <w:top w:w="0" w:type="dxa"/>
+            <w:bottom w:w="0" w:type="dxa"/>
+          </w:tblCellMar>
+        </w:tblPrEx>
+        <w:trPr>
+          <w:cantSplit/>
+        </w:trPr>
+        <w:tc>
+          <w:tcPr>
+            <w:tcW w:w="1445" w:type="dxa"/>
+            <w:shd w:val="clear" w:color="auto" w:fill="F4F5F3"/>
+            <w:tcMar>
+              <w:top w:w="50" w:type="dxa"/>
+              <w:left w:w="90" w:type="dxa"/>
+              <w:bottom w:w="50" w:type="dxa"/>
+              <w:right w:w="90" w:type="dxa"/>
+            </w:tcMar>
+          </w:tcPr>
+          <w:p>
+            <w:pPr>
+              <w:spacing w:after="20" w:line="252" w:lineRule="auto"/>
+            </w:pPr>
+            <w:r>
+              <w:rPr>
+                <w:sz w:val="19"/>
+                <w:szCs w:val="19"/>
+              </w:rPr>
+              <w:t>25 Oct 2026</w:t>
+            </w:r>
+          </w:p>
+        </w:tc>
+        <w:tc>
+          <w:tcPr>
+            <w:tcW w:w="1686" w:type="dxa"/>
+            <w:shd w:val="clear" w:color="auto" w:fill="F4F5F3"/>
+            <w:tcMar>
+              <w:top w:w="50" w:type="dxa"/>
+              <w:left w:w="90" w:type="dxa"/>
+              <w:bottom w:w="50" w:type="dxa"/>
+              <w:right w:w="90" w:type="dxa"/>
+            </w:tcMar>
+          </w:tcPr>
+          <w:p>
+            <w:pPr>
+              <w:spacing w:after="20" w:line="252" w:lineRule="auto"/>
+            </w:pPr>
+            <w:r>
+              <w:rPr>
+                <w:sz w:val="19"/>
+                <w:szCs w:val="19"/>
+              </w:rPr>
+              <w:t>Website</w:t>
+            </w:r>
+          </w:p>
+        </w:tc>
+        <w:tc>
+          <w:tcPr>
+            <w:tcW w:w="6507" w:type="dxa"/>
+            <w:shd w:val="clear" w:color="auto" w:fill="F4F5F3"/>
+            <w:tcMar>
+              <w:top w:w="50" w:type="dxa"/>
+              <w:left w:w="90" w:type="dxa"/>
+              <w:bottom w:w="50" w:type="dxa"/>
+              <w:right w:w="90" w:type="dxa"/>
+            </w:tcMar>
+          </w:tcPr>
+          <w:p>
+            <w:pPr>
+              <w:spacing w:after="20" w:line="252" w:lineRule="auto"/>
+            </w:pPr>
+            <w:r>
+              <w:rPr>
+                <w:sz w:val="19"/>
+                <w:szCs w:val="19"/>
+              </w:rPr>
+              <w:t>The modern chat ("especially the color behind it make it look modern like we did with the rest of the site"): the site's forest behind the chat, an emblem header with Online, a welcome with suggestions, frosted bubbles, a rounded message bar; the assistant</w:t>
+            </w:r>
+            <w:r>
+              <w:rPr>
+                <w:sz w:val="19"/>
+                <w:szCs w:val="19"/>
+              </w:rPr>
+              <w:t xml:space="preserve"> learnt the company facts (it used to decline "Where are you located?") and asks again when an answer stops after promising details.</w:t>
             </w:r>
           </w:p>
         </w:tc>
@@ -15485,7 +15739,7 @@
       <w:pPr>
         <w:pStyle w:val="Heading1"/>
       </w:pPr>
-      <w:bookmarkStart w:id="5" w:name="_Toc243836797"/>
+      <w:bookmarkStart w:id="5" w:name="_Toc243848193"/>
       <w:r>
         <w:lastRenderedPageBreak/>
         <w:t>5  Database changes</w:t>
@@ -15508,7 +15762,7 @@
           <w:left w:w="10" w:type="dxa"/>
           <w:right w:w="10" w:type="dxa"/>
         </w:tblCellMar>
-        <w:tblLook w:val="04A0" w:firstRow="1" w:lastRow="0" w:firstColumn="1" w:lastColumn="0" w:noHBand="0" w:noVBand="1"/>
+        <w:tblLook w:val="0000" w:firstRow="0" w:lastRow="0" w:firstColumn="0" w:lastColumn="0" w:noHBand="0" w:noVBand="0"/>
       </w:tblPr>
       <w:tblGrid>
         <w:gridCol w:w="832"/>
@@ -19969,7 +20223,7 @@
       <w:pPr>
         <w:pStyle w:val="Heading1"/>
       </w:pPr>
-      <w:bookmarkStart w:id="6" w:name="_Toc243836798"/>
+      <w:bookmarkStart w:id="6" w:name="_Toc243848194"/>
       <w:r>
         <w:lastRenderedPageBreak/>
         <w:t>6  Key decisions</w:t>
@@ -19992,7 +20246,7 @@
           <w:left w:w="10" w:type="dxa"/>
           <w:right w:w="10" w:type="dxa"/>
         </w:tblCellMar>
-        <w:tblLook w:val="04A0" w:firstRow="1" w:lastRow="0" w:firstColumn="1" w:lastColumn="0" w:noHBand="0" w:noVBand="1"/>
+        <w:tblLook w:val="0000" w:firstRow="0" w:lastRow="0" w:firstColumn="0" w:lastColumn="0" w:noHBand="0" w:noVBand="0"/>
       </w:tblPr>
       <w:tblGrid>
         <w:gridCol w:w="1445"/>
@@ -24292,7 +24546,7 @@
       <w:pPr>
         <w:pStyle w:val="Heading1"/>
       </w:pPr>
-      <w:bookmarkStart w:id="7" w:name="_Toc243836799"/>
+      <w:bookmarkStart w:id="7" w:name="_Toc243848195"/>
       <w:r>
         <w:lastRenderedPageBreak/>
         <w:t>7  Open items at the time of writing</w:t>
@@ -24661,10 +24915,72 @@
 <file path=word/numbering.xml><?xml version="1.0" encoding="utf-8"?>
 <w:numbering xmlns:wpc="http://schemas.microsoft.com/office/word/2010/wordprocessingCanvas" xmlns:cx="http://schemas.microsoft.com/office/drawing/2014/chartex" xmlns:cx1="http://schemas.microsoft.com/office/drawing/2015/9/8/chartex" xmlns:mc="http://schemas.openxmlformats.org/markup-compatibility/2006" xmlns:o="urn:schemas-microsoft-com:office:office" xmlns:r="http://schemas.openxmlformats.org/officeDocument/2006/relationships" xmlns:m="http://schemas.openxmlformats.org/officeDocument/2006/math" xmlns:v="urn:schemas-microsoft-com:vml" xmlns:wp14="http://schemas.microsoft.com/office/word/2010/wordprocessingDrawing" xmlns:wp="http://schemas.openxmlformats.org/drawingml/2006/wordprocessingDrawing" xmlns:w10="urn:schemas-microsoft-com:office:word" xmlns:w="http://schemas.openxmlformats.org/wordprocessingml/2006/main" xmlns:w14="http://schemas.microsoft.com/office/word/2010/wordml" xmlns:w15="http://schemas.microsoft.com/office/word/2012/wordml" xmlns:w16se="http://schemas.microsoft.com/office/word/2015/wordml/symex" xmlns:wpg="http://schemas.microsoft.com/office/word/2010/wordprocessingGroup" xmlns:wpi="http://schemas.microsoft.com/office/word/2010/wordprocessingInk" xmlns:wne="http://schemas.microsoft.com/office/word/2006/wordml" xmlns:wps="http://schemas.microsoft.com/office/word/2010/wordprocessingShape" mc:Ignorable="w14 w15 w16se wp14">
   <w:abstractNum w:abstractNumId="0" w15:restartNumberingAfterBreak="0">
-    <w:nsid w:val="078533BA"/>
+    <w:nsid w:val="08280EA7"/>
     <w:multiLevelType w:val="hybridMultilevel"/>
-    <w:tmpl w:val="2F80B706"/>
-    <w:lvl w:ilvl="0" w:tplc="0E02C3F0" w:tentative="1">
+    <w:tmpl w:val="9C40D370"/>
+    <w:lvl w:ilvl="0" w:tplc="2488E99E">
+      <w:start w:val="1"/>
+      <w:numFmt w:val="bullet"/>
+      <w:lvlText w:val="•"/>
+      <w:lvlJc w:val="left"/>
+      <w:pPr>
+        <w:ind w:left="540" w:hanging="300"/>
+      </w:pPr>
+    </w:lvl>
+    <w:lvl w:ilvl="1" w:tplc="FCFE4B8C" w:tentative="1">
+      <w:start w:val="1"/>
+      <w:numFmt w:val="bullet"/>
+      <w:lvlText w:val="–"/>
+      <w:lvlJc w:val="left"/>
+      <w:pPr>
+        <w:ind w:left="940" w:hanging="300"/>
+      </w:pPr>
+    </w:lvl>
+    <w:lvl w:ilvl="2" w:tplc="922ABDB4" w:tentative="1">
+      <w:start w:val="1"/>
+      <w:numFmt w:val="bullet"/>
+      <w:lvlText w:val="◦"/>
+      <w:lvlJc w:val="left"/>
+      <w:pPr>
+        <w:ind w:left="1340" w:hanging="300"/>
+      </w:pPr>
+    </w:lvl>
+    <w:lvl w:ilvl="3" w:tplc="51268B5A">
+      <w:numFmt w:val="decimal"/>
+      <w:lvlText w:val=""/>
+      <w:lvlJc w:val="left"/>
+    </w:lvl>
+    <w:lvl w:ilvl="4" w:tplc="9A9E08C8">
+      <w:numFmt w:val="decimal"/>
+      <w:lvlText w:val=""/>
+      <w:lvlJc w:val="left"/>
+    </w:lvl>
+    <w:lvl w:ilvl="5" w:tplc="529A3736">
+      <w:numFmt w:val="decimal"/>
+      <w:lvlText w:val=""/>
+      <w:lvlJc w:val="left"/>
+    </w:lvl>
+    <w:lvl w:ilvl="6" w:tplc="6B10A210">
+      <w:numFmt w:val="decimal"/>
+      <w:lvlText w:val=""/>
+      <w:lvlJc w:val="left"/>
+    </w:lvl>
+    <w:lvl w:ilvl="7" w:tplc="AFF61734">
+      <w:numFmt w:val="decimal"/>
+      <w:lvlText w:val=""/>
+      <w:lvlJc w:val="left"/>
+    </w:lvl>
+    <w:lvl w:ilvl="8" w:tplc="69EC0A50">
+      <w:numFmt w:val="decimal"/>
+      <w:lvlText w:val=""/>
+      <w:lvlJc w:val="left"/>
+    </w:lvl>
+  </w:abstractNum>
+  <w:abstractNum w:abstractNumId="1" w15:restartNumberingAfterBreak="0">
+    <w:nsid w:val="77401DBC"/>
+    <w:multiLevelType w:val="hybridMultilevel"/>
+    <w:tmpl w:val="DC9A849E"/>
+    <w:lvl w:ilvl="0" w:tplc="43EAE81C" w:tentative="1">
       <w:start w:val="1"/>
       <w:numFmt w:val="decimal"/>
       <w:lvlText w:val="%1."/>
@@ -24673,7 +24989,7 @@
         <w:ind w:left="540" w:hanging="300"/>
       </w:pPr>
     </w:lvl>
-    <w:lvl w:ilvl="1" w:tplc="7C844C80" w:tentative="1">
+    <w:lvl w:ilvl="1" w:tplc="14DC8CAE" w:tentative="1">
       <w:start w:val="1"/>
       <w:numFmt w:val="lowerLetter"/>
       <w:lvlText w:val="%2."/>
@@ -24682,7 +24998,7 @@
         <w:ind w:left="940" w:hanging="300"/>
       </w:pPr>
     </w:lvl>
-    <w:lvl w:ilvl="2" w:tplc="1F602EDC" w:tentative="1">
+    <w:lvl w:ilvl="2" w:tplc="51547532" w:tentative="1">
       <w:start w:val="1"/>
       <w:numFmt w:val="lowerRoman"/>
       <w:lvlText w:val="%3."/>
@@ -24691,104 +25007,42 @@
         <w:ind w:left="1340" w:hanging="300"/>
       </w:pPr>
     </w:lvl>
-    <w:lvl w:ilvl="3" w:tplc="04D81ED6">
+    <w:lvl w:ilvl="3" w:tplc="798A0A14">
       <w:numFmt w:val="decimal"/>
       <w:lvlText w:val=""/>
       <w:lvlJc w:val="left"/>
     </w:lvl>
-    <w:lvl w:ilvl="4" w:tplc="4734287C">
+    <w:lvl w:ilvl="4" w:tplc="0A769D44">
       <w:numFmt w:val="decimal"/>
       <w:lvlText w:val=""/>
       <w:lvlJc w:val="left"/>
     </w:lvl>
-    <w:lvl w:ilvl="5" w:tplc="996EC1AA">
+    <w:lvl w:ilvl="5" w:tplc="E118048C">
       <w:numFmt w:val="decimal"/>
       <w:lvlText w:val=""/>
       <w:lvlJc w:val="left"/>
     </w:lvl>
-    <w:lvl w:ilvl="6" w:tplc="43D80008">
+    <w:lvl w:ilvl="6" w:tplc="C0E0F522">
       <w:numFmt w:val="decimal"/>
       <w:lvlText w:val=""/>
       <w:lvlJc w:val="left"/>
     </w:lvl>
-    <w:lvl w:ilvl="7" w:tplc="A21214EA">
+    <w:lvl w:ilvl="7" w:tplc="E256B600">
       <w:numFmt w:val="decimal"/>
       <w:lvlText w:val=""/>
       <w:lvlJc w:val="left"/>
     </w:lvl>
-    <w:lvl w:ilvl="8" w:tplc="A55C6332">
-      <w:numFmt w:val="decimal"/>
-      <w:lvlText w:val=""/>
-      <w:lvlJc w:val="left"/>
-    </w:lvl>
-  </w:abstractNum>
-  <w:abstractNum w:abstractNumId="1" w15:restartNumberingAfterBreak="0">
-    <w:nsid w:val="18867297"/>
-    <w:multiLevelType w:val="hybridMultilevel"/>
-    <w:tmpl w:val="92B22FFE"/>
-    <w:lvl w:ilvl="0" w:tplc="77B49026">
-      <w:start w:val="1"/>
-      <w:numFmt w:val="bullet"/>
-      <w:lvlText w:val="•"/>
-      <w:lvlJc w:val="left"/>
-      <w:pPr>
-        <w:ind w:left="540" w:hanging="300"/>
-      </w:pPr>
-    </w:lvl>
-    <w:lvl w:ilvl="1" w:tplc="7756BEDC" w:tentative="1">
-      <w:start w:val="1"/>
-      <w:numFmt w:val="bullet"/>
-      <w:lvlText w:val="–"/>
-      <w:lvlJc w:val="left"/>
-      <w:pPr>
-        <w:ind w:left="940" w:hanging="300"/>
-      </w:pPr>
-    </w:lvl>
-    <w:lvl w:ilvl="2" w:tplc="7FA434EA" w:tentative="1">
-      <w:start w:val="1"/>
-      <w:numFmt w:val="bullet"/>
-      <w:lvlText w:val="◦"/>
-      <w:lvlJc w:val="left"/>
-      <w:pPr>
-        <w:ind w:left="1340" w:hanging="300"/>
-      </w:pPr>
-    </w:lvl>
-    <w:lvl w:ilvl="3" w:tplc="744E76E0">
-      <w:numFmt w:val="decimal"/>
-      <w:lvlText w:val=""/>
-      <w:lvlJc w:val="left"/>
-    </w:lvl>
-    <w:lvl w:ilvl="4" w:tplc="EE38A314">
-      <w:numFmt w:val="decimal"/>
-      <w:lvlText w:val=""/>
-      <w:lvlJc w:val="left"/>
-    </w:lvl>
-    <w:lvl w:ilvl="5" w:tplc="B50058C4">
-      <w:numFmt w:val="decimal"/>
-      <w:lvlText w:val=""/>
-      <w:lvlJc w:val="left"/>
-    </w:lvl>
-    <w:lvl w:ilvl="6" w:tplc="CD8AB390">
-      <w:numFmt w:val="decimal"/>
-      <w:lvlText w:val=""/>
-      <w:lvlJc w:val="left"/>
-    </w:lvl>
-    <w:lvl w:ilvl="7" w:tplc="342CD9D2">
-      <w:numFmt w:val="decimal"/>
-      <w:lvlText w:val=""/>
-      <w:lvlJc w:val="left"/>
-    </w:lvl>
-    <w:lvl w:ilvl="8" w:tplc="C95C8AE6">
+    <w:lvl w:ilvl="8" w:tplc="BC861A9C">
       <w:numFmt w:val="decimal"/>
       <w:lvlText w:val=""/>
       <w:lvlJc w:val="left"/>
     </w:lvl>
   </w:abstractNum>
   <w:abstractNum w:abstractNumId="2" w15:restartNumberingAfterBreak="0">
-    <w:nsid w:val="481F03BE"/>
+    <w:nsid w:val="7C7200E7"/>
     <w:multiLevelType w:val="hybridMultilevel"/>
-    <w:tmpl w:val="678CD7F8"/>
-    <w:lvl w:ilvl="0" w:tplc="F5A69CBE" w:tentative="1">
+    <w:tmpl w:val="B088CBF6"/>
+    <w:lvl w:ilvl="0" w:tplc="3DC05A6C" w:tentative="1">
       <w:start w:val="1"/>
       <w:numFmt w:val="bullet"/>
       <w:lvlText w:val="●"/>
@@ -24797,7 +25051,7 @@
         <w:ind w:left="720" w:hanging="360"/>
       </w:pPr>
     </w:lvl>
-    <w:lvl w:ilvl="1" w:tplc="BA140D90" w:tentative="1">
+    <w:lvl w:ilvl="1" w:tplc="4A5AE684" w:tentative="1">
       <w:start w:val="1"/>
       <w:numFmt w:val="bullet"/>
       <w:lvlText w:val="○"/>
@@ -24806,7 +25060,7 @@
         <w:ind w:left="1440" w:hanging="360"/>
       </w:pPr>
     </w:lvl>
-    <w:lvl w:ilvl="2" w:tplc="BFC21042" w:tentative="1">
+    <w:lvl w:ilvl="2" w:tplc="F774DC3C" w:tentative="1">
       <w:start w:val="1"/>
       <w:numFmt w:val="bullet"/>
       <w:lvlText w:val="■"/>
@@ -24815,7 +25069,7 @@
         <w:ind w:left="2160" w:hanging="360"/>
       </w:pPr>
     </w:lvl>
-    <w:lvl w:ilvl="3" w:tplc="379252CE" w:tentative="1">
+    <w:lvl w:ilvl="3" w:tplc="8B3AA8FA" w:tentative="1">
       <w:start w:val="1"/>
       <w:numFmt w:val="bullet"/>
       <w:lvlText w:val="●"/>
@@ -24824,7 +25078,7 @@
         <w:ind w:left="2880" w:hanging="360"/>
       </w:pPr>
     </w:lvl>
-    <w:lvl w:ilvl="4" w:tplc="2C784EB8" w:tentative="1">
+    <w:lvl w:ilvl="4" w:tplc="F8F0996E" w:tentative="1">
       <w:start w:val="1"/>
       <w:numFmt w:val="bullet"/>
       <w:lvlText w:val="○"/>
@@ -24833,7 +25087,7 @@
         <w:ind w:left="3600" w:hanging="360"/>
       </w:pPr>
     </w:lvl>
-    <w:lvl w:ilvl="5" w:tplc="5F92D3D0" w:tentative="1">
+    <w:lvl w:ilvl="5" w:tplc="86B8C0B6" w:tentative="1">
       <w:start w:val="1"/>
       <w:numFmt w:val="bullet"/>
       <w:lvlText w:val="■"/>
@@ -24842,7 +25096,7 @@
         <w:ind w:left="4320" w:hanging="360"/>
       </w:pPr>
     </w:lvl>
-    <w:lvl w:ilvl="6" w:tplc="72B29DB6" w:tentative="1">
+    <w:lvl w:ilvl="6" w:tplc="7918254C" w:tentative="1">
       <w:start w:val="1"/>
       <w:numFmt w:val="bullet"/>
       <w:lvlText w:val="●"/>
@@ -24851,7 +25105,7 @@
         <w:ind w:left="5040" w:hanging="360"/>
       </w:pPr>
     </w:lvl>
-    <w:lvl w:ilvl="7" w:tplc="C5281346" w:tentative="1">
+    <w:lvl w:ilvl="7" w:tplc="2E5A7790" w:tentative="1">
       <w:start w:val="1"/>
       <w:numFmt w:val="bullet"/>
       <w:lvlText w:val="●"/>
@@ -24860,7 +25114,7 @@
         <w:ind w:left="5760" w:hanging="360"/>
       </w:pPr>
     </w:lvl>
-    <w:lvl w:ilvl="8" w:tplc="B32041BC" w:tentative="1">
+    <w:lvl w:ilvl="8" w:tplc="5532E6BA" w:tentative="1">
       <w:start w:val="1"/>
       <w:numFmt w:val="bullet"/>
       <w:lvlText w:val="●"/>
@@ -24877,7 +25131,7 @@
     </w:lvlOverride>
   </w:num>
   <w:num w:numId="2">
-    <w:abstractNumId w:val="1"/>
+    <w:abstractNumId w:val="0"/>
     <w:lvlOverride w:ilvl="0">
       <w:startOverride w:val="1"/>
     </w:lvlOverride>
@@ -25506,7 +25760,7 @@
     <w:autoRedefine/>
     <w:uiPriority w:val="39"/>
     <w:unhideWhenUsed/>
-    <w:rsid w:val="00E753D5"/>
+    <w:rsid w:val="006830C3"/>
     <w:pPr>
       <w:spacing w:after="100"/>
     </w:pPr>

--- a/documentation/01 System Overview/Development Timeline.docx
+++ b/documentation/01 System Overview/Development Timeline.docx
@@ -80,7 +80,7 @@
           <w:left w:w="10" w:type="dxa"/>
           <w:right w:w="10" w:type="dxa"/>
         </w:tblCellMar>
-        <w:tblLook w:val="0000" w:firstRow="0" w:lastRow="0" w:firstColumn="0" w:lastColumn="0" w:noHBand="0" w:noVBand="0"/>
+        <w:tblLook w:val="04A0" w:firstRow="1" w:lastRow="0" w:firstColumn="1" w:lastColumn="0" w:noHBand="0" w:noVBand="1"/>
       </w:tblPr>
       <w:tblGrid>
         <w:gridCol w:w="2600"/>
@@ -289,7 +289,7 @@
                 <w:sz w:val="20"/>
                 <w:szCs w:val="20"/>
               </w:rPr>
-              <w:t>25 October 2026</w:t>
+              <w:t>26 October 2026</w:t>
             </w:r>
           </w:p>
         </w:tc>
@@ -461,7 +461,7 @@
           <w:left w:w="10" w:type="dxa"/>
           <w:right w:w="10" w:type="dxa"/>
         </w:tblCellMar>
-        <w:tblLook w:val="0000" w:firstRow="0" w:lastRow="0" w:firstColumn="0" w:lastColumn="0" w:noHBand="0" w:noVBand="0"/>
+        <w:tblLook w:val="04A0" w:firstRow="1" w:lastRow="0" w:firstColumn="1" w:lastColumn="0" w:noHBand="0" w:noVBand="1"/>
       </w:tblPr>
       <w:tblGrid>
         <w:gridCol w:w="1300"/>
@@ -1523,14 +1523,7 @@
                 <w:sz w:val="19"/>
                 <w:szCs w:val="19"/>
               </w:rPr>
-              <w:t>19 October: the phone entrance on the desktop, Manage Servers as a sliding panel, the sh</w:t>
-            </w:r>
-            <w:r>
-              <w:rPr>
-                <w:sz w:val="19"/>
-                <w:szCs w:val="19"/>
-              </w:rPr>
-              <w:t>ared phone app and desktop copies rebuilt; open items brought up to date.</w:t>
+              <w:t>19 October: the phone entrance on the desktop, Manage Servers as a sliding panel, the shared phone app and desktop copies rebuilt; open items brought up to date.</w:t>
             </w:r>
           </w:p>
         </w:tc>
@@ -1598,7 +1591,14 @@
                 <w:sz w:val="19"/>
                 <w:szCs w:val="19"/>
               </w:rPr>
-              <w:t>20 October: seamless mist, the sign-in and servers cards trading places through it; the board's "Living Forest" colours in all three apps; Forest, Dark and Light themes per account; the phone stays unlocked when turned.</w:t>
+              <w:t>20 October: seamless mist, the sign-in and servers cards trading places t</w:t>
+            </w:r>
+            <w:r>
+              <w:rPr>
+                <w:sz w:val="19"/>
+                <w:szCs w:val="19"/>
+              </w:rPr>
+              <w:t>hrough it; the board's "Living Forest" colours in all three apps; Forest, Dark and Light themes per account; the phone stays unlocked when turned.</w:t>
             </w:r>
           </w:p>
         </w:tc>
@@ -1666,14 +1666,7 @@
                 <w:sz w:val="19"/>
                 <w:szCs w:val="19"/>
               </w:rPr>
-              <w:t>21 October: the</w:t>
-            </w:r>
-            <w:r>
-              <w:rPr>
-                <w:sz w:val="19"/>
-                <w:szCs w:val="19"/>
-              </w:rPr>
-              <w:t xml:space="preserve"> desktop's modern look and the dashboard breakdown.</w:t>
+              <w:t>21 October: the desktop's modern look and the dashboard breakdown.</w:t>
             </w:r>
           </w:p>
         </w:tc>
@@ -1809,14 +1802,7 @@
                 <w:sz w:val="19"/>
                 <w:szCs w:val="19"/>
               </w:rPr>
-              <w:t>23 October: order tickets, Track my order and sharing</w:t>
-            </w:r>
-            <w:r>
-              <w:rPr>
-                <w:sz w:val="19"/>
-                <w:szCs w:val="19"/>
-              </w:rPr>
-              <w:t xml:space="preserve"> the driver only when staff choose.</w:t>
+              <w:t>23 October: order tickets, Track my order and sharing the driver only when staff choose.</w:t>
             </w:r>
           </w:p>
         </w:tc>
@@ -2068,7 +2054,14 @@
                 <w:sz w:val="19"/>
                 <w:szCs w:val="19"/>
               </w:rPr>
-              <w:t>24 October 2026</w:t>
+              <w:t>24 October 2</w:t>
+            </w:r>
+            <w:r>
+              <w:rPr>
+                <w:sz w:val="19"/>
+                <w:szCs w:val="19"/>
+              </w:rPr>
+              <w:t>026</w:t>
             </w:r>
           </w:p>
         </w:tc>
@@ -2429,14 +2422,7 @@
                 <w:sz w:val="19"/>
                 <w:szCs w:val="19"/>
               </w:rPr>
-              <w:t>24 October: the founder</w:t>
-            </w:r>
-            <w:r>
-              <w:rPr>
-                <w:sz w:val="19"/>
-                <w:szCs w:val="19"/>
-              </w:rPr>
-              <w:t>'s bio and photos on the About page.</w:t>
+              <w:t>24 October: the founder's bio and photos on the About page.</w:t>
             </w:r>
           </w:p>
         </w:tc>
@@ -2641,6 +2627,74 @@
                 <w:szCs w:val="19"/>
               </w:rPr>
               <w:t>25 October (evening): the modern chat and the assistant fixes.</w:t>
+            </w:r>
+          </w:p>
+        </w:tc>
+      </w:tr>
+      <w:tr>
+        <w:tblPrEx>
+          <w:tblCellMar>
+            <w:top w:w="0" w:type="dxa"/>
+            <w:bottom w:w="0" w:type="dxa"/>
+          </w:tblCellMar>
+        </w:tblPrEx>
+        <w:tc>
+          <w:tcPr>
+            <w:tcW w:w="1300" w:type="dxa"/>
+            <w:tcMar>
+              <w:top w:w="50" w:type="dxa"/>
+              <w:left w:w="90" w:type="dxa"/>
+              <w:bottom w:w="50" w:type="dxa"/>
+              <w:right w:w="90" w:type="dxa"/>
+            </w:tcMar>
+          </w:tcPr>
+          <w:p>
+            <w:r>
+              <w:rPr>
+                <w:sz w:val="19"/>
+                <w:szCs w:val="19"/>
+              </w:rPr>
+              <w:t>1.1</w:t>
+            </w:r>
+          </w:p>
+        </w:tc>
+        <w:tc>
+          <w:tcPr>
+            <w:tcW w:w="1900" w:type="dxa"/>
+            <w:tcMar>
+              <w:top w:w="50" w:type="dxa"/>
+              <w:left w:w="90" w:type="dxa"/>
+              <w:bottom w:w="50" w:type="dxa"/>
+              <w:right w:w="90" w:type="dxa"/>
+            </w:tcMar>
+          </w:tcPr>
+          <w:p>
+            <w:r>
+              <w:rPr>
+                <w:sz w:val="19"/>
+                <w:szCs w:val="19"/>
+              </w:rPr>
+              <w:t>26 October 2026</w:t>
+            </w:r>
+          </w:p>
+        </w:tc>
+        <w:tc>
+          <w:tcPr>
+            <w:tcW w:w="6438" w:type="dxa"/>
+            <w:tcMar>
+              <w:top w:w="50" w:type="dxa"/>
+              <w:left w:w="90" w:type="dxa"/>
+              <w:bottom w:w="50" w:type="dxa"/>
+              <w:right w:w="90" w:type="dxa"/>
+            </w:tcMar>
+          </w:tcPr>
+          <w:p>
+            <w:r>
+              <w:rPr>
+                <w:sz w:val="19"/>
+                <w:szCs w:val="19"/>
+              </w:rPr>
+              <w:t>26 October: the phone app fix, retiring a campaign, notices and the top bar.</w:t>
             </w:r>
           </w:p>
         </w:tc>
@@ -2677,7 +2731,7 @@
     <w:sdt>
       <w:sdtPr>
         <w:alias w:val="Contents"/>
-        <w:id w:val="1697343880"/>
+        <w:id w:val="1852526840"/>
       </w:sdtPr>
       <w:sdtEndPr/>
       <w:sdtContent>
@@ -2704,7 +2758,7 @@
           <w:r>
             <w:fldChar w:fldCharType="separate"/>
           </w:r>
-          <w:hyperlink w:anchor="_Toc243848189" w:history="1">
+          <w:hyperlink w:anchor="_Toc243926672" w:history="1">
             <w:r>
               <w:rPr>
                 <w:rStyle w:val="Hyperlink"/>
@@ -2728,7 +2782,7 @@
               <w:rPr>
                 <w:noProof/>
               </w:rPr>
-              <w:instrText xml:space="preserve"> PAGEREF _Toc243848189 \h </w:instrText>
+              <w:instrText xml:space="preserve"> PAGEREF _Toc243926672 \h </w:instrText>
             </w:r>
             <w:r>
               <w:rPr>
@@ -2769,7 +2823,7 @@
               <w:szCs w:val="22"/>
             </w:rPr>
           </w:pPr>
-          <w:hyperlink w:anchor="_Toc243848190" w:history="1">
+          <w:hyperlink w:anchor="_Toc243926673" w:history="1">
             <w:r>
               <w:rPr>
                 <w:rStyle w:val="Hyperlink"/>
@@ -2793,7 +2847,7 @@
               <w:rPr>
                 <w:noProof/>
               </w:rPr>
-              <w:instrText xml:space="preserve"> PAGEREF _Toc243848190 \h </w:instrText>
+              <w:instrText xml:space="preserve"> PAGEREF _Toc243926673 \h </w:instrText>
             </w:r>
             <w:r>
               <w:rPr>
@@ -2834,7 +2888,7 @@
               <w:szCs w:val="22"/>
             </w:rPr>
           </w:pPr>
-          <w:hyperlink w:anchor="_Toc243848191" w:history="1">
+          <w:hyperlink w:anchor="_Toc243926674" w:history="1">
             <w:r>
               <w:rPr>
                 <w:rStyle w:val="Hyperlink"/>
@@ -2858,7 +2912,7 @@
               <w:rPr>
                 <w:noProof/>
               </w:rPr>
-              <w:instrText xml:space="preserve"> PAGEREF _Toc243848191 \h </w:instrText>
+              <w:instrText xml:space="preserve"> PAGEREF _Toc243926674 \h </w:instrText>
             </w:r>
             <w:r>
               <w:rPr>
@@ -2899,7 +2953,7 @@
               <w:szCs w:val="22"/>
             </w:rPr>
           </w:pPr>
-          <w:hyperlink w:anchor="_Toc243848192" w:history="1">
+          <w:hyperlink w:anchor="_Toc243926675" w:history="1">
             <w:r>
               <w:rPr>
                 <w:rStyle w:val="Hyperlink"/>
@@ -2923,7 +2977,7 @@
               <w:rPr>
                 <w:noProof/>
               </w:rPr>
-              <w:instrText xml:space="preserve"> PAGEREF _Toc243848192 \h </w:instrText>
+              <w:instrText xml:space="preserve"> PAGEREF _Toc243926675 \h </w:instrText>
             </w:r>
             <w:r>
               <w:rPr>
@@ -2964,7 +3018,7 @@
               <w:szCs w:val="22"/>
             </w:rPr>
           </w:pPr>
-          <w:hyperlink w:anchor="_Toc243848193" w:history="1">
+          <w:hyperlink w:anchor="_Toc243926676" w:history="1">
             <w:r>
               <w:rPr>
                 <w:rStyle w:val="Hyperlink"/>
@@ -2988,7 +3042,7 @@
               <w:rPr>
                 <w:noProof/>
               </w:rPr>
-              <w:instrText xml:space="preserve"> PAGEREF _Toc243848193 \h </w:instrText>
+              <w:instrText xml:space="preserve"> PAGEREF _Toc243926676 \h </w:instrText>
             </w:r>
             <w:r>
               <w:rPr>
@@ -3029,7 +3083,7 @@
               <w:szCs w:val="22"/>
             </w:rPr>
           </w:pPr>
-          <w:hyperlink w:anchor="_Toc243848194" w:history="1">
+          <w:hyperlink w:anchor="_Toc243926677" w:history="1">
             <w:r>
               <w:rPr>
                 <w:rStyle w:val="Hyperlink"/>
@@ -3053,7 +3107,7 @@
               <w:rPr>
                 <w:noProof/>
               </w:rPr>
-              <w:instrText xml:space="preserve"> PAGEREF _Toc243848194 \h </w:instrText>
+              <w:instrText xml:space="preserve"> PAGEREF _Toc243926677 \h </w:instrText>
             </w:r>
             <w:r>
               <w:rPr>
@@ -3094,7 +3148,7 @@
               <w:szCs w:val="22"/>
             </w:rPr>
           </w:pPr>
-          <w:hyperlink w:anchor="_Toc243848195" w:history="1">
+          <w:hyperlink w:anchor="_Toc243926678" w:history="1">
             <w:r>
               <w:rPr>
                 <w:rStyle w:val="Hyperlink"/>
@@ -3118,7 +3172,7 @@
               <w:rPr>
                 <w:noProof/>
               </w:rPr>
-              <w:instrText xml:space="preserve"> PAGEREF _Toc243848195 \h </w:instrText>
+              <w:instrText xml:space="preserve"> PAGEREF _Toc243926678 \h </w:instrText>
             </w:r>
             <w:r>
               <w:rPr>
@@ -3161,7 +3215,7 @@
       <w:pPr>
         <w:pStyle w:val="Heading1"/>
       </w:pPr>
-      <w:bookmarkStart w:id="1" w:name="_Toc243848189"/>
+      <w:bookmarkStart w:id="1" w:name="_Toc243926672"/>
       <w:r>
         <w:lastRenderedPageBreak/>
         <w:t>1  Introduction</w:t>
@@ -3188,7 +3242,7 @@
       <w:pPr>
         <w:pStyle w:val="Heading1"/>
       </w:pPr>
-      <w:bookmarkStart w:id="2" w:name="_Toc243848190"/>
+      <w:bookmarkStart w:id="2" w:name="_Toc243926673"/>
       <w:r>
         <w:lastRenderedPageBreak/>
         <w:t>2  Phases</w:t>
@@ -3211,7 +3265,7 @@
           <w:left w:w="10" w:type="dxa"/>
           <w:right w:w="10" w:type="dxa"/>
         </w:tblCellMar>
-        <w:tblLook w:val="0000" w:firstRow="0" w:lastRow="0" w:firstColumn="0" w:lastColumn="0" w:noHBand="0" w:noVBand="0"/>
+        <w:tblLook w:val="04A0" w:firstRow="1" w:lastRow="0" w:firstColumn="1" w:lastColumn="0" w:noHBand="0" w:noVBand="1"/>
       </w:tblPr>
       <w:tblGrid>
         <w:gridCol w:w="1830"/>
@@ -6084,6 +6138,340 @@
                 <w:szCs w:val="19"/>
               </w:rPr>
               <w:t>The chat panel with the forest behind it, approved on the local site and released; the assistant now knows where the company is and asks again when an answer stops short</w:t>
+            </w:r>
+          </w:p>
+        </w:tc>
+      </w:tr>
+      <w:tr>
+        <w:tblPrEx>
+          <w:tblCellMar>
+            <w:top w:w="0" w:type="dxa"/>
+            <w:bottom w:w="0" w:type="dxa"/>
+          </w:tblCellMar>
+        </w:tblPrEx>
+        <w:trPr>
+          <w:cantSplit/>
+        </w:trPr>
+        <w:tc>
+          <w:tcPr>
+            <w:tcW w:w="1830" w:type="dxa"/>
+            <w:shd w:val="clear" w:color="auto" w:fill="F4F5F3"/>
+            <w:tcMar>
+              <w:top w:w="50" w:type="dxa"/>
+              <w:left w:w="90" w:type="dxa"/>
+              <w:bottom w:w="50" w:type="dxa"/>
+              <w:right w:w="90" w:type="dxa"/>
+            </w:tcMar>
+          </w:tcPr>
+          <w:p>
+            <w:pPr>
+              <w:spacing w:after="20" w:line="252" w:lineRule="auto"/>
+            </w:pPr>
+            <w:r>
+              <w:rPr>
+                <w:b/>
+                <w:bCs/>
+                <w:sz w:val="19"/>
+                <w:szCs w:val="19"/>
+              </w:rPr>
+              <w:t>26 Oct</w:t>
+            </w:r>
+          </w:p>
+        </w:tc>
+        <w:tc>
+          <w:tcPr>
+            <w:tcW w:w="2196" w:type="dxa"/>
+            <w:shd w:val="clear" w:color="auto" w:fill="F4F5F3"/>
+            <w:tcMar>
+              <w:top w:w="50" w:type="dxa"/>
+              <w:left w:w="90" w:type="dxa"/>
+              <w:bottom w:w="50" w:type="dxa"/>
+              <w:right w:w="90" w:type="dxa"/>
+            </w:tcMar>
+          </w:tcPr>
+          <w:p>
+            <w:pPr>
+              <w:spacing w:after="20" w:line="252" w:lineRule="auto"/>
+            </w:pPr>
+            <w:r>
+              <w:rPr>
+                <w:sz w:val="19"/>
+                <w:szCs w:val="19"/>
+              </w:rPr>
+              <w:t>Phone app fix</w:t>
+            </w:r>
+          </w:p>
+        </w:tc>
+        <w:tc>
+          <w:tcPr>
+            <w:tcW w:w="5612" w:type="dxa"/>
+            <w:shd w:val="clear" w:color="auto" w:fill="F4F5F3"/>
+            <w:tcMar>
+              <w:top w:w="50" w:type="dxa"/>
+              <w:left w:w="90" w:type="dxa"/>
+              <w:bottom w:w="50" w:type="dxa"/>
+              <w:right w:w="90" w:type="dxa"/>
+            </w:tcMar>
+          </w:tcPr>
+          <w:p>
+            <w:pPr>
+              <w:spacing w:after="20" w:line="252" w:lineRule="auto"/>
+            </w:pPr>
+            <w:r>
+              <w:rPr>
+                <w:sz w:val="19"/>
+                <w:szCs w:val="19"/>
+              </w:rPr>
+              <w:t>Signed out right after signing in: the phone held the 24 October copy, which used the old tunnel address; the live copy was installed</w:t>
+            </w:r>
+          </w:p>
+        </w:tc>
+      </w:tr>
+      <w:tr>
+        <w:tblPrEx>
+          <w:tblCellMar>
+            <w:top w:w="0" w:type="dxa"/>
+            <w:bottom w:w="0" w:type="dxa"/>
+          </w:tblCellMar>
+        </w:tblPrEx>
+        <w:trPr>
+          <w:cantSplit/>
+        </w:trPr>
+        <w:tc>
+          <w:tcPr>
+            <w:tcW w:w="1830" w:type="dxa"/>
+            <w:tcMar>
+              <w:top w:w="50" w:type="dxa"/>
+              <w:left w:w="90" w:type="dxa"/>
+              <w:bottom w:w="50" w:type="dxa"/>
+              <w:right w:w="90" w:type="dxa"/>
+            </w:tcMar>
+          </w:tcPr>
+          <w:p>
+            <w:pPr>
+              <w:spacing w:after="20" w:line="252" w:lineRule="auto"/>
+            </w:pPr>
+            <w:r>
+              <w:rPr>
+                <w:b/>
+                <w:bCs/>
+                <w:sz w:val="19"/>
+                <w:szCs w:val="19"/>
+              </w:rPr>
+              <w:t>26 Oct</w:t>
+            </w:r>
+          </w:p>
+        </w:tc>
+        <w:tc>
+          <w:tcPr>
+            <w:tcW w:w="2196" w:type="dxa"/>
+            <w:tcMar>
+              <w:top w:w="50" w:type="dxa"/>
+              <w:left w:w="90" w:type="dxa"/>
+              <w:bottom w:w="50" w:type="dxa"/>
+              <w:right w:w="90" w:type="dxa"/>
+            </w:tcMar>
+          </w:tcPr>
+          <w:p>
+            <w:pPr>
+              <w:spacing w:after="20" w:line="252" w:lineRule="auto"/>
+            </w:pPr>
+            <w:r>
+              <w:rPr>
+                <w:sz w:val="19"/>
+                <w:szCs w:val="19"/>
+              </w:rPr>
+              <w:t>Retire a campaign</w:t>
+            </w:r>
+          </w:p>
+        </w:tc>
+        <w:tc>
+          <w:tcPr>
+            <w:tcW w:w="5612" w:type="dxa"/>
+            <w:tcMar>
+              <w:top w:w="50" w:type="dxa"/>
+              <w:left w:w="90" w:type="dxa"/>
+              <w:bottom w:w="50" w:type="dxa"/>
+              <w:right w:w="90" w:type="dxa"/>
+            </w:tcMar>
+          </w:tcPr>
+          <w:p>
+            <w:pPr>
+              <w:spacing w:after="20" w:line="252" w:lineRule="auto"/>
+            </w:pPr>
+            <w:r>
+              <w:rPr>
+                <w:sz w:val="19"/>
+                <w:szCs w:val="19"/>
+              </w:rPr>
+              <w:t>Off the website and the assistant, kept, brought back from the list - phone and desktop apps (migration 041)</w:t>
+            </w:r>
+          </w:p>
+        </w:tc>
+      </w:tr>
+      <w:tr>
+        <w:tblPrEx>
+          <w:tblCellMar>
+            <w:top w:w="0" w:type="dxa"/>
+            <w:bottom w:w="0" w:type="dxa"/>
+          </w:tblCellMar>
+        </w:tblPrEx>
+        <w:trPr>
+          <w:cantSplit/>
+        </w:trPr>
+        <w:tc>
+          <w:tcPr>
+            <w:tcW w:w="1830" w:type="dxa"/>
+            <w:shd w:val="clear" w:color="auto" w:fill="F4F5F3"/>
+            <w:tcMar>
+              <w:top w:w="50" w:type="dxa"/>
+              <w:left w:w="90" w:type="dxa"/>
+              <w:bottom w:w="50" w:type="dxa"/>
+              <w:right w:w="90" w:type="dxa"/>
+            </w:tcMar>
+          </w:tcPr>
+          <w:p>
+            <w:pPr>
+              <w:spacing w:after="20" w:line="252" w:lineRule="auto"/>
+            </w:pPr>
+            <w:r>
+              <w:rPr>
+                <w:b/>
+                <w:bCs/>
+                <w:sz w:val="19"/>
+                <w:szCs w:val="19"/>
+              </w:rPr>
+              <w:t>26 Oct</w:t>
+            </w:r>
+          </w:p>
+        </w:tc>
+        <w:tc>
+          <w:tcPr>
+            <w:tcW w:w="2196" w:type="dxa"/>
+            <w:shd w:val="clear" w:color="auto" w:fill="F4F5F3"/>
+            <w:tcMar>
+              <w:top w:w="50" w:type="dxa"/>
+              <w:left w:w="90" w:type="dxa"/>
+              <w:bottom w:w="50" w:type="dxa"/>
+              <w:right w:w="90" w:type="dxa"/>
+            </w:tcMar>
+          </w:tcPr>
+          <w:p>
+            <w:pPr>
+              <w:spacing w:after="20" w:line="252" w:lineRule="auto"/>
+            </w:pPr>
+            <w:r>
+              <w:rPr>
+                <w:sz w:val="19"/>
+                <w:szCs w:val="19"/>
+              </w:rPr>
+              <w:t>Notices</w:t>
+            </w:r>
+          </w:p>
+        </w:tc>
+        <w:tc>
+          <w:tcPr>
+            <w:tcW w:w="5612" w:type="dxa"/>
+            <w:shd w:val="clear" w:color="auto" w:fill="F4F5F3"/>
+            <w:tcMar>
+              <w:top w:w="50" w:type="dxa"/>
+              <w:left w:w="90" w:type="dxa"/>
+              <w:bottom w:w="50" w:type="dxa"/>
+              <w:right w:w="90" w:type="dxa"/>
+            </w:tcMar>
+          </w:tcPr>
+          <w:p>
+            <w:pPr>
+              <w:spacing w:after="20" w:line="252" w:lineRule="auto"/>
+            </w:pPr>
+            <w:r>
+              <w:rPr>
+                <w:sz w:val="19"/>
+                <w:szCs w:val="19"/>
+              </w:rPr>
+              <w:t>Written in the desktop's own Notices section with a last day; a bell beside the cart on the website while one shows (migration 042)</w:t>
+            </w:r>
+          </w:p>
+        </w:tc>
+      </w:tr>
+      <w:tr>
+        <w:tblPrEx>
+          <w:tblCellMar>
+            <w:top w:w="0" w:type="dxa"/>
+            <w:bottom w:w="0" w:type="dxa"/>
+          </w:tblCellMar>
+        </w:tblPrEx>
+        <w:trPr>
+          <w:cantSplit/>
+        </w:trPr>
+        <w:tc>
+          <w:tcPr>
+            <w:tcW w:w="1830" w:type="dxa"/>
+            <w:tcMar>
+              <w:top w:w="50" w:type="dxa"/>
+              <w:left w:w="90" w:type="dxa"/>
+              <w:bottom w:w="50" w:type="dxa"/>
+              <w:right w:w="90" w:type="dxa"/>
+            </w:tcMar>
+          </w:tcPr>
+          <w:p>
+            <w:pPr>
+              <w:spacing w:after="20" w:line="252" w:lineRule="auto"/>
+            </w:pPr>
+            <w:r>
+              <w:rPr>
+                <w:b/>
+                <w:bCs/>
+                <w:sz w:val="19"/>
+                <w:szCs w:val="19"/>
+              </w:rPr>
+              <w:t>26 Oct</w:t>
+            </w:r>
+          </w:p>
+        </w:tc>
+        <w:tc>
+          <w:tcPr>
+            <w:tcW w:w="2196" w:type="dxa"/>
+            <w:tcMar>
+              <w:top w:w="50" w:type="dxa"/>
+              <w:left w:w="90" w:type="dxa"/>
+              <w:bottom w:w="50" w:type="dxa"/>
+              <w:right w:w="90" w:type="dxa"/>
+            </w:tcMar>
+          </w:tcPr>
+          <w:p>
+            <w:pPr>
+              <w:spacing w:after="20" w:line="252" w:lineRule="auto"/>
+            </w:pPr>
+            <w:r>
+              <w:rPr>
+                <w:sz w:val="19"/>
+                <w:szCs w:val="19"/>
+              </w:rPr>
+              <w:t>Top bar</w:t>
+            </w:r>
+          </w:p>
+        </w:tc>
+        <w:tc>
+          <w:tcPr>
+            <w:tcW w:w="5612" w:type="dxa"/>
+            <w:tcMar>
+              <w:top w:w="50" w:type="dxa"/>
+              <w:left w:w="90" w:type="dxa"/>
+              <w:bottom w:w="50" w:type="dxa"/>
+              <w:right w:w="90" w:type="dxa"/>
+            </w:tcMar>
+          </w:tcPr>
+          <w:p>
+            <w:pPr>
+              <w:spacing w:after="20" w:line="252" w:lineRule="auto"/>
+            </w:pPr>
+            <w:r>
+              <w:rPr>
+                <w:sz w:val="19"/>
+                <w:szCs w:val="19"/>
+              </w:rPr>
+              <w:t>Emblem beside the name, centred links, theme dots; Featured as an offer strip on phones; Browse products in an empty cart</w:t>
             </w:r>
           </w:p>
         </w:tc>
@@ -6103,7 +6491,7 @@
       <w:pPr>
         <w:pStyle w:val="Heading1"/>
       </w:pPr>
-      <w:bookmarkStart w:id="3" w:name="_Toc243848191"/>
+      <w:bookmarkStart w:id="3" w:name="_Toc243926674"/>
       <w:r>
         <w:lastRenderedPageBreak/>
         <w:t>3  Timeline chart</w:t>
@@ -6193,7 +6581,7 @@
       <w:pPr>
         <w:pStyle w:val="Heading1"/>
       </w:pPr>
-      <w:bookmarkStart w:id="4" w:name="_Toc243848192"/>
+      <w:bookmarkStart w:id="4" w:name="_Toc243926675"/>
       <w:r>
         <w:lastRenderedPageBreak/>
         <w:t>4  Feature log</w:t>
@@ -6216,7 +6604,7 @@
           <w:left w:w="10" w:type="dxa"/>
           <w:right w:w="10" w:type="dxa"/>
         </w:tblCellMar>
-        <w:tblLook w:val="0000" w:firstRow="0" w:lastRow="0" w:firstColumn="0" w:lastColumn="0" w:noHBand="0" w:noVBand="0"/>
+        <w:tblLook w:val="04A0" w:firstRow="1" w:lastRow="0" w:firstColumn="1" w:lastColumn="0" w:noHBand="0" w:noVBand="1"/>
       </w:tblPr>
       <w:tblGrid>
         <w:gridCol w:w="1445"/>
@@ -15720,6 +16108,332 @@
                 <w:szCs w:val="19"/>
               </w:rPr>
               <w:t xml:space="preserve"> learnt the company facts (it used to decline "Where are you located?") and asks again when an answer stops after promising details.</w:t>
+            </w:r>
+          </w:p>
+        </w:tc>
+      </w:tr>
+      <w:tr>
+        <w:tblPrEx>
+          <w:tblCellMar>
+            <w:top w:w="0" w:type="dxa"/>
+            <w:bottom w:w="0" w:type="dxa"/>
+          </w:tblCellMar>
+        </w:tblPrEx>
+        <w:trPr>
+          <w:cantSplit/>
+        </w:trPr>
+        <w:tc>
+          <w:tcPr>
+            <w:tcW w:w="1445" w:type="dxa"/>
+            <w:tcMar>
+              <w:top w:w="50" w:type="dxa"/>
+              <w:left w:w="90" w:type="dxa"/>
+              <w:bottom w:w="50" w:type="dxa"/>
+              <w:right w:w="90" w:type="dxa"/>
+            </w:tcMar>
+          </w:tcPr>
+          <w:p>
+            <w:pPr>
+              <w:spacing w:after="20" w:line="252" w:lineRule="auto"/>
+            </w:pPr>
+            <w:r>
+              <w:rPr>
+                <w:sz w:val="19"/>
+                <w:szCs w:val="19"/>
+              </w:rPr>
+              <w:t>26 Oct 2026</w:t>
+            </w:r>
+          </w:p>
+        </w:tc>
+        <w:tc>
+          <w:tcPr>
+            <w:tcW w:w="1686" w:type="dxa"/>
+            <w:tcMar>
+              <w:top w:w="50" w:type="dxa"/>
+              <w:left w:w="90" w:type="dxa"/>
+              <w:bottom w:w="50" w:type="dxa"/>
+              <w:right w:w="90" w:type="dxa"/>
+            </w:tcMar>
+          </w:tcPr>
+          <w:p>
+            <w:pPr>
+              <w:spacing w:after="20" w:line="252" w:lineRule="auto"/>
+            </w:pPr>
+            <w:r>
+              <w:rPr>
+                <w:sz w:val="19"/>
+                <w:szCs w:val="19"/>
+              </w:rPr>
+              <w:t>Mobile app</w:t>
+            </w:r>
+          </w:p>
+        </w:tc>
+        <w:tc>
+          <w:tcPr>
+            <w:tcW w:w="6507" w:type="dxa"/>
+            <w:tcMar>
+              <w:top w:w="50" w:type="dxa"/>
+              <w:left w:w="90" w:type="dxa"/>
+              <w:bottom w:w="50" w:type="dxa"/>
+              <w:right w:w="90" w:type="dxa"/>
+            </w:tcMar>
+          </w:tcPr>
+          <w:p>
+            <w:pPr>
+              <w:spacing w:after="20" w:line="252" w:lineRule="auto"/>
+            </w:pPr>
+            <w:r>
+              <w:rPr>
+                <w:sz w:val="19"/>
+                <w:szCs w:val="19"/>
+              </w:rPr>
+              <w:t>Signing in and being signed out at once: the phone's copy from 24 October still used the old tunnel address, which now forwards to dateroemwoods.co.ke, and the phone drops the sign-in pass on such a forward. The live copy was installed over USB.</w:t>
+            </w:r>
+          </w:p>
+        </w:tc>
+      </w:tr>
+      <w:tr>
+        <w:tblPrEx>
+          <w:tblCellMar>
+            <w:top w:w="0" w:type="dxa"/>
+            <w:bottom w:w="0" w:type="dxa"/>
+          </w:tblCellMar>
+        </w:tblPrEx>
+        <w:trPr>
+          <w:cantSplit/>
+        </w:trPr>
+        <w:tc>
+          <w:tcPr>
+            <w:tcW w:w="1445" w:type="dxa"/>
+            <w:shd w:val="clear" w:color="auto" w:fill="F4F5F3"/>
+            <w:tcMar>
+              <w:top w:w="50" w:type="dxa"/>
+              <w:left w:w="90" w:type="dxa"/>
+              <w:bottom w:w="50" w:type="dxa"/>
+              <w:right w:w="90" w:type="dxa"/>
+            </w:tcMar>
+          </w:tcPr>
+          <w:p>
+            <w:pPr>
+              <w:spacing w:after="20" w:line="252" w:lineRule="auto"/>
+            </w:pPr>
+            <w:r>
+              <w:rPr>
+                <w:sz w:val="19"/>
+                <w:szCs w:val="19"/>
+              </w:rPr>
+              <w:t>26 Oct 2026</w:t>
+            </w:r>
+          </w:p>
+        </w:tc>
+        <w:tc>
+          <w:tcPr>
+            <w:tcW w:w="1686" w:type="dxa"/>
+            <w:shd w:val="clear" w:color="auto" w:fill="F4F5F3"/>
+            <w:tcMar>
+              <w:top w:w="50" w:type="dxa"/>
+              <w:left w:w="90" w:type="dxa"/>
+              <w:bottom w:w="50" w:type="dxa"/>
+              <w:right w:w="90" w:type="dxa"/>
+            </w:tcMar>
+          </w:tcPr>
+          <w:p>
+            <w:pPr>
+              <w:spacing w:after="20" w:line="252" w:lineRule="auto"/>
+            </w:pPr>
+            <w:r>
+              <w:rPr>
+                <w:sz w:val="19"/>
+                <w:szCs w:val="19"/>
+              </w:rPr>
+              <w:t>Marketing</w:t>
+            </w:r>
+          </w:p>
+        </w:tc>
+        <w:tc>
+          <w:tcPr>
+            <w:tcW w:w="6507" w:type="dxa"/>
+            <w:shd w:val="clear" w:color="auto" w:fill="F4F5F3"/>
+            <w:tcMar>
+              <w:top w:w="50" w:type="dxa"/>
+              <w:left w:w="90" w:type="dxa"/>
+              <w:bottom w:w="50" w:type="dxa"/>
+              <w:right w:w="90" w:type="dxa"/>
+            </w:tcMar>
+          </w:tcPr>
+          <w:p>
+            <w:pPr>
+              <w:spacing w:after="20" w:line="252" w:lineRule="auto"/>
+            </w:pPr>
+            <w:r>
+              <w:rPr>
+                <w:sz w:val="19"/>
+                <w:szCs w:val="19"/>
+              </w:rPr>
+              <w:t>Retiring a campaign ("allow a campaign to be retired just like the products"): off the website and the assistant, kept with its media and products, brought back from the list (migration 041); in the phone and desktop apps.</w:t>
+            </w:r>
+          </w:p>
+        </w:tc>
+      </w:tr>
+      <w:tr>
+        <w:tblPrEx>
+          <w:tblCellMar>
+            <w:top w:w="0" w:type="dxa"/>
+            <w:bottom w:w="0" w:type="dxa"/>
+          </w:tblCellMar>
+        </w:tblPrEx>
+        <w:trPr>
+          <w:cantSplit/>
+        </w:trPr>
+        <w:tc>
+          <w:tcPr>
+            <w:tcW w:w="1445" w:type="dxa"/>
+            <w:tcMar>
+              <w:top w:w="50" w:type="dxa"/>
+              <w:left w:w="90" w:type="dxa"/>
+              <w:bottom w:w="50" w:type="dxa"/>
+              <w:right w:w="90" w:type="dxa"/>
+            </w:tcMar>
+          </w:tcPr>
+          <w:p>
+            <w:pPr>
+              <w:spacing w:after="20" w:line="252" w:lineRule="auto"/>
+            </w:pPr>
+            <w:r>
+              <w:rPr>
+                <w:sz w:val="19"/>
+                <w:szCs w:val="19"/>
+              </w:rPr>
+              <w:t>26 Oct 2026</w:t>
+            </w:r>
+          </w:p>
+        </w:tc>
+        <w:tc>
+          <w:tcPr>
+            <w:tcW w:w="1686" w:type="dxa"/>
+            <w:tcMar>
+              <w:top w:w="50" w:type="dxa"/>
+              <w:left w:w="90" w:type="dxa"/>
+              <w:bottom w:w="50" w:type="dxa"/>
+              <w:right w:w="90" w:type="dxa"/>
+            </w:tcMar>
+          </w:tcPr>
+          <w:p>
+            <w:pPr>
+              <w:spacing w:after="20" w:line="252" w:lineRule="auto"/>
+            </w:pPr>
+            <w:r>
+              <w:rPr>
+                <w:sz w:val="19"/>
+                <w:szCs w:val="19"/>
+              </w:rPr>
+              <w:t>Website</w:t>
+            </w:r>
+          </w:p>
+        </w:tc>
+        <w:tc>
+          <w:tcPr>
+            <w:tcW w:w="6507" w:type="dxa"/>
+            <w:tcMar>
+              <w:top w:w="50" w:type="dxa"/>
+              <w:left w:w="90" w:type="dxa"/>
+              <w:bottom w:w="50" w:type="dxa"/>
+              <w:right w:w="90" w:type="dxa"/>
+            </w:tcMar>
+          </w:tcPr>
+          <w:p>
+            <w:pPr>
+              <w:spacing w:after="20" w:line="252" w:lineRule="auto"/>
+            </w:pPr>
+            <w:r>
+              <w:rPr>
+                <w:sz w:val="19"/>
+                <w:szCs w:val="19"/>
+              </w:rPr>
+              <w:t>Notices ("an information area ... we send them with a deadline for elapsing"): written in the desktop app's own Notices section, shown behind a bell beside the cart until their last day (migration 042).</w:t>
+            </w:r>
+          </w:p>
+        </w:tc>
+      </w:tr>
+      <w:tr>
+        <w:tblPrEx>
+          <w:tblCellMar>
+            <w:top w:w="0" w:type="dxa"/>
+            <w:bottom w:w="0" w:type="dxa"/>
+          </w:tblCellMar>
+        </w:tblPrEx>
+        <w:trPr>
+          <w:cantSplit/>
+        </w:trPr>
+        <w:tc>
+          <w:tcPr>
+            <w:tcW w:w="1445" w:type="dxa"/>
+            <w:shd w:val="clear" w:color="auto" w:fill="F4F5F3"/>
+            <w:tcMar>
+              <w:top w:w="50" w:type="dxa"/>
+              <w:left w:w="90" w:type="dxa"/>
+              <w:bottom w:w="50" w:type="dxa"/>
+              <w:right w:w="90" w:type="dxa"/>
+            </w:tcMar>
+          </w:tcPr>
+          <w:p>
+            <w:pPr>
+              <w:spacing w:after="20" w:line="252" w:lineRule="auto"/>
+            </w:pPr>
+            <w:r>
+              <w:rPr>
+                <w:sz w:val="19"/>
+                <w:szCs w:val="19"/>
+              </w:rPr>
+              <w:t>26 Oct 2026</w:t>
+            </w:r>
+          </w:p>
+        </w:tc>
+        <w:tc>
+          <w:tcPr>
+            <w:tcW w:w="1686" w:type="dxa"/>
+            <w:shd w:val="clear" w:color="auto" w:fill="F4F5F3"/>
+            <w:tcMar>
+              <w:top w:w="50" w:type="dxa"/>
+              <w:left w:w="90" w:type="dxa"/>
+              <w:bottom w:w="50" w:type="dxa"/>
+              <w:right w:w="90" w:type="dxa"/>
+            </w:tcMar>
+          </w:tcPr>
+          <w:p>
+            <w:pPr>
+              <w:spacing w:after="20" w:line="252" w:lineRule="auto"/>
+            </w:pPr>
+            <w:r>
+              <w:rPr>
+                <w:sz w:val="19"/>
+                <w:szCs w:val="19"/>
+              </w:rPr>
+              <w:t>Website</w:t>
+            </w:r>
+          </w:p>
+        </w:tc>
+        <w:tc>
+          <w:tcPr>
+            <w:tcW w:w="6507" w:type="dxa"/>
+            <w:shd w:val="clear" w:color="auto" w:fill="F4F5F3"/>
+            <w:tcMar>
+              <w:top w:w="50" w:type="dxa"/>
+              <w:left w:w="90" w:type="dxa"/>
+              <w:bottom w:w="50" w:type="dxa"/>
+              <w:right w:w="90" w:type="dxa"/>
+            </w:tcMar>
+          </w:tcPr>
+          <w:p>
+            <w:pPr>
+              <w:spacing w:after="20" w:line="252" w:lineRule="auto"/>
+            </w:pPr>
+            <w:r>
+              <w:rPr>
+                <w:sz w:val="19"/>
+                <w:szCs w:val="19"/>
+              </w:rPr>
+              <w:t>The top bar: the company emblem beside the name, the page links centred with room below them, and the theme as three dots (green, black, white); on phones Featured became an offer strip and an empty cart leads back to the products.</w:t>
             </w:r>
           </w:p>
         </w:tc>
@@ -15739,7 +16453,7 @@
       <w:pPr>
         <w:pStyle w:val="Heading1"/>
       </w:pPr>
-      <w:bookmarkStart w:id="5" w:name="_Toc243848193"/>
+      <w:bookmarkStart w:id="5" w:name="_Toc243926676"/>
       <w:r>
         <w:lastRenderedPageBreak/>
         <w:t>5  Database changes</w:t>
@@ -15762,7 +16476,7 @@
           <w:left w:w="10" w:type="dxa"/>
           <w:right w:w="10" w:type="dxa"/>
         </w:tblCellMar>
-        <w:tblLook w:val="0000" w:firstRow="0" w:lastRow="0" w:firstColumn="0" w:lastColumn="0" w:noHBand="0" w:noVBand="0"/>
+        <w:tblLook w:val="04A0" w:firstRow="1" w:lastRow="0" w:firstColumn="1" w:lastColumn="0" w:noHBand="0" w:noVBand="1"/>
       </w:tblPr>
       <w:tblGrid>
         <w:gridCol w:w="832"/>
@@ -20204,6 +20918,216 @@
                 <w:szCs w:val="19"/>
               </w:rPr>
               <w:t>e values; ID-type numbers encrypted) and WORKER_DOCUMENTS (the photos, encrypted, in the database).</w:t>
+            </w:r>
+          </w:p>
+        </w:tc>
+      </w:tr>
+      <w:tr>
+        <w:tblPrEx>
+          <w:tblCellMar>
+            <w:top w:w="0" w:type="dxa"/>
+            <w:bottom w:w="0" w:type="dxa"/>
+          </w:tblCellMar>
+        </w:tblPrEx>
+        <w:trPr>
+          <w:cantSplit/>
+        </w:trPr>
+        <w:tc>
+          <w:tcPr>
+            <w:tcW w:w="832" w:type="dxa"/>
+            <w:shd w:val="clear" w:color="auto" w:fill="F4F5F3"/>
+            <w:tcMar>
+              <w:top w:w="50" w:type="dxa"/>
+              <w:left w:w="90" w:type="dxa"/>
+              <w:bottom w:w="50" w:type="dxa"/>
+              <w:right w:w="90" w:type="dxa"/>
+            </w:tcMar>
+          </w:tcPr>
+          <w:p>
+            <w:pPr>
+              <w:spacing w:after="20" w:line="252" w:lineRule="auto"/>
+            </w:pPr>
+            <w:r>
+              <w:rPr>
+                <w:sz w:val="19"/>
+                <w:szCs w:val="19"/>
+              </w:rPr>
+              <w:t>041</w:t>
+            </w:r>
+          </w:p>
+        </w:tc>
+        <w:tc>
+          <w:tcPr>
+            <w:tcW w:w="1308" w:type="dxa"/>
+            <w:shd w:val="clear" w:color="auto" w:fill="F4F5F3"/>
+            <w:tcMar>
+              <w:top w:w="50" w:type="dxa"/>
+              <w:left w:w="90" w:type="dxa"/>
+              <w:bottom w:w="50" w:type="dxa"/>
+              <w:right w:w="90" w:type="dxa"/>
+            </w:tcMar>
+          </w:tcPr>
+          <w:p>
+            <w:pPr>
+              <w:spacing w:after="20" w:line="252" w:lineRule="auto"/>
+            </w:pPr>
+            <w:r>
+              <w:rPr>
+                <w:sz w:val="19"/>
+                <w:szCs w:val="19"/>
+              </w:rPr>
+              <w:t>26 Oct 2026</w:t>
+            </w:r>
+          </w:p>
+        </w:tc>
+        <w:tc>
+          <w:tcPr>
+            <w:tcW w:w="2736" w:type="dxa"/>
+            <w:shd w:val="clear" w:color="auto" w:fill="F4F5F3"/>
+            <w:tcMar>
+              <w:top w:w="50" w:type="dxa"/>
+              <w:left w:w="90" w:type="dxa"/>
+              <w:bottom w:w="50" w:type="dxa"/>
+              <w:right w:w="90" w:type="dxa"/>
+            </w:tcMar>
+          </w:tcPr>
+          <w:p>
+            <w:pPr>
+              <w:spacing w:after="20" w:line="252" w:lineRule="auto"/>
+            </w:pPr>
+            <w:r>
+              <w:rPr>
+                <w:sz w:val="19"/>
+                <w:szCs w:val="19"/>
+              </w:rPr>
+              <w:t>campaign_retire</w:t>
+            </w:r>
+          </w:p>
+        </w:tc>
+        <w:tc>
+          <w:tcPr>
+            <w:tcW w:w="4762" w:type="dxa"/>
+            <w:shd w:val="clear" w:color="auto" w:fill="F4F5F3"/>
+            <w:tcMar>
+              <w:top w:w="50" w:type="dxa"/>
+              <w:left w:w="90" w:type="dxa"/>
+              <w:bottom w:w="50" w:type="dxa"/>
+              <w:right w:w="90" w:type="dxa"/>
+            </w:tcMar>
+          </w:tcPr>
+          <w:p>
+            <w:pPr>
+              <w:spacing w:after="20" w:line="252" w:lineRule="auto"/>
+            </w:pPr>
+            <w:r>
+              <w:rPr>
+                <w:sz w:val="19"/>
+                <w:szCs w:val="19"/>
+              </w:rPr>
+              <w:t>CAMPAIGN.Is_Retired, Retired_At, Retired_By: retiring a campaign (off the website, kept, can be brought back).</w:t>
+            </w:r>
+          </w:p>
+        </w:tc>
+      </w:tr>
+      <w:tr>
+        <w:tblPrEx>
+          <w:tblCellMar>
+            <w:top w:w="0" w:type="dxa"/>
+            <w:bottom w:w="0" w:type="dxa"/>
+          </w:tblCellMar>
+        </w:tblPrEx>
+        <w:trPr>
+          <w:cantSplit/>
+        </w:trPr>
+        <w:tc>
+          <w:tcPr>
+            <w:tcW w:w="832" w:type="dxa"/>
+            <w:tcMar>
+              <w:top w:w="50" w:type="dxa"/>
+              <w:left w:w="90" w:type="dxa"/>
+              <w:bottom w:w="50" w:type="dxa"/>
+              <w:right w:w="90" w:type="dxa"/>
+            </w:tcMar>
+          </w:tcPr>
+          <w:p>
+            <w:pPr>
+              <w:spacing w:after="20" w:line="252" w:lineRule="auto"/>
+            </w:pPr>
+            <w:r>
+              <w:rPr>
+                <w:sz w:val="19"/>
+                <w:szCs w:val="19"/>
+              </w:rPr>
+              <w:t>042</w:t>
+            </w:r>
+          </w:p>
+        </w:tc>
+        <w:tc>
+          <w:tcPr>
+            <w:tcW w:w="1308" w:type="dxa"/>
+            <w:tcMar>
+              <w:top w:w="50" w:type="dxa"/>
+              <w:left w:w="90" w:type="dxa"/>
+              <w:bottom w:w="50" w:type="dxa"/>
+              <w:right w:w="90" w:type="dxa"/>
+            </w:tcMar>
+          </w:tcPr>
+          <w:p>
+            <w:pPr>
+              <w:spacing w:after="20" w:line="252" w:lineRule="auto"/>
+            </w:pPr>
+            <w:r>
+              <w:rPr>
+                <w:sz w:val="19"/>
+                <w:szCs w:val="19"/>
+              </w:rPr>
+              <w:t>26 Oct 2026</w:t>
+            </w:r>
+          </w:p>
+        </w:tc>
+        <w:tc>
+          <w:tcPr>
+            <w:tcW w:w="2736" w:type="dxa"/>
+            <w:tcMar>
+              <w:top w:w="50" w:type="dxa"/>
+              <w:left w:w="90" w:type="dxa"/>
+              <w:bottom w:w="50" w:type="dxa"/>
+              <w:right w:w="90" w:type="dxa"/>
+            </w:tcMar>
+          </w:tcPr>
+          <w:p>
+            <w:pPr>
+              <w:spacing w:after="20" w:line="252" w:lineRule="auto"/>
+            </w:pPr>
+            <w:r>
+              <w:rPr>
+                <w:sz w:val="19"/>
+                <w:szCs w:val="19"/>
+              </w:rPr>
+              <w:t>notices</w:t>
+            </w:r>
+          </w:p>
+        </w:tc>
+        <w:tc>
+          <w:tcPr>
+            <w:tcW w:w="4762" w:type="dxa"/>
+            <w:tcMar>
+              <w:top w:w="50" w:type="dxa"/>
+              <w:left w:w="90" w:type="dxa"/>
+              <w:bottom w:w="50" w:type="dxa"/>
+              <w:right w:w="90" w:type="dxa"/>
+            </w:tcMar>
+          </w:tcPr>
+          <w:p>
+            <w:pPr>
+              <w:spacing w:after="20" w:line="252" w:lineRule="auto"/>
+            </w:pPr>
+            <w:r>
+              <w:rPr>
+                <w:sz w:val="19"/>
+                <w:szCs w:val="19"/>
+              </w:rPr>
+              <w:t>NOTICES: the website's Updates - title, message, last day (Show_Until), draft or published, who wrote and changed it, soft delete.</w:t>
             </w:r>
           </w:p>
         </w:tc>
@@ -20223,7 +21147,7 @@
       <w:pPr>
         <w:pStyle w:val="Heading1"/>
       </w:pPr>
-      <w:bookmarkStart w:id="6" w:name="_Toc243848194"/>
+      <w:bookmarkStart w:id="6" w:name="_Toc243926677"/>
       <w:r>
         <w:lastRenderedPageBreak/>
         <w:t>6  Key decisions</w:t>
@@ -20246,7 +21170,7 @@
           <w:left w:w="10" w:type="dxa"/>
           <w:right w:w="10" w:type="dxa"/>
         </w:tblCellMar>
-        <w:tblLook w:val="0000" w:firstRow="0" w:lastRow="0" w:firstColumn="0" w:lastColumn="0" w:noHBand="0" w:noVBand="0"/>
+        <w:tblLook w:val="04A0" w:firstRow="1" w:lastRow="0" w:firstColumn="1" w:lastColumn="0" w:noHBand="0" w:noVBand="1"/>
       </w:tblPr>
       <w:tblGrid>
         <w:gridCol w:w="1445"/>
@@ -21808,7 +22732,14 @@
                 <w:sz w:val="19"/>
                 <w:szCs w:val="19"/>
               </w:rPr>
-              <w:t>A shared password or a second phone handed to someone else can no longer be used on the account, and nobody already using the app was locked out</w:t>
+              <w:t>A shared password or a second phone handed to someone else can no longer be used on the account, and nobody alread</w:t>
+            </w:r>
+            <w:r>
+              <w:rPr>
+                <w:sz w:val="19"/>
+                <w:szCs w:val="19"/>
+              </w:rPr>
+              <w:t>y using the app was locked out</w:t>
             </w:r>
           </w:p>
         </w:tc>
@@ -21971,7 +22902,14 @@
                 <w:sz w:val="19"/>
                 <w:szCs w:val="19"/>
               </w:rPr>
-              <w:t>Customers tend to skip a page called Marketing; offers shown where they already shop help without intruding, and an empty or stale page is never shown</w:t>
+              <w:t>Customers tend to skip a page called Marketing; offers shown where they already shop help without intruding, and an empty or st</w:t>
+            </w:r>
+            <w:r>
+              <w:rPr>
+                <w:sz w:val="19"/>
+                <w:szCs w:val="19"/>
+              </w:rPr>
+              <w:t>ale page is never shown</w:t>
             </w:r>
           </w:p>
         </w:tc>
@@ -22051,14 +22989,7 @@
                 <w:sz w:val="19"/>
                 <w:szCs w:val="19"/>
               </w:rPr>
-              <w:t>Owner: a username is something a person makes, not something filled in for them; without @ a username can never be mistak</w:t>
-            </w:r>
-            <w:r>
-              <w:rPr>
-                <w:sz w:val="19"/>
-                <w:szCs w:val="19"/>
-              </w:rPr>
-              <w:t>en for an email</w:t>
+              <w:t>Owner: a username is something a person makes, not something filled in for them; without @ a username can never be mistaken for an email</w:t>
             </w:r>
           </w:p>
         </w:tc>
@@ -24546,7 +25477,7 @@
       <w:pPr>
         <w:pStyle w:val="Heading1"/>
       </w:pPr>
-      <w:bookmarkStart w:id="7" w:name="_Toc243848195"/>
+      <w:bookmarkStart w:id="7" w:name="_Toc243926678"/>
       <w:r>
         <w:lastRenderedPageBreak/>
         <w:t>7  Open items at the time of writing</w:t>
@@ -24915,134 +25846,10 @@
 <file path=word/numbering.xml><?xml version="1.0" encoding="utf-8"?>
 <w:numbering xmlns:wpc="http://schemas.microsoft.com/office/word/2010/wordprocessingCanvas" xmlns:cx="http://schemas.microsoft.com/office/drawing/2014/chartex" xmlns:cx1="http://schemas.microsoft.com/office/drawing/2015/9/8/chartex" xmlns:mc="http://schemas.openxmlformats.org/markup-compatibility/2006" xmlns:o="urn:schemas-microsoft-com:office:office" xmlns:r="http://schemas.openxmlformats.org/officeDocument/2006/relationships" xmlns:m="http://schemas.openxmlformats.org/officeDocument/2006/math" xmlns:v="urn:schemas-microsoft-com:vml" xmlns:wp14="http://schemas.microsoft.com/office/word/2010/wordprocessingDrawing" xmlns:wp="http://schemas.openxmlformats.org/drawingml/2006/wordprocessingDrawing" xmlns:w10="urn:schemas-microsoft-com:office:word" xmlns:w="http://schemas.openxmlformats.org/wordprocessingml/2006/main" xmlns:w14="http://schemas.microsoft.com/office/word/2010/wordml" xmlns:w15="http://schemas.microsoft.com/office/word/2012/wordml" xmlns:w16se="http://schemas.microsoft.com/office/word/2015/wordml/symex" xmlns:wpg="http://schemas.microsoft.com/office/word/2010/wordprocessingGroup" xmlns:wpi="http://schemas.microsoft.com/office/word/2010/wordprocessingInk" xmlns:wne="http://schemas.microsoft.com/office/word/2006/wordml" xmlns:wps="http://schemas.microsoft.com/office/word/2010/wordprocessingShape" mc:Ignorable="w14 w15 w16se wp14">
   <w:abstractNum w:abstractNumId="0" w15:restartNumberingAfterBreak="0">
-    <w:nsid w:val="08280EA7"/>
+    <w:nsid w:val="5D277A42"/>
     <w:multiLevelType w:val="hybridMultilevel"/>
-    <w:tmpl w:val="9C40D370"/>
-    <w:lvl w:ilvl="0" w:tplc="2488E99E">
-      <w:start w:val="1"/>
-      <w:numFmt w:val="bullet"/>
-      <w:lvlText w:val="•"/>
-      <w:lvlJc w:val="left"/>
-      <w:pPr>
-        <w:ind w:left="540" w:hanging="300"/>
-      </w:pPr>
-    </w:lvl>
-    <w:lvl w:ilvl="1" w:tplc="FCFE4B8C" w:tentative="1">
-      <w:start w:val="1"/>
-      <w:numFmt w:val="bullet"/>
-      <w:lvlText w:val="–"/>
-      <w:lvlJc w:val="left"/>
-      <w:pPr>
-        <w:ind w:left="940" w:hanging="300"/>
-      </w:pPr>
-    </w:lvl>
-    <w:lvl w:ilvl="2" w:tplc="922ABDB4" w:tentative="1">
-      <w:start w:val="1"/>
-      <w:numFmt w:val="bullet"/>
-      <w:lvlText w:val="◦"/>
-      <w:lvlJc w:val="left"/>
-      <w:pPr>
-        <w:ind w:left="1340" w:hanging="300"/>
-      </w:pPr>
-    </w:lvl>
-    <w:lvl w:ilvl="3" w:tplc="51268B5A">
-      <w:numFmt w:val="decimal"/>
-      <w:lvlText w:val=""/>
-      <w:lvlJc w:val="left"/>
-    </w:lvl>
-    <w:lvl w:ilvl="4" w:tplc="9A9E08C8">
-      <w:numFmt w:val="decimal"/>
-      <w:lvlText w:val=""/>
-      <w:lvlJc w:val="left"/>
-    </w:lvl>
-    <w:lvl w:ilvl="5" w:tplc="529A3736">
-      <w:numFmt w:val="decimal"/>
-      <w:lvlText w:val=""/>
-      <w:lvlJc w:val="left"/>
-    </w:lvl>
-    <w:lvl w:ilvl="6" w:tplc="6B10A210">
-      <w:numFmt w:val="decimal"/>
-      <w:lvlText w:val=""/>
-      <w:lvlJc w:val="left"/>
-    </w:lvl>
-    <w:lvl w:ilvl="7" w:tplc="AFF61734">
-      <w:numFmt w:val="decimal"/>
-      <w:lvlText w:val=""/>
-      <w:lvlJc w:val="left"/>
-    </w:lvl>
-    <w:lvl w:ilvl="8" w:tplc="69EC0A50">
-      <w:numFmt w:val="decimal"/>
-      <w:lvlText w:val=""/>
-      <w:lvlJc w:val="left"/>
-    </w:lvl>
-  </w:abstractNum>
-  <w:abstractNum w:abstractNumId="1" w15:restartNumberingAfterBreak="0">
-    <w:nsid w:val="77401DBC"/>
-    <w:multiLevelType w:val="hybridMultilevel"/>
-    <w:tmpl w:val="DC9A849E"/>
-    <w:lvl w:ilvl="0" w:tplc="43EAE81C" w:tentative="1">
-      <w:start w:val="1"/>
-      <w:numFmt w:val="decimal"/>
-      <w:lvlText w:val="%1."/>
-      <w:lvlJc w:val="left"/>
-      <w:pPr>
-        <w:ind w:left="540" w:hanging="300"/>
-      </w:pPr>
-    </w:lvl>
-    <w:lvl w:ilvl="1" w:tplc="14DC8CAE" w:tentative="1">
-      <w:start w:val="1"/>
-      <w:numFmt w:val="lowerLetter"/>
-      <w:lvlText w:val="%2."/>
-      <w:lvlJc w:val="left"/>
-      <w:pPr>
-        <w:ind w:left="940" w:hanging="300"/>
-      </w:pPr>
-    </w:lvl>
-    <w:lvl w:ilvl="2" w:tplc="51547532" w:tentative="1">
-      <w:start w:val="1"/>
-      <w:numFmt w:val="lowerRoman"/>
-      <w:lvlText w:val="%3."/>
-      <w:lvlJc w:val="left"/>
-      <w:pPr>
-        <w:ind w:left="1340" w:hanging="300"/>
-      </w:pPr>
-    </w:lvl>
-    <w:lvl w:ilvl="3" w:tplc="798A0A14">
-      <w:numFmt w:val="decimal"/>
-      <w:lvlText w:val=""/>
-      <w:lvlJc w:val="left"/>
-    </w:lvl>
-    <w:lvl w:ilvl="4" w:tplc="0A769D44">
-      <w:numFmt w:val="decimal"/>
-      <w:lvlText w:val=""/>
-      <w:lvlJc w:val="left"/>
-    </w:lvl>
-    <w:lvl w:ilvl="5" w:tplc="E118048C">
-      <w:numFmt w:val="decimal"/>
-      <w:lvlText w:val=""/>
-      <w:lvlJc w:val="left"/>
-    </w:lvl>
-    <w:lvl w:ilvl="6" w:tplc="C0E0F522">
-      <w:numFmt w:val="decimal"/>
-      <w:lvlText w:val=""/>
-      <w:lvlJc w:val="left"/>
-    </w:lvl>
-    <w:lvl w:ilvl="7" w:tplc="E256B600">
-      <w:numFmt w:val="decimal"/>
-      <w:lvlText w:val=""/>
-      <w:lvlJc w:val="left"/>
-    </w:lvl>
-    <w:lvl w:ilvl="8" w:tplc="BC861A9C">
-      <w:numFmt w:val="decimal"/>
-      <w:lvlText w:val=""/>
-      <w:lvlJc w:val="left"/>
-    </w:lvl>
-  </w:abstractNum>
-  <w:abstractNum w:abstractNumId="2" w15:restartNumberingAfterBreak="0">
-    <w:nsid w:val="7C7200E7"/>
-    <w:multiLevelType w:val="hybridMultilevel"/>
-    <w:tmpl w:val="B088CBF6"/>
-    <w:lvl w:ilvl="0" w:tplc="3DC05A6C" w:tentative="1">
+    <w:tmpl w:val="EE328B7E"/>
+    <w:lvl w:ilvl="0" w:tplc="C6DCA3F4" w:tentative="1">
       <w:start w:val="1"/>
       <w:numFmt w:val="bullet"/>
       <w:lvlText w:val="●"/>
@@ -25051,7 +25858,7 @@
         <w:ind w:left="720" w:hanging="360"/>
       </w:pPr>
     </w:lvl>
-    <w:lvl w:ilvl="1" w:tplc="4A5AE684" w:tentative="1">
+    <w:lvl w:ilvl="1" w:tplc="5D005F2E" w:tentative="1">
       <w:start w:val="1"/>
       <w:numFmt w:val="bullet"/>
       <w:lvlText w:val="○"/>
@@ -25060,7 +25867,7 @@
         <w:ind w:left="1440" w:hanging="360"/>
       </w:pPr>
     </w:lvl>
-    <w:lvl w:ilvl="2" w:tplc="F774DC3C" w:tentative="1">
+    <w:lvl w:ilvl="2" w:tplc="E222AE4C" w:tentative="1">
       <w:start w:val="1"/>
       <w:numFmt w:val="bullet"/>
       <w:lvlText w:val="■"/>
@@ -25069,7 +25876,7 @@
         <w:ind w:left="2160" w:hanging="360"/>
       </w:pPr>
     </w:lvl>
-    <w:lvl w:ilvl="3" w:tplc="8B3AA8FA" w:tentative="1">
+    <w:lvl w:ilvl="3" w:tplc="3FEA5580" w:tentative="1">
       <w:start w:val="1"/>
       <w:numFmt w:val="bullet"/>
       <w:lvlText w:val="●"/>
@@ -25078,7 +25885,7 @@
         <w:ind w:left="2880" w:hanging="360"/>
       </w:pPr>
     </w:lvl>
-    <w:lvl w:ilvl="4" w:tplc="F8F0996E" w:tentative="1">
+    <w:lvl w:ilvl="4" w:tplc="8A06B2EE" w:tentative="1">
       <w:start w:val="1"/>
       <w:numFmt w:val="bullet"/>
       <w:lvlText w:val="○"/>
@@ -25087,7 +25894,7 @@
         <w:ind w:left="3600" w:hanging="360"/>
       </w:pPr>
     </w:lvl>
-    <w:lvl w:ilvl="5" w:tplc="86B8C0B6" w:tentative="1">
+    <w:lvl w:ilvl="5" w:tplc="FB768FA2" w:tentative="1">
       <w:start w:val="1"/>
       <w:numFmt w:val="bullet"/>
       <w:lvlText w:val="■"/>
@@ -25096,7 +25903,7 @@
         <w:ind w:left="4320" w:hanging="360"/>
       </w:pPr>
     </w:lvl>
-    <w:lvl w:ilvl="6" w:tplc="7918254C" w:tentative="1">
+    <w:lvl w:ilvl="6" w:tplc="BA90BE9E" w:tentative="1">
       <w:start w:val="1"/>
       <w:numFmt w:val="bullet"/>
       <w:lvlText w:val="●"/>
@@ -25105,7 +25912,7 @@
         <w:ind w:left="5040" w:hanging="360"/>
       </w:pPr>
     </w:lvl>
-    <w:lvl w:ilvl="7" w:tplc="2E5A7790" w:tentative="1">
+    <w:lvl w:ilvl="7" w:tplc="419A0D02" w:tentative="1">
       <w:start w:val="1"/>
       <w:numFmt w:val="bullet"/>
       <w:lvlText w:val="●"/>
@@ -25114,7 +25921,7 @@
         <w:ind w:left="5760" w:hanging="360"/>
       </w:pPr>
     </w:lvl>
-    <w:lvl w:ilvl="8" w:tplc="5532E6BA" w:tentative="1">
+    <w:lvl w:ilvl="8" w:tplc="5F187E90" w:tentative="1">
       <w:start w:val="1"/>
       <w:numFmt w:val="bullet"/>
       <w:lvlText w:val="●"/>
@@ -25124,14 +25931,138 @@
       </w:pPr>
     </w:lvl>
   </w:abstractNum>
+  <w:abstractNum w:abstractNumId="1" w15:restartNumberingAfterBreak="0">
+    <w:nsid w:val="6D290AD0"/>
+    <w:multiLevelType w:val="hybridMultilevel"/>
+    <w:tmpl w:val="07349CAA"/>
+    <w:lvl w:ilvl="0" w:tplc="C25AAC00">
+      <w:start w:val="1"/>
+      <w:numFmt w:val="bullet"/>
+      <w:lvlText w:val="•"/>
+      <w:lvlJc w:val="left"/>
+      <w:pPr>
+        <w:ind w:left="540" w:hanging="300"/>
+      </w:pPr>
+    </w:lvl>
+    <w:lvl w:ilvl="1" w:tplc="0BC4AC78" w:tentative="1">
+      <w:start w:val="1"/>
+      <w:numFmt w:val="bullet"/>
+      <w:lvlText w:val="–"/>
+      <w:lvlJc w:val="left"/>
+      <w:pPr>
+        <w:ind w:left="940" w:hanging="300"/>
+      </w:pPr>
+    </w:lvl>
+    <w:lvl w:ilvl="2" w:tplc="1308993E" w:tentative="1">
+      <w:start w:val="1"/>
+      <w:numFmt w:val="bullet"/>
+      <w:lvlText w:val="◦"/>
+      <w:lvlJc w:val="left"/>
+      <w:pPr>
+        <w:ind w:left="1340" w:hanging="300"/>
+      </w:pPr>
+    </w:lvl>
+    <w:lvl w:ilvl="3" w:tplc="7BAA9580">
+      <w:numFmt w:val="decimal"/>
+      <w:lvlText w:val=""/>
+      <w:lvlJc w:val="left"/>
+    </w:lvl>
+    <w:lvl w:ilvl="4" w:tplc="DE7E3AAE">
+      <w:numFmt w:val="decimal"/>
+      <w:lvlText w:val=""/>
+      <w:lvlJc w:val="left"/>
+    </w:lvl>
+    <w:lvl w:ilvl="5" w:tplc="B5E0E2A4">
+      <w:numFmt w:val="decimal"/>
+      <w:lvlText w:val=""/>
+      <w:lvlJc w:val="left"/>
+    </w:lvl>
+    <w:lvl w:ilvl="6" w:tplc="4B00AAEC">
+      <w:numFmt w:val="decimal"/>
+      <w:lvlText w:val=""/>
+      <w:lvlJc w:val="left"/>
+    </w:lvl>
+    <w:lvl w:ilvl="7" w:tplc="BE7E9AAC">
+      <w:numFmt w:val="decimal"/>
+      <w:lvlText w:val=""/>
+      <w:lvlJc w:val="left"/>
+    </w:lvl>
+    <w:lvl w:ilvl="8" w:tplc="27E860C6">
+      <w:numFmt w:val="decimal"/>
+      <w:lvlText w:val=""/>
+      <w:lvlJc w:val="left"/>
+    </w:lvl>
+  </w:abstractNum>
+  <w:abstractNum w:abstractNumId="2" w15:restartNumberingAfterBreak="0">
+    <w:nsid w:val="7EB53ABF"/>
+    <w:multiLevelType w:val="hybridMultilevel"/>
+    <w:tmpl w:val="C62E4E46"/>
+    <w:lvl w:ilvl="0" w:tplc="3026A80C" w:tentative="1">
+      <w:start w:val="1"/>
+      <w:numFmt w:val="decimal"/>
+      <w:lvlText w:val="%1."/>
+      <w:lvlJc w:val="left"/>
+      <w:pPr>
+        <w:ind w:left="540" w:hanging="300"/>
+      </w:pPr>
+    </w:lvl>
+    <w:lvl w:ilvl="1" w:tplc="7ADCB5AC" w:tentative="1">
+      <w:start w:val="1"/>
+      <w:numFmt w:val="lowerLetter"/>
+      <w:lvlText w:val="%2."/>
+      <w:lvlJc w:val="left"/>
+      <w:pPr>
+        <w:ind w:left="940" w:hanging="300"/>
+      </w:pPr>
+    </w:lvl>
+    <w:lvl w:ilvl="2" w:tplc="3188755E" w:tentative="1">
+      <w:start w:val="1"/>
+      <w:numFmt w:val="lowerRoman"/>
+      <w:lvlText w:val="%3."/>
+      <w:lvlJc w:val="left"/>
+      <w:pPr>
+        <w:ind w:left="1340" w:hanging="300"/>
+      </w:pPr>
+    </w:lvl>
+    <w:lvl w:ilvl="3" w:tplc="F29CEFF6">
+      <w:numFmt w:val="decimal"/>
+      <w:lvlText w:val=""/>
+      <w:lvlJc w:val="left"/>
+    </w:lvl>
+    <w:lvl w:ilvl="4" w:tplc="786084A8">
+      <w:numFmt w:val="decimal"/>
+      <w:lvlText w:val=""/>
+      <w:lvlJc w:val="left"/>
+    </w:lvl>
+    <w:lvl w:ilvl="5" w:tplc="A7143AC8">
+      <w:numFmt w:val="decimal"/>
+      <w:lvlText w:val=""/>
+      <w:lvlJc w:val="left"/>
+    </w:lvl>
+    <w:lvl w:ilvl="6" w:tplc="6E506DC4">
+      <w:numFmt w:val="decimal"/>
+      <w:lvlText w:val=""/>
+      <w:lvlJc w:val="left"/>
+    </w:lvl>
+    <w:lvl w:ilvl="7" w:tplc="616495B0">
+      <w:numFmt w:val="decimal"/>
+      <w:lvlText w:val=""/>
+      <w:lvlJc w:val="left"/>
+    </w:lvl>
+    <w:lvl w:ilvl="8" w:tplc="0AF47DEC">
+      <w:numFmt w:val="decimal"/>
+      <w:lvlText w:val=""/>
+      <w:lvlJc w:val="left"/>
+    </w:lvl>
+  </w:abstractNum>
   <w:num w:numId="1">
-    <w:abstractNumId w:val="2"/>
+    <w:abstractNumId w:val="0"/>
     <w:lvlOverride w:ilvl="0">
       <w:startOverride w:val="1"/>
     </w:lvlOverride>
   </w:num>
   <w:num w:numId="2">
-    <w:abstractNumId w:val="0"/>
+    <w:abstractNumId w:val="1"/>
     <w:lvlOverride w:ilvl="0">
       <w:startOverride w:val="1"/>
     </w:lvlOverride>
@@ -25760,7 +26691,7 @@
     <w:autoRedefine/>
     <w:uiPriority w:val="39"/>
     <w:unhideWhenUsed/>
-    <w:rsid w:val="006830C3"/>
+    <w:rsid w:val="0028566C"/>
     <w:pPr>
       <w:spacing w:after="100"/>
     </w:pPr>
